--- a/graduation-thesis/QAI_Graduation_Thesis.docx
+++ b/graduation-thesis/QAI_Graduation_Thesis.docx
@@ -7029,6 +7029,46 @@
     </w:p>
     <w:p>
       <w:pPr>
+        <w:jc w:val="center"/>
+      </w:pPr>
+      <w:r>
+        <w:drawing>
+          <wp:inline xmlns:a="http://schemas.openxmlformats.org/drawingml/2006/main" xmlns:pic="http://schemas.openxmlformats.org/drawingml/2006/picture">
+            <wp:extent cx="5303520" cy="459843"/>
+            <wp:docPr id="1" name="Picture 1"/>
+            <wp:cNvGraphicFramePr>
+              <a:graphicFrameLocks noChangeAspect="1"/>
+            </wp:cNvGraphicFramePr>
+            <a:graphic>
+              <a:graphicData uri="http://schemas.openxmlformats.org/drawingml/2006/picture">
+                <pic:pic>
+                  <pic:nvPicPr>
+                    <pic:cNvPr id="0" name="07-use-case.png"/>
+                    <pic:cNvPicPr/>
+                  </pic:nvPicPr>
+                  <pic:blipFill>
+                    <a:blip r:embed="rId9"/>
+                    <a:stretch>
+                      <a:fillRect/>
+                    </a:stretch>
+                  </pic:blipFill>
+                  <pic:spPr>
+                    <a:xfrm>
+                      <a:off x="0" y="0"/>
+                      <a:ext cx="5303520" cy="459843"/>
+                    </a:xfrm>
+                    <a:prstGeom prst="rect"/>
+                  </pic:spPr>
+                </pic:pic>
+              </a:graphicData>
+            </a:graphic>
+          </wp:inline>
+        </w:drawing>
+      </w:r>
+    </w:p>
+    <w:p/>
+    <w:p>
+      <w:pPr>
         <w:pStyle w:val="Heading3"/>
       </w:pPr>
       <w:r>
@@ -7391,6 +7431,46 @@
         <w:t>3.5 System Context Diagram</w:t>
       </w:r>
     </w:p>
+    <w:p>
+      <w:pPr>
+        <w:jc w:val="center"/>
+      </w:pPr>
+      <w:r>
+        <w:drawing>
+          <wp:inline xmlns:a="http://schemas.openxmlformats.org/drawingml/2006/main" xmlns:pic="http://schemas.openxmlformats.org/drawingml/2006/picture">
+            <wp:extent cx="5303520" cy="8697052"/>
+            <wp:docPr id="2" name="Picture 2"/>
+            <wp:cNvGraphicFramePr>
+              <a:graphicFrameLocks noChangeAspect="1"/>
+            </wp:cNvGraphicFramePr>
+            <a:graphic>
+              <a:graphicData uri="http://schemas.openxmlformats.org/drawingml/2006/picture">
+                <pic:pic>
+                  <pic:nvPicPr>
+                    <pic:cNvPr id="0" name="08-c4-context.png"/>
+                    <pic:cNvPicPr/>
+                  </pic:nvPicPr>
+                  <pic:blipFill>
+                    <a:blip r:embed="rId10"/>
+                    <a:stretch>
+                      <a:fillRect/>
+                    </a:stretch>
+                  </pic:blipFill>
+                  <pic:spPr>
+                    <a:xfrm>
+                      <a:off x="0" y="0"/>
+                      <a:ext cx="5303520" cy="8697052"/>
+                    </a:xfrm>
+                    <a:prstGeom prst="rect"/>
+                  </pic:spPr>
+                </pic:pic>
+              </a:graphicData>
+            </a:graphic>
+          </wp:inline>
+        </w:drawing>
+      </w:r>
+    </w:p>
+    <w:p/>
     <w:p>
       <w:pPr>
         <w:pStyle w:val="NoSpacing"/>
@@ -7867,60 +7947,44 @@
     <w:p/>
     <w:p>
       <w:pPr>
-        <w:pStyle w:val="NoSpacing"/>
-        <w:spacing w:before="40" w:after="40"/>
-        <w:ind w:left="567"/>
-      </w:pPr>
-      <w:r>
-        <w:rPr>
-          <w:rFonts w:ascii="Consolas" w:hAnsi="Consolas"/>
-          <w:color w:val="1E1E1E"/>
-          <w:sz w:val="17"/>
-          <w:shd w:val="clear" w:fill="F5F5F5"/>
-        </w:rPr>
-        <w:t>┌─────────────────────────────────────────────────────────────────┐</w:t>
-        <w:br/>
-        <w:t>│                        CLIENT (Browser)                          │</w:t>
-        <w:br/>
-        <w:t>│  Next.js Pages • React Components • Zustand Store • PWA SW      │</w:t>
-        <w:br/>
-        <w:t>└───────────────┬──────────────────┬──────────────────────────────┘</w:t>
-        <w:br/>
-        <w:t xml:space="preserve">                │ HTTP              │ WebSocket</w:t>
-        <w:br/>
-        <w:t xml:space="preserve">    ┌───────────▼─────────┐   ┌────▼─────────────────────────┐</w:t>
-        <w:br/>
-        <w:t xml:space="preserve">    │  Next.js BFF Routes │   │  AI Study Coach (FastAPI)     │</w:t>
-        <w:br/>
-        <w:t xml:space="preserve">    │  /api/coach/*       │   │  /ws/coach                    │</w:t>
-        <w:br/>
-        <w:t xml:space="preserve">    │  /api/quiz/*        │   │  /ingest, /generate, /webhook │</w:t>
-        <w:br/>
-        <w:t xml:space="preserve">    └───────────┬─────────┘   └────┬────────┬────────────────┘</w:t>
-        <w:br/>
-        <w:t xml:space="preserve">                │ HTTP              │ HTTP   │ Embedding API</w:t>
-        <w:br/>
-        <w:t xml:space="preserve">    ┌───────────▼─────────┐   ┌────▼────┐  ┌▼────────────────┐</w:t>
-        <w:br/>
-        <w:t xml:space="preserve">    │  Spring Boot API    │   │Supabase │  │   LM Studio     │</w:t>
-        <w:br/>
-        <w:t xml:space="preserve">    │  /quiz, /question,  │   │pgvector │  │   (local LLM)   │</w:t>
-        <w:br/>
-        <w:t xml:space="preserve">    │  /take-quiz, etc.   │   └─────────┘  └─────────────────┘</w:t>
-        <w:br/>
-        <w:t xml:space="preserve">    └───────────┬─────────┘                        │</w:t>
-        <w:br/>
-        <w:t xml:space="preserve">                │ Firestore SDK                    ┌▼──────────┐</w:t>
-        <w:br/>
-        <w:t xml:space="preserve">    ┌───────────▼─────────┐                       │ DeepSeek  │</w:t>
-        <w:br/>
-        <w:t xml:space="preserve">    │  Google Firestore   │                       │ (cloud)   │</w:t>
-        <w:br/>
-        <w:t xml:space="preserve">    │  (NoSQL Database)   │                       └───────────┘</w:t>
-        <w:br/>
-        <w:t xml:space="preserve">    └─────────────────────┘</w:t>
-      </w:r>
-    </w:p>
+        <w:jc w:val="center"/>
+      </w:pPr>
+      <w:r>
+        <w:drawing>
+          <wp:inline xmlns:a="http://schemas.openxmlformats.org/drawingml/2006/main" xmlns:pic="http://schemas.openxmlformats.org/drawingml/2006/picture">
+            <wp:extent cx="5029200" cy="4631334"/>
+            <wp:docPr id="3" name="Picture 3"/>
+            <wp:cNvGraphicFramePr>
+              <a:graphicFrameLocks noChangeAspect="1"/>
+            </wp:cNvGraphicFramePr>
+            <a:graphic>
+              <a:graphicData uri="http://schemas.openxmlformats.org/drawingml/2006/picture">
+                <pic:pic>
+                  <pic:nvPicPr>
+                    <pic:cNvPr id="0" name="06-system-overview.png"/>
+                    <pic:cNvPicPr/>
+                  </pic:nvPicPr>
+                  <pic:blipFill>
+                    <a:blip r:embed="rId11"/>
+                    <a:stretch>
+                      <a:fillRect/>
+                    </a:stretch>
+                  </pic:blipFill>
+                  <pic:spPr>
+                    <a:xfrm>
+                      <a:off x="0" y="0"/>
+                      <a:ext cx="5029200" cy="4631334"/>
+                    </a:xfrm>
+                    <a:prstGeom prst="rect"/>
+                  </pic:spPr>
+                </pic:pic>
+              </a:graphicData>
+            </a:graphic>
+          </wp:inline>
+        </w:drawing>
+      </w:r>
+    </w:p>
+    <w:p/>
     <w:p>
       <w:pPr>
         <w:pStyle w:val="Heading2"/>
@@ -7929,6 +7993,46 @@
         <w:t>4.2 Service Responsibilities</w:t>
       </w:r>
     </w:p>
+    <w:p>
+      <w:pPr>
+        <w:jc w:val="center"/>
+      </w:pPr>
+      <w:r>
+        <w:drawing>
+          <wp:inline xmlns:a="http://schemas.openxmlformats.org/drawingml/2006/main" xmlns:pic="http://schemas.openxmlformats.org/drawingml/2006/picture">
+            <wp:extent cx="5303520" cy="10281944"/>
+            <wp:docPr id="4" name="Picture 4"/>
+            <wp:cNvGraphicFramePr>
+              <a:graphicFrameLocks noChangeAspect="1"/>
+            </wp:cNvGraphicFramePr>
+            <a:graphic>
+              <a:graphicData uri="http://schemas.openxmlformats.org/drawingml/2006/picture">
+                <pic:pic>
+                  <pic:nvPicPr>
+                    <pic:cNvPr id="0" name="09-c4-container.png"/>
+                    <pic:cNvPicPr/>
+                  </pic:nvPicPr>
+                  <pic:blipFill>
+                    <a:blip r:embed="rId12"/>
+                    <a:stretch>
+                      <a:fillRect/>
+                    </a:stretch>
+                  </pic:blipFill>
+                  <pic:spPr>
+                    <a:xfrm>
+                      <a:off x="0" y="0"/>
+                      <a:ext cx="5303520" cy="10281944"/>
+                    </a:xfrm>
+                    <a:prstGeom prst="rect"/>
+                  </pic:spPr>
+                </pic:pic>
+              </a:graphicData>
+            </a:graphic>
+          </wp:inline>
+        </w:drawing>
+      </w:r>
+    </w:p>
+    <w:p/>
     <w:p>
       <w:pPr>
         <w:pStyle w:val="Heading3"/>
@@ -8834,6 +8938,46 @@
     </w:p>
     <w:p>
       <w:pPr>
+        <w:jc w:val="center"/>
+      </w:pPr>
+      <w:r>
+        <w:drawing>
+          <wp:inline xmlns:a="http://schemas.openxmlformats.org/drawingml/2006/main" xmlns:pic="http://schemas.openxmlformats.org/drawingml/2006/picture">
+            <wp:extent cx="5303520" cy="3728558"/>
+            <wp:docPr id="5" name="Picture 5"/>
+            <wp:cNvGraphicFramePr>
+              <a:graphicFrameLocks noChangeAspect="1"/>
+            </wp:cNvGraphicFramePr>
+            <a:graphic>
+              <a:graphicData uri="http://schemas.openxmlformats.org/drawingml/2006/picture">
+                <pic:pic>
+                  <pic:nvPicPr>
+                    <pic:cNvPr id="0" name="11-auth-sequence.png"/>
+                    <pic:cNvPicPr/>
+                  </pic:nvPicPr>
+                  <pic:blipFill>
+                    <a:blip r:embed="rId13"/>
+                    <a:stretch>
+                      <a:fillRect/>
+                    </a:stretch>
+                  </pic:blipFill>
+                  <pic:spPr>
+                    <a:xfrm>
+                      <a:off x="0" y="0"/>
+                      <a:ext cx="5303520" cy="3728558"/>
+                    </a:xfrm>
+                    <a:prstGeom prst="rect"/>
+                  </pic:spPr>
+                </pic:pic>
+              </a:graphicData>
+            </a:graphic>
+          </wp:inline>
+        </w:drawing>
+      </w:r>
+    </w:p>
+    <w:p/>
+    <w:p>
+      <w:pPr>
         <w:pStyle w:val="Heading3"/>
       </w:pPr>
       <w:r>
@@ -9006,6 +9150,46 @@
         <w:t>4.6 Deployment Architecture</w:t>
       </w:r>
     </w:p>
+    <w:p>
+      <w:pPr>
+        <w:jc w:val="center"/>
+      </w:pPr>
+      <w:r>
+        <w:drawing>
+          <wp:inline xmlns:a="http://schemas.openxmlformats.org/drawingml/2006/main" xmlns:pic="http://schemas.openxmlformats.org/drawingml/2006/picture">
+            <wp:extent cx="5303520" cy="2893177"/>
+            <wp:docPr id="6" name="Picture 6"/>
+            <wp:cNvGraphicFramePr>
+              <a:graphicFrameLocks noChangeAspect="1"/>
+            </wp:cNvGraphicFramePr>
+            <a:graphic>
+              <a:graphicData uri="http://schemas.openxmlformats.org/drawingml/2006/picture">
+                <pic:pic>
+                  <pic:nvPicPr>
+                    <pic:cNvPr id="0" name="10-deployment.png"/>
+                    <pic:cNvPicPr/>
+                  </pic:nvPicPr>
+                  <pic:blipFill>
+                    <a:blip r:embed="rId14"/>
+                    <a:stretch>
+                      <a:fillRect/>
+                    </a:stretch>
+                  </pic:blipFill>
+                  <pic:spPr>
+                    <a:xfrm>
+                      <a:off x="0" y="0"/>
+                      <a:ext cx="5303520" cy="2893177"/>
+                    </a:xfrm>
+                    <a:prstGeom prst="rect"/>
+                  </pic:spPr>
+                </pic:pic>
+              </a:graphicData>
+            </a:graphic>
+          </wp:inline>
+        </w:drawing>
+      </w:r>
+    </w:p>
+    <w:p/>
     <w:p>
       <w:pPr>
         <w:pStyle w:val="NoSpacing"/>
@@ -9340,6 +9524,46 @@
         <w:t>4.8 Database Design</w:t>
       </w:r>
     </w:p>
+    <w:p>
+      <w:pPr>
+        <w:jc w:val="center"/>
+      </w:pPr>
+      <w:r>
+        <w:drawing>
+          <wp:inline xmlns:a="http://schemas.openxmlformats.org/drawingml/2006/main" xmlns:pic="http://schemas.openxmlformats.org/drawingml/2006/picture">
+            <wp:extent cx="5303520" cy="4372338"/>
+            <wp:docPr id="7" name="Picture 7"/>
+            <wp:cNvGraphicFramePr>
+              <a:graphicFrameLocks noChangeAspect="1"/>
+            </wp:cNvGraphicFramePr>
+            <a:graphic>
+              <a:graphicData uri="http://schemas.openxmlformats.org/drawingml/2006/picture">
+                <pic:pic>
+                  <pic:nvPicPr>
+                    <pic:cNvPr id="0" name="12-er-diagram.png"/>
+                    <pic:cNvPicPr/>
+                  </pic:nvPicPr>
+                  <pic:blipFill>
+                    <a:blip r:embed="rId15"/>
+                    <a:stretch>
+                      <a:fillRect/>
+                    </a:stretch>
+                  </pic:blipFill>
+                  <pic:spPr>
+                    <a:xfrm>
+                      <a:off x="0" y="0"/>
+                      <a:ext cx="5303520" cy="4372338"/>
+                    </a:xfrm>
+                    <a:prstGeom prst="rect"/>
+                  </pic:spPr>
+                </pic:pic>
+              </a:graphicData>
+            </a:graphic>
+          </wp:inline>
+        </w:drawing>
+      </w:r>
+    </w:p>
+    <w:p/>
     <w:p>
       <w:pPr>
         <w:pStyle w:val="Heading3"/>
@@ -16284,6 +16508,46 @@
         <w:t>4.11 AI Coach Architecture</w:t>
       </w:r>
     </w:p>
+    <w:p>
+      <w:pPr>
+        <w:jc w:val="center"/>
+      </w:pPr>
+      <w:r>
+        <w:drawing>
+          <wp:inline xmlns:a="http://schemas.openxmlformats.org/drawingml/2006/main" xmlns:pic="http://schemas.openxmlformats.org/drawingml/2006/picture">
+            <wp:extent cx="5303520" cy="7116067"/>
+            <wp:docPr id="8" name="Picture 8"/>
+            <wp:cNvGraphicFramePr>
+              <a:graphicFrameLocks noChangeAspect="1"/>
+            </wp:cNvGraphicFramePr>
+            <a:graphic>
+              <a:graphicData uri="http://schemas.openxmlformats.org/drawingml/2006/picture">
+                <pic:pic>
+                  <pic:nvPicPr>
+                    <pic:cNvPr id="0" name="13-ai-coach-component.png"/>
+                    <pic:cNvPicPr/>
+                  </pic:nvPicPr>
+                  <pic:blipFill>
+                    <a:blip r:embed="rId16"/>
+                    <a:stretch>
+                      <a:fillRect/>
+                    </a:stretch>
+                  </pic:blipFill>
+                  <pic:spPr>
+                    <a:xfrm>
+                      <a:off x="0" y="0"/>
+                      <a:ext cx="5303520" cy="7116067"/>
+                    </a:xfrm>
+                    <a:prstGeom prst="rect"/>
+                  </pic:spPr>
+                </pic:pic>
+              </a:graphicData>
+            </a:graphic>
+          </wp:inline>
+        </w:drawing>
+      </w:r>
+    </w:p>
+    <w:p/>
     <w:p>
       <w:r>
         <w:t>The AI Study Coach follows a layered design separating protocol handling, routing, capability execution, and tool invocation:</w:t>
@@ -17504,6 +17768,46 @@
     </w:p>
     <w:p>
       <w:pPr>
+        <w:jc w:val="center"/>
+      </w:pPr>
+      <w:r>
+        <w:drawing>
+          <wp:inline xmlns:a="http://schemas.openxmlformats.org/drawingml/2006/main" xmlns:pic="http://schemas.openxmlformats.org/drawingml/2006/picture">
+            <wp:extent cx="5303520" cy="15544057"/>
+            <wp:docPr id="9" name="Picture 9"/>
+            <wp:cNvGraphicFramePr>
+              <a:graphicFrameLocks noChangeAspect="1"/>
+            </wp:cNvGraphicFramePr>
+            <a:graphic>
+              <a:graphicData uri="http://schemas.openxmlformats.org/drawingml/2006/picture">
+                <pic:pic>
+                  <pic:nvPicPr>
+                    <pic:cNvPr id="0" name="14-ingestion-activity.png"/>
+                    <pic:cNvPicPr/>
+                  </pic:nvPicPr>
+                  <pic:blipFill>
+                    <a:blip r:embed="rId17"/>
+                    <a:stretch>
+                      <a:fillRect/>
+                    </a:stretch>
+                  </pic:blipFill>
+                  <pic:spPr>
+                    <a:xfrm>
+                      <a:off x="0" y="0"/>
+                      <a:ext cx="5303520" cy="15544057"/>
+                    </a:xfrm>
+                    <a:prstGeom prst="rect"/>
+                  </pic:spPr>
+                </pic:pic>
+              </a:graphicData>
+            </a:graphic>
+          </wp:inline>
+        </w:drawing>
+      </w:r>
+    </w:p>
+    <w:p/>
+    <w:p>
+      <w:pPr>
         <w:pStyle w:val="Heading3"/>
       </w:pPr>
       <w:r>
@@ -17733,6 +18037,46 @@
         <w:t>4.13 Spaced Repetition Algorithm</w:t>
       </w:r>
     </w:p>
+    <w:p>
+      <w:pPr>
+        <w:jc w:val="center"/>
+      </w:pPr>
+      <w:r>
+        <w:drawing>
+          <wp:inline xmlns:a="http://schemas.openxmlformats.org/drawingml/2006/main" xmlns:pic="http://schemas.openxmlformats.org/drawingml/2006/picture">
+            <wp:extent cx="5303520" cy="12046157"/>
+            <wp:docPr id="10" name="Picture 10"/>
+            <wp:cNvGraphicFramePr>
+              <a:graphicFrameLocks noChangeAspect="1"/>
+            </wp:cNvGraphicFramePr>
+            <a:graphic>
+              <a:graphicData uri="http://schemas.openxmlformats.org/drawingml/2006/picture">
+                <pic:pic>
+                  <pic:nvPicPr>
+                    <pic:cNvPr id="0" name="16-sm2-activity.png"/>
+                    <pic:cNvPicPr/>
+                  </pic:nvPicPr>
+                  <pic:blipFill>
+                    <a:blip r:embed="rId18"/>
+                    <a:stretch>
+                      <a:fillRect/>
+                    </a:stretch>
+                  </pic:blipFill>
+                  <pic:spPr>
+                    <a:xfrm>
+                      <a:off x="0" y="0"/>
+                      <a:ext cx="5303520" cy="12046157"/>
+                    </a:xfrm>
+                    <a:prstGeom prst="rect"/>
+                  </pic:spPr>
+                </pic:pic>
+              </a:graphicData>
+            </a:graphic>
+          </wp:inline>
+        </w:drawing>
+      </w:r>
+    </w:p>
+    <w:p/>
     <w:p>
       <w:pPr>
         <w:pStyle w:val="Heading3"/>
@@ -18440,6 +18784,46 @@
     </w:p>
     <w:p>
       <w:pPr>
+        <w:jc w:val="center"/>
+      </w:pPr>
+      <w:r>
+        <w:drawing>
+          <wp:inline xmlns:a="http://schemas.openxmlformats.org/drawingml/2006/main" xmlns:pic="http://schemas.openxmlformats.org/drawingml/2006/picture">
+            <wp:extent cx="5303520" cy="15167161"/>
+            <wp:docPr id="11" name="Picture 11"/>
+            <wp:cNvGraphicFramePr>
+              <a:graphicFrameLocks noChangeAspect="1"/>
+            </wp:cNvGraphicFramePr>
+            <a:graphic>
+              <a:graphicData uri="http://schemas.openxmlformats.org/drawingml/2006/picture">
+                <pic:pic>
+                  <pic:nvPicPr>
+                    <pic:cNvPr id="0" name="19-question-generation-flow.png"/>
+                    <pic:cNvPicPr/>
+                  </pic:nvPicPr>
+                  <pic:blipFill>
+                    <a:blip r:embed="rId19"/>
+                    <a:stretch>
+                      <a:fillRect/>
+                    </a:stretch>
+                  </pic:blipFill>
+                  <pic:spPr>
+                    <a:xfrm>
+                      <a:off x="0" y="0"/>
+                      <a:ext cx="5303520" cy="15167161"/>
+                    </a:xfrm>
+                    <a:prstGeom prst="rect"/>
+                  </pic:spPr>
+                </pic:pic>
+              </a:graphicData>
+            </a:graphic>
+          </wp:inline>
+        </w:drawing>
+      </w:r>
+    </w:p>
+    <w:p/>
+    <w:p>
+      <w:pPr>
         <w:pStyle w:val="Heading3"/>
       </w:pPr>
       <w:r>
@@ -19263,6 +19647,46 @@
     </w:p>
     <w:p>
       <w:pPr>
+        <w:jc w:val="center"/>
+      </w:pPr>
+      <w:r>
+        <w:drawing>
+          <wp:inline xmlns:a="http://schemas.openxmlformats.org/drawingml/2006/main" xmlns:pic="http://schemas.openxmlformats.org/drawingml/2006/picture">
+            <wp:extent cx="5303520" cy="3755383"/>
+            <wp:docPr id="12" name="Picture 12"/>
+            <wp:cNvGraphicFramePr>
+              <a:graphicFrameLocks noChangeAspect="1"/>
+            </wp:cNvGraphicFramePr>
+            <a:graphic>
+              <a:graphicData uri="http://schemas.openxmlformats.org/drawingml/2006/picture">
+                <pic:pic>
+                  <pic:nvPicPr>
+                    <pic:cNvPr id="0" name="18-spring-component.png"/>
+                    <pic:cNvPicPr/>
+                  </pic:nvPicPr>
+                  <pic:blipFill>
+                    <a:blip r:embed="rId20"/>
+                    <a:stretch>
+                      <a:fillRect/>
+                    </a:stretch>
+                  </pic:blipFill>
+                  <pic:spPr>
+                    <a:xfrm>
+                      <a:off x="0" y="0"/>
+                      <a:ext cx="5303520" cy="3755383"/>
+                    </a:xfrm>
+                    <a:prstGeom prst="rect"/>
+                  </pic:spPr>
+                </pic:pic>
+              </a:graphicData>
+            </a:graphic>
+          </wp:inline>
+        </w:drawing>
+      </w:r>
+    </w:p>
+    <w:p/>
+    <w:p>
+      <w:pPr>
         <w:pStyle w:val="NoSpacing"/>
         <w:spacing w:before="40" w:after="40"/>
         <w:ind w:left="567"/>
@@ -19544,6 +19968,46 @@
         <w:t>5.5 Webhook Integration</w:t>
       </w:r>
     </w:p>
+    <w:p>
+      <w:pPr>
+        <w:jc w:val="center"/>
+      </w:pPr>
+      <w:r>
+        <w:drawing>
+          <wp:inline xmlns:a="http://schemas.openxmlformats.org/drawingml/2006/main" xmlns:pic="http://schemas.openxmlformats.org/drawingml/2006/picture">
+            <wp:extent cx="5303520" cy="5004622"/>
+            <wp:docPr id="13" name="Picture 13"/>
+            <wp:cNvGraphicFramePr>
+              <a:graphicFrameLocks noChangeAspect="1"/>
+            </wp:cNvGraphicFramePr>
+            <a:graphic>
+              <a:graphicData uri="http://schemas.openxmlformats.org/drawingml/2006/picture">
+                <pic:pic>
+                  <pic:nvPicPr>
+                    <pic:cNvPr id="0" name="17-quiz-gameplay-sequence.png"/>
+                    <pic:cNvPicPr/>
+                  </pic:nvPicPr>
+                  <pic:blipFill>
+                    <a:blip r:embed="rId21"/>
+                    <a:stretch>
+                      <a:fillRect/>
+                    </a:stretch>
+                  </pic:blipFill>
+                  <pic:spPr>
+                    <a:xfrm>
+                      <a:off x="0" y="0"/>
+                      <a:ext cx="5303520" cy="5004622"/>
+                    </a:xfrm>
+                    <a:prstGeom prst="rect"/>
+                  </pic:spPr>
+                </pic:pic>
+              </a:graphicData>
+            </a:graphic>
+          </wp:inline>
+        </w:drawing>
+      </w:r>
+    </w:p>
+    <w:p/>
     <w:p>
       <w:r>
         <w:t xml:space="preserve">When a quiz is completed, </w:t>
@@ -21614,6 +22078,46 @@
     </w:p>
     <w:p>
       <w:pPr>
+        <w:jc w:val="center"/>
+      </w:pPr>
+      <w:r>
+        <w:drawing>
+          <wp:inline xmlns:a="http://schemas.openxmlformats.org/drawingml/2006/main" xmlns:pic="http://schemas.openxmlformats.org/drawingml/2006/picture">
+            <wp:extent cx="5303520" cy="3728558"/>
+            <wp:docPr id="14" name="Picture 14"/>
+            <wp:cNvGraphicFramePr>
+              <a:graphicFrameLocks noChangeAspect="1"/>
+            </wp:cNvGraphicFramePr>
+            <a:graphic>
+              <a:graphicData uri="http://schemas.openxmlformats.org/drawingml/2006/picture">
+                <pic:pic>
+                  <pic:nvPicPr>
+                    <pic:cNvPr id="0" name="11-auth-sequence.png"/>
+                    <pic:cNvPicPr/>
+                  </pic:nvPicPr>
+                  <pic:blipFill>
+                    <a:blip r:embed="rId13"/>
+                    <a:stretch>
+                      <a:fillRect/>
+                    </a:stretch>
+                  </pic:blipFill>
+                  <pic:spPr>
+                    <a:xfrm>
+                      <a:off x="0" y="0"/>
+                      <a:ext cx="5303520" cy="3728558"/>
+                    </a:xfrm>
+                    <a:prstGeom prst="rect"/>
+                  </pic:spPr>
+                </pic:pic>
+              </a:graphicData>
+            </a:graphic>
+          </wp:inline>
+        </w:drawing>
+      </w:r>
+    </w:p>
+    <w:p/>
+    <w:p>
+      <w:pPr>
         <w:pStyle w:val="Heading3"/>
       </w:pPr>
       <w:r>
@@ -23400,6 +23904,46 @@
         <w:t>5.22 Document Ingestion Pipeline</w:t>
       </w:r>
     </w:p>
+    <w:p>
+      <w:pPr>
+        <w:jc w:val="center"/>
+      </w:pPr>
+      <w:r>
+        <w:drawing>
+          <wp:inline xmlns:a="http://schemas.openxmlformats.org/drawingml/2006/main" xmlns:pic="http://schemas.openxmlformats.org/drawingml/2006/picture">
+            <wp:extent cx="5303520" cy="15544057"/>
+            <wp:docPr id="15" name="Picture 15"/>
+            <wp:cNvGraphicFramePr>
+              <a:graphicFrameLocks noChangeAspect="1"/>
+            </wp:cNvGraphicFramePr>
+            <a:graphic>
+              <a:graphicData uri="http://schemas.openxmlformats.org/drawingml/2006/picture">
+                <pic:pic>
+                  <pic:nvPicPr>
+                    <pic:cNvPr id="0" name="14-ingestion-activity.png"/>
+                    <pic:cNvPicPr/>
+                  </pic:nvPicPr>
+                  <pic:blipFill>
+                    <a:blip r:embed="rId17"/>
+                    <a:stretch>
+                      <a:fillRect/>
+                    </a:stretch>
+                  </pic:blipFill>
+                  <pic:spPr>
+                    <a:xfrm>
+                      <a:off x="0" y="0"/>
+                      <a:ext cx="5303520" cy="15544057"/>
+                    </a:xfrm>
+                    <a:prstGeom prst="rect"/>
+                  </pic:spPr>
+                </pic:pic>
+              </a:graphicData>
+            </a:graphic>
+          </wp:inline>
+        </w:drawing>
+      </w:r>
+    </w:p>
+    <w:p/>
     <w:p>
       <w:r>
         <w:t>The ingestion route (</w:t>
@@ -28116,148 +28660,44 @@
     </w:p>
     <w:p>
       <w:pPr>
-        <w:pStyle w:val="NoSpacing"/>
-        <w:spacing w:before="40" w:after="40"/>
-        <w:ind w:left="567"/>
-      </w:pPr>
-      <w:r>
-        <w:rPr>
-          <w:rFonts w:ascii="Consolas" w:hAnsi="Consolas"/>
-          <w:color w:val="1E1E1E"/>
-          <w:sz w:val="17"/>
-          <w:shd w:val="clear" w:fill="F5F5F5"/>
-        </w:rPr>
-        <w:t>┌─────────────────────────────────────────────────────────────────────────────┐</w:t>
-        <w:br/>
-        <w:t>│                              CLIENT LAYER                                    │</w:t>
-        <w:br/>
-        <w:t>│                                                                             │</w:t>
-        <w:br/>
-        <w:t>│   ┌─────────────────────────────────────────────────────────────────────┐   │</w:t>
-        <w:br/>
-        <w:t>│   │                    Next.js Frontend (Port 3000)                      │   │</w:t>
-        <w:br/>
-        <w:t>│   │                                                                     │   │</w:t>
-        <w:br/>
-        <w:t>│   │   ┌──────────┐  ┌──────────┐  ┌──────────┐  ┌──────────────────┐   │   │</w:t>
-        <w:br/>
-        <w:t>│   │   │  Pages   │  │Components│  │  Store   │  │  Service Worker  │   │   │</w:t>
-        <w:br/>
-        <w:t>│   │   │(SSR/CSR) │  │ (React)  │  │(Zustand) │  │  (PWA Cache)     │   │   │</w:t>
-        <w:br/>
-        <w:t>│   │   └──────────┘  └──────────┘  └──────────┘  └──────────────────┘   │   │</w:t>
-        <w:br/>
-        <w:t>│   │                                                                     │   │</w:t>
-        <w:br/>
-        <w:t>│   │   ┌─────────────────────────────────────────────────────────────┐   │   │</w:t>
-        <w:br/>
-        <w:t>│   │   │              BFF API Routes (/api/*)                         │   │   │</w:t>
-        <w:br/>
-        <w:t>│   │   │   Token verification │ Secret injection │ Request proxying   │   │   │</w:t>
-        <w:br/>
-        <w:t>│   │   └─────────────────────────────────────────────────────────────┘   │   │</w:t>
-        <w:br/>
-        <w:t>│   └─────────────────────────────────────────────────────────────────────┘   │</w:t>
-        <w:br/>
-        <w:t>│                                                                             │</w:t>
-        <w:br/>
-        <w:t>└───────────────────────┬──────────────────────┬──────────────────────────────┘</w:t>
-        <w:br/>
-        <w:t xml:space="preserve">                        │ REST                  │ WebSocket</w:t>
-        <w:br/>
-        <w:t xml:space="preserve">                        ▼                       ▼</w:t>
-        <w:br/>
-        <w:t>┌─────────────────────────────────┐  ┌──────────────────────────────────────┐</w:t>
-        <w:br/>
-        <w:t>│    SERVICE LAYER                │  │    AI SERVICE LAYER                   │</w:t>
-        <w:br/>
-        <w:t>│                                 │  │                                      │</w:t>
-        <w:br/>
-        <w:t>│  Spring Boot Backend (8080)     │  │  FastAPI AI Coach (8000)             │</w:t>
-        <w:br/>
-        <w:t>│                                 │  │                                      │</w:t>
-        <w:br/>
-        <w:t>│  ┌───────────────────────────┐  │  │  ┌──────────────────────────────┐   │</w:t>
-        <w:br/>
-        <w:t>│  │ Controllers               │  │  │  │ WebSocket Handler            │   │</w:t>
-        <w:br/>
-        <w:t>│  │ Quiz│Question│TakeQuiz    │  │  │  │ (Streaming Chat)             │   │</w:t>
-        <w:br/>
-        <w:t>│  │ Review│Notification│User  │  │  │  └──────────────────────────────┘   │</w:t>
-        <w:br/>
-        <w:t>│  └───────────────────────────┘  │  │                                      │</w:t>
-        <w:br/>
-        <w:t>│  ┌───────────────────────────┐  │  │  ┌──────────────────────────────┐   │</w:t>
-        <w:br/>
-        <w:t>│  │ Services                  │  │  │  │ Router → Capabilities        │   │</w:t>
-        <w:br/>
-        <w:t>│  │ Business logic + Webhook  │  │  │  │ Chat│Agentic│LiteOrchestrator│   │</w:t>
-        <w:br/>
-        <w:t>│  └───────────────────────────┘  │  │  └──────────────────────────────┘   │</w:t>
-        <w:br/>
-        <w:t>│  ┌───────────────────────────┐  │  │  ┌──────────────────────────────┐   │</w:t>
-        <w:br/>
-        <w:t>│  │ Models (Firestore)        │  │  │  │ Tools                        │   │</w:t>
-        <w:br/>
-        <w:t>│  │ Quiz│Question│Review etc. │  │  │  │ History│RAG│Search│Reason    │   │</w:t>
-        <w:br/>
-        <w:t>│  └───────────────────────────┘  │  │  └──────────────────────────────┘   │</w:t>
-        <w:br/>
-        <w:t>│                                 │  │  ┌──────────────────────────────┐   │</w:t>
-        <w:br/>
-        <w:t>│                                 │  │  │ Routes (REST)                │   │</w:t>
-        <w:br/>
-        <w:t>│                                 │  │  │ /ingest │ /generate │/webhook│   │</w:t>
-        <w:br/>
-        <w:t>│                                 │  │  └──────────────────────────────┘   │</w:t>
-        <w:br/>
-        <w:t>│                                 │  │  ┌──────────────────────────────┐   │</w:t>
-        <w:br/>
-        <w:t>│                                 │  │  │ Learning                     │   │</w:t>
-        <w:br/>
-        <w:t>│                                 │  │  │ SM-2│Progress│Scheduler      │   │</w:t>
-        <w:br/>
-        <w:t>│                                 │  │  └──────────────────────────────┘   │</w:t>
-        <w:br/>
-        <w:t>└────────────────┬────────────────┘  └──────────┬────────────┬─────────────┘</w:t>
-        <w:br/>
-        <w:t xml:space="preserve">                 │                               │            │</w:t>
-        <w:br/>
-        <w:t xml:space="preserve">                 ▼                               ▼            ▼</w:t>
-        <w:br/>
-        <w:t>┌─────────────────────────────────┐  ┌───────────────┐  ┌────────────────┐</w:t>
-        <w:br/>
-        <w:t>│         DATA LAYER              │  │  VECTOR LAYER │  │   LLM LAYER    │</w:t>
-        <w:br/>
-        <w:t>│                                 │  │               │  │                │</w:t>
-        <w:br/>
-        <w:t>│  Google Cloud Firestore         │  │  Supabase     │  │  LM Studio     │</w:t>
-        <w:br/>
-        <w:t>│  ├── quizzes                    │  │  pgvector     │  │  (Local, 1234) │</w:t>
-        <w:br/>
-        <w:t>│  ├── questions                  │  │               │  │                │</w:t>
-        <w:br/>
-        <w:t>│  ├── take_quizzes               │  │  ┌─────────┐ │  │  DeepSeek API  │</w:t>
-        <w:br/>
-        <w:t>│  ├── take_questions             │  │  │documents│ │  │  (Cloud)       │</w:t>
-        <w:br/>
-        <w:t>│  ├── review_schedule            │  │  │embedding│ │  │                │</w:t>
-        <w:br/>
-        <w:t>│  ├── notifications              │  │  │kb_id    │ │  │  DuckDuckGo    │</w:t>
-        <w:br/>
-        <w:t>│  ├── users                      │  │  └─────────┘ │  │  (Web Search)  │</w:t>
-        <w:br/>
-        <w:t>│  └── users/{uid}/documents      │  │               │  │                │</w:t>
-        <w:br/>
-        <w:t>│                                 │  │               │  │                │</w:t>
-        <w:br/>
-        <w:t>│  Firebase Authentication        │  │               │  │                │</w:t>
-        <w:br/>
-        <w:t>│  (JWT tokens, OAuth providers)  │  │               │  │                │</w:t>
-        <w:br/>
-        <w:t>└─────────────────────────────────┘  └───────────────┘  └────────────────┘</w:t>
-      </w:r>
-    </w:p>
+        <w:jc w:val="center"/>
+      </w:pPr>
+      <w:r>
+        <w:drawing>
+          <wp:inline xmlns:a="http://schemas.openxmlformats.org/drawingml/2006/main" xmlns:pic="http://schemas.openxmlformats.org/drawingml/2006/picture">
+            <wp:extent cx="5029200" cy="1809493"/>
+            <wp:docPr id="16" name="Picture 16"/>
+            <wp:cNvGraphicFramePr>
+              <a:graphicFrameLocks noChangeAspect="1"/>
+            </wp:cNvGraphicFramePr>
+            <a:graphic>
+              <a:graphicData uri="http://schemas.openxmlformats.org/drawingml/2006/picture">
+                <pic:pic>
+                  <pic:nvPicPr>
+                    <pic:cNvPr id="0" name="01-high-level-architecture.png"/>
+                    <pic:cNvPicPr/>
+                  </pic:nvPicPr>
+                  <pic:blipFill>
+                    <a:blip r:embed="rId22"/>
+                    <a:stretch>
+                      <a:fillRect/>
+                    </a:stretch>
+                  </pic:blipFill>
+                  <pic:spPr>
+                    <a:xfrm>
+                      <a:off x="0" y="0"/>
+                      <a:ext cx="5029200" cy="1809493"/>
+                    </a:xfrm>
+                    <a:prstGeom prst="rect"/>
+                  </pic:spPr>
+                </pic:pic>
+              </a:graphicData>
+            </a:graphic>
+          </wp:inline>
+        </w:drawing>
+      </w:r>
+    </w:p>
+    <w:p/>
     <w:p>
       <w:pPr>
         <w:pStyle w:val="Heading2"/>
@@ -28268,72 +28708,44 @@
     </w:p>
     <w:p>
       <w:pPr>
-        <w:pStyle w:val="NoSpacing"/>
-        <w:spacing w:before="40" w:after="40"/>
-        <w:ind w:left="567"/>
-      </w:pPr>
-      <w:r>
-        <w:rPr>
-          <w:rFonts w:ascii="Consolas" w:hAnsi="Consolas"/>
-          <w:color w:val="1E1E1E"/>
-          <w:sz w:val="17"/>
-          <w:shd w:val="clear" w:fill="F5F5F5"/>
-        </w:rPr>
-        <w:t>Client                    AI Coach (FastAPI)              LLM Provider</w:t>
-        <w:br/>
-        <w:t xml:space="preserve">  │                            │                              │</w:t>
-        <w:br/>
-        <w:t xml:space="preserve">  │─── WebSocket Connect ─────►│                              │</w:t>
-        <w:br/>
-        <w:t xml:space="preserve">  │◄── Connection Accepted ────│                              │</w:t>
-        <w:br/>
-        <w:t xml:space="preserve">  │                            │                              │</w:t>
-        <w:br/>
-        <w:t xml:space="preserve">  │─── session_start ─────────►│                              │</w:t>
-        <w:br/>
-        <w:t xml:space="preserve">  │    {tier, mode, user_id}   │                              │</w:t>
-        <w:br/>
-        <w:t xml:space="preserve">  │◄── session_ack ───────────│                              │</w:t>
-        <w:br/>
-        <w:t xml:space="preserve">  │    {tools, session_id}     │                              │</w:t>
-        <w:br/>
-        <w:t xml:space="preserve">  │                            │                              │</w:t>
-        <w:br/>
-        <w:t xml:space="preserve">  │─── user_message ──────────►│                              │</w:t>
-        <w:br/>
-        <w:t xml:space="preserve">  │    "What are my weaknesses?"│                              │</w:t>
-        <w:br/>
-        <w:t xml:space="preserve">  │                            │─── POST /chat/completions ──►│</w:t>
-        <w:br/>
-        <w:t xml:space="preserve">  │◄── stage(thinking,start) ──│                              │</w:t>
-        <w:br/>
-        <w:t xml:space="preserve">  │                            │◄── tool_call: quiz_history ──│</w:t>
-        <w:br/>
-        <w:t xml:space="preserve">  │◄── tool(quiz_history,call)─│                              │</w:t>
-        <w:br/>
-        <w:t xml:space="preserve">  │                            │── Execute tool ──►           │</w:t>
-        <w:br/>
-        <w:t xml:space="preserve">  │◄── tool(quiz_history,ok) ──│                              │</w:t>
-        <w:br/>
-        <w:t xml:space="preserve">  │                            │                              │</w:t>
-        <w:br/>
-        <w:t xml:space="preserve">  │                            │─── POST (with tool result) ─►│</w:t>
-        <w:br/>
-        <w:t xml:space="preserve">  │◄── stage(thinking,end) ───│                              │</w:t>
-        <w:br/>
-        <w:t xml:space="preserve">  │◄── content("Based") ──────│◄── stream chunk ─────────────│</w:t>
-        <w:br/>
-        <w:t xml:space="preserve">  │◄── content(" on") ────────│◄── stream chunk ─────────────│</w:t>
-        <w:br/>
-        <w:t xml:space="preserve">  │◄── content(" your") ──────│◄── stream chunk ─────────────│</w:t>
-        <w:br/>
-        <w:t xml:space="preserve">  │     ...                    │     ...                       │</w:t>
-        <w:br/>
-        <w:t xml:space="preserve">  │◄── done ──────────────────│                              │</w:t>
-        <w:br/>
-        <w:t xml:space="preserve">  │                            │                              │</w:t>
-      </w:r>
-    </w:p>
+        <w:jc w:val="center"/>
+      </w:pPr>
+      <w:r>
+        <w:drawing>
+          <wp:inline xmlns:a="http://schemas.openxmlformats.org/drawingml/2006/main" xmlns:pic="http://schemas.openxmlformats.org/drawingml/2006/picture">
+            <wp:extent cx="5029200" cy="5646392"/>
+            <wp:docPr id="17" name="Picture 17"/>
+            <wp:cNvGraphicFramePr>
+              <a:graphicFrameLocks noChangeAspect="1"/>
+            </wp:cNvGraphicFramePr>
+            <a:graphic>
+              <a:graphicData uri="http://schemas.openxmlformats.org/drawingml/2006/picture">
+                <pic:pic>
+                  <pic:nvPicPr>
+                    <pic:cNvPr id="0" name="02-websocket-sequence.png"/>
+                    <pic:cNvPicPr/>
+                  </pic:nvPicPr>
+                  <pic:blipFill>
+                    <a:blip r:embed="rId23"/>
+                    <a:stretch>
+                      <a:fillRect/>
+                    </a:stretch>
+                  </pic:blipFill>
+                  <pic:spPr>
+                    <a:xfrm>
+                      <a:off x="0" y="0"/>
+                      <a:ext cx="5029200" cy="5646392"/>
+                    </a:xfrm>
+                    <a:prstGeom prst="rect"/>
+                  </pic:spPr>
+                </pic:pic>
+              </a:graphicData>
+            </a:graphic>
+          </wp:inline>
+        </w:drawing>
+      </w:r>
+    </w:p>
+    <w:p/>
     <w:p>
       <w:pPr>
         <w:pStyle w:val="Heading2"/>
@@ -28344,62 +28756,44 @@
     </w:p>
     <w:p>
       <w:pPr>
-        <w:pStyle w:val="NoSpacing"/>
-        <w:spacing w:before="40" w:after="40"/>
-        <w:ind w:left="567"/>
-      </w:pPr>
-      <w:r>
-        <w:rPr>
-          <w:rFonts w:ascii="Consolas" w:hAnsi="Consolas"/>
-          <w:color w:val="1E1E1E"/>
-          <w:sz w:val="17"/>
-          <w:shd w:val="clear" w:fill="F5F5F5"/>
-        </w:rPr>
-        <w:t>Student              Frontend           Spring Boot        AI Coach</w:t>
-        <w:br/>
-        <w:t xml:space="preserve">  │                    │                    │                  │</w:t>
-        <w:br/>
-        <w:t xml:space="preserve">  │── Submit Answer ──►│                    │                  │</w:t>
-        <w:br/>
-        <w:t xml:space="preserve">  │                    │── POST answer ────►│                  │</w:t>
-        <w:br/>
-        <w:t xml:space="preserve">  │                    │                    │── Validate ──►   │</w:t>
-        <w:br/>
-        <w:t xml:space="preserve">  │                    │                    │── Save result    │</w:t>
-        <w:br/>
-        <w:t xml:space="preserve">  │                    │                    │── Compute score  │</w:t>
-        <w:br/>
-        <w:t xml:space="preserve">  │                    │◄── Score response ─│                  │</w:t>
-        <w:br/>
-        <w:t xml:space="preserve">  │◄── Show results ──│                    │                  │</w:t>
-        <w:br/>
-        <w:t xml:space="preserve">  │                    │                    │                  │</w:t>
-        <w:br/>
-        <w:t xml:space="preserve">  │                    │                    │── POST webhook ─►│</w:t>
-        <w:br/>
-        <w:t xml:space="preserve">  │                    │                    │   {user_id,      │</w:t>
-        <w:br/>
-        <w:t xml:space="preserve">  │                    │                    │    category,     │</w:t>
-        <w:br/>
-        <w:t xml:space="preserve">  │                    │                    │    score,        │</w:t>
-        <w:br/>
-        <w:t xml:space="preserve">  │                    │                    │    questions}    │</w:t>
-        <w:br/>
-        <w:t xml:space="preserve">  │                    │                    │                  │</w:t>
-        <w:br/>
-        <w:t xml:space="preserve">  │                    │                    │                  │── Apply SM-2</w:t>
-        <w:br/>
-        <w:t xml:space="preserve">  │                    │                    │                  │── Update schedule</w:t>
-        <w:br/>
-        <w:t xml:space="preserve">  │                    │                    │◄── PUT schedule ─│</w:t>
-        <w:br/>
-        <w:t xml:space="preserve">  │                    │                    │                  │── Check if review due</w:t>
-        <w:br/>
-        <w:t xml:space="preserve">  │                    │                    │◄── POST notif ──│ (if due soon)</w:t>
-        <w:br/>
-        <w:t xml:space="preserve">  │                    │                    │                  │</w:t>
-      </w:r>
-    </w:p>
+        <w:jc w:val="center"/>
+      </w:pPr>
+      <w:r>
+        <w:drawing>
+          <wp:inline xmlns:a="http://schemas.openxmlformats.org/drawingml/2006/main" xmlns:pic="http://schemas.openxmlformats.org/drawingml/2006/picture">
+            <wp:extent cx="5029200" cy="4794290"/>
+            <wp:docPr id="18" name="Picture 18"/>
+            <wp:cNvGraphicFramePr>
+              <a:graphicFrameLocks noChangeAspect="1"/>
+            </wp:cNvGraphicFramePr>
+            <a:graphic>
+              <a:graphicData uri="http://schemas.openxmlformats.org/drawingml/2006/picture">
+                <pic:pic>
+                  <pic:nvPicPr>
+                    <pic:cNvPr id="0" name="03-webhook-flow.png"/>
+                    <pic:cNvPicPr/>
+                  </pic:nvPicPr>
+                  <pic:blipFill>
+                    <a:blip r:embed="rId24"/>
+                    <a:stretch>
+                      <a:fillRect/>
+                    </a:stretch>
+                  </pic:blipFill>
+                  <pic:spPr>
+                    <a:xfrm>
+                      <a:off x="0" y="0"/>
+                      <a:ext cx="5029200" cy="4794290"/>
+                    </a:xfrm>
+                    <a:prstGeom prst="rect"/>
+                  </pic:spPr>
+                </pic:pic>
+              </a:graphicData>
+            </a:graphic>
+          </wp:inline>
+        </w:drawing>
+      </w:r>
+    </w:p>
+    <w:p/>
     <w:p>
       <w:pPr>
         <w:pStyle w:val="Heading2"/>
@@ -28410,62 +28804,44 @@
     </w:p>
     <w:p>
       <w:pPr>
-        <w:pStyle w:val="NoSpacing"/>
-        <w:spacing w:before="40" w:after="40"/>
-        <w:ind w:left="567"/>
-      </w:pPr>
-      <w:r>
-        <w:rPr>
-          <w:rFonts w:ascii="Consolas" w:hAnsi="Consolas"/>
-          <w:color w:val="1E1E1E"/>
-          <w:sz w:val="17"/>
-          <w:shd w:val="clear" w:fill="F5F5F5"/>
-        </w:rPr>
-        <w:t>┌──────────┐     ┌──────────┐     ┌──────────┐     ┌──────────┐     ┌──────────┐</w:t>
-        <w:br/>
-        <w:t>│  Upload  │────►│ Extract  │────►│ Validate │────►│  Chunk   │────►│  Embed   │</w:t>
-        <w:br/>
-        <w:t>│  (File)  │     │  (Text)  │     │(Quality) │     │(500/50)  │     │(768-dim) │</w:t>
-        <w:br/>
-        <w:t>└──────────┘     └──────────┘     └──────────┘     └──────────┘     └────┬─────┘</w:t>
-        <w:br/>
-        <w:t xml:space="preserve">                                       │                                   │</w:t>
-        <w:br/>
-        <w:t xml:space="preserve">                                       │ FAIL                              ▼</w:t>
-        <w:br/>
-        <w:t xml:space="preserve">                                       ▼                            ┌──────────┐</w:t>
-        <w:br/>
-        <w:t xml:space="preserve">                                  HTTP 400                          │  Store   │</w:t>
-        <w:br/>
-        <w:t xml:space="preserve">                                  "Image-only"                      │(Supabase)│</w:t>
-        <w:br/>
-        <w:t xml:space="preserve">                                                                    └──────────┘</w:t>
-        <w:br/>
-        <w:br/>
-        <w:t>--- During Chat/Generation ---</w:t>
-        <w:br/>
-        <w:br/>
-        <w:t>┌──────────┐     ┌──────────┐     ┌──────────┐     ┌──────────┐     ┌──────────┐</w:t>
-        <w:br/>
-        <w:t>│  Query   │────►│  Embed   │────►│  Search  │────►│  Top-K   │────►│  Inject  │</w:t>
-        <w:br/>
-        <w:t>│  (User)  │     │  Query   │     │(Cosine)  │     │ Results  │     │(Context) │</w:t>
-        <w:br/>
-        <w:t>└──────────┘     └──────────┘     └──────────┘     └──────────┘     └────┬─────┘</w:t>
-        <w:br/>
-        <w:t xml:space="preserve">                                                                          │</w:t>
-        <w:br/>
-        <w:t xml:space="preserve">                                                                          ▼</w:t>
-        <w:br/>
-        <w:t xml:space="preserve">                                                                    ┌──────────┐</w:t>
-        <w:br/>
-        <w:t xml:space="preserve">                                                                    │   LLM    │</w:t>
-        <w:br/>
-        <w:t xml:space="preserve">                                                                    │(Generate)│</w:t>
-        <w:br/>
-        <w:t xml:space="preserve">                                                                    └──────────┘</w:t>
-      </w:r>
-    </w:p>
+        <w:jc w:val="center"/>
+      </w:pPr>
+      <w:r>
+        <w:drawing>
+          <wp:inline xmlns:a="http://schemas.openxmlformats.org/drawingml/2006/main" xmlns:pic="http://schemas.openxmlformats.org/drawingml/2006/picture">
+            <wp:extent cx="5029200" cy="1975150"/>
+            <wp:docPr id="19" name="Picture 19"/>
+            <wp:cNvGraphicFramePr>
+              <a:graphicFrameLocks noChangeAspect="1"/>
+            </wp:cNvGraphicFramePr>
+            <a:graphic>
+              <a:graphicData uri="http://schemas.openxmlformats.org/drawingml/2006/picture">
+                <pic:pic>
+                  <pic:nvPicPr>
+                    <pic:cNvPr id="0" name="04-rag-pipeline.png"/>
+                    <pic:cNvPicPr/>
+                  </pic:nvPicPr>
+                  <pic:blipFill>
+                    <a:blip r:embed="rId25"/>
+                    <a:stretch>
+                      <a:fillRect/>
+                    </a:stretch>
+                  </pic:blipFill>
+                  <pic:spPr>
+                    <a:xfrm>
+                      <a:off x="0" y="0"/>
+                      <a:ext cx="5029200" cy="1975150"/>
+                    </a:xfrm>
+                    <a:prstGeom prst="rect"/>
+                  </pic:spPr>
+                </pic:pic>
+              </a:graphicData>
+            </a:graphic>
+          </wp:inline>
+        </w:drawing>
+      </w:r>
+    </w:p>
+    <w:p/>
     <w:p>
       <w:pPr>
         <w:pStyle w:val="Heading2"/>
@@ -28476,93 +28852,44 @@
     </w:p>
     <w:p>
       <w:pPr>
-        <w:pStyle w:val="NoSpacing"/>
-        <w:spacing w:before="40" w:after="40"/>
-        <w:ind w:left="567"/>
-      </w:pPr>
-      <w:r>
-        <w:rPr>
-          <w:rFonts w:ascii="Consolas" w:hAnsi="Consolas"/>
-          <w:color w:val="1E1E1E"/>
-          <w:sz w:val="17"/>
-          <w:shd w:val="clear" w:fill="F5F5F5"/>
-        </w:rPr>
-        <w:t xml:space="preserve">                    ┌─────────────────┐</w:t>
-        <w:br/>
-        <w:t xml:space="preserve">                    │   NEW CATEGORY  │</w:t>
-        <w:br/>
-        <w:t xml:space="preserve">                    │   EF=2.5, R=0   │</w:t>
-        <w:br/>
-        <w:t xml:space="preserve">                    └────────┬────────┘</w:t>
-        <w:br/>
-        <w:t xml:space="preserve">                             │ First quiz completed</w:t>
-        <w:br/>
-        <w:t xml:space="preserve">                             ▼</w:t>
-        <w:br/>
-        <w:t xml:space="preserve">              ┌──────────────────────────────┐</w:t>
-        <w:br/>
-        <w:t xml:space="preserve">              │                              │</w:t>
-        <w:br/>
-        <w:t xml:space="preserve">         Pass (Q≥3)                     Fail (Q&lt;3)</w:t>
-        <w:br/>
-        <w:t xml:space="preserve">              │                              │</w:t>
-        <w:br/>
-        <w:t xml:space="preserve">              ▼                              ▼</w:t>
-        <w:br/>
-        <w:t xml:space="preserve">    ┌─────────────────┐          ┌─────────────────┐</w:t>
-        <w:br/>
-        <w:t xml:space="preserve">    │   LEARNING      │          │   RELEARNING    │</w:t>
-        <w:br/>
-        <w:t xml:space="preserve">    │   R=1, I=1 day  │          │   R=0, I=0.5 day│</w:t>
-        <w:br/>
-        <w:t xml:space="preserve">    └────────┬────────┘          └────────┬────────┘</w:t>
-        <w:br/>
-        <w:t xml:space="preserve">             │ Pass                        │ Pass</w:t>
-        <w:br/>
-        <w:t xml:space="preserve">             ▼                             │</w:t>
-        <w:br/>
-        <w:t xml:space="preserve">    ┌─────────────────┐                    │</w:t>
-        <w:br/>
-        <w:t xml:space="preserve">    │   LEARNING      │◄───────────────────┘</w:t>
-        <w:br/>
-        <w:t xml:space="preserve">    │   R=2, I=3 days │</w:t>
-        <w:br/>
-        <w:t xml:space="preserve">    └────────┬────────┘</w:t>
-        <w:br/>
-        <w:t xml:space="preserve">             │ Pass</w:t>
-        <w:br/>
-        <w:t xml:space="preserve">             ▼</w:t>
-        <w:br/>
-        <w:t xml:space="preserve">    ┌─────────────────┐</w:t>
-        <w:br/>
-        <w:t xml:space="preserve">    │   REVIEW        │◄──── Pass ────┐</w:t>
-        <w:br/>
-        <w:t xml:space="preserve">    │   R=n, I=I×EF   │               │</w:t>
-        <w:br/>
-        <w:t xml:space="preserve">    └────────┬────────┘               │</w:t>
-        <w:br/>
-        <w:t xml:space="preserve">             │                         │</w:t>
-        <w:br/>
-        <w:t xml:space="preserve">        Pass │    Fail                 │</w:t>
-        <w:br/>
-        <w:t xml:space="preserve">             │      │                  │</w:t>
-        <w:br/>
-        <w:t xml:space="preserve">             └──────┤                  │</w:t>
-        <w:br/>
-        <w:t xml:space="preserve">                    ▼                  │</w:t>
-        <w:br/>
-        <w:t xml:space="preserve">          ┌─────────────────┐         │</w:t>
-        <w:br/>
-        <w:t xml:space="preserve">          │   RELAPSE       │── Pass ─┘</w:t>
-        <w:br/>
-        <w:t xml:space="preserve">          │   R=0, I=0.5 day│</w:t>
-        <w:br/>
-        <w:t xml:space="preserve">          └─────────────────┘</w:t>
-        <w:br/>
-        <w:br/>
-        <w:t>Legend: EF = Easiness Factor, R = Repetitions, I = Interval, Q = Quality</w:t>
-      </w:r>
-    </w:p>
+        <w:jc w:val="center"/>
+      </w:pPr>
+      <w:r>
+        <w:drawing>
+          <wp:inline xmlns:a="http://schemas.openxmlformats.org/drawingml/2006/main" xmlns:pic="http://schemas.openxmlformats.org/drawingml/2006/picture">
+            <wp:extent cx="5029200" cy="7703626"/>
+            <wp:docPr id="20" name="Picture 20"/>
+            <wp:cNvGraphicFramePr>
+              <a:graphicFrameLocks noChangeAspect="1"/>
+            </wp:cNvGraphicFramePr>
+            <a:graphic>
+              <a:graphicData uri="http://schemas.openxmlformats.org/drawingml/2006/picture">
+                <pic:pic>
+                  <pic:nvPicPr>
+                    <pic:cNvPr id="0" name="05-sm2-state-machine.png"/>
+                    <pic:cNvPicPr/>
+                  </pic:nvPicPr>
+                  <pic:blipFill>
+                    <a:blip r:embed="rId26"/>
+                    <a:stretch>
+                      <a:fillRect/>
+                    </a:stretch>
+                  </pic:blipFill>
+                  <pic:spPr>
+                    <a:xfrm>
+                      <a:off x="0" y="0"/>
+                      <a:ext cx="5029200" cy="7703626"/>
+                    </a:xfrm>
+                    <a:prstGeom prst="rect"/>
+                  </pic:spPr>
+                </pic:pic>
+              </a:graphicData>
+            </a:graphic>
+          </wp:inline>
+        </w:drawing>
+      </w:r>
+    </w:p>
+    <w:p/>
     <w:p>
       <w:r>
         <w:br w:type="page"/>

--- a/graduation-thesis/QAI_Graduation_Thesis.docx
+++ b/graduation-thesis/QAI_Graduation_Thesis.docx
@@ -8000,7 +8000,7 @@
       <w:r>
         <w:drawing>
           <wp:inline xmlns:a="http://schemas.openxmlformats.org/drawingml/2006/main" xmlns:pic="http://schemas.openxmlformats.org/drawingml/2006/picture">
-            <wp:extent cx="5303520" cy="10281944"/>
+            <wp:extent cx="5303520" cy="10282335"/>
             <wp:docPr id="4" name="Picture 4"/>
             <wp:cNvGraphicFramePr>
               <a:graphicFrameLocks noChangeAspect="1"/>
@@ -8021,7 +8021,7 @@
                   <pic:spPr>
                     <a:xfrm>
                       <a:off x="0" y="0"/>
-                      <a:ext cx="5303520" cy="10281944"/>
+                      <a:ext cx="5303520" cy="10282335"/>
                     </a:xfrm>
                     <a:prstGeom prst="rect"/>
                   </pic:spPr>
@@ -8943,7 +8943,7 @@
       <w:r>
         <w:drawing>
           <wp:inline xmlns:a="http://schemas.openxmlformats.org/drawingml/2006/main" xmlns:pic="http://schemas.openxmlformats.org/drawingml/2006/picture">
-            <wp:extent cx="5303520" cy="3728558"/>
+            <wp:extent cx="5303520" cy="4958521"/>
             <wp:docPr id="5" name="Picture 5"/>
             <wp:cNvGraphicFramePr>
               <a:graphicFrameLocks noChangeAspect="1"/>
@@ -8964,7 +8964,7 @@
                   <pic:spPr>
                     <a:xfrm>
                       <a:off x="0" y="0"/>
-                      <a:ext cx="5303520" cy="3728558"/>
+                      <a:ext cx="5303520" cy="4958521"/>
                     </a:xfrm>
                     <a:prstGeom prst="rect"/>
                   </pic:spPr>
@@ -9531,7 +9531,7 @@
       <w:r>
         <w:drawing>
           <wp:inline xmlns:a="http://schemas.openxmlformats.org/drawingml/2006/main" xmlns:pic="http://schemas.openxmlformats.org/drawingml/2006/picture">
-            <wp:extent cx="5303520" cy="4372338"/>
+            <wp:extent cx="5303520" cy="3490582"/>
             <wp:docPr id="7" name="Picture 7"/>
             <wp:cNvGraphicFramePr>
               <a:graphicFrameLocks noChangeAspect="1"/>
@@ -9552,7 +9552,7 @@
                   <pic:spPr>
                     <a:xfrm>
                       <a:off x="0" y="0"/>
-                      <a:ext cx="5303520" cy="4372338"/>
+                      <a:ext cx="5303520" cy="3490582"/>
                     </a:xfrm>
                     <a:prstGeom prst="rect"/>
                   </pic:spPr>
@@ -13046,19 +13046,14 @@
     </w:tbl>
     <w:p/>
     <w:p>
-      <w:pPr>
-        <w:pStyle w:val="Heading3"/>
-      </w:pPr>
-      <w:r>
-        <w:t>4.8.2 Supabase Tables (RAG Storage)</w:t>
-      </w:r>
-    </w:p>
-    <w:p>
       <w:r>
         <w:rPr>
           <w:b/>
         </w:rPr>
-        <w:t>Table: `documents`</w:t>
+        <w:t>Document: `users/{uid}/subscription/current`</w:t>
+      </w:r>
+      <w:r>
+        <w:t xml:space="preserve"> (Spring Boot-managed)</w:t>
       </w:r>
     </w:p>
     <w:tbl>
@@ -13085,7 +13080,7 @@
                 <w:b/>
                 <w:sz w:val="18"/>
               </w:rPr>
-              <w:t>Column</w:t>
+              <w:t>Field</w:t>
             </w:r>
           </w:p>
         </w:tc>
@@ -13137,43 +13132,43 @@
               <w:rPr>
                 <w:sz w:val="18"/>
               </w:rPr>
-              <w:t>id</w:t>
-            </w:r>
-          </w:p>
-        </w:tc>
-        <w:tc>
-          <w:tcPr>
-            <w:tcW w:type="dxa" w:w="2929"/>
-          </w:tcPr>
-          <w:p>
-            <w:r>
-              <w:rPr>
-                <w:sz w:val="18"/>
-              </w:rPr>
-            </w:r>
-            <w:r>
-              <w:rPr>
-                <w:sz w:val="18"/>
-              </w:rPr>
-              <w:t>uuid (PK)</w:t>
-            </w:r>
-          </w:p>
-        </w:tc>
-        <w:tc>
-          <w:tcPr>
-            <w:tcW w:type="dxa" w:w="2929"/>
-          </w:tcPr>
-          <w:p>
-            <w:r>
-              <w:rPr>
-                <w:sz w:val="18"/>
-              </w:rPr>
-            </w:r>
-            <w:r>
-              <w:rPr>
-                <w:sz w:val="18"/>
-              </w:rPr>
-              <w:t>Auto-generated</w:t>
+              <w:t>plan</w:t>
+            </w:r>
+          </w:p>
+        </w:tc>
+        <w:tc>
+          <w:tcPr>
+            <w:tcW w:type="dxa" w:w="2929"/>
+          </w:tcPr>
+          <w:p>
+            <w:r>
+              <w:rPr>
+                <w:sz w:val="18"/>
+              </w:rPr>
+            </w:r>
+            <w:r>
+              <w:rPr>
+                <w:sz w:val="18"/>
+              </w:rPr>
+              <w:t>string</w:t>
+            </w:r>
+          </w:p>
+        </w:tc>
+        <w:tc>
+          <w:tcPr>
+            <w:tcW w:type="dxa" w:w="2929"/>
+          </w:tcPr>
+          <w:p>
+            <w:r>
+              <w:rPr>
+                <w:sz w:val="18"/>
+              </w:rPr>
+            </w:r>
+            <w:r>
+              <w:rPr>
+                <w:sz w:val="18"/>
+              </w:rPr>
+              <w:t>lite, monthly, yearly, forever</w:t>
             </w:r>
           </w:p>
         </w:tc>
@@ -13193,43 +13188,43 @@
               <w:rPr>
                 <w:sz w:val="18"/>
               </w:rPr>
-              <w:t>content</w:t>
-            </w:r>
-          </w:p>
-        </w:tc>
-        <w:tc>
-          <w:tcPr>
-            <w:tcW w:type="dxa" w:w="2929"/>
-          </w:tcPr>
-          <w:p>
-            <w:r>
-              <w:rPr>
-                <w:sz w:val="18"/>
-              </w:rPr>
-            </w:r>
-            <w:r>
-              <w:rPr>
-                <w:sz w:val="18"/>
-              </w:rPr>
-              <w:t>text</w:t>
-            </w:r>
-          </w:p>
-        </w:tc>
-        <w:tc>
-          <w:tcPr>
-            <w:tcW w:type="dxa" w:w="2929"/>
-          </w:tcPr>
-          <w:p>
-            <w:r>
-              <w:rPr>
-                <w:sz w:val="18"/>
-              </w:rPr>
-            </w:r>
-            <w:r>
-              <w:rPr>
-                <w:sz w:val="18"/>
-              </w:rPr>
-              <w:t>Chunk text content</w:t>
+              <w:t>fullAccess</w:t>
+            </w:r>
+          </w:p>
+        </w:tc>
+        <w:tc>
+          <w:tcPr>
+            <w:tcW w:type="dxa" w:w="2929"/>
+          </w:tcPr>
+          <w:p>
+            <w:r>
+              <w:rPr>
+                <w:sz w:val="18"/>
+              </w:rPr>
+            </w:r>
+            <w:r>
+              <w:rPr>
+                <w:sz w:val="18"/>
+              </w:rPr>
+              <w:t>boolean</w:t>
+            </w:r>
+          </w:p>
+        </w:tc>
+        <w:tc>
+          <w:tcPr>
+            <w:tcW w:type="dxa" w:w="2929"/>
+          </w:tcPr>
+          <w:p>
+            <w:r>
+              <w:rPr>
+                <w:sz w:val="18"/>
+              </w:rPr>
+            </w:r>
+            <w:r>
+              <w:rPr>
+                <w:sz w:val="18"/>
+              </w:rPr>
+              <w:t>Whether Full AI mode is allowed</w:t>
             </w:r>
           </w:p>
         </w:tc>
@@ -13249,43 +13244,43 @@
               <w:rPr>
                 <w:sz w:val="18"/>
               </w:rPr>
-              <w:t>metadata</w:t>
-            </w:r>
-          </w:p>
-        </w:tc>
-        <w:tc>
-          <w:tcPr>
-            <w:tcW w:type="dxa" w:w="2929"/>
-          </w:tcPr>
-          <w:p>
-            <w:r>
-              <w:rPr>
-                <w:sz w:val="18"/>
-              </w:rPr>
-            </w:r>
-            <w:r>
-              <w:rPr>
-                <w:sz w:val="18"/>
-              </w:rPr>
-              <w:t>jsonb</w:t>
-            </w:r>
-          </w:p>
-        </w:tc>
-        <w:tc>
-          <w:tcPr>
-            <w:tcW w:type="dxa" w:w="2929"/>
-          </w:tcPr>
-          <w:p>
-            <w:r>
-              <w:rPr>
-                <w:sz w:val="18"/>
-              </w:rPr>
-            </w:r>
-            <w:r>
-              <w:rPr>
-                <w:sz w:val="18"/>
-              </w:rPr>
-              <w:t>Source file info, chunk index</w:t>
+              <w:t>subscriptionStatus</w:t>
+            </w:r>
+          </w:p>
+        </w:tc>
+        <w:tc>
+          <w:tcPr>
+            <w:tcW w:type="dxa" w:w="2929"/>
+          </w:tcPr>
+          <w:p>
+            <w:r>
+              <w:rPr>
+                <w:sz w:val="18"/>
+              </w:rPr>
+            </w:r>
+            <w:r>
+              <w:rPr>
+                <w:sz w:val="18"/>
+              </w:rPr>
+              <w:t>string</w:t>
+            </w:r>
+          </w:p>
+        </w:tc>
+        <w:tc>
+          <w:tcPr>
+            <w:tcW w:type="dxa" w:w="2929"/>
+          </w:tcPr>
+          <w:p>
+            <w:r>
+              <w:rPr>
+                <w:sz w:val="18"/>
+              </w:rPr>
+            </w:r>
+            <w:r>
+              <w:rPr>
+                <w:sz w:val="18"/>
+              </w:rPr>
+              <w:t>none, active, expired</w:t>
             </w:r>
           </w:p>
         </w:tc>
@@ -13305,43 +13300,43 @@
               <w:rPr>
                 <w:sz w:val="18"/>
               </w:rPr>
-              <w:t>embedding</w:t>
-            </w:r>
-          </w:p>
-        </w:tc>
-        <w:tc>
-          <w:tcPr>
-            <w:tcW w:type="dxa" w:w="2929"/>
-          </w:tcPr>
-          <w:p>
-            <w:r>
-              <w:rPr>
-                <w:sz w:val="18"/>
-              </w:rPr>
-            </w:r>
-            <w:r>
-              <w:rPr>
-                <w:sz w:val="18"/>
-              </w:rPr>
-              <w:t>vector(768)</w:t>
-            </w:r>
-          </w:p>
-        </w:tc>
-        <w:tc>
-          <w:tcPr>
-            <w:tcW w:type="dxa" w:w="2929"/>
-          </w:tcPr>
-          <w:p>
-            <w:r>
-              <w:rPr>
-                <w:sz w:val="18"/>
-              </w:rPr>
-            </w:r>
-            <w:r>
-              <w:rPr>
-                <w:sz w:val="18"/>
-              </w:rPr>
-              <w:t>nomic-embed-text-v1.5 embedding</w:t>
+              <w:t>source</w:t>
+            </w:r>
+          </w:p>
+        </w:tc>
+        <w:tc>
+          <w:tcPr>
+            <w:tcW w:type="dxa" w:w="2929"/>
+          </w:tcPr>
+          <w:p>
+            <w:r>
+              <w:rPr>
+                <w:sz w:val="18"/>
+              </w:rPr>
+            </w:r>
+            <w:r>
+              <w:rPr>
+                <w:sz w:val="18"/>
+              </w:rPr>
+              <w:t>string</w:t>
+            </w:r>
+          </w:p>
+        </w:tc>
+        <w:tc>
+          <w:tcPr>
+            <w:tcW w:type="dxa" w:w="2929"/>
+          </w:tcPr>
+          <w:p>
+            <w:r>
+              <w:rPr>
+                <w:sz w:val="18"/>
+              </w:rPr>
+            </w:r>
+            <w:r>
+              <w:rPr>
+                <w:sz w:val="18"/>
+              </w:rPr>
+              <w:t>signup or mock_payment</w:t>
             </w:r>
           </w:p>
         </w:tc>
@@ -13361,43 +13356,267 @@
               <w:rPr>
                 <w:sz w:val="18"/>
               </w:rPr>
-              <w:t>kb_id</w:t>
-            </w:r>
-          </w:p>
-        </w:tc>
-        <w:tc>
-          <w:tcPr>
-            <w:tcW w:type="dxa" w:w="2929"/>
-          </w:tcPr>
-          <w:p>
-            <w:r>
-              <w:rPr>
-                <w:sz w:val="18"/>
-              </w:rPr>
-            </w:r>
-            <w:r>
-              <w:rPr>
-                <w:sz w:val="18"/>
-              </w:rPr>
-              <w:t>text</w:t>
-            </w:r>
-          </w:p>
-        </w:tc>
-        <w:tc>
-          <w:tcPr>
-            <w:tcW w:type="dxa" w:w="2929"/>
-          </w:tcPr>
-          <w:p>
-            <w:r>
-              <w:rPr>
-                <w:sz w:val="18"/>
-              </w:rPr>
-            </w:r>
-            <w:r>
-              <w:rPr>
-                <w:sz w:val="18"/>
-              </w:rPr>
-              <w:t>Knowledge base ID (= user_id)</w:t>
+              <w:t>priceUsd</w:t>
+            </w:r>
+          </w:p>
+        </w:tc>
+        <w:tc>
+          <w:tcPr>
+            <w:tcW w:type="dxa" w:w="2929"/>
+          </w:tcPr>
+          <w:p>
+            <w:r>
+              <w:rPr>
+                <w:sz w:val="18"/>
+              </w:rPr>
+            </w:r>
+            <w:r>
+              <w:rPr>
+                <w:sz w:val="18"/>
+              </w:rPr>
+              <w:t>number</w:t>
+            </w:r>
+          </w:p>
+        </w:tc>
+        <w:tc>
+          <w:tcPr>
+            <w:tcW w:type="dxa" w:w="2929"/>
+          </w:tcPr>
+          <w:p>
+            <w:r>
+              <w:rPr>
+                <w:sz w:val="18"/>
+              </w:rPr>
+            </w:r>
+            <w:r>
+              <w:rPr>
+                <w:sz w:val="18"/>
+              </w:rPr>
+              <w:t>2, 20, or 100 for mock paid plans</w:t>
+            </w:r>
+          </w:p>
+        </w:tc>
+      </w:tr>
+      <w:tr>
+        <w:tc>
+          <w:tcPr>
+            <w:tcW w:type="dxa" w:w="2929"/>
+          </w:tcPr>
+          <w:p>
+            <w:r>
+              <w:rPr>
+                <w:sz w:val="18"/>
+              </w:rPr>
+            </w:r>
+            <w:r>
+              <w:rPr>
+                <w:sz w:val="18"/>
+              </w:rPr>
+              <w:t>startedAt</w:t>
+            </w:r>
+          </w:p>
+        </w:tc>
+        <w:tc>
+          <w:tcPr>
+            <w:tcW w:type="dxa" w:w="2929"/>
+          </w:tcPr>
+          <w:p>
+            <w:r>
+              <w:rPr>
+                <w:sz w:val="18"/>
+              </w:rPr>
+            </w:r>
+            <w:r>
+              <w:rPr>
+                <w:sz w:val="18"/>
+              </w:rPr>
+              <w:t>timestamp</w:t>
+            </w:r>
+          </w:p>
+        </w:tc>
+        <w:tc>
+          <w:tcPr>
+            <w:tcW w:type="dxa" w:w="2929"/>
+          </w:tcPr>
+          <w:p>
+            <w:r>
+              <w:rPr>
+                <w:sz w:val="18"/>
+              </w:rPr>
+            </w:r>
+            <w:r>
+              <w:rPr>
+                <w:sz w:val="18"/>
+              </w:rPr>
+              <w:t>Start of paid access</w:t>
+            </w:r>
+          </w:p>
+        </w:tc>
+      </w:tr>
+      <w:tr>
+        <w:tc>
+          <w:tcPr>
+            <w:tcW w:type="dxa" w:w="2929"/>
+          </w:tcPr>
+          <w:p>
+            <w:r>
+              <w:rPr>
+                <w:sz w:val="18"/>
+              </w:rPr>
+            </w:r>
+            <w:r>
+              <w:rPr>
+                <w:sz w:val="18"/>
+              </w:rPr>
+              <w:t>expiresAt</w:t>
+            </w:r>
+          </w:p>
+        </w:tc>
+        <w:tc>
+          <w:tcPr>
+            <w:tcW w:type="dxa" w:w="2929"/>
+          </w:tcPr>
+          <w:p>
+            <w:r>
+              <w:rPr>
+                <w:sz w:val="18"/>
+              </w:rPr>
+            </w:r>
+            <w:r>
+              <w:rPr>
+                <w:sz w:val="18"/>
+              </w:rPr>
+              <w:t>timestamp/null</w:t>
+            </w:r>
+          </w:p>
+        </w:tc>
+        <w:tc>
+          <w:tcPr>
+            <w:tcW w:type="dxa" w:w="2929"/>
+          </w:tcPr>
+          <w:p>
+            <w:r>
+              <w:rPr>
+                <w:sz w:val="18"/>
+              </w:rPr>
+            </w:r>
+            <w:r>
+              <w:rPr>
+                <w:sz w:val="18"/>
+              </w:rPr>
+              <w:t>Expiry for monthly/yearly plans</w:t>
+            </w:r>
+          </w:p>
+        </w:tc>
+      </w:tr>
+      <w:tr>
+        <w:tc>
+          <w:tcPr>
+            <w:tcW w:type="dxa" w:w="2929"/>
+          </w:tcPr>
+          <w:p>
+            <w:r>
+              <w:rPr>
+                <w:sz w:val="18"/>
+              </w:rPr>
+            </w:r>
+            <w:r>
+              <w:rPr>
+                <w:sz w:val="18"/>
+              </w:rPr>
+              <w:t>createdAt</w:t>
+            </w:r>
+          </w:p>
+        </w:tc>
+        <w:tc>
+          <w:tcPr>
+            <w:tcW w:type="dxa" w:w="2929"/>
+          </w:tcPr>
+          <w:p>
+            <w:r>
+              <w:rPr>
+                <w:sz w:val="18"/>
+              </w:rPr>
+            </w:r>
+            <w:r>
+              <w:rPr>
+                <w:sz w:val="18"/>
+              </w:rPr>
+              <w:t>timestamp</w:t>
+            </w:r>
+          </w:p>
+        </w:tc>
+        <w:tc>
+          <w:tcPr>
+            <w:tcW w:type="dxa" w:w="2929"/>
+          </w:tcPr>
+          <w:p>
+            <w:r>
+              <w:rPr>
+                <w:sz w:val="18"/>
+              </w:rPr>
+            </w:r>
+            <w:r>
+              <w:rPr>
+                <w:sz w:val="18"/>
+              </w:rPr>
+              <w:t>Original subscription creation</w:t>
+            </w:r>
+          </w:p>
+        </w:tc>
+      </w:tr>
+      <w:tr>
+        <w:tc>
+          <w:tcPr>
+            <w:tcW w:type="dxa" w:w="2929"/>
+          </w:tcPr>
+          <w:p>
+            <w:r>
+              <w:rPr>
+                <w:sz w:val="18"/>
+              </w:rPr>
+            </w:r>
+            <w:r>
+              <w:rPr>
+                <w:sz w:val="18"/>
+              </w:rPr>
+              <w:t>updatedAt</w:t>
+            </w:r>
+          </w:p>
+        </w:tc>
+        <w:tc>
+          <w:tcPr>
+            <w:tcW w:type="dxa" w:w="2929"/>
+          </w:tcPr>
+          <w:p>
+            <w:r>
+              <w:rPr>
+                <w:sz w:val="18"/>
+              </w:rPr>
+            </w:r>
+            <w:r>
+              <w:rPr>
+                <w:sz w:val="18"/>
+              </w:rPr>
+              <w:t>timestamp</w:t>
+            </w:r>
+          </w:p>
+        </w:tc>
+        <w:tc>
+          <w:tcPr>
+            <w:tcW w:type="dxa" w:w="2929"/>
+          </w:tcPr>
+          <w:p>
+            <w:r>
+              <w:rPr>
+                <w:sz w:val="18"/>
+              </w:rPr>
+            </w:r>
+            <w:r>
+              <w:rPr>
+                <w:sz w:val="18"/>
+              </w:rPr>
+              <w:t>Last subscription update</w:t>
             </w:r>
           </w:p>
         </w:tc>
@@ -13405,123 +13624,11 @@
     </w:tbl>
     <w:p/>
     <w:p>
-      <w:r>
-        <w:t xml:space="preserve">Index: </w:t>
-      </w:r>
-      <w:r>
-        <w:rPr>
-          <w:rFonts w:ascii="Consolas" w:hAnsi="Consolas"/>
-          <w:sz w:val="18"/>
-          <w:shd w:val="clear" w:fill="E8E8E8"/>
-        </w:rPr>
-        <w:t>ivfflat</w:t>
-      </w:r>
-      <w:r>
-        <w:t xml:space="preserve"> on </w:t>
-      </w:r>
-      <w:r>
-        <w:rPr>
-          <w:rFonts w:ascii="Consolas" w:hAnsi="Consolas"/>
-          <w:sz w:val="18"/>
-          <w:shd w:val="clear" w:fill="E8E8E8"/>
-        </w:rPr>
-        <w:t>embedding</w:t>
-      </w:r>
-      <w:r>
-        <w:t xml:space="preserve"> column using cosine distance for approximate nearest-neighbor search.</w:t>
-      </w:r>
-    </w:p>
-    <w:p>
-      <w:r>
-        <w:t xml:space="preserve">The </w:t>
-      </w:r>
-      <w:r>
-        <w:rPr>
-          <w:rFonts w:ascii="Consolas" w:hAnsi="Consolas"/>
-          <w:sz w:val="18"/>
-          <w:shd w:val="clear" w:fill="E8E8E8"/>
-        </w:rPr>
-        <w:t>match_documents</w:t>
-      </w:r>
-      <w:r>
-        <w:t xml:space="preserve"> RPC function performs similarity search:</w:t>
-      </w:r>
-    </w:p>
-    <w:p>
-      <w:pPr>
-        <w:pStyle w:val="NoSpacing"/>
-        <w:spacing w:before="40" w:after="40"/>
-        <w:ind w:left="567"/>
-      </w:pPr>
-      <w:r>
-        <w:rPr>
-          <w:rFonts w:ascii="Consolas" w:hAnsi="Consolas"/>
-          <w:color w:val="1E1E1E"/>
-          <w:sz w:val="17"/>
-          <w:shd w:val="clear" w:fill="F5F5F5"/>
-        </w:rPr>
-        <w:t>CREATE FUNCTION match_documents(</w:t>
-        <w:br/>
-        <w:t xml:space="preserve">  query_embedding vector(768),</w:t>
-        <w:br/>
-        <w:t xml:space="preserve">  match_count int DEFAULT 5,</w:t>
-        <w:br/>
-        <w:t xml:space="preserve">  filter_kb_id text DEFAULT NULL</w:t>
-        <w:br/>
-        <w:t>) RETURNS TABLE(id uuid, content text, metadata jsonb, similarity float)</w:t>
-      </w:r>
-    </w:p>
-    <w:p>
       <w:pPr>
         <w:pStyle w:val="Heading3"/>
       </w:pPr>
       <w:r>
-        <w:t>4.8.3 SQLite (AI Coach Local State)</w:t>
-      </w:r>
-    </w:p>
-    <w:p>
-      <w:r>
-        <w:t>The AI Coach uses a lightweight SQLite database for session and scheduling data:</w:t>
-      </w:r>
-    </w:p>
-    <w:p>
-      <w:pPr>
-        <w:pStyle w:val="ListBullet"/>
-      </w:pPr>
-      <w:r>
-        <w:t>Conversation history (session-scoped)</w:t>
-      </w:r>
-    </w:p>
-    <w:p>
-      <w:pPr>
-        <w:pStyle w:val="ListBullet"/>
-      </w:pPr>
-      <w:r>
-        <w:t>Scheduler job states</w:t>
-      </w:r>
-    </w:p>
-    <w:p>
-      <w:pPr>
-        <w:pStyle w:val="ListBullet"/>
-      </w:pPr>
-      <w:r>
-        <w:t>Progress snapshot cache</w:t>
-      </w:r>
-    </w:p>
-    <w:p>
-      <w:pPr>
-        <w:pStyle w:val="Heading2"/>
-      </w:pPr>
-      <w:r>
-        <w:t>4.9 API Contracts</w:t>
-      </w:r>
-    </w:p>
-    <w:p>
-      <w:pPr>
-        <w:pStyle w:val="Heading3"/>
-      </w:pPr>
-      <w:r>
-        <w:t>4.9.1 Spring Boot REST API</w:t>
+        <w:t>4.8.2 Supabase Tables (RAG Storage)</w:t>
       </w:r>
     </w:p>
     <w:p>
@@ -13529,10 +13636,7 @@
         <w:rPr>
           <w:b/>
         </w:rPr>
-        <w:t>Quiz Endpoints</w:t>
-      </w:r>
-      <w:r>
-        <w:t>:</w:t>
+        <w:t>Table: `documents`</w:t>
       </w:r>
     </w:p>
     <w:tbl>
@@ -13559,7 +13663,7 @@
                 <w:b/>
                 <w:sz w:val="18"/>
               </w:rPr>
-              <w:t>Method</w:t>
+              <w:t>Column</w:t>
             </w:r>
           </w:p>
         </w:tc>
@@ -13575,7 +13679,7 @@
                 <w:b/>
                 <w:sz w:val="18"/>
               </w:rPr>
-              <w:t>Path</w:t>
+              <w:t>Type</w:t>
             </w:r>
           </w:p>
         </w:tc>
@@ -13611,43 +13715,43 @@
               <w:rPr>
                 <w:sz w:val="18"/>
               </w:rPr>
-              <w:t>GET</w:t>
-            </w:r>
-          </w:p>
-        </w:tc>
-        <w:tc>
-          <w:tcPr>
-            <w:tcW w:type="dxa" w:w="2929"/>
-          </w:tcPr>
-          <w:p>
-            <w:r>
-              <w:rPr>
-                <w:sz w:val="18"/>
-              </w:rPr>
-            </w:r>
-            <w:r>
-              <w:rPr>
-                <w:sz w:val="18"/>
-              </w:rPr>
-              <w:t>/quiz</w:t>
-            </w:r>
-          </w:p>
-        </w:tc>
-        <w:tc>
-          <w:tcPr>
-            <w:tcW w:type="dxa" w:w="2929"/>
-          </w:tcPr>
-          <w:p>
-            <w:r>
-              <w:rPr>
-                <w:sz w:val="18"/>
-              </w:rPr>
-            </w:r>
-            <w:r>
-              <w:rPr>
-                <w:sz w:val="18"/>
-              </w:rPr>
-              <w:t>List all active quizzes</w:t>
+              <w:t>id</w:t>
+            </w:r>
+          </w:p>
+        </w:tc>
+        <w:tc>
+          <w:tcPr>
+            <w:tcW w:type="dxa" w:w="2929"/>
+          </w:tcPr>
+          <w:p>
+            <w:r>
+              <w:rPr>
+                <w:sz w:val="18"/>
+              </w:rPr>
+            </w:r>
+            <w:r>
+              <w:rPr>
+                <w:sz w:val="18"/>
+              </w:rPr>
+              <w:t>uuid (PK)</w:t>
+            </w:r>
+          </w:p>
+        </w:tc>
+        <w:tc>
+          <w:tcPr>
+            <w:tcW w:type="dxa" w:w="2929"/>
+          </w:tcPr>
+          <w:p>
+            <w:r>
+              <w:rPr>
+                <w:sz w:val="18"/>
+              </w:rPr>
+            </w:r>
+            <w:r>
+              <w:rPr>
+                <w:sz w:val="18"/>
+              </w:rPr>
+              <w:t>Auto-generated</w:t>
             </w:r>
           </w:p>
         </w:tc>
@@ -13667,43 +13771,43 @@
               <w:rPr>
                 <w:sz w:val="18"/>
               </w:rPr>
-              <w:t>GET</w:t>
-            </w:r>
-          </w:p>
-        </w:tc>
-        <w:tc>
-          <w:tcPr>
-            <w:tcW w:type="dxa" w:w="2929"/>
-          </w:tcPr>
-          <w:p>
-            <w:r>
-              <w:rPr>
-                <w:sz w:val="18"/>
-              </w:rPr>
-            </w:r>
-            <w:r>
-              <w:rPr>
-                <w:sz w:val="18"/>
-              </w:rPr>
-              <w:t>/quiz/{id}</w:t>
-            </w:r>
-          </w:p>
-        </w:tc>
-        <w:tc>
-          <w:tcPr>
-            <w:tcW w:type="dxa" w:w="2929"/>
-          </w:tcPr>
-          <w:p>
-            <w:r>
-              <w:rPr>
-                <w:sz w:val="18"/>
-              </w:rPr>
-            </w:r>
-            <w:r>
-              <w:rPr>
-                <w:sz w:val="18"/>
-              </w:rPr>
-              <w:t>Get quiz by ID</w:t>
+              <w:t>content</w:t>
+            </w:r>
+          </w:p>
+        </w:tc>
+        <w:tc>
+          <w:tcPr>
+            <w:tcW w:type="dxa" w:w="2929"/>
+          </w:tcPr>
+          <w:p>
+            <w:r>
+              <w:rPr>
+                <w:sz w:val="18"/>
+              </w:rPr>
+            </w:r>
+            <w:r>
+              <w:rPr>
+                <w:sz w:val="18"/>
+              </w:rPr>
+              <w:t>text</w:t>
+            </w:r>
+          </w:p>
+        </w:tc>
+        <w:tc>
+          <w:tcPr>
+            <w:tcW w:type="dxa" w:w="2929"/>
+          </w:tcPr>
+          <w:p>
+            <w:r>
+              <w:rPr>
+                <w:sz w:val="18"/>
+              </w:rPr>
+            </w:r>
+            <w:r>
+              <w:rPr>
+                <w:sz w:val="18"/>
+              </w:rPr>
+              <w:t>Chunk text content</w:t>
             </w:r>
           </w:p>
         </w:tc>
@@ -13723,43 +13827,43 @@
               <w:rPr>
                 <w:sz w:val="18"/>
               </w:rPr>
-              <w:t>GET</w:t>
-            </w:r>
-          </w:p>
-        </w:tc>
-        <w:tc>
-          <w:tcPr>
-            <w:tcW w:type="dxa" w:w="2929"/>
-          </w:tcPr>
-          <w:p>
-            <w:r>
-              <w:rPr>
-                <w:sz w:val="18"/>
-              </w:rPr>
-            </w:r>
-            <w:r>
-              <w:rPr>
-                <w:sz w:val="18"/>
-              </w:rPr>
-              <w:t>/quiz/host/{hostId}</w:t>
-            </w:r>
-          </w:p>
-        </w:tc>
-        <w:tc>
-          <w:tcPr>
-            <w:tcW w:type="dxa" w:w="2929"/>
-          </w:tcPr>
-          <w:p>
-            <w:r>
-              <w:rPr>
-                <w:sz w:val="18"/>
-              </w:rPr>
-            </w:r>
-            <w:r>
-              <w:rPr>
-                <w:sz w:val="18"/>
-              </w:rPr>
-              <w:t>Get quizzes by creator</w:t>
+              <w:t>metadata</w:t>
+            </w:r>
+          </w:p>
+        </w:tc>
+        <w:tc>
+          <w:tcPr>
+            <w:tcW w:type="dxa" w:w="2929"/>
+          </w:tcPr>
+          <w:p>
+            <w:r>
+              <w:rPr>
+                <w:sz w:val="18"/>
+              </w:rPr>
+            </w:r>
+            <w:r>
+              <w:rPr>
+                <w:sz w:val="18"/>
+              </w:rPr>
+              <w:t>jsonb</w:t>
+            </w:r>
+          </w:p>
+        </w:tc>
+        <w:tc>
+          <w:tcPr>
+            <w:tcW w:type="dxa" w:w="2929"/>
+          </w:tcPr>
+          <w:p>
+            <w:r>
+              <w:rPr>
+                <w:sz w:val="18"/>
+              </w:rPr>
+            </w:r>
+            <w:r>
+              <w:rPr>
+                <w:sz w:val="18"/>
+              </w:rPr>
+              <w:t>Source file info, chunk index</w:t>
             </w:r>
           </w:p>
         </w:tc>
@@ -13779,43 +13883,43 @@
               <w:rPr>
                 <w:sz w:val="18"/>
               </w:rPr>
-              <w:t>GET</w:t>
-            </w:r>
-          </w:p>
-        </w:tc>
-        <w:tc>
-          <w:tcPr>
-            <w:tcW w:type="dxa" w:w="2929"/>
-          </w:tcPr>
-          <w:p>
-            <w:r>
-              <w:rPr>
-                <w:sz w:val="18"/>
-              </w:rPr>
-            </w:r>
-            <w:r>
-              <w:rPr>
-                <w:sz w:val="18"/>
-              </w:rPr>
-              <w:t>/quiz/category/{category}</w:t>
-            </w:r>
-          </w:p>
-        </w:tc>
-        <w:tc>
-          <w:tcPr>
-            <w:tcW w:type="dxa" w:w="2929"/>
-          </w:tcPr>
-          <w:p>
-            <w:r>
-              <w:rPr>
-                <w:sz w:val="18"/>
-              </w:rPr>
-            </w:r>
-            <w:r>
-              <w:rPr>
-                <w:sz w:val="18"/>
-              </w:rPr>
-              <w:t>Get quizzes by category</w:t>
+              <w:t>embedding</w:t>
+            </w:r>
+          </w:p>
+        </w:tc>
+        <w:tc>
+          <w:tcPr>
+            <w:tcW w:type="dxa" w:w="2929"/>
+          </w:tcPr>
+          <w:p>
+            <w:r>
+              <w:rPr>
+                <w:sz w:val="18"/>
+              </w:rPr>
+            </w:r>
+            <w:r>
+              <w:rPr>
+                <w:sz w:val="18"/>
+              </w:rPr>
+              <w:t>vector(768)</w:t>
+            </w:r>
+          </w:p>
+        </w:tc>
+        <w:tc>
+          <w:tcPr>
+            <w:tcW w:type="dxa" w:w="2929"/>
+          </w:tcPr>
+          <w:p>
+            <w:r>
+              <w:rPr>
+                <w:sz w:val="18"/>
+              </w:rPr>
+            </w:r>
+            <w:r>
+              <w:rPr>
+                <w:sz w:val="18"/>
+              </w:rPr>
+              <w:t>nomic-embed-text-v1.5 embedding</w:t>
             </w:r>
           </w:p>
         </w:tc>
@@ -13835,155 +13939,43 @@
               <w:rPr>
                 <w:sz w:val="18"/>
               </w:rPr>
-              <w:t>POST</w:t>
-            </w:r>
-          </w:p>
-        </w:tc>
-        <w:tc>
-          <w:tcPr>
-            <w:tcW w:type="dxa" w:w="2929"/>
-          </w:tcPr>
-          <w:p>
-            <w:r>
-              <w:rPr>
-                <w:sz w:val="18"/>
-              </w:rPr>
-            </w:r>
-            <w:r>
-              <w:rPr>
-                <w:sz w:val="18"/>
-              </w:rPr>
-              <w:t>/quiz</w:t>
-            </w:r>
-          </w:p>
-        </w:tc>
-        <w:tc>
-          <w:tcPr>
-            <w:tcW w:type="dxa" w:w="2929"/>
-          </w:tcPr>
-          <w:p>
-            <w:r>
-              <w:rPr>
-                <w:sz w:val="18"/>
-              </w:rPr>
-            </w:r>
-            <w:r>
-              <w:rPr>
-                <w:sz w:val="18"/>
-              </w:rPr>
-              <w:t>Create quiz</w:t>
-            </w:r>
-          </w:p>
-        </w:tc>
-      </w:tr>
-      <w:tr>
-        <w:tc>
-          <w:tcPr>
-            <w:tcW w:type="dxa" w:w="2929"/>
-          </w:tcPr>
-          <w:p>
-            <w:r>
-              <w:rPr>
-                <w:sz w:val="18"/>
-              </w:rPr>
-            </w:r>
-            <w:r>
-              <w:rPr>
-                <w:sz w:val="18"/>
-              </w:rPr>
-              <w:t>PUT</w:t>
-            </w:r>
-          </w:p>
-        </w:tc>
-        <w:tc>
-          <w:tcPr>
-            <w:tcW w:type="dxa" w:w="2929"/>
-          </w:tcPr>
-          <w:p>
-            <w:r>
-              <w:rPr>
-                <w:sz w:val="18"/>
-              </w:rPr>
-            </w:r>
-            <w:r>
-              <w:rPr>
-                <w:sz w:val="18"/>
-              </w:rPr>
-              <w:t>/quiz/update/{id}</w:t>
-            </w:r>
-          </w:p>
-        </w:tc>
-        <w:tc>
-          <w:tcPr>
-            <w:tcW w:type="dxa" w:w="2929"/>
-          </w:tcPr>
-          <w:p>
-            <w:r>
-              <w:rPr>
-                <w:sz w:val="18"/>
-              </w:rPr>
-            </w:r>
-            <w:r>
-              <w:rPr>
-                <w:sz w:val="18"/>
-              </w:rPr>
-              <w:t>Update quiz</w:t>
-            </w:r>
-          </w:p>
-        </w:tc>
-      </w:tr>
-      <w:tr>
-        <w:tc>
-          <w:tcPr>
-            <w:tcW w:type="dxa" w:w="2929"/>
-          </w:tcPr>
-          <w:p>
-            <w:r>
-              <w:rPr>
-                <w:sz w:val="18"/>
-              </w:rPr>
-            </w:r>
-            <w:r>
-              <w:rPr>
-                <w:sz w:val="18"/>
-              </w:rPr>
-              <w:t>DELETE</w:t>
-            </w:r>
-          </w:p>
-        </w:tc>
-        <w:tc>
-          <w:tcPr>
-            <w:tcW w:type="dxa" w:w="2929"/>
-          </w:tcPr>
-          <w:p>
-            <w:r>
-              <w:rPr>
-                <w:sz w:val="18"/>
-              </w:rPr>
-            </w:r>
-            <w:r>
-              <w:rPr>
-                <w:sz w:val="18"/>
-              </w:rPr>
-              <w:t>/quiz/{id}</w:t>
-            </w:r>
-          </w:p>
-        </w:tc>
-        <w:tc>
-          <w:tcPr>
-            <w:tcW w:type="dxa" w:w="2929"/>
-          </w:tcPr>
-          <w:p>
-            <w:r>
-              <w:rPr>
-                <w:sz w:val="18"/>
-              </w:rPr>
-            </w:r>
-            <w:r>
-              <w:rPr>
-                <w:sz w:val="18"/>
-              </w:rPr>
-              <w:t>Delete quiz</w:t>
+              <w:t>kb_id</w:t>
+            </w:r>
+          </w:p>
+        </w:tc>
+        <w:tc>
+          <w:tcPr>
+            <w:tcW w:type="dxa" w:w="2929"/>
+          </w:tcPr>
+          <w:p>
+            <w:r>
+              <w:rPr>
+                <w:sz w:val="18"/>
+              </w:rPr>
+            </w:r>
+            <w:r>
+              <w:rPr>
+                <w:sz w:val="18"/>
+              </w:rPr>
+              <w:t>text</w:t>
+            </w:r>
+          </w:p>
+        </w:tc>
+        <w:tc>
+          <w:tcPr>
+            <w:tcW w:type="dxa" w:w="2929"/>
+          </w:tcPr>
+          <w:p>
+            <w:r>
+              <w:rPr>
+                <w:sz w:val="18"/>
+              </w:rPr>
+            </w:r>
+            <w:r>
+              <w:rPr>
+                <w:sz w:val="18"/>
+              </w:rPr>
+              <w:t>Knowledge base ID (= user_id)</w:t>
             </w:r>
           </w:p>
         </w:tc>
@@ -13992,10 +13984,130 @@
     <w:p/>
     <w:p>
       <w:r>
+        <w:t xml:space="preserve">Index: </w:t>
+      </w:r>
+      <w:r>
+        <w:rPr>
+          <w:rFonts w:ascii="Consolas" w:hAnsi="Consolas"/>
+          <w:sz w:val="18"/>
+          <w:shd w:val="clear" w:fill="E8E8E8"/>
+        </w:rPr>
+        <w:t>ivfflat</w:t>
+      </w:r>
+      <w:r>
+        <w:t xml:space="preserve"> on </w:t>
+      </w:r>
+      <w:r>
+        <w:rPr>
+          <w:rFonts w:ascii="Consolas" w:hAnsi="Consolas"/>
+          <w:sz w:val="18"/>
+          <w:shd w:val="clear" w:fill="E8E8E8"/>
+        </w:rPr>
+        <w:t>embedding</w:t>
+      </w:r>
+      <w:r>
+        <w:t xml:space="preserve"> column using cosine distance for approximate nearest-neighbor search.</w:t>
+      </w:r>
+    </w:p>
+    <w:p>
+      <w:r>
+        <w:t xml:space="preserve">The </w:t>
+      </w:r>
+      <w:r>
+        <w:rPr>
+          <w:rFonts w:ascii="Consolas" w:hAnsi="Consolas"/>
+          <w:sz w:val="18"/>
+          <w:shd w:val="clear" w:fill="E8E8E8"/>
+        </w:rPr>
+        <w:t>match_documents</w:t>
+      </w:r>
+      <w:r>
+        <w:t xml:space="preserve"> RPC function performs similarity search:</w:t>
+      </w:r>
+    </w:p>
+    <w:p>
+      <w:pPr>
+        <w:pStyle w:val="NoSpacing"/>
+        <w:spacing w:before="40" w:after="40"/>
+        <w:ind w:left="567"/>
+      </w:pPr>
+      <w:r>
+        <w:rPr>
+          <w:rFonts w:ascii="Consolas" w:hAnsi="Consolas"/>
+          <w:color w:val="1E1E1E"/>
+          <w:sz w:val="17"/>
+          <w:shd w:val="clear" w:fill="F5F5F5"/>
+        </w:rPr>
+        <w:t>CREATE FUNCTION match_documents(</w:t>
+        <w:br/>
+        <w:t xml:space="preserve">  query_embedding vector(768),</w:t>
+        <w:br/>
+        <w:t xml:space="preserve">  match_count int DEFAULT 5,</w:t>
+        <w:br/>
+        <w:t xml:space="preserve">  filter_kb_id text DEFAULT NULL</w:t>
+        <w:br/>
+        <w:t>) RETURNS TABLE(id uuid, content text, metadata jsonb, similarity float)</w:t>
+      </w:r>
+    </w:p>
+    <w:p>
+      <w:pPr>
+        <w:pStyle w:val="Heading3"/>
+      </w:pPr>
+      <w:r>
+        <w:t>4.8.3 SQLite (AI Coach Local State)</w:t>
+      </w:r>
+    </w:p>
+    <w:p>
+      <w:r>
+        <w:t>The AI Coach uses a lightweight SQLite database for session and scheduling data:</w:t>
+      </w:r>
+    </w:p>
+    <w:p>
+      <w:pPr>
+        <w:pStyle w:val="ListBullet"/>
+      </w:pPr>
+      <w:r>
+        <w:t>Conversation history (session-scoped)</w:t>
+      </w:r>
+    </w:p>
+    <w:p>
+      <w:pPr>
+        <w:pStyle w:val="ListBullet"/>
+      </w:pPr>
+      <w:r>
+        <w:t>Scheduler job states</w:t>
+      </w:r>
+    </w:p>
+    <w:p>
+      <w:pPr>
+        <w:pStyle w:val="ListBullet"/>
+      </w:pPr>
+      <w:r>
+        <w:t>Progress snapshot cache</w:t>
+      </w:r>
+    </w:p>
+    <w:p>
+      <w:pPr>
+        <w:pStyle w:val="Heading2"/>
+      </w:pPr>
+      <w:r>
+        <w:t>4.9 API Contracts</w:t>
+      </w:r>
+    </w:p>
+    <w:p>
+      <w:pPr>
+        <w:pStyle w:val="Heading3"/>
+      </w:pPr>
+      <w:r>
+        <w:t>4.9.1 Spring Boot REST API</w:t>
+      </w:r>
+    </w:p>
+    <w:p>
+      <w:r>
         <w:rPr>
           <w:b/>
         </w:rPr>
-        <w:t>Question Endpoints</w:t>
+        <w:t>Quiz Endpoints</w:t>
       </w:r>
       <w:r>
         <w:t>:</w:t>
@@ -14095,25 +14207,25 @@
               <w:rPr>
                 <w:sz w:val="18"/>
               </w:rPr>
-              <w:t>/question/quizId/{quizId}</w:t>
-            </w:r>
-          </w:p>
-        </w:tc>
-        <w:tc>
-          <w:tcPr>
-            <w:tcW w:type="dxa" w:w="2929"/>
-          </w:tcPr>
-          <w:p>
-            <w:r>
-              <w:rPr>
-                <w:sz w:val="18"/>
-              </w:rPr>
-            </w:r>
-            <w:r>
-              <w:rPr>
-                <w:sz w:val="18"/>
-              </w:rPr>
-              <w:t>Get questions for quiz</w:t>
+              <w:t>/quiz</w:t>
+            </w:r>
+          </w:p>
+        </w:tc>
+        <w:tc>
+          <w:tcPr>
+            <w:tcW w:type="dxa" w:w="2929"/>
+          </w:tcPr>
+          <w:p>
+            <w:r>
+              <w:rPr>
+                <w:sz w:val="18"/>
+              </w:rPr>
+            </w:r>
+            <w:r>
+              <w:rPr>
+                <w:sz w:val="18"/>
+              </w:rPr>
+              <w:t>List all active quizzes</w:t>
             </w:r>
           </w:p>
         </w:tc>
@@ -14151,25 +14263,25 @@
               <w:rPr>
                 <w:sz w:val="18"/>
               </w:rPr>
-              <w:t>/question/id={id}</w:t>
-            </w:r>
-          </w:p>
-        </w:tc>
-        <w:tc>
-          <w:tcPr>
-            <w:tcW w:type="dxa" w:w="2929"/>
-          </w:tcPr>
-          <w:p>
-            <w:r>
-              <w:rPr>
-                <w:sz w:val="18"/>
-              </w:rPr>
-            </w:r>
-            <w:r>
-              <w:rPr>
-                <w:sz w:val="18"/>
-              </w:rPr>
-              <w:t>Get question by ID</w:t>
+              <w:t>/quiz/{id}</w:t>
+            </w:r>
+          </w:p>
+        </w:tc>
+        <w:tc>
+          <w:tcPr>
+            <w:tcW w:type="dxa" w:w="2929"/>
+          </w:tcPr>
+          <w:p>
+            <w:r>
+              <w:rPr>
+                <w:sz w:val="18"/>
+              </w:rPr>
+            </w:r>
+            <w:r>
+              <w:rPr>
+                <w:sz w:val="18"/>
+              </w:rPr>
+              <w:t>Get quiz by ID</w:t>
             </w:r>
           </w:p>
         </w:tc>
@@ -14189,43 +14301,43 @@
               <w:rPr>
                 <w:sz w:val="18"/>
               </w:rPr>
-              <w:t>POST</w:t>
-            </w:r>
-          </w:p>
-        </w:tc>
-        <w:tc>
-          <w:tcPr>
-            <w:tcW w:type="dxa" w:w="2929"/>
-          </w:tcPr>
-          <w:p>
-            <w:r>
-              <w:rPr>
-                <w:sz w:val="18"/>
-              </w:rPr>
-            </w:r>
-            <w:r>
-              <w:rPr>
-                <w:sz w:val="18"/>
-              </w:rPr>
-              <w:t>/question</w:t>
-            </w:r>
-          </w:p>
-        </w:tc>
-        <w:tc>
-          <w:tcPr>
-            <w:tcW w:type="dxa" w:w="2929"/>
-          </w:tcPr>
-          <w:p>
-            <w:r>
-              <w:rPr>
-                <w:sz w:val="18"/>
-              </w:rPr>
-            </w:r>
-            <w:r>
-              <w:rPr>
-                <w:sz w:val="18"/>
-              </w:rPr>
-              <w:t>Create questions (batch)</w:t>
+              <w:t>GET</w:t>
+            </w:r>
+          </w:p>
+        </w:tc>
+        <w:tc>
+          <w:tcPr>
+            <w:tcW w:type="dxa" w:w="2929"/>
+          </w:tcPr>
+          <w:p>
+            <w:r>
+              <w:rPr>
+                <w:sz w:val="18"/>
+              </w:rPr>
+            </w:r>
+            <w:r>
+              <w:rPr>
+                <w:sz w:val="18"/>
+              </w:rPr>
+              <w:t>/quiz/host/{hostId}</w:t>
+            </w:r>
+          </w:p>
+        </w:tc>
+        <w:tc>
+          <w:tcPr>
+            <w:tcW w:type="dxa" w:w="2929"/>
+          </w:tcPr>
+          <w:p>
+            <w:r>
+              <w:rPr>
+                <w:sz w:val="18"/>
+              </w:rPr>
+            </w:r>
+            <w:r>
+              <w:rPr>
+                <w:sz w:val="18"/>
+              </w:rPr>
+              <w:t>Get quizzes by creator</w:t>
             </w:r>
           </w:p>
         </w:tc>
@@ -14245,43 +14357,43 @@
               <w:rPr>
                 <w:sz w:val="18"/>
               </w:rPr>
-              <w:t>PUT</w:t>
-            </w:r>
-          </w:p>
-        </w:tc>
-        <w:tc>
-          <w:tcPr>
-            <w:tcW w:type="dxa" w:w="2929"/>
-          </w:tcPr>
-          <w:p>
-            <w:r>
-              <w:rPr>
-                <w:sz w:val="18"/>
-              </w:rPr>
-            </w:r>
-            <w:r>
-              <w:rPr>
-                <w:sz w:val="18"/>
-              </w:rPr>
-              <w:t>/question/{id}</w:t>
-            </w:r>
-          </w:p>
-        </w:tc>
-        <w:tc>
-          <w:tcPr>
-            <w:tcW w:type="dxa" w:w="2929"/>
-          </w:tcPr>
-          <w:p>
-            <w:r>
-              <w:rPr>
-                <w:sz w:val="18"/>
-              </w:rPr>
-            </w:r>
-            <w:r>
-              <w:rPr>
-                <w:sz w:val="18"/>
-              </w:rPr>
-              <w:t>Update question</w:t>
+              <w:t>GET</w:t>
+            </w:r>
+          </w:p>
+        </w:tc>
+        <w:tc>
+          <w:tcPr>
+            <w:tcW w:type="dxa" w:w="2929"/>
+          </w:tcPr>
+          <w:p>
+            <w:r>
+              <w:rPr>
+                <w:sz w:val="18"/>
+              </w:rPr>
+            </w:r>
+            <w:r>
+              <w:rPr>
+                <w:sz w:val="18"/>
+              </w:rPr>
+              <w:t>/quiz/category/{category}</w:t>
+            </w:r>
+          </w:p>
+        </w:tc>
+        <w:tc>
+          <w:tcPr>
+            <w:tcW w:type="dxa" w:w="2929"/>
+          </w:tcPr>
+          <w:p>
+            <w:r>
+              <w:rPr>
+                <w:sz w:val="18"/>
+              </w:rPr>
+            </w:r>
+            <w:r>
+              <w:rPr>
+                <w:sz w:val="18"/>
+              </w:rPr>
+              <w:t>Get quizzes by category</w:t>
             </w:r>
           </w:p>
         </w:tc>
@@ -14301,6 +14413,118 @@
               <w:rPr>
                 <w:sz w:val="18"/>
               </w:rPr>
+              <w:t>POST</w:t>
+            </w:r>
+          </w:p>
+        </w:tc>
+        <w:tc>
+          <w:tcPr>
+            <w:tcW w:type="dxa" w:w="2929"/>
+          </w:tcPr>
+          <w:p>
+            <w:r>
+              <w:rPr>
+                <w:sz w:val="18"/>
+              </w:rPr>
+            </w:r>
+            <w:r>
+              <w:rPr>
+                <w:sz w:val="18"/>
+              </w:rPr>
+              <w:t>/quiz</w:t>
+            </w:r>
+          </w:p>
+        </w:tc>
+        <w:tc>
+          <w:tcPr>
+            <w:tcW w:type="dxa" w:w="2929"/>
+          </w:tcPr>
+          <w:p>
+            <w:r>
+              <w:rPr>
+                <w:sz w:val="18"/>
+              </w:rPr>
+            </w:r>
+            <w:r>
+              <w:rPr>
+                <w:sz w:val="18"/>
+              </w:rPr>
+              <w:t>Create quiz</w:t>
+            </w:r>
+          </w:p>
+        </w:tc>
+      </w:tr>
+      <w:tr>
+        <w:tc>
+          <w:tcPr>
+            <w:tcW w:type="dxa" w:w="2929"/>
+          </w:tcPr>
+          <w:p>
+            <w:r>
+              <w:rPr>
+                <w:sz w:val="18"/>
+              </w:rPr>
+            </w:r>
+            <w:r>
+              <w:rPr>
+                <w:sz w:val="18"/>
+              </w:rPr>
+              <w:t>PUT</w:t>
+            </w:r>
+          </w:p>
+        </w:tc>
+        <w:tc>
+          <w:tcPr>
+            <w:tcW w:type="dxa" w:w="2929"/>
+          </w:tcPr>
+          <w:p>
+            <w:r>
+              <w:rPr>
+                <w:sz w:val="18"/>
+              </w:rPr>
+            </w:r>
+            <w:r>
+              <w:rPr>
+                <w:sz w:val="18"/>
+              </w:rPr>
+              <w:t>/quiz/update/{id}</w:t>
+            </w:r>
+          </w:p>
+        </w:tc>
+        <w:tc>
+          <w:tcPr>
+            <w:tcW w:type="dxa" w:w="2929"/>
+          </w:tcPr>
+          <w:p>
+            <w:r>
+              <w:rPr>
+                <w:sz w:val="18"/>
+              </w:rPr>
+            </w:r>
+            <w:r>
+              <w:rPr>
+                <w:sz w:val="18"/>
+              </w:rPr>
+              <w:t>Update quiz</w:t>
+            </w:r>
+          </w:p>
+        </w:tc>
+      </w:tr>
+      <w:tr>
+        <w:tc>
+          <w:tcPr>
+            <w:tcW w:type="dxa" w:w="2929"/>
+          </w:tcPr>
+          <w:p>
+            <w:r>
+              <w:rPr>
+                <w:sz w:val="18"/>
+              </w:rPr>
+            </w:r>
+            <w:r>
+              <w:rPr>
+                <w:sz w:val="18"/>
+              </w:rPr>
               <w:t>DELETE</w:t>
             </w:r>
           </w:p>
@@ -14319,25 +14543,25 @@
               <w:rPr>
                 <w:sz w:val="18"/>
               </w:rPr>
-              <w:t>/question/{id}</w:t>
-            </w:r>
-          </w:p>
-        </w:tc>
-        <w:tc>
-          <w:tcPr>
-            <w:tcW w:type="dxa" w:w="2929"/>
-          </w:tcPr>
-          <w:p>
-            <w:r>
-              <w:rPr>
-                <w:sz w:val="18"/>
-              </w:rPr>
-            </w:r>
-            <w:r>
-              <w:rPr>
-                <w:sz w:val="18"/>
-              </w:rPr>
-              <w:t>Delete question</w:t>
+              <w:t>/quiz/{id}</w:t>
+            </w:r>
+          </w:p>
+        </w:tc>
+        <w:tc>
+          <w:tcPr>
+            <w:tcW w:type="dxa" w:w="2929"/>
+          </w:tcPr>
+          <w:p>
+            <w:r>
+              <w:rPr>
+                <w:sz w:val="18"/>
+              </w:rPr>
+            </w:r>
+            <w:r>
+              <w:rPr>
+                <w:sz w:val="18"/>
+              </w:rPr>
+              <w:t>Delete quiz</w:t>
             </w:r>
           </w:p>
         </w:tc>
@@ -14349,7 +14573,7 @@
         <w:rPr>
           <w:b/>
         </w:rPr>
-        <w:t>Take Quiz Endpoints</w:t>
+        <w:t>Question Endpoints</w:t>
       </w:r>
       <w:r>
         <w:t>:</w:t>
@@ -14431,43 +14655,43 @@
               <w:rPr>
                 <w:sz w:val="18"/>
               </w:rPr>
-              <w:t>POST</w:t>
-            </w:r>
-          </w:p>
-        </w:tc>
-        <w:tc>
-          <w:tcPr>
-            <w:tcW w:type="dxa" w:w="2929"/>
-          </w:tcPr>
-          <w:p>
-            <w:r>
-              <w:rPr>
-                <w:sz w:val="18"/>
-              </w:rPr>
-            </w:r>
-            <w:r>
-              <w:rPr>
-                <w:sz w:val="18"/>
-              </w:rPr>
-              <w:t>/take-quiz/start</w:t>
-            </w:r>
-          </w:p>
-        </w:tc>
-        <w:tc>
-          <w:tcPr>
-            <w:tcW w:type="dxa" w:w="2929"/>
-          </w:tcPr>
-          <w:p>
-            <w:r>
-              <w:rPr>
-                <w:sz w:val="18"/>
-              </w:rPr>
-            </w:r>
-            <w:r>
-              <w:rPr>
-                <w:sz w:val="18"/>
-              </w:rPr>
-              <w:t>Start quiz attempt</w:t>
+              <w:t>GET</w:t>
+            </w:r>
+          </w:p>
+        </w:tc>
+        <w:tc>
+          <w:tcPr>
+            <w:tcW w:type="dxa" w:w="2929"/>
+          </w:tcPr>
+          <w:p>
+            <w:r>
+              <w:rPr>
+                <w:sz w:val="18"/>
+              </w:rPr>
+            </w:r>
+            <w:r>
+              <w:rPr>
+                <w:sz w:val="18"/>
+              </w:rPr>
+              <w:t>/question/quizId/{quizId}</w:t>
+            </w:r>
+          </w:p>
+        </w:tc>
+        <w:tc>
+          <w:tcPr>
+            <w:tcW w:type="dxa" w:w="2929"/>
+          </w:tcPr>
+          <w:p>
+            <w:r>
+              <w:rPr>
+                <w:sz w:val="18"/>
+              </w:rPr>
+            </w:r>
+            <w:r>
+              <w:rPr>
+                <w:sz w:val="18"/>
+              </w:rPr>
+              <w:t>Get questions for quiz</w:t>
             </w:r>
           </w:p>
         </w:tc>
@@ -14487,43 +14711,43 @@
               <w:rPr>
                 <w:sz w:val="18"/>
               </w:rPr>
-              <w:t>POST</w:t>
-            </w:r>
-          </w:p>
-        </w:tc>
-        <w:tc>
-          <w:tcPr>
-            <w:tcW w:type="dxa" w:w="2929"/>
-          </w:tcPr>
-          <w:p>
-            <w:r>
-              <w:rPr>
-                <w:sz w:val="18"/>
-              </w:rPr>
-            </w:r>
-            <w:r>
-              <w:rPr>
-                <w:sz w:val="18"/>
-              </w:rPr>
-              <w:t>/take-quiz/end</w:t>
-            </w:r>
-          </w:p>
-        </w:tc>
-        <w:tc>
-          <w:tcPr>
-            <w:tcW w:type="dxa" w:w="2929"/>
-          </w:tcPr>
-          <w:p>
-            <w:r>
-              <w:rPr>
-                <w:sz w:val="18"/>
-              </w:rPr>
-            </w:r>
-            <w:r>
-              <w:rPr>
-                <w:sz w:val="18"/>
-              </w:rPr>
-              <w:t>Submit answers and end attempt</w:t>
+              <w:t>GET</w:t>
+            </w:r>
+          </w:p>
+        </w:tc>
+        <w:tc>
+          <w:tcPr>
+            <w:tcW w:type="dxa" w:w="2929"/>
+          </w:tcPr>
+          <w:p>
+            <w:r>
+              <w:rPr>
+                <w:sz w:val="18"/>
+              </w:rPr>
+            </w:r>
+            <w:r>
+              <w:rPr>
+                <w:sz w:val="18"/>
+              </w:rPr>
+              <w:t>/question/id={id}</w:t>
+            </w:r>
+          </w:p>
+        </w:tc>
+        <w:tc>
+          <w:tcPr>
+            <w:tcW w:type="dxa" w:w="2929"/>
+          </w:tcPr>
+          <w:p>
+            <w:r>
+              <w:rPr>
+                <w:sz w:val="18"/>
+              </w:rPr>
+            </w:r>
+            <w:r>
+              <w:rPr>
+                <w:sz w:val="18"/>
+              </w:rPr>
+              <w:t>Get question by ID</w:t>
             </w:r>
           </w:p>
         </w:tc>
@@ -14543,43 +14767,43 @@
               <w:rPr>
                 <w:sz w:val="18"/>
               </w:rPr>
-              <w:t>GET</w:t>
-            </w:r>
-          </w:p>
-        </w:tc>
-        <w:tc>
-          <w:tcPr>
-            <w:tcW w:type="dxa" w:w="2929"/>
-          </w:tcPr>
-          <w:p>
-            <w:r>
-              <w:rPr>
-                <w:sz w:val="18"/>
-              </w:rPr>
-            </w:r>
-            <w:r>
-              <w:rPr>
-                <w:sz w:val="18"/>
-              </w:rPr>
-              <w:t>/take-quiz/player/{playerId}</w:t>
-            </w:r>
-          </w:p>
-        </w:tc>
-        <w:tc>
-          <w:tcPr>
-            <w:tcW w:type="dxa" w:w="2929"/>
-          </w:tcPr>
-          <w:p>
-            <w:r>
-              <w:rPr>
-                <w:sz w:val="18"/>
-              </w:rPr>
-            </w:r>
-            <w:r>
-              <w:rPr>
-                <w:sz w:val="18"/>
-              </w:rPr>
-              <w:t>Get player's history</w:t>
+              <w:t>POST</w:t>
+            </w:r>
+          </w:p>
+        </w:tc>
+        <w:tc>
+          <w:tcPr>
+            <w:tcW w:type="dxa" w:w="2929"/>
+          </w:tcPr>
+          <w:p>
+            <w:r>
+              <w:rPr>
+                <w:sz w:val="18"/>
+              </w:rPr>
+            </w:r>
+            <w:r>
+              <w:rPr>
+                <w:sz w:val="18"/>
+              </w:rPr>
+              <w:t>/question</w:t>
+            </w:r>
+          </w:p>
+        </w:tc>
+        <w:tc>
+          <w:tcPr>
+            <w:tcW w:type="dxa" w:w="2929"/>
+          </w:tcPr>
+          <w:p>
+            <w:r>
+              <w:rPr>
+                <w:sz w:val="18"/>
+              </w:rPr>
+            </w:r>
+            <w:r>
+              <w:rPr>
+                <w:sz w:val="18"/>
+              </w:rPr>
+              <w:t>Create questions (batch)</w:t>
             </w:r>
           </w:p>
         </w:tc>
@@ -14599,43 +14823,99 @@
               <w:rPr>
                 <w:sz w:val="18"/>
               </w:rPr>
-              <w:t>GET</w:t>
-            </w:r>
-          </w:p>
-        </w:tc>
-        <w:tc>
-          <w:tcPr>
-            <w:tcW w:type="dxa" w:w="2929"/>
-          </w:tcPr>
-          <w:p>
-            <w:r>
-              <w:rPr>
-                <w:sz w:val="18"/>
-              </w:rPr>
-            </w:r>
-            <w:r>
-              <w:rPr>
-                <w:sz w:val="18"/>
-              </w:rPr>
-              <w:t>/take-quiz/{id}</w:t>
-            </w:r>
-          </w:p>
-        </w:tc>
-        <w:tc>
-          <w:tcPr>
-            <w:tcW w:type="dxa" w:w="2929"/>
-          </w:tcPr>
-          <w:p>
-            <w:r>
-              <w:rPr>
-                <w:sz w:val="18"/>
-              </w:rPr>
-            </w:r>
-            <w:r>
-              <w:rPr>
-                <w:sz w:val="18"/>
-              </w:rPr>
-              <w:t>Get attempt details</w:t>
+              <w:t>PUT</w:t>
+            </w:r>
+          </w:p>
+        </w:tc>
+        <w:tc>
+          <w:tcPr>
+            <w:tcW w:type="dxa" w:w="2929"/>
+          </w:tcPr>
+          <w:p>
+            <w:r>
+              <w:rPr>
+                <w:sz w:val="18"/>
+              </w:rPr>
+            </w:r>
+            <w:r>
+              <w:rPr>
+                <w:sz w:val="18"/>
+              </w:rPr>
+              <w:t>/question/{id}</w:t>
+            </w:r>
+          </w:p>
+        </w:tc>
+        <w:tc>
+          <w:tcPr>
+            <w:tcW w:type="dxa" w:w="2929"/>
+          </w:tcPr>
+          <w:p>
+            <w:r>
+              <w:rPr>
+                <w:sz w:val="18"/>
+              </w:rPr>
+            </w:r>
+            <w:r>
+              <w:rPr>
+                <w:sz w:val="18"/>
+              </w:rPr>
+              <w:t>Update question</w:t>
+            </w:r>
+          </w:p>
+        </w:tc>
+      </w:tr>
+      <w:tr>
+        <w:tc>
+          <w:tcPr>
+            <w:tcW w:type="dxa" w:w="2929"/>
+          </w:tcPr>
+          <w:p>
+            <w:r>
+              <w:rPr>
+                <w:sz w:val="18"/>
+              </w:rPr>
+            </w:r>
+            <w:r>
+              <w:rPr>
+                <w:sz w:val="18"/>
+              </w:rPr>
+              <w:t>DELETE</w:t>
+            </w:r>
+          </w:p>
+        </w:tc>
+        <w:tc>
+          <w:tcPr>
+            <w:tcW w:type="dxa" w:w="2929"/>
+          </w:tcPr>
+          <w:p>
+            <w:r>
+              <w:rPr>
+                <w:sz w:val="18"/>
+              </w:rPr>
+            </w:r>
+            <w:r>
+              <w:rPr>
+                <w:sz w:val="18"/>
+              </w:rPr>
+              <w:t>/question/{id}</w:t>
+            </w:r>
+          </w:p>
+        </w:tc>
+        <w:tc>
+          <w:tcPr>
+            <w:tcW w:type="dxa" w:w="2929"/>
+          </w:tcPr>
+          <w:p>
+            <w:r>
+              <w:rPr>
+                <w:sz w:val="18"/>
+              </w:rPr>
+            </w:r>
+            <w:r>
+              <w:rPr>
+                <w:sz w:val="18"/>
+              </w:rPr>
+              <w:t>Delete question</w:t>
             </w:r>
           </w:p>
         </w:tc>
@@ -14647,7 +14927,7 @@
         <w:rPr>
           <w:b/>
         </w:rPr>
-        <w:t>Review Schedule Endpoints</w:t>
+        <w:t>Take Quiz Endpoints</w:t>
       </w:r>
       <w:r>
         <w:t>:</w:t>
@@ -14729,43 +15009,43 @@
               <w:rPr>
                 <w:sz w:val="18"/>
               </w:rPr>
-              <w:t>GET</w:t>
-            </w:r>
-          </w:p>
-        </w:tc>
-        <w:tc>
-          <w:tcPr>
-            <w:tcW w:type="dxa" w:w="2929"/>
-          </w:tcPr>
-          <w:p>
-            <w:r>
-              <w:rPr>
-                <w:sz w:val="18"/>
-              </w:rPr>
-            </w:r>
-            <w:r>
-              <w:rPr>
-                <w:sz w:val="18"/>
-              </w:rPr>
-              <w:t>/review-schedule/user/{userId}</w:t>
-            </w:r>
-          </w:p>
-        </w:tc>
-        <w:tc>
-          <w:tcPr>
-            <w:tcW w:type="dxa" w:w="2929"/>
-          </w:tcPr>
-          <w:p>
-            <w:r>
-              <w:rPr>
-                <w:sz w:val="18"/>
-              </w:rPr>
-            </w:r>
-            <w:r>
-              <w:rPr>
-                <w:sz w:val="18"/>
-              </w:rPr>
-              <w:t>Get all schedules for user</w:t>
+              <w:t>POST</w:t>
+            </w:r>
+          </w:p>
+        </w:tc>
+        <w:tc>
+          <w:tcPr>
+            <w:tcW w:type="dxa" w:w="2929"/>
+          </w:tcPr>
+          <w:p>
+            <w:r>
+              <w:rPr>
+                <w:sz w:val="18"/>
+              </w:rPr>
+            </w:r>
+            <w:r>
+              <w:rPr>
+                <w:sz w:val="18"/>
+              </w:rPr>
+              <w:t>/take-quiz/start</w:t>
+            </w:r>
+          </w:p>
+        </w:tc>
+        <w:tc>
+          <w:tcPr>
+            <w:tcW w:type="dxa" w:w="2929"/>
+          </w:tcPr>
+          <w:p>
+            <w:r>
+              <w:rPr>
+                <w:sz w:val="18"/>
+              </w:rPr>
+            </w:r>
+            <w:r>
+              <w:rPr>
+                <w:sz w:val="18"/>
+              </w:rPr>
+              <w:t>Start quiz attempt</w:t>
             </w:r>
           </w:p>
         </w:tc>
@@ -14785,43 +15065,43 @@
               <w:rPr>
                 <w:sz w:val="18"/>
               </w:rPr>
-              <w:t>GET</w:t>
-            </w:r>
-          </w:p>
-        </w:tc>
-        <w:tc>
-          <w:tcPr>
-            <w:tcW w:type="dxa" w:w="2929"/>
-          </w:tcPr>
-          <w:p>
-            <w:r>
-              <w:rPr>
-                <w:sz w:val="18"/>
-              </w:rPr>
-            </w:r>
-            <w:r>
-              <w:rPr>
-                <w:sz w:val="18"/>
-              </w:rPr>
-              <w:t>/review-schedule/user/{userId}/due</w:t>
-            </w:r>
-          </w:p>
-        </w:tc>
-        <w:tc>
-          <w:tcPr>
-            <w:tcW w:type="dxa" w:w="2929"/>
-          </w:tcPr>
-          <w:p>
-            <w:r>
-              <w:rPr>
-                <w:sz w:val="18"/>
-              </w:rPr>
-            </w:r>
-            <w:r>
-              <w:rPr>
-                <w:sz w:val="18"/>
-              </w:rPr>
-              <w:t>Get due reviews</w:t>
+              <w:t>POST</w:t>
+            </w:r>
+          </w:p>
+        </w:tc>
+        <w:tc>
+          <w:tcPr>
+            <w:tcW w:type="dxa" w:w="2929"/>
+          </w:tcPr>
+          <w:p>
+            <w:r>
+              <w:rPr>
+                <w:sz w:val="18"/>
+              </w:rPr>
+            </w:r>
+            <w:r>
+              <w:rPr>
+                <w:sz w:val="18"/>
+              </w:rPr>
+              <w:t>/take-quiz/end</w:t>
+            </w:r>
+          </w:p>
+        </w:tc>
+        <w:tc>
+          <w:tcPr>
+            <w:tcW w:type="dxa" w:w="2929"/>
+          </w:tcPr>
+          <w:p>
+            <w:r>
+              <w:rPr>
+                <w:sz w:val="18"/>
+              </w:rPr>
+            </w:r>
+            <w:r>
+              <w:rPr>
+                <w:sz w:val="18"/>
+              </w:rPr>
+              <w:t>Submit answers and end attempt</w:t>
             </w:r>
           </w:p>
         </w:tc>
@@ -14841,43 +15121,43 @@
               <w:rPr>
                 <w:sz w:val="18"/>
               </w:rPr>
-              <w:t>POST</w:t>
-            </w:r>
-          </w:p>
-        </w:tc>
-        <w:tc>
-          <w:tcPr>
-            <w:tcW w:type="dxa" w:w="2929"/>
-          </w:tcPr>
-          <w:p>
-            <w:r>
-              <w:rPr>
-                <w:sz w:val="18"/>
-              </w:rPr>
-            </w:r>
-            <w:r>
-              <w:rPr>
-                <w:sz w:val="18"/>
-              </w:rPr>
-              <w:t>/review-schedule</w:t>
-            </w:r>
-          </w:p>
-        </w:tc>
-        <w:tc>
-          <w:tcPr>
-            <w:tcW w:type="dxa" w:w="2929"/>
-          </w:tcPr>
-          <w:p>
-            <w:r>
-              <w:rPr>
-                <w:sz w:val="18"/>
-              </w:rPr>
-            </w:r>
-            <w:r>
-              <w:rPr>
-                <w:sz w:val="18"/>
-              </w:rPr>
-              <w:t>Create/update schedule</w:t>
+              <w:t>GET</w:t>
+            </w:r>
+          </w:p>
+        </w:tc>
+        <w:tc>
+          <w:tcPr>
+            <w:tcW w:type="dxa" w:w="2929"/>
+          </w:tcPr>
+          <w:p>
+            <w:r>
+              <w:rPr>
+                <w:sz w:val="18"/>
+              </w:rPr>
+            </w:r>
+            <w:r>
+              <w:rPr>
+                <w:sz w:val="18"/>
+              </w:rPr>
+              <w:t>/take-quiz/player/{playerId}</w:t>
+            </w:r>
+          </w:p>
+        </w:tc>
+        <w:tc>
+          <w:tcPr>
+            <w:tcW w:type="dxa" w:w="2929"/>
+          </w:tcPr>
+          <w:p>
+            <w:r>
+              <w:rPr>
+                <w:sz w:val="18"/>
+              </w:rPr>
+            </w:r>
+            <w:r>
+              <w:rPr>
+                <w:sz w:val="18"/>
+              </w:rPr>
+              <w:t>Get player's history</w:t>
             </w:r>
           </w:p>
         </w:tc>
@@ -14897,43 +15177,43 @@
               <w:rPr>
                 <w:sz w:val="18"/>
               </w:rPr>
-              <w:t>DELETE</w:t>
-            </w:r>
-          </w:p>
-        </w:tc>
-        <w:tc>
-          <w:tcPr>
-            <w:tcW w:type="dxa" w:w="2929"/>
-          </w:tcPr>
-          <w:p>
-            <w:r>
-              <w:rPr>
-                <w:sz w:val="18"/>
-              </w:rPr>
-            </w:r>
-            <w:r>
-              <w:rPr>
-                <w:sz w:val="18"/>
-              </w:rPr>
-              <w:t>/review-schedule/{id}</w:t>
-            </w:r>
-          </w:p>
-        </w:tc>
-        <w:tc>
-          <w:tcPr>
-            <w:tcW w:type="dxa" w:w="2929"/>
-          </w:tcPr>
-          <w:p>
-            <w:r>
-              <w:rPr>
-                <w:sz w:val="18"/>
-              </w:rPr>
-            </w:r>
-            <w:r>
-              <w:rPr>
-                <w:sz w:val="18"/>
-              </w:rPr>
-              <w:t>Delete schedule</w:t>
+              <w:t>GET</w:t>
+            </w:r>
+          </w:p>
+        </w:tc>
+        <w:tc>
+          <w:tcPr>
+            <w:tcW w:type="dxa" w:w="2929"/>
+          </w:tcPr>
+          <w:p>
+            <w:r>
+              <w:rPr>
+                <w:sz w:val="18"/>
+              </w:rPr>
+            </w:r>
+            <w:r>
+              <w:rPr>
+                <w:sz w:val="18"/>
+              </w:rPr>
+              <w:t>/take-quiz/{id}</w:t>
+            </w:r>
+          </w:p>
+        </w:tc>
+        <w:tc>
+          <w:tcPr>
+            <w:tcW w:type="dxa" w:w="2929"/>
+          </w:tcPr>
+          <w:p>
+            <w:r>
+              <w:rPr>
+                <w:sz w:val="18"/>
+              </w:rPr>
+            </w:r>
+            <w:r>
+              <w:rPr>
+                <w:sz w:val="18"/>
+              </w:rPr>
+              <w:t>Get attempt details</w:t>
             </w:r>
           </w:p>
         </w:tc>
@@ -14945,7 +15225,7 @@
         <w:rPr>
           <w:b/>
         </w:rPr>
-        <w:t>Notification Endpoints</w:t>
+        <w:t>Review Schedule Endpoints</w:t>
       </w:r>
       <w:r>
         <w:t>:</w:t>
@@ -15045,25 +15325,25 @@
               <w:rPr>
                 <w:sz w:val="18"/>
               </w:rPr>
-              <w:t>/notification/user/{userId}</w:t>
-            </w:r>
-          </w:p>
-        </w:tc>
-        <w:tc>
-          <w:tcPr>
-            <w:tcW w:type="dxa" w:w="2929"/>
-          </w:tcPr>
-          <w:p>
-            <w:r>
-              <w:rPr>
-                <w:sz w:val="18"/>
-              </w:rPr>
-            </w:r>
-            <w:r>
-              <w:rPr>
-                <w:sz w:val="18"/>
-              </w:rPr>
-              <w:t>Get notifications</w:t>
+              <w:t>/review-schedule/user/{userId}</w:t>
+            </w:r>
+          </w:p>
+        </w:tc>
+        <w:tc>
+          <w:tcPr>
+            <w:tcW w:type="dxa" w:w="2929"/>
+          </w:tcPr>
+          <w:p>
+            <w:r>
+              <w:rPr>
+                <w:sz w:val="18"/>
+              </w:rPr>
+            </w:r>
+            <w:r>
+              <w:rPr>
+                <w:sz w:val="18"/>
+              </w:rPr>
+              <w:t>Get all schedules for user</w:t>
             </w:r>
           </w:p>
         </w:tc>
@@ -15101,25 +15381,25 @@
               <w:rPr>
                 <w:sz w:val="18"/>
               </w:rPr>
-              <w:t>/notification/user/{userId}/unread</w:t>
-            </w:r>
-          </w:p>
-        </w:tc>
-        <w:tc>
-          <w:tcPr>
-            <w:tcW w:type="dxa" w:w="2929"/>
-          </w:tcPr>
-          <w:p>
-            <w:r>
-              <w:rPr>
-                <w:sz w:val="18"/>
-              </w:rPr>
-            </w:r>
-            <w:r>
-              <w:rPr>
-                <w:sz w:val="18"/>
-              </w:rPr>
-              <w:t>Get unread notifications</w:t>
+              <w:t>/review-schedule/user/{userId}/due</w:t>
+            </w:r>
+          </w:p>
+        </w:tc>
+        <w:tc>
+          <w:tcPr>
+            <w:tcW w:type="dxa" w:w="2929"/>
+          </w:tcPr>
+          <w:p>
+            <w:r>
+              <w:rPr>
+                <w:sz w:val="18"/>
+              </w:rPr>
+            </w:r>
+            <w:r>
+              <w:rPr>
+                <w:sz w:val="18"/>
+              </w:rPr>
+              <w:t>Get due reviews</w:t>
             </w:r>
           </w:p>
         </w:tc>
@@ -15139,43 +15419,43 @@
               <w:rPr>
                 <w:sz w:val="18"/>
               </w:rPr>
-              <w:t>PATCH</w:t>
-            </w:r>
-          </w:p>
-        </w:tc>
-        <w:tc>
-          <w:tcPr>
-            <w:tcW w:type="dxa" w:w="2929"/>
-          </w:tcPr>
-          <w:p>
-            <w:r>
-              <w:rPr>
-                <w:sz w:val="18"/>
-              </w:rPr>
-            </w:r>
-            <w:r>
-              <w:rPr>
-                <w:sz w:val="18"/>
-              </w:rPr>
-              <w:t>/notification/{id}/read</w:t>
-            </w:r>
-          </w:p>
-        </w:tc>
-        <w:tc>
-          <w:tcPr>
-            <w:tcW w:type="dxa" w:w="2929"/>
-          </w:tcPr>
-          <w:p>
-            <w:r>
-              <w:rPr>
-                <w:sz w:val="18"/>
-              </w:rPr>
-            </w:r>
-            <w:r>
-              <w:rPr>
-                <w:sz w:val="18"/>
-              </w:rPr>
-              <w:t>Mark as read</w:t>
+              <w:t>POST</w:t>
+            </w:r>
+          </w:p>
+        </w:tc>
+        <w:tc>
+          <w:tcPr>
+            <w:tcW w:type="dxa" w:w="2929"/>
+          </w:tcPr>
+          <w:p>
+            <w:r>
+              <w:rPr>
+                <w:sz w:val="18"/>
+              </w:rPr>
+            </w:r>
+            <w:r>
+              <w:rPr>
+                <w:sz w:val="18"/>
+              </w:rPr>
+              <w:t>/review-schedule</w:t>
+            </w:r>
+          </w:p>
+        </w:tc>
+        <w:tc>
+          <w:tcPr>
+            <w:tcW w:type="dxa" w:w="2929"/>
+          </w:tcPr>
+          <w:p>
+            <w:r>
+              <w:rPr>
+                <w:sz w:val="18"/>
+              </w:rPr>
+            </w:r>
+            <w:r>
+              <w:rPr>
+                <w:sz w:val="18"/>
+              </w:rPr>
+              <w:t>Create/update schedule</w:t>
             </w:r>
           </w:p>
         </w:tc>
@@ -15195,62 +15475,6 @@
               <w:rPr>
                 <w:sz w:val="18"/>
               </w:rPr>
-              <w:t>PATCH</w:t>
-            </w:r>
-          </w:p>
-        </w:tc>
-        <w:tc>
-          <w:tcPr>
-            <w:tcW w:type="dxa" w:w="2929"/>
-          </w:tcPr>
-          <w:p>
-            <w:r>
-              <w:rPr>
-                <w:sz w:val="18"/>
-              </w:rPr>
-            </w:r>
-            <w:r>
-              <w:rPr>
-                <w:sz w:val="18"/>
-              </w:rPr>
-              <w:t>/notification/user/{userId}/read-all</w:t>
-            </w:r>
-          </w:p>
-        </w:tc>
-        <w:tc>
-          <w:tcPr>
-            <w:tcW w:type="dxa" w:w="2929"/>
-          </w:tcPr>
-          <w:p>
-            <w:r>
-              <w:rPr>
-                <w:sz w:val="18"/>
-              </w:rPr>
-            </w:r>
-            <w:r>
-              <w:rPr>
-                <w:sz w:val="18"/>
-              </w:rPr>
-              <w:t>Mark all as read</w:t>
-            </w:r>
-          </w:p>
-        </w:tc>
-      </w:tr>
-      <w:tr>
-        <w:tc>
-          <w:tcPr>
-            <w:tcW w:type="dxa" w:w="2929"/>
-          </w:tcPr>
-          <w:p>
-            <w:r>
-              <w:rPr>
-                <w:sz w:val="18"/>
-              </w:rPr>
-            </w:r>
-            <w:r>
-              <w:rPr>
-                <w:sz w:val="18"/>
-              </w:rPr>
               <w:t>DELETE</w:t>
             </w:r>
           </w:p>
@@ -15269,25 +15493,25 @@
               <w:rPr>
                 <w:sz w:val="18"/>
               </w:rPr>
-              <w:t>/notification/{id}</w:t>
-            </w:r>
-          </w:p>
-        </w:tc>
-        <w:tc>
-          <w:tcPr>
-            <w:tcW w:type="dxa" w:w="2929"/>
-          </w:tcPr>
-          <w:p>
-            <w:r>
-              <w:rPr>
-                <w:sz w:val="18"/>
-              </w:rPr>
-            </w:r>
-            <w:r>
-              <w:rPr>
-                <w:sz w:val="18"/>
-              </w:rPr>
-              <w:t>Delete notification</w:t>
+              <w:t>/review-schedule/{id}</w:t>
+            </w:r>
+          </w:p>
+        </w:tc>
+        <w:tc>
+          <w:tcPr>
+            <w:tcW w:type="dxa" w:w="2929"/>
+          </w:tcPr>
+          <w:p>
+            <w:r>
+              <w:rPr>
+                <w:sz w:val="18"/>
+              </w:rPr>
+            </w:r>
+            <w:r>
+              <w:rPr>
+                <w:sz w:val="18"/>
+              </w:rPr>
+              <w:t>Delete schedule</w:t>
             </w:r>
           </w:p>
         </w:tc>
@@ -15295,11 +15519,14 @@
     </w:tbl>
     <w:p/>
     <w:p>
-      <w:pPr>
-        <w:pStyle w:val="Heading3"/>
-      </w:pPr>
-      <w:r>
-        <w:t>4.9.2 AI Coach REST API</w:t>
+      <w:r>
+        <w:rPr>
+          <w:b/>
+        </w:rPr>
+        <w:t>Notification Endpoints</w:t>
+      </w:r>
+      <w:r>
+        <w:t>:</w:t>
       </w:r>
     </w:p>
     <w:tbl>
@@ -15378,43 +15605,43 @@
               <w:rPr>
                 <w:sz w:val="18"/>
               </w:rPr>
-              <w:t>POST</w:t>
-            </w:r>
-          </w:p>
-        </w:tc>
-        <w:tc>
-          <w:tcPr>
-            <w:tcW w:type="dxa" w:w="2929"/>
-          </w:tcPr>
-          <w:p>
-            <w:r>
-              <w:rPr>
-                <w:sz w:val="18"/>
-              </w:rPr>
-            </w:r>
-            <w:r>
-              <w:rPr>
-                <w:sz w:val="18"/>
-              </w:rPr>
-              <w:t>/ingest</w:t>
-            </w:r>
-          </w:p>
-        </w:tc>
-        <w:tc>
-          <w:tcPr>
-            <w:tcW w:type="dxa" w:w="2929"/>
-          </w:tcPr>
-          <w:p>
-            <w:r>
-              <w:rPr>
-                <w:sz w:val="18"/>
-              </w:rPr>
-            </w:r>
-            <w:r>
-              <w:rPr>
-                <w:sz w:val="18"/>
-              </w:rPr>
-              <w:t>Upload and index document</w:t>
+              <w:t>GET</w:t>
+            </w:r>
+          </w:p>
+        </w:tc>
+        <w:tc>
+          <w:tcPr>
+            <w:tcW w:type="dxa" w:w="2929"/>
+          </w:tcPr>
+          <w:p>
+            <w:r>
+              <w:rPr>
+                <w:sz w:val="18"/>
+              </w:rPr>
+            </w:r>
+            <w:r>
+              <w:rPr>
+                <w:sz w:val="18"/>
+              </w:rPr>
+              <w:t>/notification/user/{userId}</w:t>
+            </w:r>
+          </w:p>
+        </w:tc>
+        <w:tc>
+          <w:tcPr>
+            <w:tcW w:type="dxa" w:w="2929"/>
+          </w:tcPr>
+          <w:p>
+            <w:r>
+              <w:rPr>
+                <w:sz w:val="18"/>
+              </w:rPr>
+            </w:r>
+            <w:r>
+              <w:rPr>
+                <w:sz w:val="18"/>
+              </w:rPr>
+              <w:t>Get notifications</w:t>
             </w:r>
           </w:p>
         </w:tc>
@@ -15434,43 +15661,43 @@
               <w:rPr>
                 <w:sz w:val="18"/>
               </w:rPr>
-              <w:t>DELETE</w:t>
-            </w:r>
-          </w:p>
-        </w:tc>
-        <w:tc>
-          <w:tcPr>
-            <w:tcW w:type="dxa" w:w="2929"/>
-          </w:tcPr>
-          <w:p>
-            <w:r>
-              <w:rPr>
-                <w:sz w:val="18"/>
-              </w:rPr>
-            </w:r>
-            <w:r>
-              <w:rPr>
-                <w:sz w:val="18"/>
-              </w:rPr>
-              <w:t>/ingest/{document_id}</w:t>
-            </w:r>
-          </w:p>
-        </w:tc>
-        <w:tc>
-          <w:tcPr>
-            <w:tcW w:type="dxa" w:w="2929"/>
-          </w:tcPr>
-          <w:p>
-            <w:r>
-              <w:rPr>
-                <w:sz w:val="18"/>
-              </w:rPr>
-            </w:r>
-            <w:r>
-              <w:rPr>
-                <w:sz w:val="18"/>
-              </w:rPr>
-              <w:t>Delete document chunks</w:t>
+              <w:t>GET</w:t>
+            </w:r>
+          </w:p>
+        </w:tc>
+        <w:tc>
+          <w:tcPr>
+            <w:tcW w:type="dxa" w:w="2929"/>
+          </w:tcPr>
+          <w:p>
+            <w:r>
+              <w:rPr>
+                <w:sz w:val="18"/>
+              </w:rPr>
+            </w:r>
+            <w:r>
+              <w:rPr>
+                <w:sz w:val="18"/>
+              </w:rPr>
+              <w:t>/notification/user/{userId}/unread</w:t>
+            </w:r>
+          </w:p>
+        </w:tc>
+        <w:tc>
+          <w:tcPr>
+            <w:tcW w:type="dxa" w:w="2929"/>
+          </w:tcPr>
+          <w:p>
+            <w:r>
+              <w:rPr>
+                <w:sz w:val="18"/>
+              </w:rPr>
+            </w:r>
+            <w:r>
+              <w:rPr>
+                <w:sz w:val="18"/>
+              </w:rPr>
+              <w:t>Get unread notifications</w:t>
             </w:r>
           </w:p>
         </w:tc>
@@ -15490,43 +15717,43 @@
               <w:rPr>
                 <w:sz w:val="18"/>
               </w:rPr>
-              <w:t>POST</w:t>
-            </w:r>
-          </w:p>
-        </w:tc>
-        <w:tc>
-          <w:tcPr>
-            <w:tcW w:type="dxa" w:w="2929"/>
-          </w:tcPr>
-          <w:p>
-            <w:r>
-              <w:rPr>
-                <w:sz w:val="18"/>
-              </w:rPr>
-            </w:r>
-            <w:r>
-              <w:rPr>
-                <w:sz w:val="18"/>
-              </w:rPr>
-              <w:t>/generate/from-topics</w:t>
-            </w:r>
-          </w:p>
-        </w:tc>
-        <w:tc>
-          <w:tcPr>
-            <w:tcW w:type="dxa" w:w="2929"/>
-          </w:tcPr>
-          <w:p>
-            <w:r>
-              <w:rPr>
-                <w:sz w:val="18"/>
-              </w:rPr>
-            </w:r>
-            <w:r>
-              <w:rPr>
-                <w:sz w:val="18"/>
-              </w:rPr>
-              <w:t>Generate questions from topic</w:t>
+              <w:t>PATCH</w:t>
+            </w:r>
+          </w:p>
+        </w:tc>
+        <w:tc>
+          <w:tcPr>
+            <w:tcW w:type="dxa" w:w="2929"/>
+          </w:tcPr>
+          <w:p>
+            <w:r>
+              <w:rPr>
+                <w:sz w:val="18"/>
+              </w:rPr>
+            </w:r>
+            <w:r>
+              <w:rPr>
+                <w:sz w:val="18"/>
+              </w:rPr>
+              <w:t>/notification/{id}/read</w:t>
+            </w:r>
+          </w:p>
+        </w:tc>
+        <w:tc>
+          <w:tcPr>
+            <w:tcW w:type="dxa" w:w="2929"/>
+          </w:tcPr>
+          <w:p>
+            <w:r>
+              <w:rPr>
+                <w:sz w:val="18"/>
+              </w:rPr>
+            </w:r>
+            <w:r>
+              <w:rPr>
+                <w:sz w:val="18"/>
+              </w:rPr>
+              <w:t>Mark as read</w:t>
             </w:r>
           </w:p>
         </w:tc>
@@ -15546,43 +15773,43 @@
               <w:rPr>
                 <w:sz w:val="18"/>
               </w:rPr>
-              <w:t>POST</w:t>
-            </w:r>
-          </w:p>
-        </w:tc>
-        <w:tc>
-          <w:tcPr>
-            <w:tcW w:type="dxa" w:w="2929"/>
-          </w:tcPr>
-          <w:p>
-            <w:r>
-              <w:rPr>
-                <w:sz w:val="18"/>
-              </w:rPr>
-            </w:r>
-            <w:r>
-              <w:rPr>
-                <w:sz w:val="18"/>
-              </w:rPr>
-              <w:t>/generate/from-file</w:t>
-            </w:r>
-          </w:p>
-        </w:tc>
-        <w:tc>
-          <w:tcPr>
-            <w:tcW w:type="dxa" w:w="2929"/>
-          </w:tcPr>
-          <w:p>
-            <w:r>
-              <w:rPr>
-                <w:sz w:val="18"/>
-              </w:rPr>
-            </w:r>
-            <w:r>
-              <w:rPr>
-                <w:sz w:val="18"/>
-              </w:rPr>
-              <w:t>Generate questions from uploaded file</w:t>
+              <w:t>PATCH</w:t>
+            </w:r>
+          </w:p>
+        </w:tc>
+        <w:tc>
+          <w:tcPr>
+            <w:tcW w:type="dxa" w:w="2929"/>
+          </w:tcPr>
+          <w:p>
+            <w:r>
+              <w:rPr>
+                <w:sz w:val="18"/>
+              </w:rPr>
+            </w:r>
+            <w:r>
+              <w:rPr>
+                <w:sz w:val="18"/>
+              </w:rPr>
+              <w:t>/notification/user/{userId}/read-all</w:t>
+            </w:r>
+          </w:p>
+        </w:tc>
+        <w:tc>
+          <w:tcPr>
+            <w:tcW w:type="dxa" w:w="2929"/>
+          </w:tcPr>
+          <w:p>
+            <w:r>
+              <w:rPr>
+                <w:sz w:val="18"/>
+              </w:rPr>
+            </w:r>
+            <w:r>
+              <w:rPr>
+                <w:sz w:val="18"/>
+              </w:rPr>
+              <w:t>Mark all as read</w:t>
             </w:r>
           </w:p>
         </w:tc>
@@ -15602,99 +15829,43 @@
               <w:rPr>
                 <w:sz w:val="18"/>
               </w:rPr>
-              <w:t>POST</w:t>
-            </w:r>
-          </w:p>
-        </w:tc>
-        <w:tc>
-          <w:tcPr>
-            <w:tcW w:type="dxa" w:w="2929"/>
-          </w:tcPr>
-          <w:p>
-            <w:r>
-              <w:rPr>
-                <w:sz w:val="18"/>
-              </w:rPr>
-            </w:r>
-            <w:r>
-              <w:rPr>
-                <w:sz w:val="18"/>
-              </w:rPr>
-              <w:t>/webhook/quiz-completed</w:t>
-            </w:r>
-          </w:p>
-        </w:tc>
-        <w:tc>
-          <w:tcPr>
-            <w:tcW w:type="dxa" w:w="2929"/>
-          </w:tcPr>
-          <w:p>
-            <w:r>
-              <w:rPr>
-                <w:sz w:val="18"/>
-              </w:rPr>
-            </w:r>
-            <w:r>
-              <w:rPr>
-                <w:sz w:val="18"/>
-              </w:rPr>
-              <w:t>Process quiz completion event</w:t>
-            </w:r>
-          </w:p>
-        </w:tc>
-      </w:tr>
-      <w:tr>
-        <w:tc>
-          <w:tcPr>
-            <w:tcW w:type="dxa" w:w="2929"/>
-          </w:tcPr>
-          <w:p>
-            <w:r>
-              <w:rPr>
-                <w:sz w:val="18"/>
-              </w:rPr>
-            </w:r>
-            <w:r>
-              <w:rPr>
-                <w:sz w:val="18"/>
-              </w:rPr>
-              <w:t>GET</w:t>
-            </w:r>
-          </w:p>
-        </w:tc>
-        <w:tc>
-          <w:tcPr>
-            <w:tcW w:type="dxa" w:w="2929"/>
-          </w:tcPr>
-          <w:p>
-            <w:r>
-              <w:rPr>
-                <w:sz w:val="18"/>
-              </w:rPr>
-            </w:r>
-            <w:r>
-              <w:rPr>
-                <w:sz w:val="18"/>
-              </w:rPr>
-              <w:t>/health</w:t>
-            </w:r>
-          </w:p>
-        </w:tc>
-        <w:tc>
-          <w:tcPr>
-            <w:tcW w:type="dxa" w:w="2929"/>
-          </w:tcPr>
-          <w:p>
-            <w:r>
-              <w:rPr>
-                <w:sz w:val="18"/>
-              </w:rPr>
-            </w:r>
-            <w:r>
-              <w:rPr>
-                <w:sz w:val="18"/>
-              </w:rPr>
-              <w:t>Health check</w:t>
+              <w:t>DELETE</w:t>
+            </w:r>
+          </w:p>
+        </w:tc>
+        <w:tc>
+          <w:tcPr>
+            <w:tcW w:type="dxa" w:w="2929"/>
+          </w:tcPr>
+          <w:p>
+            <w:r>
+              <w:rPr>
+                <w:sz w:val="18"/>
+              </w:rPr>
+            </w:r>
+            <w:r>
+              <w:rPr>
+                <w:sz w:val="18"/>
+              </w:rPr>
+              <w:t>/notification/{id}</w:t>
+            </w:r>
+          </w:p>
+        </w:tc>
+        <w:tc>
+          <w:tcPr>
+            <w:tcW w:type="dxa" w:w="2929"/>
+          </w:tcPr>
+          <w:p>
+            <w:r>
+              <w:rPr>
+                <w:sz w:val="18"/>
+              </w:rPr>
+            </w:r>
+            <w:r>
+              <w:rPr>
+                <w:sz w:val="18"/>
+              </w:rPr>
+              <w:t>Delete notification</w:t>
             </w:r>
           </w:p>
         </w:tc>
@@ -15706,310 +15877,10 @@
         <w:rPr>
           <w:b/>
         </w:rPr>
-        <w:t>Example: POST /ingest</w:t>
-      </w:r>
-    </w:p>
-    <w:p>
-      <w:r>
-        <w:t>Request (multipart/form-data):</w:t>
-      </w:r>
-    </w:p>
-    <w:p>
-      <w:pPr>
-        <w:pStyle w:val="NoSpacing"/>
-        <w:spacing w:before="40" w:after="40"/>
-        <w:ind w:left="567"/>
-      </w:pPr>
-      <w:r>
-        <w:rPr>
-          <w:rFonts w:ascii="Consolas" w:hAnsi="Consolas"/>
-          <w:color w:val="1E1E1E"/>
-          <w:sz w:val="17"/>
-          <w:shd w:val="clear" w:fill="F5F5F5"/>
-        </w:rPr>
-        <w:t>file: &lt;binary PDF/TXT/MD&gt;</w:t>
-        <w:br/>
-        <w:t>kb_id: "user_uid_here"</w:t>
-      </w:r>
-    </w:p>
-    <w:p>
-      <w:r>
-        <w:t>Response (200):</w:t>
-      </w:r>
-    </w:p>
-    <w:p>
-      <w:pPr>
-        <w:pStyle w:val="NoSpacing"/>
-        <w:spacing w:before="40" w:after="40"/>
-        <w:ind w:left="567"/>
-      </w:pPr>
-      <w:r>
-        <w:rPr>
-          <w:rFonts w:ascii="Consolas" w:hAnsi="Consolas"/>
-          <w:color w:val="1E1E1E"/>
-          <w:sz w:val="17"/>
-          <w:shd w:val="clear" w:fill="F5F5F5"/>
-        </w:rPr>
-        <w:t>{</w:t>
-        <w:br/>
-        <w:t xml:space="preserve">  "document_id": "abc123",</w:t>
-        <w:br/>
-        <w:t xml:space="preserve">  "chunks_stored": 12,</w:t>
-        <w:br/>
-        <w:t xml:space="preserve">  "message": "Document indexed successfully"</w:t>
-        <w:br/>
-        <w:t>}</w:t>
-      </w:r>
-    </w:p>
-    <w:p>
-      <w:r>
-        <w:t>Error (400 — image-only PDF):</w:t>
-      </w:r>
-    </w:p>
-    <w:p>
-      <w:pPr>
-        <w:pStyle w:val="NoSpacing"/>
-        <w:spacing w:before="40" w:after="40"/>
-        <w:ind w:left="567"/>
-      </w:pPr>
-      <w:r>
-        <w:rPr>
-          <w:rFonts w:ascii="Consolas" w:hAnsi="Consolas"/>
-          <w:color w:val="1E1E1E"/>
-          <w:sz w:val="17"/>
-          <w:shd w:val="clear" w:fill="F5F5F5"/>
-        </w:rPr>
-        <w:t>{</w:t>
-        <w:br/>
-        <w:t xml:space="preserve">  "detail": "PDF contains no extractable text (image-only). Please use a text-based PDF."</w:t>
-        <w:br/>
-        <w:t>}</w:t>
-      </w:r>
-    </w:p>
-    <w:p>
-      <w:r>
-        <w:rPr>
-          <w:b/>
-        </w:rPr>
-        <w:t>Example: POST /generate/from-topics</w:t>
-      </w:r>
-    </w:p>
-    <w:p>
-      <w:r>
-        <w:t>Request:</w:t>
-      </w:r>
-    </w:p>
-    <w:p>
-      <w:pPr>
-        <w:pStyle w:val="NoSpacing"/>
-        <w:spacing w:before="40" w:after="40"/>
-        <w:ind w:left="567"/>
-      </w:pPr>
-      <w:r>
-        <w:rPr>
-          <w:rFonts w:ascii="Consolas" w:hAnsi="Consolas"/>
-          <w:color w:val="1E1E1E"/>
-          <w:sz w:val="17"/>
-          <w:shd w:val="clear" w:fill="F5F5F5"/>
-        </w:rPr>
-        <w:t>{</w:t>
-        <w:br/>
-        <w:t xml:space="preserve">  "topics": ["photosynthesis"],</w:t>
-        <w:br/>
-        <w:t xml:space="preserve">  "num_questions": 5,</w:t>
-        <w:br/>
-        <w:t xml:space="preserve">  "difficulty": "medium",</w:t>
-        <w:br/>
-        <w:t xml:space="preserve">  "document_name": "biology-chapter-3.pdf",</w:t>
-        <w:br/>
-        <w:t xml:space="preserve">  "user_id": "Hk1UMM0yRWbymqtxZNZjp6ZaUMs1"</w:t>
-        <w:br/>
-        <w:t>}</w:t>
-      </w:r>
-    </w:p>
-    <w:p>
-      <w:r>
-        <w:t>Response:</w:t>
-      </w:r>
-    </w:p>
-    <w:p>
-      <w:pPr>
-        <w:pStyle w:val="NoSpacing"/>
-        <w:spacing w:before="40" w:after="40"/>
-        <w:ind w:left="567"/>
-      </w:pPr>
-      <w:r>
-        <w:rPr>
-          <w:rFonts w:ascii="Consolas" w:hAnsi="Consolas"/>
-          <w:color w:val="1E1E1E"/>
-          <w:sz w:val="17"/>
-          <w:shd w:val="clear" w:fill="F5F5F5"/>
-        </w:rPr>
-        <w:t>{</w:t>
-        <w:br/>
-        <w:t xml:space="preserve">  "questions": [</w:t>
-        <w:br/>
-        <w:t xml:space="preserve">    {</w:t>
-        <w:br/>
-        <w:t xml:space="preserve">      "content": "What is the primary pigment in photosynthesis?",</w:t>
-        <w:br/>
-        <w:t xml:space="preserve">      "answers": ["Chlorophyll", "Melanin", "Hemoglobin", "Carotene"],</w:t>
-        <w:br/>
-        <w:t xml:space="preserve">      "correct_answer": "Chlorophyll"</w:t>
-        <w:br/>
-        <w:t xml:space="preserve">    }</w:t>
-        <w:br/>
-        <w:t xml:space="preserve">  ]</w:t>
-        <w:br/>
-        <w:t>}</w:t>
-      </w:r>
-    </w:p>
-    <w:p>
-      <w:pPr>
-        <w:pStyle w:val="Heading3"/>
-      </w:pPr>
-      <w:r>
-        <w:t>4.9.3 WebSocket Protocol (AI Chat)</w:t>
-      </w:r>
-    </w:p>
-    <w:p>
-      <w:r>
-        <w:rPr>
-          <w:b/>
-        </w:rPr>
-        <w:t>Connection</w:t>
-      </w:r>
-      <w:r>
-        <w:t xml:space="preserve">: </w:t>
-      </w:r>
-      <w:r>
-        <w:rPr>
-          <w:rFonts w:ascii="Consolas" w:hAnsi="Consolas"/>
-          <w:sz w:val="18"/>
-          <w:shd w:val="clear" w:fill="E8E8E8"/>
-        </w:rPr>
-        <w:t>ws://localhost:8000/ws/coach</w:t>
-      </w:r>
-    </w:p>
-    <w:p>
-      <w:r>
-        <w:rPr>
-          <w:b/>
-        </w:rPr>
-        <w:t>Session Initialization</w:t>
+        <w:t>Subscription Endpoints</w:t>
       </w:r>
       <w:r>
         <w:t>:</w:t>
-      </w:r>
-    </w:p>
-    <w:p>
-      <w:pPr>
-        <w:pStyle w:val="NoSpacing"/>
-        <w:spacing w:before="40" w:after="40"/>
-        <w:ind w:left="567"/>
-      </w:pPr>
-      <w:r>
-        <w:rPr>
-          <w:rFonts w:ascii="Consolas" w:hAnsi="Consolas"/>
-          <w:color w:val="1E1E1E"/>
-          <w:sz w:val="17"/>
-          <w:shd w:val="clear" w:fill="F5F5F5"/>
-        </w:rPr>
-        <w:t>// Client sends:</w:t>
-        <w:br/>
-        <w:t>{</w:t>
-        <w:br/>
-        <w:t xml:space="preserve">  "type": "session_start",</w:t>
-        <w:br/>
-        <w:t xml:space="preserve">  "tier": "full",</w:t>
-        <w:br/>
-        <w:t xml:space="preserve">  "mode": "agentic",</w:t>
-        <w:br/>
-        <w:t xml:space="preserve">  "user_id": "Hk1UMM0yRWbymqtxZNZjp6ZaUMs1",</w:t>
-        <w:br/>
-        <w:t xml:space="preserve">  "kb_id": "Hk1UMM0yRWbymqtxZNZjp6ZaUMs1"</w:t>
-        <w:br/>
-        <w:t>}</w:t>
-        <w:br/>
-        <w:br/>
-        <w:t>// Server responds:</w:t>
-        <w:br/>
-        <w:t>{</w:t>
-        <w:br/>
-        <w:t xml:space="preserve">  "type": "session_ack",</w:t>
-        <w:br/>
-        <w:t xml:space="preserve">  "session_id": "uuid-here",</w:t>
-        <w:br/>
-        <w:t xml:space="preserve">  "tier": "full",</w:t>
-        <w:br/>
-        <w:t xml:space="preserve">  "mode": "agentic",</w:t>
-        <w:br/>
-        <w:t xml:space="preserve">  "available_tools": ["quiz_history", "recommend", "reason", "web_search", "rag_search"]</w:t>
-        <w:br/>
-        <w:t>}</w:t>
-      </w:r>
-    </w:p>
-    <w:p>
-      <w:r>
-        <w:rPr>
-          <w:b/>
-        </w:rPr>
-        <w:t>Streaming Conversation</w:t>
-      </w:r>
-      <w:r>
-        <w:t>:</w:t>
-      </w:r>
-    </w:p>
-    <w:p>
-      <w:pPr>
-        <w:pStyle w:val="NoSpacing"/>
-        <w:spacing w:before="40" w:after="40"/>
-        <w:ind w:left="567"/>
-      </w:pPr>
-      <w:r>
-        <w:rPr>
-          <w:rFonts w:ascii="Consolas" w:hAnsi="Consolas"/>
-          <w:color w:val="1E1E1E"/>
-          <w:sz w:val="17"/>
-          <w:shd w:val="clear" w:fill="F5F5F5"/>
-        </w:rPr>
-        <w:t>// Client sends:</w:t>
-        <w:br/>
-        <w:t>{"type": "user_message", "content": "What are my weak areas?"}</w:t>
-        <w:br/>
-        <w:br/>
-        <w:t>// Server streams:</w:t>
-        <w:br/>
-        <w:t>{"type": "stage", "stage": "thinking", "status": "start"}</w:t>
-        <w:br/>
-        <w:t>{"type": "tool", "tool": "quiz_history", "status": "calling", "arguments": {"user_id": "..."}}</w:t>
-        <w:br/>
-        <w:t>{"type": "tool", "tool": "quiz_history", "status": "result", "result": "..."}</w:t>
-        <w:br/>
-        <w:t>{"type": "stage", "stage": "thinking", "status": "end"}</w:t>
-        <w:br/>
-        <w:t>{"type": "content", "content": "Based"}</w:t>
-        <w:br/>
-        <w:t>{"type": "content", "content": " on"}</w:t>
-        <w:br/>
-        <w:t>{"type": "content", "content": " your"}</w:t>
-        <w:br/>
-        <w:t>...</w:t>
-        <w:br/>
-        <w:t>{"type": "done"}</w:t>
-      </w:r>
-    </w:p>
-    <w:p>
-      <w:pPr>
-        <w:pStyle w:val="Heading3"/>
-      </w:pPr>
-      <w:r>
-        <w:t>4.9.4 Frontend BFF API Routes</w:t>
-      </w:r>
-    </w:p>
-    <w:p>
-      <w:r>
-        <w:t>The Next.js API routes act as an authenticated proxy:</w:t>
       </w:r>
     </w:p>
     <w:tbl>
@@ -16036,7 +15907,7 @@
                 <w:b/>
                 <w:sz w:val="18"/>
               </w:rPr>
-              <w:t>Route</w:t>
+              <w:t>Method</w:t>
             </w:r>
           </w:p>
         </w:tc>
@@ -16052,7 +15923,7 @@
                 <w:b/>
                 <w:sz w:val="18"/>
               </w:rPr>
-              <w:t>Upstream</w:t>
+              <w:t>Path</w:t>
             </w:r>
           </w:p>
         </w:tc>
@@ -16068,7 +15939,7 @@
                 <w:b/>
                 <w:sz w:val="18"/>
               </w:rPr>
-              <w:t>Auth</w:t>
+              <w:t>Description</w:t>
             </w:r>
           </w:p>
         </w:tc>
@@ -16088,43 +15959,43 @@
               <w:rPr>
                 <w:sz w:val="18"/>
               </w:rPr>
-              <w:t>/api/coach/generate-questions</w:t>
-            </w:r>
-          </w:p>
-        </w:tc>
-        <w:tc>
-          <w:tcPr>
-            <w:tcW w:type="dxa" w:w="2929"/>
-          </w:tcPr>
-          <w:p>
-            <w:r>
-              <w:rPr>
-                <w:sz w:val="18"/>
-              </w:rPr>
-            </w:r>
-            <w:r>
-              <w:rPr>
-                <w:sz w:val="18"/>
-              </w:rPr>
-              <w:t>AI Coach /generate/from-topics</w:t>
-            </w:r>
-          </w:p>
-        </w:tc>
-        <w:tc>
-          <w:tcPr>
-            <w:tcW w:type="dxa" w:w="2929"/>
-          </w:tcPr>
-          <w:p>
-            <w:r>
-              <w:rPr>
-                <w:sz w:val="18"/>
-              </w:rPr>
-            </w:r>
-            <w:r>
-              <w:rPr>
-                <w:sz w:val="18"/>
-              </w:rPr>
-              <w:t>Firebase token + API key</w:t>
+              <w:t>GET</w:t>
+            </w:r>
+          </w:p>
+        </w:tc>
+        <w:tc>
+          <w:tcPr>
+            <w:tcW w:type="dxa" w:w="2929"/>
+          </w:tcPr>
+          <w:p>
+            <w:r>
+              <w:rPr>
+                <w:sz w:val="18"/>
+              </w:rPr>
+            </w:r>
+            <w:r>
+              <w:rPr>
+                <w:sz w:val="18"/>
+              </w:rPr>
+              <w:t>/subscription/current</w:t>
+            </w:r>
+          </w:p>
+        </w:tc>
+        <w:tc>
+          <w:tcPr>
+            <w:tcW w:type="dxa" w:w="2929"/>
+          </w:tcPr>
+          <w:p>
+            <w:r>
+              <w:rPr>
+                <w:sz w:val="18"/>
+              </w:rPr>
+            </w:r>
+            <w:r>
+              <w:rPr>
+                <w:sz w:val="18"/>
+              </w:rPr>
+              <w:t>Get authenticated user's subscription</w:t>
             </w:r>
           </w:p>
         </w:tc>
@@ -16144,43 +16015,43 @@
               <w:rPr>
                 <w:sz w:val="18"/>
               </w:rPr>
-              <w:t>/api/coach/upload-material</w:t>
-            </w:r>
-          </w:p>
-        </w:tc>
-        <w:tc>
-          <w:tcPr>
-            <w:tcW w:type="dxa" w:w="2929"/>
-          </w:tcPr>
-          <w:p>
-            <w:r>
-              <w:rPr>
-                <w:sz w:val="18"/>
-              </w:rPr>
-            </w:r>
-            <w:r>
-              <w:rPr>
-                <w:sz w:val="18"/>
-              </w:rPr>
-              <w:t>AI Coach /ingest</w:t>
-            </w:r>
-          </w:p>
-        </w:tc>
-        <w:tc>
-          <w:tcPr>
-            <w:tcW w:type="dxa" w:w="2929"/>
-          </w:tcPr>
-          <w:p>
-            <w:r>
-              <w:rPr>
-                <w:sz w:val="18"/>
-              </w:rPr>
-            </w:r>
-            <w:r>
-              <w:rPr>
-                <w:sz w:val="18"/>
-              </w:rPr>
-              <w:t>Firebase token + API key</w:t>
+              <w:t>POST</w:t>
+            </w:r>
+          </w:p>
+        </w:tc>
+        <w:tc>
+          <w:tcPr>
+            <w:tcW w:type="dxa" w:w="2929"/>
+          </w:tcPr>
+          <w:p>
+            <w:r>
+              <w:rPr>
+                <w:sz w:val="18"/>
+              </w:rPr>
+            </w:r>
+            <w:r>
+              <w:rPr>
+                <w:sz w:val="18"/>
+              </w:rPr>
+              <w:t>/subscription/signup</w:t>
+            </w:r>
+          </w:p>
+        </w:tc>
+        <w:tc>
+          <w:tcPr>
+            <w:tcW w:type="dxa" w:w="2929"/>
+          </w:tcPr>
+          <w:p>
+            <w:r>
+              <w:rPr>
+                <w:sz w:val="18"/>
+              </w:rPr>
+            </w:r>
+            <w:r>
+              <w:rPr>
+                <w:sz w:val="18"/>
+              </w:rPr>
+              <w:t>Create Lite subscription for a new account</w:t>
             </w:r>
           </w:p>
         </w:tc>
@@ -16200,6 +16071,971 @@
               <w:rPr>
                 <w:sz w:val="18"/>
               </w:rPr>
+              <w:t>POST</w:t>
+            </w:r>
+          </w:p>
+        </w:tc>
+        <w:tc>
+          <w:tcPr>
+            <w:tcW w:type="dxa" w:w="2929"/>
+          </w:tcPr>
+          <w:p>
+            <w:r>
+              <w:rPr>
+                <w:sz w:val="18"/>
+              </w:rPr>
+            </w:r>
+            <w:r>
+              <w:rPr>
+                <w:sz w:val="18"/>
+              </w:rPr>
+              <w:t>/subscription/checkout</w:t>
+            </w:r>
+          </w:p>
+        </w:tc>
+        <w:tc>
+          <w:tcPr>
+            <w:tcW w:type="dxa" w:w="2929"/>
+          </w:tcPr>
+          <w:p>
+            <w:r>
+              <w:rPr>
+                <w:sz w:val="18"/>
+              </w:rPr>
+            </w:r>
+            <w:r>
+              <w:rPr>
+                <w:sz w:val="18"/>
+              </w:rPr>
+              <w:t>Mock checkout for monthly, yearly, or forever Full access</w:t>
+            </w:r>
+          </w:p>
+        </w:tc>
+      </w:tr>
+    </w:tbl>
+    <w:p/>
+    <w:p>
+      <w:r>
+        <w:t xml:space="preserve">These endpoints require </w:t>
+      </w:r>
+      <w:r>
+        <w:rPr>
+          <w:rFonts w:ascii="Consolas" w:hAnsi="Consolas"/>
+          <w:sz w:val="18"/>
+          <w:shd w:val="clear" w:fill="E8E8E8"/>
+        </w:rPr>
+        <w:t>Authorization: Bearer &lt;Firebase ID token&gt;</w:t>
+      </w:r>
+      <w:r>
+        <w:t>. Spring Boot verifies the token with Firebase Admin and derives the user id server-side before reading or writing Firestore.</w:t>
+      </w:r>
+    </w:p>
+    <w:p>
+      <w:pPr>
+        <w:pStyle w:val="Heading3"/>
+      </w:pPr>
+      <w:r>
+        <w:t>4.9.2 AI Coach REST API</w:t>
+      </w:r>
+    </w:p>
+    <w:tbl>
+      <w:tblPr>
+        <w:tblStyle w:val="TableGrid"/>
+        <w:tblW w:type="auto" w:w="0"/>
+        <w:tblLook w:firstColumn="1" w:firstRow="1" w:lastColumn="0" w:lastRow="0" w:noHBand="0" w:noVBand="1" w:val="04A0"/>
+      </w:tblPr>
+      <w:tblGrid>
+        <w:gridCol w:w="2929"/>
+        <w:gridCol w:w="2929"/>
+        <w:gridCol w:w="2929"/>
+      </w:tblGrid>
+      <w:tr>
+        <w:tc>
+          <w:tcPr>
+            <w:tcW w:type="dxa" w:w="2929"/>
+            <w:shd w:fill="D9E2F3" w:val="clear"/>
+          </w:tcPr>
+          <w:p>
+            <w:r/>
+            <w:r>
+              <w:rPr>
+                <w:b/>
+                <w:sz w:val="18"/>
+              </w:rPr>
+              <w:t>Method</w:t>
+            </w:r>
+          </w:p>
+        </w:tc>
+        <w:tc>
+          <w:tcPr>
+            <w:tcW w:type="dxa" w:w="2929"/>
+            <w:shd w:fill="D9E2F3" w:val="clear"/>
+          </w:tcPr>
+          <w:p>
+            <w:r/>
+            <w:r>
+              <w:rPr>
+                <w:b/>
+                <w:sz w:val="18"/>
+              </w:rPr>
+              <w:t>Path</w:t>
+            </w:r>
+          </w:p>
+        </w:tc>
+        <w:tc>
+          <w:tcPr>
+            <w:tcW w:type="dxa" w:w="2929"/>
+            <w:shd w:fill="D9E2F3" w:val="clear"/>
+          </w:tcPr>
+          <w:p>
+            <w:r/>
+            <w:r>
+              <w:rPr>
+                <w:b/>
+                <w:sz w:val="18"/>
+              </w:rPr>
+              <w:t>Description</w:t>
+            </w:r>
+          </w:p>
+        </w:tc>
+      </w:tr>
+      <w:tr>
+        <w:tc>
+          <w:tcPr>
+            <w:tcW w:type="dxa" w:w="2929"/>
+          </w:tcPr>
+          <w:p>
+            <w:r>
+              <w:rPr>
+                <w:sz w:val="18"/>
+              </w:rPr>
+            </w:r>
+            <w:r>
+              <w:rPr>
+                <w:sz w:val="18"/>
+              </w:rPr>
+              <w:t>POST</w:t>
+            </w:r>
+          </w:p>
+        </w:tc>
+        <w:tc>
+          <w:tcPr>
+            <w:tcW w:type="dxa" w:w="2929"/>
+          </w:tcPr>
+          <w:p>
+            <w:r>
+              <w:rPr>
+                <w:sz w:val="18"/>
+              </w:rPr>
+            </w:r>
+            <w:r>
+              <w:rPr>
+                <w:sz w:val="18"/>
+              </w:rPr>
+              <w:t>/ingest</w:t>
+            </w:r>
+          </w:p>
+        </w:tc>
+        <w:tc>
+          <w:tcPr>
+            <w:tcW w:type="dxa" w:w="2929"/>
+          </w:tcPr>
+          <w:p>
+            <w:r>
+              <w:rPr>
+                <w:sz w:val="18"/>
+              </w:rPr>
+            </w:r>
+            <w:r>
+              <w:rPr>
+                <w:sz w:val="18"/>
+              </w:rPr>
+              <w:t>Upload and index document</w:t>
+            </w:r>
+          </w:p>
+        </w:tc>
+      </w:tr>
+      <w:tr>
+        <w:tc>
+          <w:tcPr>
+            <w:tcW w:type="dxa" w:w="2929"/>
+          </w:tcPr>
+          <w:p>
+            <w:r>
+              <w:rPr>
+                <w:sz w:val="18"/>
+              </w:rPr>
+            </w:r>
+            <w:r>
+              <w:rPr>
+                <w:sz w:val="18"/>
+              </w:rPr>
+              <w:t>DELETE</w:t>
+            </w:r>
+          </w:p>
+        </w:tc>
+        <w:tc>
+          <w:tcPr>
+            <w:tcW w:type="dxa" w:w="2929"/>
+          </w:tcPr>
+          <w:p>
+            <w:r>
+              <w:rPr>
+                <w:sz w:val="18"/>
+              </w:rPr>
+            </w:r>
+            <w:r>
+              <w:rPr>
+                <w:sz w:val="18"/>
+              </w:rPr>
+              <w:t>/ingest/{document_id}</w:t>
+            </w:r>
+          </w:p>
+        </w:tc>
+        <w:tc>
+          <w:tcPr>
+            <w:tcW w:type="dxa" w:w="2929"/>
+          </w:tcPr>
+          <w:p>
+            <w:r>
+              <w:rPr>
+                <w:sz w:val="18"/>
+              </w:rPr>
+            </w:r>
+            <w:r>
+              <w:rPr>
+                <w:sz w:val="18"/>
+              </w:rPr>
+              <w:t>Delete document chunks</w:t>
+            </w:r>
+          </w:p>
+        </w:tc>
+      </w:tr>
+      <w:tr>
+        <w:tc>
+          <w:tcPr>
+            <w:tcW w:type="dxa" w:w="2929"/>
+          </w:tcPr>
+          <w:p>
+            <w:r>
+              <w:rPr>
+                <w:sz w:val="18"/>
+              </w:rPr>
+            </w:r>
+            <w:r>
+              <w:rPr>
+                <w:sz w:val="18"/>
+              </w:rPr>
+              <w:t>POST</w:t>
+            </w:r>
+          </w:p>
+        </w:tc>
+        <w:tc>
+          <w:tcPr>
+            <w:tcW w:type="dxa" w:w="2929"/>
+          </w:tcPr>
+          <w:p>
+            <w:r>
+              <w:rPr>
+                <w:sz w:val="18"/>
+              </w:rPr>
+            </w:r>
+            <w:r>
+              <w:rPr>
+                <w:sz w:val="18"/>
+              </w:rPr>
+              <w:t>/generate/from-topics</w:t>
+            </w:r>
+          </w:p>
+        </w:tc>
+        <w:tc>
+          <w:tcPr>
+            <w:tcW w:type="dxa" w:w="2929"/>
+          </w:tcPr>
+          <w:p>
+            <w:r>
+              <w:rPr>
+                <w:sz w:val="18"/>
+              </w:rPr>
+            </w:r>
+            <w:r>
+              <w:rPr>
+                <w:sz w:val="18"/>
+              </w:rPr>
+              <w:t>Generate questions from topic</w:t>
+            </w:r>
+          </w:p>
+        </w:tc>
+      </w:tr>
+      <w:tr>
+        <w:tc>
+          <w:tcPr>
+            <w:tcW w:type="dxa" w:w="2929"/>
+          </w:tcPr>
+          <w:p>
+            <w:r>
+              <w:rPr>
+                <w:sz w:val="18"/>
+              </w:rPr>
+            </w:r>
+            <w:r>
+              <w:rPr>
+                <w:sz w:val="18"/>
+              </w:rPr>
+              <w:t>POST</w:t>
+            </w:r>
+          </w:p>
+        </w:tc>
+        <w:tc>
+          <w:tcPr>
+            <w:tcW w:type="dxa" w:w="2929"/>
+          </w:tcPr>
+          <w:p>
+            <w:r>
+              <w:rPr>
+                <w:sz w:val="18"/>
+              </w:rPr>
+            </w:r>
+            <w:r>
+              <w:rPr>
+                <w:sz w:val="18"/>
+              </w:rPr>
+              <w:t>/generate/from-file</w:t>
+            </w:r>
+          </w:p>
+        </w:tc>
+        <w:tc>
+          <w:tcPr>
+            <w:tcW w:type="dxa" w:w="2929"/>
+          </w:tcPr>
+          <w:p>
+            <w:r>
+              <w:rPr>
+                <w:sz w:val="18"/>
+              </w:rPr>
+            </w:r>
+            <w:r>
+              <w:rPr>
+                <w:sz w:val="18"/>
+              </w:rPr>
+              <w:t>Generate questions from uploaded file</w:t>
+            </w:r>
+          </w:p>
+        </w:tc>
+      </w:tr>
+      <w:tr>
+        <w:tc>
+          <w:tcPr>
+            <w:tcW w:type="dxa" w:w="2929"/>
+          </w:tcPr>
+          <w:p>
+            <w:r>
+              <w:rPr>
+                <w:sz w:val="18"/>
+              </w:rPr>
+            </w:r>
+            <w:r>
+              <w:rPr>
+                <w:sz w:val="18"/>
+              </w:rPr>
+              <w:t>POST</w:t>
+            </w:r>
+          </w:p>
+        </w:tc>
+        <w:tc>
+          <w:tcPr>
+            <w:tcW w:type="dxa" w:w="2929"/>
+          </w:tcPr>
+          <w:p>
+            <w:r>
+              <w:rPr>
+                <w:sz w:val="18"/>
+              </w:rPr>
+            </w:r>
+            <w:r>
+              <w:rPr>
+                <w:sz w:val="18"/>
+              </w:rPr>
+              <w:t>/webhook/quiz-completed</w:t>
+            </w:r>
+          </w:p>
+        </w:tc>
+        <w:tc>
+          <w:tcPr>
+            <w:tcW w:type="dxa" w:w="2929"/>
+          </w:tcPr>
+          <w:p>
+            <w:r>
+              <w:rPr>
+                <w:sz w:val="18"/>
+              </w:rPr>
+            </w:r>
+            <w:r>
+              <w:rPr>
+                <w:sz w:val="18"/>
+              </w:rPr>
+              <w:t>Process quiz completion event</w:t>
+            </w:r>
+          </w:p>
+        </w:tc>
+      </w:tr>
+      <w:tr>
+        <w:tc>
+          <w:tcPr>
+            <w:tcW w:type="dxa" w:w="2929"/>
+          </w:tcPr>
+          <w:p>
+            <w:r>
+              <w:rPr>
+                <w:sz w:val="18"/>
+              </w:rPr>
+            </w:r>
+            <w:r>
+              <w:rPr>
+                <w:sz w:val="18"/>
+              </w:rPr>
+              <w:t>GET</w:t>
+            </w:r>
+          </w:p>
+        </w:tc>
+        <w:tc>
+          <w:tcPr>
+            <w:tcW w:type="dxa" w:w="2929"/>
+          </w:tcPr>
+          <w:p>
+            <w:r>
+              <w:rPr>
+                <w:sz w:val="18"/>
+              </w:rPr>
+            </w:r>
+            <w:r>
+              <w:rPr>
+                <w:sz w:val="18"/>
+              </w:rPr>
+              <w:t>/health</w:t>
+            </w:r>
+          </w:p>
+        </w:tc>
+        <w:tc>
+          <w:tcPr>
+            <w:tcW w:type="dxa" w:w="2929"/>
+          </w:tcPr>
+          <w:p>
+            <w:r>
+              <w:rPr>
+                <w:sz w:val="18"/>
+              </w:rPr>
+            </w:r>
+            <w:r>
+              <w:rPr>
+                <w:sz w:val="18"/>
+              </w:rPr>
+              <w:t>Health check</w:t>
+            </w:r>
+          </w:p>
+        </w:tc>
+      </w:tr>
+    </w:tbl>
+    <w:p/>
+    <w:p>
+      <w:r>
+        <w:rPr>
+          <w:b/>
+        </w:rPr>
+        <w:t>Example: POST /ingest</w:t>
+      </w:r>
+    </w:p>
+    <w:p>
+      <w:r>
+        <w:t>Request (multipart/form-data):</w:t>
+      </w:r>
+    </w:p>
+    <w:p>
+      <w:pPr>
+        <w:pStyle w:val="NoSpacing"/>
+        <w:spacing w:before="40" w:after="40"/>
+        <w:ind w:left="567"/>
+      </w:pPr>
+      <w:r>
+        <w:rPr>
+          <w:rFonts w:ascii="Consolas" w:hAnsi="Consolas"/>
+          <w:color w:val="1E1E1E"/>
+          <w:sz w:val="17"/>
+          <w:shd w:val="clear" w:fill="F5F5F5"/>
+        </w:rPr>
+        <w:t>file: &lt;binary PDF/TXT/MD&gt;</w:t>
+        <w:br/>
+        <w:t>kb_id: "user_uid_here"</w:t>
+      </w:r>
+    </w:p>
+    <w:p>
+      <w:r>
+        <w:t>Response (200):</w:t>
+      </w:r>
+    </w:p>
+    <w:p>
+      <w:pPr>
+        <w:pStyle w:val="NoSpacing"/>
+        <w:spacing w:before="40" w:after="40"/>
+        <w:ind w:left="567"/>
+      </w:pPr>
+      <w:r>
+        <w:rPr>
+          <w:rFonts w:ascii="Consolas" w:hAnsi="Consolas"/>
+          <w:color w:val="1E1E1E"/>
+          <w:sz w:val="17"/>
+          <w:shd w:val="clear" w:fill="F5F5F5"/>
+        </w:rPr>
+        <w:t>{</w:t>
+        <w:br/>
+        <w:t xml:space="preserve">  "document_id": "abc123",</w:t>
+        <w:br/>
+        <w:t xml:space="preserve">  "chunks_stored": 12,</w:t>
+        <w:br/>
+        <w:t xml:space="preserve">  "message": "Document indexed successfully"</w:t>
+        <w:br/>
+        <w:t>}</w:t>
+      </w:r>
+    </w:p>
+    <w:p>
+      <w:r>
+        <w:t>Error (400 — image-only PDF):</w:t>
+      </w:r>
+    </w:p>
+    <w:p>
+      <w:pPr>
+        <w:pStyle w:val="NoSpacing"/>
+        <w:spacing w:before="40" w:after="40"/>
+        <w:ind w:left="567"/>
+      </w:pPr>
+      <w:r>
+        <w:rPr>
+          <w:rFonts w:ascii="Consolas" w:hAnsi="Consolas"/>
+          <w:color w:val="1E1E1E"/>
+          <w:sz w:val="17"/>
+          <w:shd w:val="clear" w:fill="F5F5F5"/>
+        </w:rPr>
+        <w:t>{</w:t>
+        <w:br/>
+        <w:t xml:space="preserve">  "detail": "PDF contains no extractable text (image-only). Please use a text-based PDF."</w:t>
+        <w:br/>
+        <w:t>}</w:t>
+      </w:r>
+    </w:p>
+    <w:p>
+      <w:r>
+        <w:rPr>
+          <w:b/>
+        </w:rPr>
+        <w:t>Example: POST /generate/from-topics</w:t>
+      </w:r>
+    </w:p>
+    <w:p>
+      <w:r>
+        <w:t>Request:</w:t>
+      </w:r>
+    </w:p>
+    <w:p>
+      <w:pPr>
+        <w:pStyle w:val="NoSpacing"/>
+        <w:spacing w:before="40" w:after="40"/>
+        <w:ind w:left="567"/>
+      </w:pPr>
+      <w:r>
+        <w:rPr>
+          <w:rFonts w:ascii="Consolas" w:hAnsi="Consolas"/>
+          <w:color w:val="1E1E1E"/>
+          <w:sz w:val="17"/>
+          <w:shd w:val="clear" w:fill="F5F5F5"/>
+        </w:rPr>
+        <w:t>{</w:t>
+        <w:br/>
+        <w:t xml:space="preserve">  "topics": ["photosynthesis"],</w:t>
+        <w:br/>
+        <w:t xml:space="preserve">  "num_questions": 5,</w:t>
+        <w:br/>
+        <w:t xml:space="preserve">  "difficulty": "medium",</w:t>
+        <w:br/>
+        <w:t xml:space="preserve">  "document_name": "biology-chapter-3.pdf",</w:t>
+        <w:br/>
+        <w:t xml:space="preserve">  "user_id": "Hk1UMM0yRWbymqtxZNZjp6ZaUMs1"</w:t>
+        <w:br/>
+        <w:t>}</w:t>
+      </w:r>
+    </w:p>
+    <w:p>
+      <w:r>
+        <w:t>Response:</w:t>
+      </w:r>
+    </w:p>
+    <w:p>
+      <w:pPr>
+        <w:pStyle w:val="NoSpacing"/>
+        <w:spacing w:before="40" w:after="40"/>
+        <w:ind w:left="567"/>
+      </w:pPr>
+      <w:r>
+        <w:rPr>
+          <w:rFonts w:ascii="Consolas" w:hAnsi="Consolas"/>
+          <w:color w:val="1E1E1E"/>
+          <w:sz w:val="17"/>
+          <w:shd w:val="clear" w:fill="F5F5F5"/>
+        </w:rPr>
+        <w:t>{</w:t>
+        <w:br/>
+        <w:t xml:space="preserve">  "questions": [</w:t>
+        <w:br/>
+        <w:t xml:space="preserve">    {</w:t>
+        <w:br/>
+        <w:t xml:space="preserve">      "content": "What is the primary pigment in photosynthesis?",</w:t>
+        <w:br/>
+        <w:t xml:space="preserve">      "answers": ["Chlorophyll", "Melanin", "Hemoglobin", "Carotene"],</w:t>
+        <w:br/>
+        <w:t xml:space="preserve">      "correct_answer": "Chlorophyll"</w:t>
+        <w:br/>
+        <w:t xml:space="preserve">    }</w:t>
+        <w:br/>
+        <w:t xml:space="preserve">  ]</w:t>
+        <w:br/>
+        <w:t>}</w:t>
+      </w:r>
+    </w:p>
+    <w:p>
+      <w:pPr>
+        <w:pStyle w:val="Heading3"/>
+      </w:pPr>
+      <w:r>
+        <w:t>4.9.3 WebSocket Protocol (AI Chat)</w:t>
+      </w:r>
+    </w:p>
+    <w:p>
+      <w:r>
+        <w:rPr>
+          <w:b/>
+        </w:rPr>
+        <w:t>Connection</w:t>
+      </w:r>
+      <w:r>
+        <w:t xml:space="preserve">: </w:t>
+      </w:r>
+      <w:r>
+        <w:rPr>
+          <w:rFonts w:ascii="Consolas" w:hAnsi="Consolas"/>
+          <w:sz w:val="18"/>
+          <w:shd w:val="clear" w:fill="E8E8E8"/>
+        </w:rPr>
+        <w:t>ws://localhost:8000/ws/coach</w:t>
+      </w:r>
+    </w:p>
+    <w:p>
+      <w:r>
+        <w:rPr>
+          <w:b/>
+        </w:rPr>
+        <w:t>Session Initialization</w:t>
+      </w:r>
+      <w:r>
+        <w:t>:</w:t>
+      </w:r>
+    </w:p>
+    <w:p>
+      <w:pPr>
+        <w:pStyle w:val="NoSpacing"/>
+        <w:spacing w:before="40" w:after="40"/>
+        <w:ind w:left="567"/>
+      </w:pPr>
+      <w:r>
+        <w:rPr>
+          <w:rFonts w:ascii="Consolas" w:hAnsi="Consolas"/>
+          <w:color w:val="1E1E1E"/>
+          <w:sz w:val="17"/>
+          <w:shd w:val="clear" w:fill="F5F5F5"/>
+        </w:rPr>
+        <w:t>// Client sends:</w:t>
+        <w:br/>
+        <w:t>{</w:t>
+        <w:br/>
+        <w:t xml:space="preserve">  "type": "session_start",</w:t>
+        <w:br/>
+        <w:t xml:space="preserve">  "tier": "full",</w:t>
+        <w:br/>
+        <w:t xml:space="preserve">  "mode": "agentic",</w:t>
+        <w:br/>
+        <w:t xml:space="preserve">  "user_id": "Hk1UMM0yRWbymqtxZNZjp6ZaUMs1",</w:t>
+        <w:br/>
+        <w:t xml:space="preserve">  "kb_id": "Hk1UMM0yRWbymqtxZNZjp6ZaUMs1"</w:t>
+        <w:br/>
+        <w:t>}</w:t>
+        <w:br/>
+        <w:br/>
+        <w:t>// Server responds:</w:t>
+        <w:br/>
+        <w:t>{</w:t>
+        <w:br/>
+        <w:t xml:space="preserve">  "type": "session_ack",</w:t>
+        <w:br/>
+        <w:t xml:space="preserve">  "session_id": "uuid-here",</w:t>
+        <w:br/>
+        <w:t xml:space="preserve">  "tier": "full",</w:t>
+        <w:br/>
+        <w:t xml:space="preserve">  "mode": "agentic",</w:t>
+        <w:br/>
+        <w:t xml:space="preserve">  "available_tools": ["quiz_history", "recommend", "reason", "web_search", "rag_search"]</w:t>
+        <w:br/>
+        <w:t>}</w:t>
+      </w:r>
+    </w:p>
+    <w:p>
+      <w:r>
+        <w:rPr>
+          <w:b/>
+        </w:rPr>
+        <w:t>Streaming Conversation</w:t>
+      </w:r>
+      <w:r>
+        <w:t>:</w:t>
+      </w:r>
+    </w:p>
+    <w:p>
+      <w:pPr>
+        <w:pStyle w:val="NoSpacing"/>
+        <w:spacing w:before="40" w:after="40"/>
+        <w:ind w:left="567"/>
+      </w:pPr>
+      <w:r>
+        <w:rPr>
+          <w:rFonts w:ascii="Consolas" w:hAnsi="Consolas"/>
+          <w:color w:val="1E1E1E"/>
+          <w:sz w:val="17"/>
+          <w:shd w:val="clear" w:fill="F5F5F5"/>
+        </w:rPr>
+        <w:t>// Client sends:</w:t>
+        <w:br/>
+        <w:t>{"type": "user_message", "content": "What are my weak areas?"}</w:t>
+        <w:br/>
+        <w:br/>
+        <w:t>// Server streams:</w:t>
+        <w:br/>
+        <w:t>{"type": "stage", "stage": "thinking", "status": "start"}</w:t>
+        <w:br/>
+        <w:t>{"type": "tool", "tool": "quiz_history", "status": "calling", "arguments": {"user_id": "..."}}</w:t>
+        <w:br/>
+        <w:t>{"type": "tool", "tool": "quiz_history", "status": "result", "result": "..."}</w:t>
+        <w:br/>
+        <w:t>{"type": "stage", "stage": "thinking", "status": "end"}</w:t>
+        <w:br/>
+        <w:t>{"type": "content", "content": "Based"}</w:t>
+        <w:br/>
+        <w:t>{"type": "content", "content": " on"}</w:t>
+        <w:br/>
+        <w:t>{"type": "content", "content": " your"}</w:t>
+        <w:br/>
+        <w:t>...</w:t>
+        <w:br/>
+        <w:t>{"type": "done"}</w:t>
+      </w:r>
+    </w:p>
+    <w:p>
+      <w:pPr>
+        <w:pStyle w:val="Heading3"/>
+      </w:pPr>
+      <w:r>
+        <w:t>4.9.4 Frontend BFF API Routes</w:t>
+      </w:r>
+    </w:p>
+    <w:p>
+      <w:r>
+        <w:t>The Next.js API routes act as an authenticated proxy:</w:t>
+      </w:r>
+    </w:p>
+    <w:tbl>
+      <w:tblPr>
+        <w:tblStyle w:val="TableGrid"/>
+        <w:tblW w:type="auto" w:w="0"/>
+        <w:tblLook w:firstColumn="1" w:firstRow="1" w:lastColumn="0" w:lastRow="0" w:noHBand="0" w:noVBand="1" w:val="04A0"/>
+      </w:tblPr>
+      <w:tblGrid>
+        <w:gridCol w:w="2929"/>
+        <w:gridCol w:w="2929"/>
+        <w:gridCol w:w="2929"/>
+      </w:tblGrid>
+      <w:tr>
+        <w:tc>
+          <w:tcPr>
+            <w:tcW w:type="dxa" w:w="2929"/>
+            <w:shd w:fill="D9E2F3" w:val="clear"/>
+          </w:tcPr>
+          <w:p>
+            <w:r/>
+            <w:r>
+              <w:rPr>
+                <w:b/>
+                <w:sz w:val="18"/>
+              </w:rPr>
+              <w:t>Route</w:t>
+            </w:r>
+          </w:p>
+        </w:tc>
+        <w:tc>
+          <w:tcPr>
+            <w:tcW w:type="dxa" w:w="2929"/>
+            <w:shd w:fill="D9E2F3" w:val="clear"/>
+          </w:tcPr>
+          <w:p>
+            <w:r/>
+            <w:r>
+              <w:rPr>
+                <w:b/>
+                <w:sz w:val="18"/>
+              </w:rPr>
+              <w:t>Upstream</w:t>
+            </w:r>
+          </w:p>
+        </w:tc>
+        <w:tc>
+          <w:tcPr>
+            <w:tcW w:type="dxa" w:w="2929"/>
+            <w:shd w:fill="D9E2F3" w:val="clear"/>
+          </w:tcPr>
+          <w:p>
+            <w:r/>
+            <w:r>
+              <w:rPr>
+                <w:b/>
+                <w:sz w:val="18"/>
+              </w:rPr>
+              <w:t>Auth</w:t>
+            </w:r>
+          </w:p>
+        </w:tc>
+      </w:tr>
+      <w:tr>
+        <w:tc>
+          <w:tcPr>
+            <w:tcW w:type="dxa" w:w="2929"/>
+          </w:tcPr>
+          <w:p>
+            <w:r>
+              <w:rPr>
+                <w:sz w:val="18"/>
+              </w:rPr>
+            </w:r>
+            <w:r>
+              <w:rPr>
+                <w:sz w:val="18"/>
+              </w:rPr>
+              <w:t>/api/coach/generate-questions</w:t>
+            </w:r>
+          </w:p>
+        </w:tc>
+        <w:tc>
+          <w:tcPr>
+            <w:tcW w:type="dxa" w:w="2929"/>
+          </w:tcPr>
+          <w:p>
+            <w:r>
+              <w:rPr>
+                <w:sz w:val="18"/>
+              </w:rPr>
+            </w:r>
+            <w:r>
+              <w:rPr>
+                <w:sz w:val="18"/>
+              </w:rPr>
+              <w:t>AI Coach /generate/from-topics</w:t>
+            </w:r>
+          </w:p>
+        </w:tc>
+        <w:tc>
+          <w:tcPr>
+            <w:tcW w:type="dxa" w:w="2929"/>
+          </w:tcPr>
+          <w:p>
+            <w:r>
+              <w:rPr>
+                <w:sz w:val="18"/>
+              </w:rPr>
+            </w:r>
+            <w:r>
+              <w:rPr>
+                <w:sz w:val="18"/>
+              </w:rPr>
+              <w:t>Firebase token + API key</w:t>
+            </w:r>
+          </w:p>
+        </w:tc>
+      </w:tr>
+      <w:tr>
+        <w:tc>
+          <w:tcPr>
+            <w:tcW w:type="dxa" w:w="2929"/>
+          </w:tcPr>
+          <w:p>
+            <w:r>
+              <w:rPr>
+                <w:sz w:val="18"/>
+              </w:rPr>
+            </w:r>
+            <w:r>
+              <w:rPr>
+                <w:sz w:val="18"/>
+              </w:rPr>
+              <w:t>/api/coach/upload-material</w:t>
+            </w:r>
+          </w:p>
+        </w:tc>
+        <w:tc>
+          <w:tcPr>
+            <w:tcW w:type="dxa" w:w="2929"/>
+          </w:tcPr>
+          <w:p>
+            <w:r>
+              <w:rPr>
+                <w:sz w:val="18"/>
+              </w:rPr>
+            </w:r>
+            <w:r>
+              <w:rPr>
+                <w:sz w:val="18"/>
+              </w:rPr>
+              <w:t>AI Coach /ingest</w:t>
+            </w:r>
+          </w:p>
+        </w:tc>
+        <w:tc>
+          <w:tcPr>
+            <w:tcW w:type="dxa" w:w="2929"/>
+          </w:tcPr>
+          <w:p>
+            <w:r>
+              <w:rPr>
+                <w:sz w:val="18"/>
+              </w:rPr>
+            </w:r>
+            <w:r>
+              <w:rPr>
+                <w:sz w:val="18"/>
+              </w:rPr>
+              <w:t>Firebase token + API key</w:t>
+            </w:r>
+          </w:p>
+        </w:tc>
+      </w:tr>
+      <w:tr>
+        <w:tc>
+          <w:tcPr>
+            <w:tcW w:type="dxa" w:w="2929"/>
+          </w:tcPr>
+          <w:p>
+            <w:r>
+              <w:rPr>
+                <w:sz w:val="18"/>
+              </w:rPr>
+            </w:r>
+            <w:r>
+              <w:rPr>
+                <w:sz w:val="18"/>
+              </w:rPr>
               <w:t>/api/coach/delete-material/{id}</w:t>
             </w:r>
           </w:p>
@@ -16237,6 +17073,62 @@
                 <w:sz w:val="18"/>
               </w:rPr>
               <w:t>Firebase token + API key</w:t>
+            </w:r>
+          </w:p>
+        </w:tc>
+      </w:tr>
+      <w:tr>
+        <w:tc>
+          <w:tcPr>
+            <w:tcW w:type="dxa" w:w="2929"/>
+          </w:tcPr>
+          <w:p>
+            <w:r>
+              <w:rPr>
+                <w:sz w:val="18"/>
+              </w:rPr>
+            </w:r>
+            <w:r>
+              <w:rPr>
+                <w:sz w:val="18"/>
+              </w:rPr>
+              <w:t>/api/subscription/*</w:t>
+            </w:r>
+          </w:p>
+        </w:tc>
+        <w:tc>
+          <w:tcPr>
+            <w:tcW w:type="dxa" w:w="2929"/>
+          </w:tcPr>
+          <w:p>
+            <w:r>
+              <w:rPr>
+                <w:sz w:val="18"/>
+              </w:rPr>
+            </w:r>
+            <w:r>
+              <w:rPr>
+                <w:sz w:val="18"/>
+              </w:rPr>
+              <w:t>Spring Boot /subscription/*</w:t>
+            </w:r>
+          </w:p>
+        </w:tc>
+        <w:tc>
+          <w:tcPr>
+            <w:tcW w:type="dxa" w:w="2929"/>
+          </w:tcPr>
+          <w:p>
+            <w:r>
+              <w:rPr>
+                <w:sz w:val="18"/>
+              </w:rPr>
+            </w:r>
+            <w:r>
+              <w:rPr>
+                <w:sz w:val="18"/>
+              </w:rPr>
+              <w:t>Firebase token</w:t>
             </w:r>
           </w:p>
         </w:tc>
@@ -20785,7 +21677,135 @@
         <w:pStyle w:val="Heading2"/>
       </w:pPr>
       <w:r>
-        <w:t>5.9 Build and Deployment</w:t>
+        <w:t>5.9 Subscription Entitlement</w:t>
+      </w:r>
+    </w:p>
+    <w:p>
+      <w:r>
+        <w:t xml:space="preserve">Subscription ownership is implemented in Spring Boot so the browser cannot grant Full access by writing directly to Firestore. </w:t>
+      </w:r>
+      <w:r>
+        <w:rPr>
+          <w:rFonts w:ascii="Consolas" w:hAnsi="Consolas"/>
+          <w:sz w:val="18"/>
+          <w:shd w:val="clear" w:fill="E8E8E8"/>
+        </w:rPr>
+        <w:t>SubscriptionController</w:t>
+      </w:r>
+      <w:r>
+        <w:t xml:space="preserve"> exposes </w:t>
+      </w:r>
+      <w:r>
+        <w:rPr>
+          <w:rFonts w:ascii="Consolas" w:hAnsi="Consolas"/>
+          <w:sz w:val="18"/>
+          <w:shd w:val="clear" w:fill="E8E8E8"/>
+        </w:rPr>
+        <w:t>GET /subscription/current</w:t>
+      </w:r>
+      <w:r>
+        <w:t xml:space="preserve">, </w:t>
+      </w:r>
+      <w:r>
+        <w:rPr>
+          <w:rFonts w:ascii="Consolas" w:hAnsi="Consolas"/>
+          <w:sz w:val="18"/>
+          <w:shd w:val="clear" w:fill="E8E8E8"/>
+        </w:rPr>
+        <w:t>POST /subscription/signup</w:t>
+      </w:r>
+      <w:r>
+        <w:t xml:space="preserve">, and </w:t>
+      </w:r>
+      <w:r>
+        <w:rPr>
+          <w:rFonts w:ascii="Consolas" w:hAnsi="Consolas"/>
+          <w:sz w:val="18"/>
+          <w:shd w:val="clear" w:fill="E8E8E8"/>
+        </w:rPr>
+        <w:t>POST /subscription/checkout</w:t>
+      </w:r>
+      <w:r>
+        <w:t>.</w:t>
+      </w:r>
+    </w:p>
+    <w:p>
+      <w:r>
+        <w:t xml:space="preserve">Each endpoint requires </w:t>
+      </w:r>
+      <w:r>
+        <w:rPr>
+          <w:rFonts w:ascii="Consolas" w:hAnsi="Consolas"/>
+          <w:sz w:val="18"/>
+          <w:shd w:val="clear" w:fill="E8E8E8"/>
+        </w:rPr>
+        <w:t>Authorization: Bearer &lt;Firebase ID token&gt;</w:t>
+      </w:r>
+      <w:r>
+        <w:t xml:space="preserve">. The controller verifies the token using the </w:t>
+      </w:r>
+      <w:r>
+        <w:rPr>
+          <w:rFonts w:ascii="Consolas" w:hAnsi="Consolas"/>
+          <w:sz w:val="18"/>
+          <w:shd w:val="clear" w:fill="E8E8E8"/>
+        </w:rPr>
+        <w:t>FirebaseAuth</w:t>
+      </w:r>
+      <w:r>
+        <w:t xml:space="preserve"> bean and passes the verified UID to </w:t>
+      </w:r>
+      <w:r>
+        <w:rPr>
+          <w:rFonts w:ascii="Consolas" w:hAnsi="Consolas"/>
+          <w:sz w:val="18"/>
+          <w:shd w:val="clear" w:fill="E8E8E8"/>
+        </w:rPr>
+        <w:t>SubscriptionService</w:t>
+      </w:r>
+      <w:r>
+        <w:t xml:space="preserve">. The service persists the document at </w:t>
+      </w:r>
+      <w:r>
+        <w:rPr>
+          <w:rFonts w:ascii="Consolas" w:hAnsi="Consolas"/>
+          <w:sz w:val="18"/>
+          <w:shd w:val="clear" w:fill="E8E8E8"/>
+        </w:rPr>
+        <w:t>users/{uid}/subscription/current</w:t>
+      </w:r>
+      <w:r>
+        <w:t xml:space="preserve">, preserves missing documents as legacy Full access, and downgrades expired monthly/yearly records by setting </w:t>
+      </w:r>
+      <w:r>
+        <w:rPr>
+          <w:rFonts w:ascii="Consolas" w:hAnsi="Consolas"/>
+          <w:sz w:val="18"/>
+          <w:shd w:val="clear" w:fill="E8E8E8"/>
+        </w:rPr>
+        <w:t>subscriptionStatus = "expired"</w:t>
+      </w:r>
+      <w:r>
+        <w:t xml:space="preserve"> and </w:t>
+      </w:r>
+      <w:r>
+        <w:rPr>
+          <w:rFonts w:ascii="Consolas" w:hAnsi="Consolas"/>
+          <w:sz w:val="18"/>
+          <w:shd w:val="clear" w:fill="E8E8E8"/>
+        </w:rPr>
+        <w:t>fullAccess = false</w:t>
+      </w:r>
+      <w:r>
+        <w:t>.</w:t>
+      </w:r>
+    </w:p>
+    <w:p>
+      <w:pPr>
+        <w:pStyle w:val="Heading2"/>
+      </w:pPr>
+      <w:r>
+        <w:t>5.10 Build and Deployment</w:t>
       </w:r>
     </w:p>
     <w:p>
@@ -22069,6 +23089,114 @@
       </w:r>
     </w:p>
     <w:p>
+      <w:r>
+        <w:rPr>
+          <w:b/>
+        </w:rPr>
+        <w:t>Subscription State</w:t>
+      </w:r>
+      <w:r>
+        <w:t>:</w:t>
+      </w:r>
+    </w:p>
+    <w:p>
+      <w:pPr>
+        <w:pStyle w:val="ListBullet"/>
+      </w:pPr>
+      <w:r>
+        <w:rPr>
+          <w:rFonts w:ascii="Consolas" w:hAnsi="Consolas"/>
+          <w:sz w:val="18"/>
+          <w:shd w:val="clear" w:fill="E8E8E8"/>
+        </w:rPr>
+        <w:t>loadSubscriptionForUser()</w:t>
+      </w:r>
+      <w:r>
+        <w:t xml:space="preserve">: Reads subscription through </w:t>
+      </w:r>
+      <w:r>
+        <w:rPr>
+          <w:rFonts w:ascii="Consolas" w:hAnsi="Consolas"/>
+          <w:sz w:val="18"/>
+          <w:shd w:val="clear" w:fill="E8E8E8"/>
+        </w:rPr>
+        <w:t>/api/subscription/current</w:t>
+      </w:r>
+      <w:r>
+        <w:t>.</w:t>
+      </w:r>
+    </w:p>
+    <w:p>
+      <w:pPr>
+        <w:pStyle w:val="ListBullet"/>
+      </w:pPr>
+      <w:r>
+        <w:rPr>
+          <w:rFonts w:ascii="Consolas" w:hAnsi="Consolas"/>
+          <w:sz w:val="18"/>
+          <w:shd w:val="clear" w:fill="E8E8E8"/>
+        </w:rPr>
+        <w:t>createLiteSubscriptionForNewUser()</w:t>
+      </w:r>
+      <w:r>
+        <w:t xml:space="preserve">: Creates the Lite signup record through </w:t>
+      </w:r>
+      <w:r>
+        <w:rPr>
+          <w:rFonts w:ascii="Consolas" w:hAnsi="Consolas"/>
+          <w:sz w:val="18"/>
+          <w:shd w:val="clear" w:fill="E8E8E8"/>
+        </w:rPr>
+        <w:t>/api/subscription/signup</w:t>
+      </w:r>
+      <w:r>
+        <w:t>.</w:t>
+      </w:r>
+    </w:p>
+    <w:p>
+      <w:pPr>
+        <w:pStyle w:val="ListBullet"/>
+      </w:pPr>
+      <w:r>
+        <w:rPr>
+          <w:rFonts w:ascii="Consolas" w:hAnsi="Consolas"/>
+          <w:sz w:val="18"/>
+          <w:shd w:val="clear" w:fill="E8E8E8"/>
+        </w:rPr>
+        <w:t>checkoutSubscription(plan)</w:t>
+      </w:r>
+      <w:r>
+        <w:t xml:space="preserve">: Performs mock checkout through </w:t>
+      </w:r>
+      <w:r>
+        <w:rPr>
+          <w:rFonts w:ascii="Consolas" w:hAnsi="Consolas"/>
+          <w:sz w:val="18"/>
+          <w:shd w:val="clear" w:fill="E8E8E8"/>
+        </w:rPr>
+        <w:t>/api/subscription/checkout</w:t>
+      </w:r>
+      <w:r>
+        <w:t xml:space="preserve"> and enables Full mode.</w:t>
+      </w:r>
+    </w:p>
+    <w:p>
+      <w:pPr>
+        <w:pStyle w:val="ListBullet"/>
+      </w:pPr>
+      <w:r>
+        <w:rPr>
+          <w:rFonts w:ascii="Consolas" w:hAnsi="Consolas"/>
+          <w:sz w:val="18"/>
+          <w:shd w:val="clear" w:fill="E8E8E8"/>
+        </w:rPr>
+        <w:t>requestCoachTier(tier)</w:t>
+      </w:r>
+      <w:r>
+        <w:t>: Centralizes Lite/Full switching and opens the subscription modal when Full is locked.</w:t>
+      </w:r>
+    </w:p>
+    <w:p>
       <w:pPr>
         <w:pStyle w:val="Heading2"/>
       </w:pPr>
@@ -22083,7 +23211,7 @@
       <w:r>
         <w:drawing>
           <wp:inline xmlns:a="http://schemas.openxmlformats.org/drawingml/2006/main" xmlns:pic="http://schemas.openxmlformats.org/drawingml/2006/picture">
-            <wp:extent cx="5303520" cy="3728558"/>
+            <wp:extent cx="5303520" cy="4958521"/>
             <wp:docPr id="14" name="Picture 14"/>
             <wp:cNvGraphicFramePr>
               <a:graphicFrameLocks noChangeAspect="1"/>
@@ -22104,7 +23232,7 @@
                   <pic:spPr>
                     <a:xfrm>
                       <a:off x="0" y="0"/>
-                      <a:ext cx="5303520" cy="3728558"/>
+                      <a:ext cx="5303520" cy="4958521"/>
                     </a:xfrm>
                     <a:prstGeom prst="rect"/>
                   </pic:spPr>
@@ -22217,7 +23345,279 @@
         <w:pStyle w:val="Heading3"/>
       </w:pPr>
       <w:r>
-        <w:t>5.13.2 Secret Injection</w:t>
+        <w:t>5.13.2 Subscription BFF Routes</w:t>
+      </w:r>
+    </w:p>
+    <w:p>
+      <w:r>
+        <w:t>Subscription routes use the same Firebase session cookie as other protected BFF endpoints, but forward the raw Firebase ID token to Spring Boot:</w:t>
+      </w:r>
+    </w:p>
+    <w:tbl>
+      <w:tblPr>
+        <w:tblStyle w:val="TableGrid"/>
+        <w:tblW w:type="auto" w:w="0"/>
+        <w:tblLook w:firstColumn="1" w:firstRow="1" w:lastColumn="0" w:lastRow="0" w:noHBand="0" w:noVBand="1" w:val="04A0"/>
+      </w:tblPr>
+      <w:tblGrid>
+        <w:gridCol w:w="2929"/>
+        <w:gridCol w:w="2929"/>
+        <w:gridCol w:w="2929"/>
+      </w:tblGrid>
+      <w:tr>
+        <w:tc>
+          <w:tcPr>
+            <w:tcW w:type="dxa" w:w="2929"/>
+            <w:shd w:fill="D9E2F3" w:val="clear"/>
+          </w:tcPr>
+          <w:p>
+            <w:r/>
+            <w:r>
+              <w:rPr>
+                <w:b/>
+                <w:sz w:val="18"/>
+              </w:rPr>
+              <w:t>BFF Route</w:t>
+            </w:r>
+          </w:p>
+        </w:tc>
+        <w:tc>
+          <w:tcPr>
+            <w:tcW w:type="dxa" w:w="2929"/>
+            <w:shd w:fill="D9E2F3" w:val="clear"/>
+          </w:tcPr>
+          <w:p>
+            <w:r/>
+            <w:r>
+              <w:rPr>
+                <w:b/>
+                <w:sz w:val="18"/>
+              </w:rPr>
+              <w:t>Spring Boot Target</w:t>
+            </w:r>
+          </w:p>
+        </w:tc>
+        <w:tc>
+          <w:tcPr>
+            <w:tcW w:type="dxa" w:w="2929"/>
+            <w:shd w:fill="D9E2F3" w:val="clear"/>
+          </w:tcPr>
+          <w:p>
+            <w:r/>
+            <w:r>
+              <w:rPr>
+                <w:b/>
+                <w:sz w:val="18"/>
+              </w:rPr>
+              <w:t>Purpose</w:t>
+            </w:r>
+          </w:p>
+        </w:tc>
+      </w:tr>
+      <w:tr>
+        <w:tc>
+          <w:tcPr>
+            <w:tcW w:type="dxa" w:w="2929"/>
+          </w:tcPr>
+          <w:p>
+            <w:r>
+              <w:rPr>
+                <w:sz w:val="18"/>
+              </w:rPr>
+            </w:r>
+            <w:r>
+              <w:rPr>
+                <w:rFonts w:ascii="Consolas" w:hAnsi="Consolas"/>
+                <w:sz w:val="18"/>
+                <w:shd w:val="clear" w:fill="E8E8E8"/>
+              </w:rPr>
+              <w:t>/api/subscription/current</w:t>
+            </w:r>
+          </w:p>
+        </w:tc>
+        <w:tc>
+          <w:tcPr>
+            <w:tcW w:type="dxa" w:w="2929"/>
+          </w:tcPr>
+          <w:p>
+            <w:r>
+              <w:rPr>
+                <w:sz w:val="18"/>
+              </w:rPr>
+            </w:r>
+            <w:r>
+              <w:rPr>
+                <w:rFonts w:ascii="Consolas" w:hAnsi="Consolas"/>
+                <w:sz w:val="18"/>
+                <w:shd w:val="clear" w:fill="E8E8E8"/>
+              </w:rPr>
+              <w:t>/subscription/current</w:t>
+            </w:r>
+          </w:p>
+        </w:tc>
+        <w:tc>
+          <w:tcPr>
+            <w:tcW w:type="dxa" w:w="2929"/>
+          </w:tcPr>
+          <w:p>
+            <w:r>
+              <w:rPr>
+                <w:sz w:val="18"/>
+              </w:rPr>
+            </w:r>
+            <w:r>
+              <w:rPr>
+                <w:sz w:val="18"/>
+              </w:rPr>
+              <w:t>Load Lite/Full entitlement</w:t>
+            </w:r>
+          </w:p>
+        </w:tc>
+      </w:tr>
+      <w:tr>
+        <w:tc>
+          <w:tcPr>
+            <w:tcW w:type="dxa" w:w="2929"/>
+          </w:tcPr>
+          <w:p>
+            <w:r>
+              <w:rPr>
+                <w:sz w:val="18"/>
+              </w:rPr>
+            </w:r>
+            <w:r>
+              <w:rPr>
+                <w:rFonts w:ascii="Consolas" w:hAnsi="Consolas"/>
+                <w:sz w:val="18"/>
+                <w:shd w:val="clear" w:fill="E8E8E8"/>
+              </w:rPr>
+              <w:t>/api/subscription/signup</w:t>
+            </w:r>
+          </w:p>
+        </w:tc>
+        <w:tc>
+          <w:tcPr>
+            <w:tcW w:type="dxa" w:w="2929"/>
+          </w:tcPr>
+          <w:p>
+            <w:r>
+              <w:rPr>
+                <w:sz w:val="18"/>
+              </w:rPr>
+            </w:r>
+            <w:r>
+              <w:rPr>
+                <w:rFonts w:ascii="Consolas" w:hAnsi="Consolas"/>
+                <w:sz w:val="18"/>
+                <w:shd w:val="clear" w:fill="E8E8E8"/>
+              </w:rPr>
+              <w:t>/subscription/signup</w:t>
+            </w:r>
+          </w:p>
+        </w:tc>
+        <w:tc>
+          <w:tcPr>
+            <w:tcW w:type="dxa" w:w="2929"/>
+          </w:tcPr>
+          <w:p>
+            <w:r>
+              <w:rPr>
+                <w:sz w:val="18"/>
+              </w:rPr>
+            </w:r>
+            <w:r>
+              <w:rPr>
+                <w:sz w:val="18"/>
+              </w:rPr>
+              <w:t>Create Lite record for new accounts</w:t>
+            </w:r>
+          </w:p>
+        </w:tc>
+      </w:tr>
+      <w:tr>
+        <w:tc>
+          <w:tcPr>
+            <w:tcW w:type="dxa" w:w="2929"/>
+          </w:tcPr>
+          <w:p>
+            <w:r>
+              <w:rPr>
+                <w:sz w:val="18"/>
+              </w:rPr>
+            </w:r>
+            <w:r>
+              <w:rPr>
+                <w:rFonts w:ascii="Consolas" w:hAnsi="Consolas"/>
+                <w:sz w:val="18"/>
+                <w:shd w:val="clear" w:fill="E8E8E8"/>
+              </w:rPr>
+              <w:t>/api/subscription/checkout</w:t>
+            </w:r>
+          </w:p>
+        </w:tc>
+        <w:tc>
+          <w:tcPr>
+            <w:tcW w:type="dxa" w:w="2929"/>
+          </w:tcPr>
+          <w:p>
+            <w:r>
+              <w:rPr>
+                <w:sz w:val="18"/>
+              </w:rPr>
+            </w:r>
+            <w:r>
+              <w:rPr>
+                <w:rFonts w:ascii="Consolas" w:hAnsi="Consolas"/>
+                <w:sz w:val="18"/>
+                <w:shd w:val="clear" w:fill="E8E8E8"/>
+              </w:rPr>
+              <w:t>/subscription/checkout</w:t>
+            </w:r>
+          </w:p>
+        </w:tc>
+        <w:tc>
+          <w:tcPr>
+            <w:tcW w:type="dxa" w:w="2929"/>
+          </w:tcPr>
+          <w:p>
+            <w:r>
+              <w:rPr>
+                <w:sz w:val="18"/>
+              </w:rPr>
+            </w:r>
+            <w:r>
+              <w:rPr>
+                <w:sz w:val="18"/>
+              </w:rPr>
+              <w:t>Apply monthly, yearly, or forever mock plan</w:t>
+            </w:r>
+          </w:p>
+        </w:tc>
+      </w:tr>
+    </w:tbl>
+    <w:p/>
+    <w:p>
+      <w:r>
+        <w:t xml:space="preserve">This keeps </w:t>
+      </w:r>
+      <w:r>
+        <w:rPr>
+          <w:rFonts w:ascii="Consolas" w:hAnsi="Consolas"/>
+          <w:sz w:val="18"/>
+          <w:shd w:val="clear" w:fill="E8E8E8"/>
+        </w:rPr>
+        <w:t>users/{uid}/subscription/current</w:t>
+      </w:r>
+      <w:r>
+        <w:t xml:space="preserve"> writes under Firebase Admin in Spring Boot while still giving the React UI immediate state updates after checkout.</w:t>
+      </w:r>
+    </w:p>
+    <w:p>
+      <w:pPr>
+        <w:pStyle w:val="Heading3"/>
+      </w:pPr>
+      <w:r>
+        <w:t>5.13.3 Secret Injection</w:t>
       </w:r>
     </w:p>
     <w:p>
@@ -22449,6 +23849,63 @@
       </w:pPr>
       <w:r>
         <w:t>Delete button per document (confirms, then removes from Firestore + Supabase).</w:t>
+      </w:r>
+    </w:p>
+    <w:p>
+      <w:pPr>
+        <w:pStyle w:val="Heading3"/>
+      </w:pPr>
+      <w:r>
+        <w:t>5.14.4 Payment Page</w:t>
+      </w:r>
+    </w:p>
+    <w:p>
+      <w:r>
+        <w:t xml:space="preserve">The protected </w:t>
+      </w:r>
+      <w:r>
+        <w:rPr>
+          <w:rFonts w:ascii="Consolas" w:hAnsi="Consolas"/>
+          <w:sz w:val="18"/>
+          <w:shd w:val="clear" w:fill="E8E8E8"/>
+        </w:rPr>
+        <w:t>/payment</w:t>
+      </w:r>
+      <w:r>
+        <w:t xml:space="preserve"> route presents three mock subscription choices for Full mode: 1 month for </w:t>
+      </w:r>
+      <w:r>
+        <w:rPr>
+          <w:rFonts w:ascii="Consolas" w:hAnsi="Consolas"/>
+          <w:sz w:val="18"/>
+          <w:shd w:val="clear" w:fill="E8E8E8"/>
+        </w:rPr>
+        <w:t>$2</w:t>
+      </w:r>
+      <w:r>
+        <w:t xml:space="preserve">, 1 year for </w:t>
+      </w:r>
+      <w:r>
+        <w:rPr>
+          <w:rFonts w:ascii="Consolas" w:hAnsi="Consolas"/>
+          <w:sz w:val="18"/>
+          <w:shd w:val="clear" w:fill="E8E8E8"/>
+        </w:rPr>
+        <w:t>$20</w:t>
+      </w:r>
+      <w:r>
+        <w:t xml:space="preserve">, and forever for </w:t>
+      </w:r>
+      <w:r>
+        <w:rPr>
+          <w:rFonts w:ascii="Consolas" w:hAnsi="Consolas"/>
+          <w:sz w:val="18"/>
+          <w:shd w:val="clear" w:fill="E8E8E8"/>
+        </w:rPr>
+        <w:t>$100</w:t>
+      </w:r>
+      <w:r>
+        <w:t>. Selecting a plan calls the subscription BFF route, waits for Spring Boot to persist the Firestore record, then updates the local store to enable Full mode immediately. No real card data or payment provider is used in this prototype.</w:t>
       </w:r>
     </w:p>
     <w:p>
@@ -24830,6 +26287,30 @@
         <w:pStyle w:val="Heading3"/>
       </w:pPr>
       <w:r>
+        <w:t>5.27.2 Subscription Entitlement Boundary</w:t>
+      </w:r>
+    </w:p>
+    <w:p>
+      <w:r>
+        <w:t xml:space="preserve">The AI Coach does not perform Firebase subscription checks directly. Lite/Full entitlement is resolved by the Next.js BFF and Spring Boot before requests are forwarded. Unauthorized Full requests are coerced to Lite, and Full-only document ingestion is blocked at the BFF layer. The FastAPI service therefore treats the incoming </w:t>
+      </w:r>
+      <w:r>
+        <w:rPr>
+          <w:rFonts w:ascii="Consolas" w:hAnsi="Consolas"/>
+          <w:sz w:val="18"/>
+          <w:shd w:val="clear" w:fill="E8E8E8"/>
+        </w:rPr>
+        <w:t>tier</w:t>
+      </w:r>
+      <w:r>
+        <w:t xml:space="preserve"> field only as model-routing input for LM Studio (Lite) or DeepSeek (Full).</w:t>
+      </w:r>
+    </w:p>
+    <w:p>
+      <w:pPr>
+        <w:pStyle w:val="Heading3"/>
+      </w:pPr>
+      <w:r>
         <w:t>5.27.2 CORS Configuration</w:t>
       </w:r>
     </w:p>
@@ -26357,6 +27838,62 @@
           </w:p>
         </w:tc>
       </w:tr>
+      <w:tr>
+        <w:tc>
+          <w:tcPr>
+            <w:tcW w:type="dxa" w:w="2929"/>
+          </w:tcPr>
+          <w:p>
+            <w:r>
+              <w:rPr>
+                <w:sz w:val="18"/>
+              </w:rPr>
+            </w:r>
+            <w:r>
+              <w:rPr>
+                <w:sz w:val="18"/>
+              </w:rPr>
+              <w:t>FR-09: Subscription Gate</w:t>
+            </w:r>
+          </w:p>
+        </w:tc>
+        <w:tc>
+          <w:tcPr>
+            <w:tcW w:type="dxa" w:w="2929"/>
+          </w:tcPr>
+          <w:p>
+            <w:r>
+              <w:rPr>
+                <w:sz w:val="18"/>
+              </w:rPr>
+            </w:r>
+            <w:r>
+              <w:rPr>
+                <w:sz w:val="18"/>
+              </w:rPr>
+              <w:t>Complete</w:t>
+            </w:r>
+          </w:p>
+        </w:tc>
+        <w:tc>
+          <w:tcPr>
+            <w:tcW w:type="dxa" w:w="2929"/>
+          </w:tcPr>
+          <w:p>
+            <w:r>
+              <w:rPr>
+                <w:sz w:val="18"/>
+              </w:rPr>
+            </w:r>
+            <w:r>
+              <w:rPr>
+                <w:sz w:val="18"/>
+              </w:rPr>
+              <w:t>Browser + API mock checkout tests</w:t>
+            </w:r>
+          </w:p>
+        </w:tc>
+      </w:tr>
     </w:tbl>
     <w:p/>
     <w:p>
@@ -27262,7 +28799,42 @@
         <w:pStyle w:val="Heading3"/>
       </w:pPr>
       <w:r>
-        <w:t>6.5.4 Spaced Repetition Effectiveness</w:t>
+        <w:t>6.5.4 Subscription and Payment Flow</w:t>
+      </w:r>
+    </w:p>
+    <w:p>
+      <w:r>
+        <w:t xml:space="preserve">The subscription flow was verified with both API calls and Playwright browser checks. A locked Lite user remains in Lite when requesting Full, the subscription modal opens, and the </w:t>
+      </w:r>
+      <w:r>
+        <w:rPr>
+          <w:rFonts w:ascii="Consolas" w:hAnsi="Consolas"/>
+          <w:sz w:val="18"/>
+          <w:shd w:val="clear" w:fill="E8E8E8"/>
+        </w:rPr>
+        <w:t>View plans</w:t>
+      </w:r>
+      <w:r>
+        <w:t xml:space="preserve"> action navigates to </w:t>
+      </w:r>
+      <w:r>
+        <w:rPr>
+          <w:rFonts w:ascii="Consolas" w:hAnsi="Consolas"/>
+          <w:sz w:val="18"/>
+          <w:shd w:val="clear" w:fill="E8E8E8"/>
+        </w:rPr>
+        <w:t>/payment</w:t>
+      </w:r>
+      <w:r>
+        <w:t>. Selecting monthly, yearly, or forever performs a mock checkout through the Next.js BFF and Spring Boot before Firestore is updated. After checkout, Full mode is enabled immediately, while expired monthly/yearly plans are treated as Lite by backend entitlement reads and coach API forwarding.</w:t>
+      </w:r>
+    </w:p>
+    <w:p>
+      <w:pPr>
+        <w:pStyle w:val="Heading3"/>
+      </w:pPr>
+      <w:r>
+        <w:t>6.5.5 Spaced Repetition Effectiveness</w:t>
       </w:r>
     </w:p>
     <w:p>
@@ -27275,7 +28847,7 @@
         <w:pStyle w:val="Heading3"/>
       </w:pPr>
       <w:r>
-        <w:t>6.5.5 RAG Retrieval Quality</w:t>
+        <w:t>6.5.6 RAG Retrieval Quality</w:t>
       </w:r>
     </w:p>
     <w:p>
@@ -29157,11 +30729,6 @@
       </w:r>
     </w:p>
     <w:p>
-      <w:r>
-        <w:t>____________________________________________________________</w:t>
-      </w:r>
-    </w:p>
-    <w:p>
       <w:pPr>
         <w:pStyle w:val="Heading3"/>
       </w:pPr>
@@ -29992,6 +31559,67 @@
         <w:t>---</w:t>
         <w:br/>
         <w:br/>
+        <w:t>### B.1.6 Subscription Endpoints</w:t>
+        <w:br/>
+        <w:br/>
+        <w:t>#### GET /subscription/current</w:t>
+        <w:br/>
+        <w:br/>
+        <w:t>Return the authenticated user's subscription entitlement.</w:t>
+        <w:br/>
+        <w:br/>
+        <w:t>**Headers**: `Authorization: Bearer &lt;Firebase ID token&gt;`</w:t>
+        <w:br/>
+        <w:br/>
+        <w:t>Missing subscription documents return virtual legacy Full access and do not create a Firestore document.</w:t>
+        <w:br/>
+        <w:br/>
+        <w:t>#### POST /subscription/signup</w:t>
+        <w:br/>
+        <w:br/>
+        <w:t>Create the Lite subscription document for a new account if it does not already exist.</w:t>
+        <w:br/>
+        <w:br/>
+        <w:t>**Headers**: `Authorization: Bearer &lt;Firebase ID token&gt;`</w:t>
+        <w:br/>
+        <w:br/>
+        <w:t>#### POST /subscription/checkout</w:t>
+        <w:br/>
+        <w:br/>
+        <w:t>Apply a mock Full subscription plan.</w:t>
+        <w:br/>
+        <w:br/>
+        <w:t>**Headers**: `Authorization: Bearer &lt;Firebase ID token&gt;`</w:t>
+        <w:br/>
+        <w:br/>
+        <w:t>**Request**:</w:t>
+      </w:r>
+    </w:p>
+    <w:p>
+      <w:r>
+        <w:t>{ "plan": "monthly" }</w:t>
+      </w:r>
+    </w:p>
+    <w:p>
+      <w:pPr>
+        <w:pStyle w:val="NoSpacing"/>
+        <w:spacing w:before="40" w:after="40"/>
+        <w:ind w:left="567"/>
+      </w:pPr>
+      <w:r>
+        <w:rPr>
+          <w:rFonts w:ascii="Consolas" w:hAnsi="Consolas"/>
+          <w:color w:val="1E1E1E"/>
+          <w:sz w:val="17"/>
+          <w:shd w:val="clear" w:fill="F5F5F5"/>
+        </w:rPr>
+        <w:br/>
+        <w:t>Allowed plans are `monthly` (`$2`), `yearly` (`$20`), and `forever` (`$100`).</w:t>
+        <w:br/>
+        <w:br/>
+        <w:t>---</w:t>
+        <w:br/>
+        <w:br/>
         <w:t>## B.2 AI Coach REST API — Complete Reference</w:t>
         <w:br/>
         <w:br/>
@@ -30862,6 +32490,883 @@
         <w:t xml:space="preserve">            ├── questions: array (optional, generated questions)</w:t>
         <w:br/>
         <w:t xml:space="preserve">            └── ragChunks: number (count of stored embeddings)</w:t>
+      </w:r>
+    </w:p>
+    <w:p>
+      <w:r>
+        <w:t>____________________________________________________________</w:t>
+      </w:r>
+    </w:p>
+    <w:p>
+      <w:pPr>
+        <w:pStyle w:val="Heading3"/>
+      </w:pPr>
+      <w:r>
+        <w:t>C.1.9 Document: `users/{uid}/subscription/current`</w:t>
+      </w:r>
+    </w:p>
+    <w:p>
+      <w:r>
+        <w:t>Spring Boot manages this nested document through Firebase Admin. The frontend never writes subscription entitlement directly.</w:t>
+      </w:r>
+    </w:p>
+    <w:tbl>
+      <w:tblPr>
+        <w:tblStyle w:val="TableGrid"/>
+        <w:tblW w:type="auto" w:w="0"/>
+        <w:tblLook w:firstColumn="1" w:firstRow="1" w:lastColumn="0" w:lastRow="0" w:noHBand="0" w:noVBand="1" w:val="04A0"/>
+      </w:tblPr>
+      <w:tblGrid>
+        <w:gridCol w:w="2197"/>
+        <w:gridCol w:w="2197"/>
+        <w:gridCol w:w="2197"/>
+        <w:gridCol w:w="2197"/>
+      </w:tblGrid>
+      <w:tr>
+        <w:tc>
+          <w:tcPr>
+            <w:tcW w:type="dxa" w:w="2197"/>
+            <w:shd w:fill="D9E2F3" w:val="clear"/>
+          </w:tcPr>
+          <w:p>
+            <w:r/>
+            <w:r>
+              <w:rPr>
+                <w:b/>
+                <w:sz w:val="18"/>
+              </w:rPr>
+              <w:t>Field</w:t>
+            </w:r>
+          </w:p>
+        </w:tc>
+        <w:tc>
+          <w:tcPr>
+            <w:tcW w:type="dxa" w:w="2197"/>
+            <w:shd w:fill="D9E2F3" w:val="clear"/>
+          </w:tcPr>
+          <w:p>
+            <w:r/>
+            <w:r>
+              <w:rPr>
+                <w:b/>
+                <w:sz w:val="18"/>
+              </w:rPr>
+              <w:t>Type</w:t>
+            </w:r>
+          </w:p>
+        </w:tc>
+        <w:tc>
+          <w:tcPr>
+            <w:tcW w:type="dxa" w:w="2197"/>
+            <w:shd w:fill="D9E2F3" w:val="clear"/>
+          </w:tcPr>
+          <w:p>
+            <w:r/>
+            <w:r>
+              <w:rPr>
+                <w:b/>
+                <w:sz w:val="18"/>
+              </w:rPr>
+              <w:t>Required</w:t>
+            </w:r>
+          </w:p>
+        </w:tc>
+        <w:tc>
+          <w:tcPr>
+            <w:tcW w:type="dxa" w:w="2197"/>
+            <w:shd w:fill="D9E2F3" w:val="clear"/>
+          </w:tcPr>
+          <w:p>
+            <w:r/>
+            <w:r>
+              <w:rPr>
+                <w:b/>
+                <w:sz w:val="18"/>
+              </w:rPr>
+              <w:t>Description</w:t>
+            </w:r>
+          </w:p>
+        </w:tc>
+      </w:tr>
+      <w:tr>
+        <w:tc>
+          <w:tcPr>
+            <w:tcW w:type="dxa" w:w="2197"/>
+          </w:tcPr>
+          <w:p>
+            <w:r>
+              <w:rPr>
+                <w:sz w:val="18"/>
+              </w:rPr>
+            </w:r>
+            <w:r>
+              <w:rPr>
+                <w:rFonts w:ascii="Consolas" w:hAnsi="Consolas"/>
+                <w:sz w:val="18"/>
+                <w:shd w:val="clear" w:fill="E8E8E8"/>
+              </w:rPr>
+              <w:t>plan</w:t>
+            </w:r>
+          </w:p>
+        </w:tc>
+        <w:tc>
+          <w:tcPr>
+            <w:tcW w:type="dxa" w:w="2197"/>
+          </w:tcPr>
+          <w:p>
+            <w:r>
+              <w:rPr>
+                <w:sz w:val="18"/>
+              </w:rPr>
+            </w:r>
+            <w:r>
+              <w:rPr>
+                <w:sz w:val="18"/>
+              </w:rPr>
+              <w:t>string</w:t>
+            </w:r>
+          </w:p>
+        </w:tc>
+        <w:tc>
+          <w:tcPr>
+            <w:tcW w:type="dxa" w:w="2197"/>
+          </w:tcPr>
+          <w:p>
+            <w:r>
+              <w:rPr>
+                <w:sz w:val="18"/>
+              </w:rPr>
+            </w:r>
+            <w:r>
+              <w:rPr>
+                <w:sz w:val="18"/>
+              </w:rPr>
+              <w:t>Yes</w:t>
+            </w:r>
+          </w:p>
+        </w:tc>
+        <w:tc>
+          <w:tcPr>
+            <w:tcW w:type="dxa" w:w="2197"/>
+          </w:tcPr>
+          <w:p>
+            <w:r>
+              <w:rPr>
+                <w:sz w:val="18"/>
+              </w:rPr>
+            </w:r>
+            <w:r>
+              <w:rPr>
+                <w:rFonts w:ascii="Consolas" w:hAnsi="Consolas"/>
+                <w:sz w:val="18"/>
+                <w:shd w:val="clear" w:fill="E8E8E8"/>
+              </w:rPr>
+              <w:t>lite</w:t>
+            </w:r>
+            <w:r>
+              <w:rPr>
+                <w:sz w:val="18"/>
+              </w:rPr>
+              <w:t xml:space="preserve">, </w:t>
+            </w:r>
+            <w:r>
+              <w:rPr>
+                <w:rFonts w:ascii="Consolas" w:hAnsi="Consolas"/>
+                <w:sz w:val="18"/>
+                <w:shd w:val="clear" w:fill="E8E8E8"/>
+              </w:rPr>
+              <w:t>monthly</w:t>
+            </w:r>
+            <w:r>
+              <w:rPr>
+                <w:sz w:val="18"/>
+              </w:rPr>
+              <w:t xml:space="preserve">, </w:t>
+            </w:r>
+            <w:r>
+              <w:rPr>
+                <w:rFonts w:ascii="Consolas" w:hAnsi="Consolas"/>
+                <w:sz w:val="18"/>
+                <w:shd w:val="clear" w:fill="E8E8E8"/>
+              </w:rPr>
+              <w:t>yearly</w:t>
+            </w:r>
+            <w:r>
+              <w:rPr>
+                <w:sz w:val="18"/>
+              </w:rPr>
+              <w:t xml:space="preserve">, or </w:t>
+            </w:r>
+            <w:r>
+              <w:rPr>
+                <w:rFonts w:ascii="Consolas" w:hAnsi="Consolas"/>
+                <w:sz w:val="18"/>
+                <w:shd w:val="clear" w:fill="E8E8E8"/>
+              </w:rPr>
+              <w:t>forever</w:t>
+            </w:r>
+          </w:p>
+        </w:tc>
+      </w:tr>
+      <w:tr>
+        <w:tc>
+          <w:tcPr>
+            <w:tcW w:type="dxa" w:w="2197"/>
+          </w:tcPr>
+          <w:p>
+            <w:r>
+              <w:rPr>
+                <w:sz w:val="18"/>
+              </w:rPr>
+            </w:r>
+            <w:r>
+              <w:rPr>
+                <w:rFonts w:ascii="Consolas" w:hAnsi="Consolas"/>
+                <w:sz w:val="18"/>
+                <w:shd w:val="clear" w:fill="E8E8E8"/>
+              </w:rPr>
+              <w:t>fullAccess</w:t>
+            </w:r>
+          </w:p>
+        </w:tc>
+        <w:tc>
+          <w:tcPr>
+            <w:tcW w:type="dxa" w:w="2197"/>
+          </w:tcPr>
+          <w:p>
+            <w:r>
+              <w:rPr>
+                <w:sz w:val="18"/>
+              </w:rPr>
+            </w:r>
+            <w:r>
+              <w:rPr>
+                <w:sz w:val="18"/>
+              </w:rPr>
+              <w:t>boolean</w:t>
+            </w:r>
+          </w:p>
+        </w:tc>
+        <w:tc>
+          <w:tcPr>
+            <w:tcW w:type="dxa" w:w="2197"/>
+          </w:tcPr>
+          <w:p>
+            <w:r>
+              <w:rPr>
+                <w:sz w:val="18"/>
+              </w:rPr>
+            </w:r>
+            <w:r>
+              <w:rPr>
+                <w:sz w:val="18"/>
+              </w:rPr>
+              <w:t>Yes</w:t>
+            </w:r>
+          </w:p>
+        </w:tc>
+        <w:tc>
+          <w:tcPr>
+            <w:tcW w:type="dxa" w:w="2197"/>
+          </w:tcPr>
+          <w:p>
+            <w:r>
+              <w:rPr>
+                <w:sz w:val="18"/>
+              </w:rPr>
+            </w:r>
+            <w:r>
+              <w:rPr>
+                <w:sz w:val="18"/>
+              </w:rPr>
+              <w:t>Enables Full AI mode when true</w:t>
+            </w:r>
+          </w:p>
+        </w:tc>
+      </w:tr>
+      <w:tr>
+        <w:tc>
+          <w:tcPr>
+            <w:tcW w:type="dxa" w:w="2197"/>
+          </w:tcPr>
+          <w:p>
+            <w:r>
+              <w:rPr>
+                <w:sz w:val="18"/>
+              </w:rPr>
+            </w:r>
+            <w:r>
+              <w:rPr>
+                <w:rFonts w:ascii="Consolas" w:hAnsi="Consolas"/>
+                <w:sz w:val="18"/>
+                <w:shd w:val="clear" w:fill="E8E8E8"/>
+              </w:rPr>
+              <w:t>subscriptionStatus</w:t>
+            </w:r>
+          </w:p>
+        </w:tc>
+        <w:tc>
+          <w:tcPr>
+            <w:tcW w:type="dxa" w:w="2197"/>
+          </w:tcPr>
+          <w:p>
+            <w:r>
+              <w:rPr>
+                <w:sz w:val="18"/>
+              </w:rPr>
+            </w:r>
+            <w:r>
+              <w:rPr>
+                <w:sz w:val="18"/>
+              </w:rPr>
+              <w:t>string</w:t>
+            </w:r>
+          </w:p>
+        </w:tc>
+        <w:tc>
+          <w:tcPr>
+            <w:tcW w:type="dxa" w:w="2197"/>
+          </w:tcPr>
+          <w:p>
+            <w:r>
+              <w:rPr>
+                <w:sz w:val="18"/>
+              </w:rPr>
+            </w:r>
+            <w:r>
+              <w:rPr>
+                <w:sz w:val="18"/>
+              </w:rPr>
+              <w:t>Yes</w:t>
+            </w:r>
+          </w:p>
+        </w:tc>
+        <w:tc>
+          <w:tcPr>
+            <w:tcW w:type="dxa" w:w="2197"/>
+          </w:tcPr>
+          <w:p>
+            <w:r>
+              <w:rPr>
+                <w:sz w:val="18"/>
+              </w:rPr>
+            </w:r>
+            <w:r>
+              <w:rPr>
+                <w:rFonts w:ascii="Consolas" w:hAnsi="Consolas"/>
+                <w:sz w:val="18"/>
+                <w:shd w:val="clear" w:fill="E8E8E8"/>
+              </w:rPr>
+              <w:t>none</w:t>
+            </w:r>
+            <w:r>
+              <w:rPr>
+                <w:sz w:val="18"/>
+              </w:rPr>
+              <w:t xml:space="preserve">, </w:t>
+            </w:r>
+            <w:r>
+              <w:rPr>
+                <w:rFonts w:ascii="Consolas" w:hAnsi="Consolas"/>
+                <w:sz w:val="18"/>
+                <w:shd w:val="clear" w:fill="E8E8E8"/>
+              </w:rPr>
+              <w:t>active</w:t>
+            </w:r>
+            <w:r>
+              <w:rPr>
+                <w:sz w:val="18"/>
+              </w:rPr>
+              <w:t xml:space="preserve">, or </w:t>
+            </w:r>
+            <w:r>
+              <w:rPr>
+                <w:rFonts w:ascii="Consolas" w:hAnsi="Consolas"/>
+                <w:sz w:val="18"/>
+                <w:shd w:val="clear" w:fill="E8E8E8"/>
+              </w:rPr>
+              <w:t>expired</w:t>
+            </w:r>
+          </w:p>
+        </w:tc>
+      </w:tr>
+      <w:tr>
+        <w:tc>
+          <w:tcPr>
+            <w:tcW w:type="dxa" w:w="2197"/>
+          </w:tcPr>
+          <w:p>
+            <w:r>
+              <w:rPr>
+                <w:sz w:val="18"/>
+              </w:rPr>
+            </w:r>
+            <w:r>
+              <w:rPr>
+                <w:rFonts w:ascii="Consolas" w:hAnsi="Consolas"/>
+                <w:sz w:val="18"/>
+                <w:shd w:val="clear" w:fill="E8E8E8"/>
+              </w:rPr>
+              <w:t>source</w:t>
+            </w:r>
+          </w:p>
+        </w:tc>
+        <w:tc>
+          <w:tcPr>
+            <w:tcW w:type="dxa" w:w="2197"/>
+          </w:tcPr>
+          <w:p>
+            <w:r>
+              <w:rPr>
+                <w:sz w:val="18"/>
+              </w:rPr>
+            </w:r>
+            <w:r>
+              <w:rPr>
+                <w:sz w:val="18"/>
+              </w:rPr>
+              <w:t>string</w:t>
+            </w:r>
+          </w:p>
+        </w:tc>
+        <w:tc>
+          <w:tcPr>
+            <w:tcW w:type="dxa" w:w="2197"/>
+          </w:tcPr>
+          <w:p>
+            <w:r>
+              <w:rPr>
+                <w:sz w:val="18"/>
+              </w:rPr>
+            </w:r>
+            <w:r>
+              <w:rPr>
+                <w:sz w:val="18"/>
+              </w:rPr>
+              <w:t>Yes</w:t>
+            </w:r>
+          </w:p>
+        </w:tc>
+        <w:tc>
+          <w:tcPr>
+            <w:tcW w:type="dxa" w:w="2197"/>
+          </w:tcPr>
+          <w:p>
+            <w:r>
+              <w:rPr>
+                <w:sz w:val="18"/>
+              </w:rPr>
+            </w:r>
+            <w:r>
+              <w:rPr>
+                <w:rFonts w:ascii="Consolas" w:hAnsi="Consolas"/>
+                <w:sz w:val="18"/>
+                <w:shd w:val="clear" w:fill="E8E8E8"/>
+              </w:rPr>
+              <w:t>signup</w:t>
+            </w:r>
+            <w:r>
+              <w:rPr>
+                <w:sz w:val="18"/>
+              </w:rPr>
+              <w:t xml:space="preserve"> or </w:t>
+            </w:r>
+            <w:r>
+              <w:rPr>
+                <w:rFonts w:ascii="Consolas" w:hAnsi="Consolas"/>
+                <w:sz w:val="18"/>
+                <w:shd w:val="clear" w:fill="E8E8E8"/>
+              </w:rPr>
+              <w:t>mock_payment</w:t>
+            </w:r>
+          </w:p>
+        </w:tc>
+      </w:tr>
+      <w:tr>
+        <w:tc>
+          <w:tcPr>
+            <w:tcW w:type="dxa" w:w="2197"/>
+          </w:tcPr>
+          <w:p>
+            <w:r>
+              <w:rPr>
+                <w:sz w:val="18"/>
+              </w:rPr>
+            </w:r>
+            <w:r>
+              <w:rPr>
+                <w:rFonts w:ascii="Consolas" w:hAnsi="Consolas"/>
+                <w:sz w:val="18"/>
+                <w:shd w:val="clear" w:fill="E8E8E8"/>
+              </w:rPr>
+              <w:t>priceUsd</w:t>
+            </w:r>
+          </w:p>
+        </w:tc>
+        <w:tc>
+          <w:tcPr>
+            <w:tcW w:type="dxa" w:w="2197"/>
+          </w:tcPr>
+          <w:p>
+            <w:r>
+              <w:rPr>
+                <w:sz w:val="18"/>
+              </w:rPr>
+            </w:r>
+            <w:r>
+              <w:rPr>
+                <w:sz w:val="18"/>
+              </w:rPr>
+              <w:t>number</w:t>
+            </w:r>
+          </w:p>
+        </w:tc>
+        <w:tc>
+          <w:tcPr>
+            <w:tcW w:type="dxa" w:w="2197"/>
+          </w:tcPr>
+          <w:p>
+            <w:r>
+              <w:rPr>
+                <w:sz w:val="18"/>
+              </w:rPr>
+            </w:r>
+            <w:r>
+              <w:rPr>
+                <w:sz w:val="18"/>
+              </w:rPr>
+              <w:t>No</w:t>
+            </w:r>
+          </w:p>
+        </w:tc>
+        <w:tc>
+          <w:tcPr>
+            <w:tcW w:type="dxa" w:w="2197"/>
+          </w:tcPr>
+          <w:p>
+            <w:r>
+              <w:rPr>
+                <w:sz w:val="18"/>
+              </w:rPr>
+            </w:r>
+            <w:r>
+              <w:rPr>
+                <w:sz w:val="18"/>
+              </w:rPr>
+              <w:t>Mock checkout price: 2, 20, or 100</w:t>
+            </w:r>
+          </w:p>
+        </w:tc>
+      </w:tr>
+      <w:tr>
+        <w:tc>
+          <w:tcPr>
+            <w:tcW w:type="dxa" w:w="2197"/>
+          </w:tcPr>
+          <w:p>
+            <w:r>
+              <w:rPr>
+                <w:sz w:val="18"/>
+              </w:rPr>
+            </w:r>
+            <w:r>
+              <w:rPr>
+                <w:rFonts w:ascii="Consolas" w:hAnsi="Consolas"/>
+                <w:sz w:val="18"/>
+                <w:shd w:val="clear" w:fill="E8E8E8"/>
+              </w:rPr>
+              <w:t>startedAt</w:t>
+            </w:r>
+          </w:p>
+        </w:tc>
+        <w:tc>
+          <w:tcPr>
+            <w:tcW w:type="dxa" w:w="2197"/>
+          </w:tcPr>
+          <w:p>
+            <w:r>
+              <w:rPr>
+                <w:sz w:val="18"/>
+              </w:rPr>
+            </w:r>
+            <w:r>
+              <w:rPr>
+                <w:sz w:val="18"/>
+              </w:rPr>
+              <w:t>timestamp</w:t>
+            </w:r>
+          </w:p>
+        </w:tc>
+        <w:tc>
+          <w:tcPr>
+            <w:tcW w:type="dxa" w:w="2197"/>
+          </w:tcPr>
+          <w:p>
+            <w:r>
+              <w:rPr>
+                <w:sz w:val="18"/>
+              </w:rPr>
+            </w:r>
+            <w:r>
+              <w:rPr>
+                <w:sz w:val="18"/>
+              </w:rPr>
+              <w:t>No</w:t>
+            </w:r>
+          </w:p>
+        </w:tc>
+        <w:tc>
+          <w:tcPr>
+            <w:tcW w:type="dxa" w:w="2197"/>
+          </w:tcPr>
+          <w:p>
+            <w:r>
+              <w:rPr>
+                <w:sz w:val="18"/>
+              </w:rPr>
+            </w:r>
+            <w:r>
+              <w:rPr>
+                <w:sz w:val="18"/>
+              </w:rPr>
+              <w:t>Paid plan start time</w:t>
+            </w:r>
+          </w:p>
+        </w:tc>
+      </w:tr>
+      <w:tr>
+        <w:tc>
+          <w:tcPr>
+            <w:tcW w:type="dxa" w:w="2197"/>
+          </w:tcPr>
+          <w:p>
+            <w:r>
+              <w:rPr>
+                <w:sz w:val="18"/>
+              </w:rPr>
+            </w:r>
+            <w:r>
+              <w:rPr>
+                <w:rFonts w:ascii="Consolas" w:hAnsi="Consolas"/>
+                <w:sz w:val="18"/>
+                <w:shd w:val="clear" w:fill="E8E8E8"/>
+              </w:rPr>
+              <w:t>expiresAt</w:t>
+            </w:r>
+          </w:p>
+        </w:tc>
+        <w:tc>
+          <w:tcPr>
+            <w:tcW w:type="dxa" w:w="2197"/>
+          </w:tcPr>
+          <w:p>
+            <w:r>
+              <w:rPr>
+                <w:sz w:val="18"/>
+              </w:rPr>
+            </w:r>
+            <w:r>
+              <w:rPr>
+                <w:sz w:val="18"/>
+              </w:rPr>
+              <w:t>timestamp</w:t>
+            </w:r>
+          </w:p>
+        </w:tc>
+        <w:tc>
+          <w:tcPr>
+            <w:tcW w:type="dxa" w:w="2197"/>
+          </w:tcPr>
+          <w:p>
+            <w:r>
+              <w:rPr>
+                <w:sz w:val="18"/>
+              </w:rPr>
+            </w:r>
+            <w:r>
+              <w:rPr>
+                <w:sz w:val="18"/>
+              </w:rPr>
+              <w:t>No</w:t>
+            </w:r>
+          </w:p>
+        </w:tc>
+        <w:tc>
+          <w:tcPr>
+            <w:tcW w:type="dxa" w:w="2197"/>
+          </w:tcPr>
+          <w:p>
+            <w:r>
+              <w:rPr>
+                <w:sz w:val="18"/>
+              </w:rPr>
+            </w:r>
+            <w:r>
+              <w:rPr>
+                <w:sz w:val="18"/>
+              </w:rPr>
+              <w:t>Monthly/yearly expiry; omitted for forever</w:t>
+            </w:r>
+          </w:p>
+        </w:tc>
+      </w:tr>
+      <w:tr>
+        <w:tc>
+          <w:tcPr>
+            <w:tcW w:type="dxa" w:w="2197"/>
+          </w:tcPr>
+          <w:p>
+            <w:r>
+              <w:rPr>
+                <w:sz w:val="18"/>
+              </w:rPr>
+            </w:r>
+            <w:r>
+              <w:rPr>
+                <w:rFonts w:ascii="Consolas" w:hAnsi="Consolas"/>
+                <w:sz w:val="18"/>
+                <w:shd w:val="clear" w:fill="E8E8E8"/>
+              </w:rPr>
+              <w:t>createdAt</w:t>
+            </w:r>
+          </w:p>
+        </w:tc>
+        <w:tc>
+          <w:tcPr>
+            <w:tcW w:type="dxa" w:w="2197"/>
+          </w:tcPr>
+          <w:p>
+            <w:r>
+              <w:rPr>
+                <w:sz w:val="18"/>
+              </w:rPr>
+            </w:r>
+            <w:r>
+              <w:rPr>
+                <w:sz w:val="18"/>
+              </w:rPr>
+              <w:t>timestamp</w:t>
+            </w:r>
+          </w:p>
+        </w:tc>
+        <w:tc>
+          <w:tcPr>
+            <w:tcW w:type="dxa" w:w="2197"/>
+          </w:tcPr>
+          <w:p>
+            <w:r>
+              <w:rPr>
+                <w:sz w:val="18"/>
+              </w:rPr>
+            </w:r>
+            <w:r>
+              <w:rPr>
+                <w:sz w:val="18"/>
+              </w:rPr>
+              <w:t>Yes</w:t>
+            </w:r>
+          </w:p>
+        </w:tc>
+        <w:tc>
+          <w:tcPr>
+            <w:tcW w:type="dxa" w:w="2197"/>
+          </w:tcPr>
+          <w:p>
+            <w:r>
+              <w:rPr>
+                <w:sz w:val="18"/>
+              </w:rPr>
+            </w:r>
+            <w:r>
+              <w:rPr>
+                <w:sz w:val="18"/>
+              </w:rPr>
+              <w:t>Initial record creation</w:t>
+            </w:r>
+          </w:p>
+        </w:tc>
+      </w:tr>
+      <w:tr>
+        <w:tc>
+          <w:tcPr>
+            <w:tcW w:type="dxa" w:w="2197"/>
+          </w:tcPr>
+          <w:p>
+            <w:r>
+              <w:rPr>
+                <w:sz w:val="18"/>
+              </w:rPr>
+            </w:r>
+            <w:r>
+              <w:rPr>
+                <w:rFonts w:ascii="Consolas" w:hAnsi="Consolas"/>
+                <w:sz w:val="18"/>
+                <w:shd w:val="clear" w:fill="E8E8E8"/>
+              </w:rPr>
+              <w:t>updatedAt</w:t>
+            </w:r>
+          </w:p>
+        </w:tc>
+        <w:tc>
+          <w:tcPr>
+            <w:tcW w:type="dxa" w:w="2197"/>
+          </w:tcPr>
+          <w:p>
+            <w:r>
+              <w:rPr>
+                <w:sz w:val="18"/>
+              </w:rPr>
+            </w:r>
+            <w:r>
+              <w:rPr>
+                <w:sz w:val="18"/>
+              </w:rPr>
+              <w:t>timestamp</w:t>
+            </w:r>
+          </w:p>
+        </w:tc>
+        <w:tc>
+          <w:tcPr>
+            <w:tcW w:type="dxa" w:w="2197"/>
+          </w:tcPr>
+          <w:p>
+            <w:r>
+              <w:rPr>
+                <w:sz w:val="18"/>
+              </w:rPr>
+            </w:r>
+            <w:r>
+              <w:rPr>
+                <w:sz w:val="18"/>
+              </w:rPr>
+              <w:t>Yes</w:t>
+            </w:r>
+          </w:p>
+        </w:tc>
+        <w:tc>
+          <w:tcPr>
+            <w:tcW w:type="dxa" w:w="2197"/>
+          </w:tcPr>
+          <w:p>
+            <w:r>
+              <w:rPr>
+                <w:sz w:val="18"/>
+              </w:rPr>
+            </w:r>
+            <w:r>
+              <w:rPr>
+                <w:sz w:val="18"/>
+              </w:rPr>
+              <w:t>Last update</w:t>
+            </w:r>
+          </w:p>
+        </w:tc>
+      </w:tr>
+    </w:tbl>
+    <w:p/>
+    <w:p>
+      <w:r>
+        <w:t>Missing subscription documents are interpreted by the application as legacy Full access.</w:t>
       </w:r>
     </w:p>
     <w:p>

--- a/graduation-thesis/QAI_Graduation_Thesis.docx
+++ b/graduation-thesis/QAI_Graduation_Thesis.docx
@@ -26,7 +26,7 @@
           <w:b/>
           <w:sz w:val="32"/>
         </w:rPr>
-        <w:t>QAI — AI-Enhanced Quiz and Learning Platform</w:t>
+        <w:t>QAI - AI-Enhanced Quiz and Learning Platform</w:t>
       </w:r>
     </w:p>
     <w:p/>
@@ -57,12 +57,17 @@
     </w:p>
     <w:p>
       <w:r>
-        <w:t>The modern educational landscape faces significant challenges in maintaining student engagement and ensuring effective knowledge retention. Traditional quiz platforms offer static question banks and linear progression, failing to adapt to individual learning patterns. Meanwhile, advances in Large Language Models (LLMs) and natural language processing have opened unprecedented opportunities for intelligent tutoring systems that can personalize the learning experience.</w:t>
-      </w:r>
-    </w:p>
-    <w:p>
-      <w:r>
-        <w:t>The proliferation of online learning, accelerated by global events, has created an urgent need for tools that combine assessment with adaptive guidance. Students often lack awareness of their own knowledge gaps, study inefficiently by reviewing already-mastered material, and disengage from platforms that offer no intelligent feedback. These issues motivate the development of an AI-assisted quiz platform that goes beyond simple question-and-answer mechanics.</w:t>
+        <w:t>Online learning platforms give students access to more material than a classroom can provide, but common quiz workflows treat assessment as a fixed sequence of questions. A student answers a quiz, receives a score, and then decides alone what to review next. That workflow does not identify weak topics, schedule review, or connect quiz results with the student's own study materials.</w:t>
+      </w:r>
+    </w:p>
+    <w:p>
+      <w:r>
+        <w:t>Large Language Models (LLMs) make a more adaptive workflow possible. An LLM-based study coach can explain mistakes, generate practice questions, summarize uploaded notes, and connect past performance with future review. A quiz platform that combines those capabilities with spaced repetition helps students spend more time on material they have not mastered instead of repeating content they already know.</w:t>
+      </w:r>
+    </w:p>
+    <w:p>
+      <w:r>
+        <w:t>This project addresses that need through QAI, an AI-assisted quiz platform that combines quiz management, AI question generation, conversational study support, retrieval from uploaded materials, progress analytics, and review scheduling.</w:t>
       </w:r>
     </w:p>
     <w:p>
@@ -75,7 +80,7 @@
     </w:p>
     <w:p>
       <w:r>
-        <w:t>Existing quiz platforms suffer from several critical limitations:</w:t>
+        <w:t>Current quiz platforms share five limitations:</w:t>
       </w:r>
     </w:p>
     <w:p>
@@ -86,10 +91,10 @@
         <w:rPr>
           <w:b/>
         </w:rPr>
-        <w:t>Static Content Delivery</w:t>
-      </w:r>
-      <w:r>
-        <w:t>: Questions are predetermined and do not adapt to the learner's demonstrated strengths and weaknesses.</w:t>
+        <w:t>Static content delivery</w:t>
+      </w:r>
+      <w:r>
+        <w:t>: Students receive predetermined questions that do not respond to their strengths or weaknesses.</w:t>
       </w:r>
     </w:p>
     <w:p>
@@ -100,10 +105,10 @@
         <w:rPr>
           <w:b/>
         </w:rPr>
-        <w:t>Absence of Intelligent Feedback</w:t>
-      </w:r>
-      <w:r>
-        <w:t>: After completing a quiz, students receive a score but no actionable guidance on how to improve.</w:t>
+        <w:t>Limited feedback</w:t>
+      </w:r>
+      <w:r>
+        <w:t>: A typical quiz ends with a score, without guidance on what to study next.</w:t>
       </w:r>
     </w:p>
     <w:p>
@@ -114,10 +119,10 @@
         <w:rPr>
           <w:b/>
         </w:rPr>
-        <w:t>No Long-Term Retention Strategy</w:t>
-      </w:r>
-      <w:r>
-        <w:t>: Without spaced repetition scheduling, students forget material rapidly (Ebbinghaus forgetting curve).</w:t>
+        <w:t>Weak retention support</w:t>
+      </w:r>
+      <w:r>
+        <w:t>: Platforms without spaced repetition leave students to manage review timing on their own, which increases forgetting over time.</w:t>
       </w:r>
     </w:p>
     <w:p>
@@ -128,10 +133,10 @@
         <w:rPr>
           <w:b/>
         </w:rPr>
-        <w:t>Limited Material Integration</w:t>
-      </w:r>
-      <w:r>
-        <w:t>: Students cannot leverage their own study materials (PDFs, notes) within the assessment workflow.</w:t>
+        <w:t>Poor material integration</w:t>
+      </w:r>
+      <w:r>
+        <w:t>: Students cannot use their own PDFs or notes as first-class sources for practice questions and explanations.</w:t>
       </w:r>
     </w:p>
     <w:p>
@@ -142,15 +147,15 @@
         <w:rPr>
           <w:b/>
         </w:rPr>
-        <w:t>Disconnected Learning Experience</w:t>
-      </w:r>
-      <w:r>
-        <w:t>: Quiz-taking, study coaching, and progress tracking exist as separate tools rather than an integrated ecosystem.</w:t>
-      </w:r>
-    </w:p>
-    <w:p>
-      <w:r>
-        <w:t>These gaps result in poor learning outcomes despite significant time investment by students. A system that unifies assessment, AI-driven coaching, and scientifically-grounded retention strategies would represent a meaningful advancement in educational technology.</w:t>
+        <w:t>Fragmented workflows</w:t>
+      </w:r>
+      <w:r>
+        <w:t>: Students switch between separate tools for quiz-taking, study coaching, review scheduling, and progress tracking.</w:t>
+      </w:r>
+    </w:p>
+    <w:p>
+      <w:r>
+        <w:t>These gaps waste study time. Students need one system that can assess current knowledge, explain mistakes, generate targeted practice, and schedule future review from the same learning record.</w:t>
       </w:r>
     </w:p>
     <w:p>
@@ -172,7 +177,7 @@
         <w:t>QAI</w:t>
       </w:r>
       <w:r>
-        <w:t>, an AI-Assisted Quiz Platform designed to address the identified problems through the following objectives:</w:t>
+        <w:t>, an AI-Assisted Quiz Platform designed around these objectives:</w:t>
       </w:r>
     </w:p>
     <w:p>
@@ -200,7 +205,7 @@
         <w:t>Implement an AI Study Coach</w:t>
       </w:r>
       <w:r>
-        <w:t xml:space="preserve"> that provides personalized, context-aware guidance through natural language conversation, with the ability to use tools (search materials, analyze history, generate practice).</w:t>
+        <w:t xml:space="preserve"> that gives personalized guidance through natural language conversation and uses tools to search materials, analyze history, and generate practice.</w:t>
       </w:r>
     </w:p>
     <w:p>
@@ -214,7 +219,7 @@
         <w:t>Integrate spaced repetition</w:t>
       </w:r>
       <w:r>
-        <w:t xml:space="preserve"> using the SM-2 algorithm to optimize review scheduling based on demonstrated mastery.</w:t>
+        <w:t xml:space="preserve"> through the SM-2 algorithm, so the platform can schedule reviews from demonstrated mastery.</w:t>
       </w:r>
     </w:p>
     <w:p>
@@ -228,7 +233,7 @@
         <w:t>Build a Retrieval-Augmented Generation (RAG) pipeline</w:t>
       </w:r>
       <w:r>
-        <w:t xml:space="preserve"> enabling students to upload study materials and receive questions generated from their own content.</w:t>
+        <w:t xml:space="preserve"> that lets students upload study materials and receive questions grounded in their own content.</w:t>
       </w:r>
     </w:p>
     <w:p>
@@ -242,7 +247,7 @@
         <w:t>Design a progress tracking system</w:t>
       </w:r>
       <w:r>
-        <w:t xml:space="preserve"> that provides actionable insights into learning velocity, mastery by category, and identified weaknesses.</w:t>
+        <w:t xml:space="preserve"> that reports learning velocity, mastery by category, study streaks, and weak topics.</w:t>
       </w:r>
     </w:p>
     <w:p>
@@ -256,7 +261,7 @@
         <w:t>Deliver a production-ready system</w:t>
       </w:r>
       <w:r>
-        <w:t xml:space="preserve"> with three cooperating services — Spring Boot backend, Next.js frontend, and FastAPI AI coach — demonstrating modern microservices architecture.</w:t>
+        <w:t xml:space="preserve"> with three cooperating services: a Spring Boot backend, a Next.js frontend, and a FastAPI AI coach.</w:t>
       </w:r>
     </w:p>
     <w:p>
@@ -269,7 +274,7 @@
     </w:p>
     <w:p>
       <w:r>
-        <w:t>The system encompasses:</w:t>
+        <w:t>QAI includes these features:</w:t>
       </w:r>
     </w:p>
     <w:p>
@@ -280,10 +285,10 @@
         <w:rPr>
           <w:b/>
         </w:rPr>
-        <w:t>Quiz Management</w:t>
-      </w:r>
-      <w:r>
-        <w:t>: CRUD operations for quizzes and questions, category-based organization, multi-user quiz rooms.</w:t>
+        <w:t>Quiz management</w:t>
+      </w:r>
+      <w:r>
+        <w:t>: CRUD operations for quizzes and questions, category-based organization, and multi-user quiz rooms.</w:t>
       </w:r>
     </w:p>
     <w:p>
@@ -294,10 +299,10 @@
         <w:rPr>
           <w:b/>
         </w:rPr>
-        <w:t>AI Question Generation</w:t>
-      </w:r>
-      <w:r>
-        <w:t>: From topics, uploaded files, and RAG-indexed materials using LLM inference (both local via LM Studio and cloud via DeepSeek API).</w:t>
+        <w:t>AI question generation</w:t>
+      </w:r>
+      <w:r>
+        <w:t>: Question generation from topics, uploaded files, and RAG-indexed materials through local LM Studio inference and the DeepSeek API.</w:t>
       </w:r>
     </w:p>
     <w:p>
@@ -308,10 +313,10 @@
         <w:rPr>
           <w:b/>
         </w:rPr>
-        <w:t>Conversational AI Coach</w:t>
-      </w:r>
-      <w:r>
-        <w:t>: WebSocket-based streaming chat with agentic tool use — the AI can navigate pages, start quizzes, analyze weaknesses, search the web, and retrieve study materials.</w:t>
+        <w:t>Conversational AI coach</w:t>
+      </w:r>
+      <w:r>
+        <w:t>: WebSocket-based streaming chat with agentic tool use. The coach can navigate pages, start quizzes, analyze weaknesses, search the web, and retrieve study materials.</w:t>
       </w:r>
     </w:p>
     <w:p>
@@ -322,10 +327,10 @@
         <w:rPr>
           <w:b/>
         </w:rPr>
-        <w:t>Spaced Repetition Engine</w:t>
-      </w:r>
-      <w:r>
-        <w:t>: SM-2 algorithm implementation tracking easiness, interval, and repetitions per category.</w:t>
+        <w:t>Spaced repetition engine</w:t>
+      </w:r>
+      <w:r>
+        <w:t>: SM-2 scheduling that tracks easiness, interval, and repetitions per category.</w:t>
       </w:r>
     </w:p>
     <w:p>
@@ -336,10 +341,10 @@
         <w:rPr>
           <w:b/>
         </w:rPr>
-        <w:t>Progress Analytics</w:t>
-      </w:r>
-      <w:r>
-        <w:t>: Score trends, mastery breakdown, learning velocity, study streaks.</w:t>
+        <w:t>Progress analytics</w:t>
+      </w:r>
+      <w:r>
+        <w:t>: Score trends, mastery breakdown, learning velocity, and study streaks.</w:t>
       </w:r>
     </w:p>
     <w:p>
@@ -350,10 +355,10 @@
         <w:rPr>
           <w:b/>
         </w:rPr>
-        <w:t>Document Management</w:t>
-      </w:r>
-      <w:r>
-        <w:t>: Upload, index, and search study materials via Supabase pgvector embeddings.</w:t>
+        <w:t>Document management</w:t>
+      </w:r>
+      <w:r>
+        <w:t>: Upload, indexing, and search for study materials through Supabase pgvector embeddings.</w:t>
       </w:r>
     </w:p>
     <w:p>
@@ -364,15 +369,15 @@
         <w:rPr>
           <w:b/>
         </w:rPr>
-        <w:t>Notification System</w:t>
-      </w:r>
-      <w:r>
-        <w:t>: Automated review reminders and milestone alerts.</w:t>
-      </w:r>
-    </w:p>
-    <w:p>
-      <w:r>
-        <w:t>The system is implemented as a Progressive Web Application (PWA), installable on mobile and desktop devices.</w:t>
+        <w:t>Notification system</w:t>
+      </w:r>
+      <w:r>
+        <w:t>: Review reminders and milestone alerts.</w:t>
+      </w:r>
+    </w:p>
+    <w:p>
+      <w:r>
+        <w:t>The project implements QAI as a Progressive Web Application (PWA) that students can install on mobile and desktop devices.</w:t>
       </w:r>
     </w:p>
     <w:p>
@@ -385,7 +390,7 @@
     </w:p>
     <w:p>
       <w:r>
-        <w:t>The primary contributions of this work are:</w:t>
+        <w:t>This work contributes:</w:t>
       </w:r>
     </w:p>
     <w:p>
@@ -393,7 +398,7 @@
         <w:pStyle w:val="ListNumber"/>
       </w:pPr>
       <w:r>
-        <w:t>A novel integration of agentic AI (tool-use LLM patterns) with educational assessment, where the AI coach autonomously decides when to search materials, generate practice, or analyze performance.</w:t>
+        <w:t>An integration of agentic LLM tool use with educational assessment, where the AI coach chooses when to search materials, generate practice, or analyze performance.</w:t>
       </w:r>
     </w:p>
     <w:p>
@@ -401,7 +406,7 @@
         <w:pStyle w:val="ListNumber"/>
       </w:pPr>
       <w:r>
-        <w:t>A complete RAG pipeline for educational content — from PDF extraction through vector embedding to similarity-based retrieval during quiz generation.</w:t>
+        <w:t>A RAG pipeline for educational content, covering PDF extraction, vector embedding, and similarity-based retrieval during quiz generation.</w:t>
       </w:r>
     </w:p>
     <w:p>
@@ -409,7 +414,7 @@
         <w:pStyle w:val="ListNumber"/>
       </w:pPr>
       <w:r>
-        <w:t>A dual-tier architecture supporting both local LLM inference (for privacy/offline use) and cloud-based inference (for quality), with automatic fallback.</w:t>
+        <w:t>A dual-tier LLM architecture that supports local inference for privacy and offline use, plus cloud inference for higher-quality responses.</w:t>
       </w:r>
     </w:p>
     <w:p>
@@ -417,7 +422,7 @@
         <w:pStyle w:val="ListNumber"/>
       </w:pPr>
       <w:r>
-        <w:t>Demonstration of a production three-service microservices system coordinated via REST, WebSocket, and webhook patterns.</w:t>
+        <w:t>A three-service system coordinated through REST APIs, WebSocket streaming, and quiz-completion webhooks.</w:t>
       </w:r>
     </w:p>
     <w:p>
@@ -430,7 +435,7 @@
     </w:p>
     <w:p>
       <w:r>
-        <w:t>The remainder of this thesis is organized as follows:</w:t>
+        <w:t>The thesis continues as follows:</w:t>
       </w:r>
     </w:p>
     <w:p>
@@ -444,7 +449,7 @@
         <w:t>Chapter 2</w:t>
       </w:r>
       <w:r>
-        <w:t xml:space="preserve"> reviews related work in intelligent tutoring systems, spaced repetition research, LLM-based education tools, and RAG architectures.</w:t>
+        <w:t xml:space="preserve"> reviews intelligent tutoring systems, spaced repetition research, LLM-based education tools, and RAG architectures.</w:t>
       </w:r>
     </w:p>
     <w:p>
@@ -458,7 +463,7 @@
         <w:t>Chapter 3</w:t>
       </w:r>
       <w:r>
-        <w:t xml:space="preserve"> presents the requirements analysis including functional requirements, non-functional requirements, and use case specifications.</w:t>
+        <w:t xml:space="preserve"> presents the requirements analysis, including functional requirements, non-functional requirements, and use case specifications.</w:t>
       </w:r>
     </w:p>
     <w:p>
@@ -472,7 +477,7 @@
         <w:t>Chapter 4</w:t>
       </w:r>
       <w:r>
-        <w:t xml:space="preserve"> details the system design: architecture, data models, API contracts, AI coach design, and learning algorithms.</w:t>
+        <w:t xml:space="preserve"> details the system design, including architecture, data models, API contracts, AI coach design, and learning algorithms.</w:t>
       </w:r>
     </w:p>
     <w:p>
@@ -486,7 +491,7 @@
         <w:t>Chapter 5</w:t>
       </w:r>
       <w:r>
-        <w:t xml:space="preserve"> describes the implementation of all three services, key technical decisions, and integration patterns.</w:t>
+        <w:t xml:space="preserve"> describes the implementation of the three services, key technical decisions, and integration patterns.</w:t>
       </w:r>
     </w:p>
     <w:p>
@@ -514,7 +519,7 @@
         <w:t>Chapter 7</w:t>
       </w:r>
       <w:r>
-        <w:t xml:space="preserve"> concludes with a summary of achievements, identified limitations, and directions for future work.</w:t>
+        <w:t xml:space="preserve"> concludes with achievements, limitations, and future work.</w:t>
       </w:r>
     </w:p>
     <w:p>
@@ -543,17 +548,17 @@
     </w:p>
     <w:p>
       <w:r>
-        <w:t>Intelligent Tutoring Systems (ITS) have been studied since the 1970s, with early systems like SCHOLAR (Carbonell, 1970) and GUIDON (Clancey, 1982) demonstrating the potential of adaptive instruction. Modern ITS typically consist of four components: a domain model, a student model, a tutoring model, and a user interface (Nwana, 1990).</w:t>
-      </w:r>
-    </w:p>
-    <w:p>
-      <w:r>
-        <w:t>Recent advances in natural language processing have enabled a new generation of ITS that interact through conversational interfaces rather than rigid menu-driven systems. Systems like Khan Academy's Khanmigo (2023) and Duolingo's AI features demonstrate the commercial viability of LLM-powered educational assistants.</w:t>
-      </w:r>
-    </w:p>
-    <w:p>
-      <w:r>
-        <w:t xml:space="preserve">However, most existing systems treat the AI as a passive responder — answering questions when asked. The </w:t>
+        <w:t>Researchers have studied Intelligent Tutoring Systems (ITS) since the 1970s. Early systems such as SCHOLAR (Carbonell, 1970) and GUIDON (Clancey, 1982) showed how software could adapt instruction to a learner. Nwana (1990) describes four common ITS components: a domain model, a student model, a tutoring model, and a user interface.</w:t>
+      </w:r>
+    </w:p>
+    <w:p>
+      <w:r>
+        <w:t>Large Language Models (LLMs) allow tutoring systems to use conversation instead of rigid menu flows. Khan Academy's Khanmigo (2023) and Duolingo's AI features show that educational products can use LLM-powered assistants in deployed learning environments.</w:t>
+      </w:r>
+    </w:p>
+    <w:p>
+      <w:r>
+        <w:t xml:space="preserve">Many systems still use AI as a passive responder that answers only when prompted. QAI explores an </w:t>
       </w:r>
       <w:r>
         <w:rPr>
@@ -562,7 +567,7 @@
         <w:t>agentic paradigm</w:t>
       </w:r>
       <w:r>
-        <w:t>, where the AI proactively decides to use tools (search databases, generate content, analyze data), represents an emerging frontier that QAI explores.</w:t>
+        <w:t xml:space="preserve"> in which the coach can select tools, search data, generate content, and analyze performance during a learning session.</w:t>
       </w:r>
     </w:p>
     <w:p>
@@ -575,7 +580,7 @@
     </w:p>
     <w:p>
       <w:r>
-        <w:t>Hermann Ebbinghaus's seminal research (1885) established that memory retention decays exponentially without reinforcement. The spacing effect — the finding that distributed practice leads to better long-term retention than massed practice — has been replicated extensively (Cepeda et al., 2006).</w:t>
+        <w:t>Hermann Ebbinghaus (1885) showed that memory retention declines without reinforcement. Later studies replicated the spacing effect: distributed practice improves long-term retention compared with massed practice (Cepeda et al., 2006).</w:t>
       </w:r>
     </w:p>
     <w:p>
@@ -588,7 +593,7 @@
     </w:p>
     <w:p>
       <w:r>
-        <w:t>The SuperMemo 2 (SM-2) algorithm, developed by Piotr Wozniak (1987), operationalizes spaced repetition through three key variables:</w:t>
+        <w:t>Piotr Wozniak's SuperMemo 2 (SM-2) algorithm (1987) implements spaced repetition with three variables:</w:t>
       </w:r>
     </w:p>
     <w:p>
@@ -602,7 +607,7 @@
         <w:t>Easiness Factor (EF)</w:t>
       </w:r>
       <w:r>
-        <w:t>: A floating-point value (minimum 1.3) representing how easy an item is for the learner. Starts at 2.5.</w:t>
+        <w:t>: A floating-point value, minimum 1.3, that represents how easy an item is for the learner. It starts at 2.5.</w:t>
       </w:r>
     </w:p>
     <w:p>
@@ -616,7 +621,7 @@
         <w:t>Interval</w:t>
       </w:r>
       <w:r>
-        <w:t xml:space="preserve">: The number of days until the next review. Follows the progression: 1 → 6 → </w:t>
+        <w:t xml:space="preserve">: The number of days until the next review. Follows the progression: 1 -&gt; 6 -&gt; </w:t>
       </w:r>
       <w:r>
         <w:rPr>
@@ -624,7 +629,7 @@
           <w:sz w:val="18"/>
           <w:shd w:val="clear" w:fill="E8E8E8"/>
         </w:rPr>
-        <w:t>interval × EF</w:t>
+        <w:t>interval x EF</w:t>
       </w:r>
       <w:r>
         <w:t>.</w:t>
@@ -646,7 +651,7 @@
     </w:p>
     <w:p>
       <w:r>
-        <w:t>The algorithm adjusts the easiness factor based on response quality (0–5 scale):</w:t>
+        <w:t>The algorithm adjusts the easiness factor based on response quality (0-5 scale):</w:t>
       </w:r>
     </w:p>
     <w:p>
@@ -654,7 +659,7 @@
         <w:pStyle w:val="ListBullet"/>
       </w:pPr>
       <w:r>
-        <w:t>Quality ≥ 3: Item considered recalled. Interval increases.</w:t>
+        <w:t>Quality &gt;= 3: Item considered recalled. Interval increases.</w:t>
       </w:r>
     </w:p>
     <w:p>
@@ -667,7 +672,7 @@
     </w:p>
     <w:p>
       <w:r>
-        <w:t>SM-2 remains widely used due to its simplicity, effectiveness, and low computational cost. QAI implements SM-2 at the category level — tracking mastery per subject area rather than per individual flashcard — to align with the quiz-based assessment model.</w:t>
+        <w:t>SM-2 remains common because it needs little computation and has a clear update rule. QAI applies SM-2 at the category level, tracking mastery per subject area instead of per flashcard, which fits quiz-based assessment.</w:t>
       </w:r>
     </w:p>
     <w:p>
@@ -738,7 +743,7 @@
     </w:p>
     <w:p>
       <w:r>
-        <w:t>LLMs have demonstrated strong capabilities in generating educational questions. Research by Elkins et al. (2023) shows that GPT-4 can produce multiple-choice questions of comparable quality to human-authored items when given appropriate context.</w:t>
+        <w:t>LLMs can generate educational questions from source context. Elkins et al. (2023) report that GPT-4 can produce multiple-choice questions comparable to human-authored items when prompts include enough context.</w:t>
       </w:r>
     </w:p>
     <w:p>
@@ -771,7 +776,7 @@
         <w:t>Difficulty calibration</w:t>
       </w:r>
       <w:r>
-        <w:t>: Controlling question difficulty reliably.</w:t>
+        <w:t>: Controlling question difficulty.</w:t>
       </w:r>
     </w:p>
     <w:p>
@@ -817,12 +822,12 @@
     </w:p>
     <w:p>
       <w:r>
-        <w:t>The concept of LLM agents — systems where the language model selects and executes tools to accomplish tasks — emerged prominently in 2023 with frameworks like LangChain, AutoGPT, and OpenAI's function calling. The ReAct pattern (Yao et al., 2022) combines reasoning and acting in an interleaved loop.</w:t>
-      </w:r>
-    </w:p>
-    <w:p>
-      <w:r>
-        <w:t>QAI implements a bounded agentic loop: the LLM can invoke up to 9 tools over a maximum of 3 rounds before generating a final response. This bounded approach prevents runaway execution while enabling meaningful multi-step reasoning (e.g., search materials → analyze → generate quiz).</w:t>
+        <w:t>LLM agents let a language model select and execute tools to complete a task. Frameworks such as LangChain, AutoGPT, and OpenAI function calling made this pattern common in 2023. The ReAct pattern (Yao et al., 2022) combines reasoning and acting in an interleaved loop.</w:t>
+      </w:r>
+    </w:p>
+    <w:p>
+      <w:r>
+        <w:t>QAI bounds the agentic loop: the LLM can invoke up to 9 tools across 3 rounds before producing a final response. This limit prevents runaway execution while still allowing multi-step workflows such as search materials, analyze, and generate quiz.</w:t>
       </w:r>
     </w:p>
     <w:p>
@@ -849,7 +854,7 @@
         <w:t>Local inference</w:t>
       </w:r>
       <w:r>
-        <w:t xml:space="preserve"> (LM Studio): No data leaves the device, zero cost, lower latency for simple tasks, but limited model quality (4B–9B parameters).</w:t>
+        <w:t xml:space="preserve"> (LM Studio): No data leaves the device, zero cost, lower latency for simple tasks, but limited model quality (4B-9B parameters).</w:t>
       </w:r>
     </w:p>
     <w:p>
@@ -868,7 +873,7 @@
     </w:p>
     <w:p>
       <w:r>
-        <w:t>This dual-tier design allows the system to function in environments with varying connectivity and privacy requirements.</w:t>
+        <w:t>This dual-tier design supports deployments with different connectivity, cost, and privacy constraints.</w:t>
       </w:r>
     </w:p>
     <w:p>
@@ -951,7 +956,7 @@
         <w:t>Retrieval</w:t>
       </w:r>
       <w:r>
-        <w:t>: Given a query, finding the most relevant chunks via cosine similarity.</w:t>
+        <w:t>: Finding the most relevant chunks for a query through cosine similarity.</w:t>
       </w:r>
     </w:p>
     <w:p>
@@ -1048,7 +1053,7 @@
         <w:t>Supabase with pgvector</w:t>
       </w:r>
       <w:r>
-        <w:t xml:space="preserve"> for its combination of managed hosting, SQL familiarity, and integrated REST API — avoiding the need for a separate vector database service.</w:t>
+        <w:t xml:space="preserve"> because it provides managed hosting, SQL access, and a REST API without adding a separate vector database service.</w:t>
       </w:r>
     </w:p>
     <w:p>
@@ -1130,7 +1135,7 @@
     </w:p>
     <w:p>
       <w:r>
-        <w:t>Traditional HTTP request-response patterns are inadequate for AI coaching where responses are generated token-by-token over several seconds. WebSocket provides full-duplex communication enabling:</w:t>
+        <w:t>AI coaching produces responses token by token over several seconds, which makes ordinary HTTP request-response flows a poor fit. WebSocket provides full-duplex communication for:</w:t>
       </w:r>
     </w:p>
     <w:p>
@@ -1144,7 +1149,7 @@
         <w:t>Token streaming</w:t>
       </w:r>
       <w:r>
-        <w:t>: Each generated token is sent immediately, creating a "typing" effect.</w:t>
+        <w:t>: The server sends generated tokens as they arrive, creating a "typing" effect.</w:t>
       </w:r>
     </w:p>
     <w:p>
@@ -1218,7 +1223,7 @@
         <w:t>Offline support</w:t>
       </w:r>
       <w:r>
-        <w:t>: Service workers cache critical assets.</w:t>
+        <w:t>: Service workers cache core assets.</w:t>
       </w:r>
     </w:p>
     <w:p>
@@ -1251,7 +1256,7 @@
     </w:p>
     <w:p>
       <w:r>
-        <w:t>The PWA approach was chosen over native mobile development for:</w:t>
+        <w:t>QAI uses a PWA instead of native mobile apps for:</w:t>
       </w:r>
     </w:p>
     <w:p>
@@ -1431,7 +1436,7 @@
               <w:rPr>
                 <w:sz w:val="18"/>
               </w:rPr>
-              <w:t>✗</w:t>
+              <w:t>No</w:t>
             </w:r>
           </w:p>
         </w:tc>
@@ -1449,7 +1454,7 @@
               <w:rPr>
                 <w:sz w:val="18"/>
               </w:rPr>
-              <w:t>✓ (SM-2)</w:t>
+              <w:t>Yes (SM-2)</w:t>
             </w:r>
           </w:p>
         </w:tc>
@@ -1467,7 +1472,7 @@
               <w:rPr>
                 <w:sz w:val="18"/>
               </w:rPr>
-              <w:t>✗</w:t>
+              <w:t>No</w:t>
             </w:r>
           </w:p>
         </w:tc>
@@ -1485,7 +1490,7 @@
               <w:rPr>
                 <w:sz w:val="18"/>
               </w:rPr>
-              <w:t>✗</w:t>
+              <w:t>No</w:t>
             </w:r>
           </w:p>
         </w:tc>
@@ -1503,7 +1508,7 @@
               <w:rPr>
                 <w:sz w:val="18"/>
               </w:rPr>
-              <w:t>✗</w:t>
+              <w:t>No</w:t>
             </w:r>
           </w:p>
         </w:tc>
@@ -1541,7 +1546,7 @@
               <w:rPr>
                 <w:sz w:val="18"/>
               </w:rPr>
-              <w:t>✗</w:t>
+              <w:t>No</w:t>
             </w:r>
           </w:p>
         </w:tc>
@@ -1577,7 +1582,7 @@
               <w:rPr>
                 <w:sz w:val="18"/>
               </w:rPr>
-              <w:t>✗</w:t>
+              <w:t>No</w:t>
             </w:r>
           </w:p>
         </w:tc>
@@ -1595,7 +1600,7 @@
               <w:rPr>
                 <w:sz w:val="18"/>
               </w:rPr>
-              <w:t>✓ (basic)</w:t>
+              <w:t>Yes (basic)</w:t>
             </w:r>
           </w:p>
         </w:tc>
@@ -1613,7 +1618,7 @@
               <w:rPr>
                 <w:sz w:val="18"/>
               </w:rPr>
-              <w:t>✗</w:t>
+              <w:t>No</w:t>
             </w:r>
           </w:p>
         </w:tc>
@@ -1651,7 +1656,7 @@
               <w:rPr>
                 <w:sz w:val="18"/>
               </w:rPr>
-              <w:t>✓</w:t>
+              <w:t>Yes</w:t>
             </w:r>
           </w:p>
         </w:tc>
@@ -1669,7 +1674,7 @@
               <w:rPr>
                 <w:sz w:val="18"/>
               </w:rPr>
-              <w:t>✗</w:t>
+              <w:t>No</w:t>
             </w:r>
           </w:p>
         </w:tc>
@@ -1687,7 +1692,7 @@
               <w:rPr>
                 <w:sz w:val="18"/>
               </w:rPr>
-              <w:t>✗</w:t>
+              <w:t>No</w:t>
             </w:r>
           </w:p>
         </w:tc>
@@ -1705,7 +1710,7 @@
               <w:rPr>
                 <w:sz w:val="18"/>
               </w:rPr>
-              <w:t>✗</w:t>
+              <w:t>No</w:t>
             </w:r>
           </w:p>
         </w:tc>
@@ -1723,7 +1728,7 @@
               <w:rPr>
                 <w:sz w:val="18"/>
               </w:rPr>
-              <w:t>✗</w:t>
+              <w:t>No</w:t>
             </w:r>
           </w:p>
         </w:tc>
@@ -1761,7 +1766,7 @@
               <w:rPr>
                 <w:sz w:val="18"/>
               </w:rPr>
-              <w:t>✗</w:t>
+              <w:t>No</w:t>
             </w:r>
           </w:p>
         </w:tc>
@@ -1779,7 +1784,7 @@
               <w:rPr>
                 <w:sz w:val="18"/>
               </w:rPr>
-              <w:t>✓ (custom)</w:t>
+              <w:t>Yes (custom)</w:t>
             </w:r>
           </w:p>
         </w:tc>
@@ -1797,7 +1802,7 @@
               <w:rPr>
                 <w:sz w:val="18"/>
               </w:rPr>
-              <w:t>✗</w:t>
+              <w:t>No</w:t>
             </w:r>
           </w:p>
         </w:tc>
@@ -1815,7 +1820,7 @@
               <w:rPr>
                 <w:sz w:val="18"/>
               </w:rPr>
-              <w:t>✓</w:t>
+              <w:t>Yes</w:t>
             </w:r>
           </w:p>
         </w:tc>
@@ -1833,7 +1838,7 @@
               <w:rPr>
                 <w:sz w:val="18"/>
               </w:rPr>
-              <w:t>✗</w:t>
+              <w:t>No</w:t>
             </w:r>
           </w:p>
         </w:tc>
@@ -1871,7 +1876,7 @@
               <w:rPr>
                 <w:sz w:val="18"/>
               </w:rPr>
-              <w:t>✓</w:t>
+              <w:t>Yes</w:t>
             </w:r>
           </w:p>
         </w:tc>
@@ -1889,7 +1894,7 @@
               <w:rPr>
                 <w:sz w:val="18"/>
               </w:rPr>
-              <w:t>✗</w:t>
+              <w:t>No</w:t>
             </w:r>
           </w:p>
         </w:tc>
@@ -1907,7 +1912,7 @@
               <w:rPr>
                 <w:sz w:val="18"/>
               </w:rPr>
-              <w:t>✓</w:t>
+              <w:t>Yes</w:t>
             </w:r>
           </w:p>
         </w:tc>
@@ -1925,7 +1930,7 @@
               <w:rPr>
                 <w:sz w:val="18"/>
               </w:rPr>
-              <w:t>✗</w:t>
+              <w:t>No</w:t>
             </w:r>
           </w:p>
         </w:tc>
@@ -1983,7 +1988,7 @@
                 <w:b/>
                 <w:sz w:val="18"/>
               </w:rPr>
-              <w:t>✓</w:t>
+              <w:t>Yes</w:t>
             </w:r>
           </w:p>
         </w:tc>
@@ -2002,7 +2007,7 @@
                 <w:b/>
                 <w:sz w:val="18"/>
               </w:rPr>
-              <w:t>✓ (SM-2)</w:t>
+              <w:t>Yes (SM-2)</w:t>
             </w:r>
           </w:p>
         </w:tc>
@@ -2021,7 +2026,7 @@
                 <w:b/>
                 <w:sz w:val="18"/>
               </w:rPr>
-              <w:t>✓</w:t>
+              <w:t>Yes</w:t>
             </w:r>
           </w:p>
         </w:tc>
@@ -2040,7 +2045,7 @@
                 <w:b/>
                 <w:sz w:val="18"/>
               </w:rPr>
-              <w:t>✓</w:t>
+              <w:t>Yes</w:t>
             </w:r>
           </w:p>
         </w:tc>
@@ -2059,7 +2064,7 @@
                 <w:b/>
                 <w:sz w:val="18"/>
               </w:rPr>
-              <w:t>✓</w:t>
+              <w:t>Yes</w:t>
             </w:r>
           </w:p>
         </w:tc>
@@ -2068,7 +2073,7 @@
     <w:p/>
     <w:p>
       <w:r>
-        <w:t>QAI is distinguished by its integration of all five capabilities within a single platform, particularly the combination of agentic tool-use with spaced repetition and RAG-powered question generation.</w:t>
+        <w:t>QAI combines all five capabilities in one platform, with agentic tool use connected to spaced repetition and RAG-powered question generation.</w:t>
       </w:r>
     </w:p>
     <w:p>
@@ -2081,7 +2086,7 @@
     </w:p>
     <w:p>
       <w:r>
-        <w:t>This chapter established the theoretical and practical foundations for QAI:</w:t>
+        <w:t>This chapter identified the foundations for QAI:</w:t>
       </w:r>
     </w:p>
     <w:p>
@@ -2097,7 +2102,7 @@
         <w:pStyle w:val="ListBullet"/>
       </w:pPr>
       <w:r>
-        <w:t>SM-2 spaced repetition offers scientifically-validated retention scheduling.</w:t>
+        <w:t>SM-2 spaced repetition provides research-backed retention scheduling.</w:t>
       </w:r>
     </w:p>
     <w:p>
@@ -2126,7 +2131,7 @@
     </w:p>
     <w:p>
       <w:r>
-        <w:t>The following chapter translates these foundations into concrete system requirements.</w:t>
+        <w:t>Chapter 3 translates these foundations into system requirements.</w:t>
       </w:r>
     </w:p>
     <w:p>
@@ -3181,7 +3186,7 @@
               <w:rPr>
                 <w:sz w:val="18"/>
               </w:rPr>
-              <w:t>Users shall specify the number of questions to generate (1–20)</w:t>
+              <w:t>Users shall specify the number of questions to generate (1-20)</w:t>
             </w:r>
           </w:p>
         </w:tc>
@@ -8619,7 +8624,7 @@
         <w:t>Hardware</w:t>
       </w:r>
       <w:r>
-        <w:t>: Local LLM requires GPU with ≥8GB VRAM (LM Studio).</w:t>
+        <w:t>: Local LLM requires GPU with &gt;=8GB VRAM (LM Studio).</w:t>
       </w:r>
     </w:p>
     <w:p>
@@ -8691,7 +8696,7 @@
         <w:rPr>
           <w:sz w:val="36"/>
         </w:rPr>
-        <w:t>Chapter 4: System Design — Part 1: Architecture</w:t>
+        <w:t>Chapter 4: System Design - Part 1: Architecture</w:t>
       </w:r>
     </w:p>
     <w:p>
@@ -9414,7 +9419,7 @@
         <w:t>Document ingestion</w:t>
       </w:r>
       <w:r>
-        <w:t>: Text extraction → chunking → embedding → Supabase storage.</w:t>
+        <w:t>: Text extraction -&gt; chunking -&gt; embedding -&gt; Supabase storage.</w:t>
       </w:r>
     </w:p>
     <w:p>
@@ -9526,7 +9531,7 @@
         <w:rPr>
           <w:b/>
         </w:rPr>
-        <w:t>Client → Server Messages</w:t>
+        <w:t>Client -&gt; Server Messages</w:t>
       </w:r>
       <w:r>
         <w:t>:</w:t>
@@ -9601,7 +9606,7 @@
         <w:rPr>
           <w:b/>
         </w:rPr>
-        <w:t>Server → Client Messages</w:t>
+        <w:t>Server -&gt; Client Messages</w:t>
       </w:r>
       <w:r>
         <w:t>:</w:t>
@@ -9731,11 +9736,11 @@
         </w:rPr>
         <w:t>Student completes quiz</w:t>
         <w:br/>
-        <w:t xml:space="preserve">    → Spring Boot records score</w:t>
-        <w:br/>
-        <w:t xml:space="preserve">    → Spring Boot POSTs to /webhook/quiz-completed</w:t>
-        <w:br/>
-        <w:t xml:space="preserve">    → AI Coach processes:</w:t>
+        <w:t xml:space="preserve">    -&gt; Spring Boot records score</w:t>
+        <w:br/>
+        <w:t xml:space="preserve">    -&gt; Spring Boot POSTs to /webhook/quiz-completed</w:t>
+        <w:br/>
+        <w:t xml:space="preserve">    -&gt; AI Coach processes:</w:t>
         <w:br/>
         <w:t xml:space="preserve">        1. Updates SM-2 schedule for category</w:t>
         <w:br/>
@@ -9759,7 +9764,7 @@
     </w:p>
     <w:p>
       <w:r>
-        <w:t>The AI Coach supports a 2×2 matrix of capabilities:</w:t>
+        <w:t>The AI Coach supports a 2x2 matrix of capabilities:</w:t>
       </w:r>
     </w:p>
     <w:tbl>
@@ -9880,7 +9885,7 @@
               <w:rPr>
                 <w:sz w:val="18"/>
               </w:rPr>
-              <w:t>LiteOrchestrator (rule-based intent → code-driven workflows)</w:t>
+              <w:t>LiteOrchestrator (rule-based intent -&gt; code-driven workflows)</w:t>
             </w:r>
           </w:p>
         </w:tc>
@@ -9943,7 +9948,7 @@
               <w:rPr>
                 <w:sz w:val="18"/>
               </w:rPr>
-              <w:t>Full agentic loop (LLM decides tools, 3 rounds × 9 tools)</w:t>
+              <w:t>Full agentic loop (LLM decides tools, 3 rounds x 9 tools)</w:t>
             </w:r>
           </w:p>
         </w:tc>
@@ -10115,7 +10120,7 @@
         <w:t>COACH_API_KEY</w:t>
       </w:r>
       <w:r>
-        <w:t>: Shared between BFF → AI Coach (never exposed to client).</w:t>
+        <w:t>: Shared between BFF -&gt; AI Coach (never exposed to client).</w:t>
       </w:r>
     </w:p>
     <w:p>
@@ -10131,7 +10136,7 @@
         <w:t>COACH_WEBHOOK_API_KEY</w:t>
       </w:r>
       <w:r>
-        <w:t>: Shared between Spring Boot → AI Coach.</w:t>
+        <w:t>: Shared between Spring Boot -&gt; AI Coach.</w:t>
       </w:r>
     </w:p>
     <w:p>
@@ -10309,13 +10314,13 @@
         <w:br/>
         <w:t>├──────────────────────────────────────────────────┤</w:t>
         <w:br/>
-        <w:t>│  LM Studio (GPU)     → localhost:1234            │</w:t>
-        <w:br/>
-        <w:t>│  Spring Boot (JVM)   → localhost:8080            │</w:t>
-        <w:br/>
-        <w:t>│  Next.js (Node.js)   → localhost:3000            │</w:t>
-        <w:br/>
-        <w:t>│  AI Coach (uvicorn)  → localhost:8000            │</w:t>
+        <w:t>│  LM Studio (GPU)     -&gt; localhost:1234            │</w:t>
+        <w:br/>
+        <w:t>│  Spring Boot (JVM)   -&gt; localhost:8080            │</w:t>
+        <w:br/>
+        <w:t>│  Next.js (Node.js)   -&gt; localhost:3000            │</w:t>
+        <w:br/>
+        <w:t>│  AI Coach (uvicorn)  -&gt; localhost:8000            │</w:t>
         <w:br/>
         <w:t>├──────────────────────────────────────────────────┤</w:t>
         <w:br/>
@@ -10422,7 +10427,7 @@
               <w:rPr>
                 <w:sz w:val="18"/>
               </w:rPr>
-              <w:t>Global exception handler → standardized error DTOs</w:t>
+              <w:t>Global exception handler -&gt; standardized error DTOs</w:t>
             </w:r>
           </w:p>
         </w:tc>
@@ -10460,7 +10465,7 @@
               <w:rPr>
                 <w:sz w:val="18"/>
               </w:rPr>
-              <w:t>Try-catch per route → JSON error responses with HTTP codes</w:t>
+              <w:t>Try-catch per route -&gt; JSON error responses with HTTP codes</w:t>
             </w:r>
           </w:p>
         </w:tc>
@@ -10588,7 +10593,7 @@
               <w:rPr>
                 <w:sz w:val="18"/>
               </w:rPr>
-              <w:t>Tool failure → append error to conversation → LLM adapts</w:t>
+              <w:t>Tool failure -&gt; append error to conversation -&gt; LLM adapts</w:t>
             </w:r>
           </w:p>
         </w:tc>
@@ -10613,7 +10618,7 @@
         <w:rPr>
           <w:sz w:val="36"/>
         </w:rPr>
-        <w:t>Chapter 4: System Design — Part 2: Data Models and API Contracts</w:t>
+        <w:t>Chapter 4: System Design - Part 2: Data Models and API Contracts</w:t>
       </w:r>
     </w:p>
     <w:p>
@@ -12705,7 +12710,7 @@
               <w:rPr>
                 <w:sz w:val="18"/>
               </w:rPr>
-              <w:t>SM-2 easiness factor (≥1.3, default 2.5)</w:t>
+              <w:t>SM-2 easiness factor (&gt;=1.3, default 2.5)</w:t>
             </w:r>
           </w:p>
         </w:tc>
@@ -18764,7 +18769,7 @@
     </w:p>
     <w:p>
       <w:r>
-        <w:t>Error (400 — image-only PDF):</w:t>
+        <w:t>Error (400 - image-only PDF):</w:t>
       </w:r>
     </w:p>
     <w:p>
@@ -19617,7 +19622,7 @@
     </w:p>
     <w:p>
       <w:r>
-        <w:t xml:space="preserve">While the </w:t>
+        <w:t xml:space="preserve">The </w:t>
       </w:r>
       <w:r>
         <w:rPr>
@@ -19639,7 +19644,7 @@
         <w:t>List&lt;Category&gt;</w:t>
       </w:r>
       <w:r>
-        <w:t>, the spaced repetition system uses only the first category (</w:t>
+        <w:t>, but the spaced repetition system uses only the first category (</w:t>
       </w:r>
       <w:r>
         <w:rPr>
@@ -19650,7 +19655,7 @@
         <w:t>quiz.getCategories().get(0)</w:t>
       </w:r>
       <w:r>
-        <w:t>) for per-category analytics. This effectively treats each quiz as having a primary category for scheduling purposes.</w:t>
+        <w:t>) for per-category analytics. Scheduling therefore treats each quiz as having one primary category.</w:t>
       </w:r>
     </w:p>
     <w:p>
@@ -19666,7 +19671,7 @@
         <w:rPr>
           <w:sz w:val="36"/>
         </w:rPr>
-        <w:t>Chapter 4: System Design — Part 3: AI Coach and Learning Algorithms</w:t>
+        <w:t>Chapter 4: System Design - Part 3: AI Coach and Learning Algorithms</w:t>
       </w:r>
     </w:p>
     <w:p>
@@ -19749,7 +19754,7 @@
         <w:br/>
         <w:t>│              Router (router.py)              │</w:t>
         <w:br/>
-        <w:t>│  resolve_capability(tier, mode) → Capability│</w:t>
+        <w:t>│  resolve_capability(tier, mode) -&gt; Capability│</w:t>
         <w:br/>
         <w:t>└────────────────────┬────────────────────────┘</w:t>
         <w:br/>
@@ -19877,7 +19882,7 @@
     </w:p>
     <w:p>
       <w:r>
-        <w:t>This design allows the WebSocket handler to remain stateless — it simply pipes events to the client.</w:t>
+        <w:t>This design keeps the WebSocket handler stateless; it pipes events to the client.</w:t>
       </w:r>
     </w:p>
     <w:p>
@@ -19923,7 +19928,7 @@
         <w:br/>
         <w:t xml:space="preserve">    2. Collect response (content + tool_calls)</w:t>
         <w:br/>
-        <w:t xml:space="preserve">    3. IF no tool_calls → stream content as final answer → RETURN</w:t>
+        <w:t xml:space="preserve">    3. IF no tool_calls -&gt; stream content as final answer -&gt; RETURN</w:t>
         <w:br/>
         <w:t xml:space="preserve">    4. FOR EACH tool_call (max 3 per turn):</w:t>
         <w:br/>
@@ -19940,7 +19945,7 @@
     </w:p>
     <w:p>
       <w:r>
-        <w:t>This bounded approach prevents infinite loops while allowing multi-step reasoning. In practice, most interactions complete in 1–2 iterations.</w:t>
+        <w:t>These bounds prevent infinite loops while allowing multi-step reasoning. Most interactions complete in 1-2 iterations.</w:t>
       </w:r>
     </w:p>
     <w:p>
@@ -20025,7 +20030,7 @@
         <w:t>WEAKNESS_ANALYSIS</w:t>
       </w:r>
       <w:r>
-        <w:t>: Fetch quiz history → compute stats → prompt LLM with data.</w:t>
+        <w:t>: Fetch quiz history -&gt; compute stats -&gt; prompt LLM with data.</w:t>
       </w:r>
     </w:p>
     <w:p>
@@ -20042,7 +20047,7 @@
         <w:t>QUIZ_RECOMMEND</w:t>
       </w:r>
       <w:r>
-        <w:t>: Analyze weak categories → suggest next quiz.</w:t>
+        <w:t>: Analyze weak categories -&gt; suggest next quiz.</w:t>
       </w:r>
     </w:p>
     <w:p>
@@ -20147,7 +20152,7 @@
     </w:p>
     <w:p>
       <w:r>
-        <w:t>This approach enables "agentic-like" behavior on smaller models (4B–9B parameters) that cannot reliably follow function-calling schemas.</w:t>
+        <w:t>This approach gives smaller models (4B-9B parameters) agent-like behavior even when they cannot follow function-calling schemas.</w:t>
       </w:r>
     </w:p>
     <w:p>
@@ -20656,7 +20661,7 @@
               <w:rPr>
                 <w:sz w:val="18"/>
               </w:rPr>
-              <w:t>Navigate user to a platform page</w:t>
+              <w:t>Send the user to a platform page</w:t>
             </w:r>
           </w:p>
         </w:tc>
@@ -21018,7 +21023,7 @@
         <w:br/>
         <w:t xml:space="preserve">              └────────────┬────────────────┘</w:t>
         <w:br/>
-        <w:t xml:space="preserve">                           │ (fail → HTTP 400)</w:t>
+        <w:t xml:space="preserve">                           │ (fail -&gt; HTTP 400)</w:t>
         <w:br/>
         <w:t xml:space="preserve">              ┌────────────▼────────────────┐</w:t>
         <w:br/>
@@ -21142,7 +21147,7 @@
         <w:t>Chunk size ~2000 characters with 200-char overlap</w:t>
       </w:r>
       <w:r>
-        <w:t>: Balances context completeness against embedding quality. Smart boundary detection prefers splitting at paragraphs, then sentences, then word boundaries.</w:t>
+        <w:t>: Balances context coverage against embedding quality. Boundary detection splits at paragraphs first, then sentences, then word boundaries.</w:t>
       </w:r>
     </w:p>
     <w:p>
@@ -21265,7 +21270,7 @@
         <w:t>category level</w:t>
       </w:r>
       <w:r>
-        <w:t xml:space="preserve"> — each (user, category) pair maintains an independent schedule:</w:t>
+        <w:t xml:space="preserve"> - each (user, category) pair maintains an independent schedule:</w:t>
       </w:r>
     </w:p>
     <w:p>
@@ -21281,7 +21286,7 @@
           <w:sz w:val="17"/>
           <w:shd w:val="clear" w:fill="F5F5F5"/>
         </w:rPr>
-        <w:t>Input: quality (0–5 scale derived from quiz score)</w:t>
+        <w:t>Input: quality (0-5 scale derived from quiz score)</w:t>
         <w:br/>
         <w:t>State: easiness (EF), interval_days, repetitions</w:t>
         <w:br/>
@@ -21292,7 +21297,7 @@
         <w:br/>
         <w:t xml:space="preserve">    ELIF repetitions == 1: interval = 3 days</w:t>
         <w:br/>
-        <w:t xml:space="preserve">    ELSE: interval = interval × EF</w:t>
+        <w:t xml:space="preserve">    ELSE: interval = interval x EF</w:t>
         <w:br/>
         <w:t xml:space="preserve">    repetitions += 1</w:t>
         <w:br/>
@@ -21307,7 +21312,7 @@
         <w:br/>
         <w:t>// Update easiness factor (only on pass)</w:t>
         <w:br/>
-        <w:t>EF = EF + (0.1 - (5 - quality) × (0.08 + (5 - quality) × 0.02))</w:t>
+        <w:t>EF = EF + (0.1 - (5 - quality) x (0.08 + (5 - quality) x 0.02))</w:t>
         <w:br/>
         <w:t>EF = max(EF, 1.3)  // Never below 1.3</w:t>
         <w:br/>
@@ -21325,7 +21330,7 @@
     </w:p>
     <w:p>
       <w:r>
-        <w:t>Quiz scores are mapped to the SM-2 quality scale (0–5):</w:t>
+        <w:t>Quiz scores are mapped to the SM-2 quality scale (0-5):</w:t>
       </w:r>
     </w:p>
     <w:tbl>
@@ -21404,7 +21409,7 @@
               <w:rPr>
                 <w:sz w:val="18"/>
               </w:rPr>
-              <w:t>90–100%</w:t>
+              <w:t>90-100%</w:t>
             </w:r>
           </w:p>
         </w:tc>
@@ -21460,7 +21465,7 @@
               <w:rPr>
                 <w:sz w:val="18"/>
               </w:rPr>
-              <w:t>80–89%</w:t>
+              <w:t>80-89%</w:t>
             </w:r>
           </w:p>
         </w:tc>
@@ -21516,7 +21521,7 @@
               <w:rPr>
                 <w:sz w:val="18"/>
               </w:rPr>
-              <w:t>60–79%</w:t>
+              <w:t>60-79%</w:t>
             </w:r>
           </w:p>
         </w:tc>
@@ -21572,7 +21577,7 @@
               <w:rPr>
                 <w:sz w:val="18"/>
               </w:rPr>
-              <w:t>40–59%</w:t>
+              <w:t>40-59%</w:t>
             </w:r>
           </w:p>
         </w:tc>
@@ -21628,7 +21633,7 @@
               <w:rPr>
                 <w:sz w:val="18"/>
               </w:rPr>
-              <w:t>20–39%</w:t>
+              <w:t>20-39%</w:t>
             </w:r>
           </w:p>
         </w:tc>
@@ -21684,7 +21689,7 @@
               <w:rPr>
                 <w:sz w:val="18"/>
               </w:rPr>
-              <w:t>0–19%</w:t>
+              <w:t>0-19%</w:t>
             </w:r>
           </w:p>
         </w:tc>
@@ -21774,7 +21779,7 @@
         <w:br/>
         <w:t>Processing:</w:t>
         <w:br/>
-        <w:t>1. Parse score → compute quality (4/5 = 80% → quality 4)</w:t>
+        <w:t>1. Parse score -&gt; compute quality (4/5 = 80% -&gt; quality 4)</w:t>
         <w:br/>
         <w:t>2. Fetch existing ReviewSchedule for (user_id, SCIENCE)</w:t>
         <w:br/>
@@ -21782,7 +21787,7 @@
         <w:br/>
         <w:t>4. PUT updated schedule to Spring Boot API</w:t>
         <w:br/>
-        <w:t>5. If next_review &lt; now + 24h → create notification</w:t>
+        <w:t>5. If next_review &lt; now + 24h -&gt; create notification</w:t>
       </w:r>
     </w:p>
     <w:p>
@@ -21828,7 +21833,7 @@
           <w:sz w:val="17"/>
           <w:shd w:val="clear" w:fill="F5F5F5"/>
         </w:rPr>
-        <w:t>mastery = Σ(score_i × weight_i) / Σ(weight_i)</w:t>
+        <w:t>mastery = Σ(score_i x weight_i) / Σ(weight_i)</w:t>
         <w:br/>
         <w:br/>
         <w:t>where weight_i = 0.9^(days_since_attempt_i)</w:t>
@@ -21893,7 +21898,7 @@
         <w:pStyle w:val="ListBullet"/>
       </w:pPr>
       <w:r>
-        <w:t>-0.05 ≤ velocity ≤ 0.05: "steady"</w:t>
+        <w:t>-0.05 &lt;= velocity &lt;= 0.05: "steady"</w:t>
       </w:r>
     </w:p>
     <w:p>
@@ -22018,7 +22023,7 @@
         <w:br/>
         <w:t xml:space="preserve">  1. Build prompt with structured output requirements (JSON array)</w:t>
         <w:br/>
-        <w:t xml:space="preserve">  2. If document_name provided: RAG search → append context</w:t>
+        <w:t xml:space="preserve">  2. If document_name provided: RAG search -&gt; append context</w:t>
         <w:br/>
         <w:t xml:space="preserve">  3. Send to LLM (Lite or Full based on tier)</w:t>
         <w:br/>
@@ -22388,7 +22393,7 @@
           <w:sz w:val="18"/>
           <w:shd w:val="clear" w:fill="E8E8E8"/>
         </w:rPr>
-        <w:t>next_review ≤ now</w:t>
+        <w:t>next_review &lt;= now</w:t>
       </w:r>
       <w:r>
         <w:t>.</w:t>
@@ -22484,7 +22489,7 @@
         <w:rPr>
           <w:sz w:val="36"/>
         </w:rPr>
-        <w:t>Chapter 5: Implementation — Part 1: Spring Boot Backend</w:t>
+        <w:t>Chapter 5: Implementation - Part 1: Spring Boot Backend</w:t>
       </w:r>
     </w:p>
     <w:p>
@@ -22775,7 +22780,7 @@
               <w:rPr>
                 <w:sz w:val="18"/>
               </w:rPr>
-              <w:t>—</w:t>
+              <w:t>-</w:t>
             </w:r>
           </w:p>
         </w:tc>
@@ -22831,7 +22836,7 @@
               <w:rPr>
                 <w:sz w:val="18"/>
               </w:rPr>
-              <w:t>—</w:t>
+              <w:t>-</w:t>
             </w:r>
           </w:p>
         </w:tc>
@@ -22887,7 +22892,7 @@
               <w:rPr>
                 <w:sz w:val="18"/>
               </w:rPr>
-              <w:t>—</w:t>
+              <w:t>-</w:t>
             </w:r>
           </w:p>
         </w:tc>
@@ -22943,7 +22948,7 @@
               <w:rPr>
                 <w:sz w:val="18"/>
               </w:rPr>
-              <w:t>—</w:t>
+              <w:t>-</w:t>
             </w:r>
           </w:p>
         </w:tc>
@@ -22999,7 +23004,7 @@
               <w:rPr>
                 <w:sz w:val="18"/>
               </w:rPr>
-              <w:t>—</w:t>
+              <w:t>-</w:t>
             </w:r>
           </w:p>
         </w:tc>
@@ -23242,7 +23247,7 @@
     </w:p>
     <w:p>
       <w:r>
-        <w:t>Since Firestore is schemaless and accessed via its native Java SDK (not JPA), the service layer directly manages persistence:</w:t>
+        <w:t>Firestore is schemaless and the project uses its native Java SDK instead of JPA, so the service layer manages persistence:</w:t>
       </w:r>
     </w:p>
     <w:p>
@@ -23326,7 +23331,7 @@
     </w:p>
     <w:p>
       <w:r>
-        <w:t>This pattern — query by composite key, upsert with builder — is consistent across all services.</w:t>
+        <w:t>This pattern - query by composite key, upsert with builder - is consistent across all services.</w:t>
       </w:r>
     </w:p>
     <w:p>
@@ -23379,7 +23384,7 @@
     <w:p/>
     <w:p>
       <w:r>
-        <w:t xml:space="preserve">When a quiz is completed, </w:t>
+        <w:t xml:space="preserve">After quiz completion, </w:t>
       </w:r>
       <w:r>
         <w:rPr>
@@ -23669,7 +23674,7 @@
         <w:t>"2"</w:t>
       </w:r>
       <w:r>
-        <w:t xml:space="preserve"> → CORRECT, </w:t>
+        <w:t xml:space="preserve"> -&gt; CORRECT, </w:t>
       </w:r>
       <w:r>
         <w:rPr>
@@ -23680,7 +23685,7 @@
         <w:t>"-1"</w:t>
       </w:r>
       <w:r>
-        <w:t xml:space="preserve"> → INCORRECT, other → NOT_ANSWERED.</w:t>
+        <w:t xml:space="preserve"> -&gt; INCORRECT, other -&gt; NOT_ANSWERED.</w:t>
       </w:r>
     </w:p>
     <w:p>
@@ -24181,7 +24186,7 @@
     </w:p>
     <w:p>
       <w:r>
-        <w:t xml:space="preserve">Subscription ownership is implemented in Spring Boot so the browser cannot grant Full access by writing directly to Firestore. </w:t>
+        <w:t xml:space="preserve">Spring Boot owns subscription writes so the browser cannot grant Full access through Firestore. </w:t>
       </w:r>
       <w:r>
         <w:rPr>
@@ -24470,7 +24475,7 @@
         <w:rPr>
           <w:sz w:val="36"/>
         </w:rPr>
-        <w:t>Chapter 5: Implementation — Part 2: Next.js Frontend</w:t>
+        <w:t>Chapter 5: Implementation - Part 2: Next.js Frontend</w:t>
       </w:r>
     </w:p>
     <w:p>
@@ -24817,7 +24822,7 @@
               <w:rPr>
                 <w:sz w:val="18"/>
               </w:rPr>
-              <w:t>—</w:t>
+              <w:t>-</w:t>
             </w:r>
           </w:p>
         </w:tc>
@@ -24873,7 +24878,7 @@
               <w:rPr>
                 <w:sz w:val="18"/>
               </w:rPr>
-              <w:t>—</w:t>
+              <w:t>-</w:t>
             </w:r>
           </w:p>
         </w:tc>
@@ -24929,7 +24934,7 @@
               <w:rPr>
                 <w:sz w:val="18"/>
               </w:rPr>
-              <w:t>—</w:t>
+              <w:t>-</w:t>
             </w:r>
           </w:p>
         </w:tc>
@@ -24985,7 +24990,7 @@
               <w:rPr>
                 <w:sz w:val="18"/>
               </w:rPr>
-              <w:t>—</w:t>
+              <w:t>-</w:t>
             </w:r>
           </w:p>
         </w:tc>
@@ -25041,7 +25046,7 @@
               <w:rPr>
                 <w:sz w:val="18"/>
               </w:rPr>
-              <w:t>—</w:t>
+              <w:t>-</w:t>
             </w:r>
           </w:p>
         </w:tc>
@@ -25292,7 +25297,7 @@
         <w:t>activeConversationId</w:t>
       </w:r>
       <w:r>
-        <w:t>: Currently active conversation.</w:t>
+        <w:t>: Active conversation.</w:t>
       </w:r>
     </w:p>
     <w:p>
@@ -25324,7 +25329,7 @@
         <w:t>isStreaming</w:t>
       </w:r>
       <w:r>
-        <w:t>: Whether AI is currently generating.</w:t>
+        <w:t>: Whether the AI is generating.</w:t>
       </w:r>
     </w:p>
     <w:p>
@@ -25454,7 +25459,7 @@
         <w:t>Key implementation detail</w:t>
       </w:r>
       <w:r>
-        <w:t xml:space="preserve"> — the WebSocket </w:t>
+        <w:t xml:space="preserve"> - the WebSocket </w:t>
       </w:r>
       <w:r>
         <w:rPr>
@@ -25571,7 +25576,7 @@
         <w:t>uploadStudyMaterial(file)</w:t>
       </w:r>
       <w:r>
-        <w:t>: Upload → extract → embed → persist metadata to Firestore.</w:t>
+        <w:t>: Upload -&gt; extract -&gt; embed -&gt; persist metadata to Firestore.</w:t>
       </w:r>
     </w:p>
     <w:p>
@@ -25665,7 +25670,7 @@
           <w:sz w:val="18"/>
           <w:shd w:val="clear" w:fill="E8E8E8"/>
         </w:rPr>
-        <w:t>next_review ≤ now</w:t>
+        <w:t>next_review &lt;= now</w:t>
       </w:r>
       <w:r>
         <w:t>.</w:t>
@@ -26806,7 +26811,7 @@
         <w:pStyle w:val="ListBullet"/>
       </w:pPr>
       <w:r>
-        <w:t>Count selector (1–20).</w:t>
+        <w:t>Count selector (1-20).</w:t>
       </w:r>
     </w:p>
     <w:p>
@@ -26814,7 +26819,7 @@
         <w:pStyle w:val="ListBullet"/>
       </w:pPr>
       <w:r>
-        <w:t>Document picker dropdown (Full tier only — disabled with opacity in Lite).</w:t>
+        <w:t>Document picker dropdown (Full tier only - disabled with opacity in Lite).</w:t>
       </w:r>
     </w:p>
     <w:p>
@@ -26943,7 +26948,7 @@
         <w:t>$100</w:t>
       </w:r>
       <w:r>
-        <w:t>. Selecting a plan calls the subscription BFF route, waits for Spring Boot to persist the Firestore record, then updates the local store to enable Full mode immediately. No real card data or payment provider is used in this prototype.</w:t>
+        <w:t>. Selecting a plan calls the subscription BFF route, waits for Spring Boot to persist the Firestore record, then updates the local store to enable Full mode. The prototype does not collect card data or use a payment provider.</w:t>
       </w:r>
     </w:p>
     <w:p>
@@ -26991,7 +26996,7 @@
         <w:t>/play</w:t>
       </w:r>
       <w:r>
-        <w:t xml:space="preserve"> page renders only the active Infinity question. For new categories it serves deterministic static </w:t>
+        <w:t xml:space="preserve"> page renders one active Infinity question. New categories serve deterministic static </w:t>
       </w:r>
       <w:r>
         <w:rPr>
@@ -27002,7 +27007,7 @@
         <w:t>questions.json</w:t>
       </w:r>
       <w:r>
-        <w:t xml:space="preserve"> questions first. When only 5 non-repeat questions remain, it prefetches an AI batch in the background. Returning categories request AI immediately. Wrong answers are added back as exact repeats after two intervening questions; if wrong again on repeat, the delay increases to four. Results display total answered, correct, wrong, static, AI-generated, and repeated-question counts.</w:t>
+        <w:t xml:space="preserve"> questions first. When 5 non-repeat questions remain, the page prefetches an AI batch in the background. Returning categories request AI questions at startup. Wrong answers return as exact repeats after two intervening questions; if the student misses the repeat, the delay increases to four. Results display total answered, correct, wrong, static, AI-generated, and repeated-question counts.</w:t>
       </w:r>
     </w:p>
     <w:p>
@@ -27188,7 +27193,7 @@
         <w:t>States</w:t>
       </w:r>
       <w:r>
-        <w:t>: Collapsed (icon button) → Expanded (chat window).</w:t>
+        <w:t>: Collapsed (icon button) -&gt; Expanded (chat window).</w:t>
       </w:r>
     </w:p>
     <w:p>
@@ -27305,7 +27310,7 @@
         <w:t>Tablet</w:t>
       </w:r>
       <w:r>
-        <w:t xml:space="preserve"> (768–1024px): Two-column grid where appropriate.</w:t>
+        <w:t xml:space="preserve"> (768-1024px): Two-column grid where appropriate.</w:t>
       </w:r>
     </w:p>
     <w:p>
@@ -27362,7 +27367,7 @@
         <w:rPr>
           <w:sz w:val="36"/>
         </w:rPr>
-        <w:t>Chapter 5: Implementation — Part 3: AI Study Coach (FastAPI)</w:t>
+        <w:t>Chapter 5: Implementation - Part 3: AI Study Coach (FastAPI)</w:t>
       </w:r>
     </w:p>
     <w:p>
@@ -27597,7 +27602,7 @@
               <w:rPr>
                 <w:sz w:val="18"/>
               </w:rPr>
-              <w:t>—</w:t>
+              <w:t>-</w:t>
             </w:r>
           </w:p>
         </w:tc>
@@ -27653,7 +27658,7 @@
               <w:rPr>
                 <w:sz w:val="18"/>
               </w:rPr>
-              <w:t>—</w:t>
+              <w:t>-</w:t>
             </w:r>
           </w:p>
         </w:tc>
@@ -27709,7 +27714,7 @@
               <w:rPr>
                 <w:sz w:val="18"/>
               </w:rPr>
-              <w:t>—</w:t>
+              <w:t>-</w:t>
             </w:r>
           </w:p>
         </w:tc>
@@ -27765,7 +27770,7 @@
               <w:rPr>
                 <w:sz w:val="18"/>
               </w:rPr>
-              <w:t>—</w:t>
+              <w:t>-</w:t>
             </w:r>
           </w:p>
         </w:tc>
@@ -27877,7 +27882,7 @@
               <w:rPr>
                 <w:sz w:val="18"/>
               </w:rPr>
-              <w:t>—</w:t>
+              <w:t>-</w:t>
             </w:r>
           </w:p>
         </w:tc>
@@ -27933,7 +27938,7 @@
               <w:rPr>
                 <w:sz w:val="18"/>
               </w:rPr>
-              <w:t>—</w:t>
+              <w:t>-</w:t>
             </w:r>
           </w:p>
         </w:tc>
@@ -27989,7 +27994,7 @@
               <w:rPr>
                 <w:sz w:val="18"/>
               </w:rPr>
-              <w:t>—</w:t>
+              <w:t>-</w:t>
             </w:r>
           </w:p>
         </w:tc>
@@ -28045,7 +28050,7 @@
         <w:br/>
         <w:t>│   ├── agentic.py             # AgenticCapability (full tool loop)</w:t>
         <w:br/>
-        <w:t>│   ├── lite_orchestrator.py   # LiteOrchestrator (intent → workflow)</w:t>
+        <w:t>│   ├── lite_orchestrator.py   # LiteOrchestrator (intent -&gt; workflow)</w:t>
         <w:br/>
         <w:t>│   ├── quiz.py                # Quiz generation capability</w:t>
         <w:br/>
@@ -29272,7 +29277,7 @@
           <w:sz w:val="18"/>
           <w:shd w:val="clear" w:fill="E8E8E8"/>
         </w:rPr>
-        <w:t>next_review ≤ now</w:t>
+        <w:t>next_review &lt;= now</w:t>
       </w:r>
       <w:r>
         <w:t>.</w:t>
@@ -29568,7 +29573,7 @@
     </w:p>
     <w:p>
       <w:r>
-        <w:t xml:space="preserve">The AI Coach does not perform Firebase subscription checks directly. Lite/Full entitlement is resolved by the Next.js BFF and Spring Boot before requests are forwarded. Unauthorized Full requests are coerced to Lite, and Full-only document ingestion is blocked at the BFF layer. Adaptive Infinity generation also receives an already-resolved </w:t>
+        <w:t xml:space="preserve">The AI Coach does not perform Firebase subscription checks. The Next.js BFF and Spring Boot resolve Lite/Full entitlement before forwarding requests. The BFF coerces unauthorized Full requests to Lite and blocks Full-only document ingestion. Adaptive Infinity generation also receives a resolved </w:t>
       </w:r>
       <w:r>
         <w:rPr>
@@ -29579,7 +29584,7 @@
         <w:t>tier</w:t>
       </w:r>
       <w:r>
-        <w:t xml:space="preserve"> value: Lite routes to LM Studio, Full routes to the Full provider, and provider-unavailable errors are returned without silent fallback. The FastAPI service therefore treats the incoming </w:t>
+        <w:t xml:space="preserve"> value: Lite routes to LM Studio, Full routes to the Full provider, and provider-unavailable errors return without silent fallback. The FastAPI service treats the incoming </w:t>
       </w:r>
       <w:r>
         <w:rPr>
@@ -30513,7 +30518,7 @@
     </w:p>
     <w:p>
       <w:r>
-        <w:t>The frontend relies primarily on:</w:t>
+        <w:t>The frontend uses:</w:t>
       </w:r>
     </w:p>
     <w:p>
@@ -30710,7 +30715,7 @@
               <w:rPr>
                 <w:sz w:val="18"/>
               </w:rPr>
-              <w:t>✓ Complete</w:t>
+              <w:t>Complete</w:t>
             </w:r>
           </w:p>
         </w:tc>
@@ -30766,7 +30771,7 @@
               <w:rPr>
                 <w:sz w:val="18"/>
               </w:rPr>
-              <w:t>✓ Complete</w:t>
+              <w:t>Complete</w:t>
             </w:r>
           </w:p>
         </w:tc>
@@ -30822,7 +30827,7 @@
               <w:rPr>
                 <w:sz w:val="18"/>
               </w:rPr>
-              <w:t>✓ Complete</w:t>
+              <w:t>Complete</w:t>
             </w:r>
           </w:p>
         </w:tc>
@@ -30878,7 +30883,7 @@
               <w:rPr>
                 <w:sz w:val="18"/>
               </w:rPr>
-              <w:t>✓ Complete</w:t>
+              <w:t>Complete</w:t>
             </w:r>
           </w:p>
         </w:tc>
@@ -30934,7 +30939,7 @@
               <w:rPr>
                 <w:sz w:val="18"/>
               </w:rPr>
-              <w:t>✓ Complete</w:t>
+              <w:t>Complete</w:t>
             </w:r>
           </w:p>
         </w:tc>
@@ -30990,25 +30995,25 @@
               <w:rPr>
                 <w:sz w:val="18"/>
               </w:rPr>
-              <w:t>✓ Complete</w:t>
-            </w:r>
-          </w:p>
-        </w:tc>
-        <w:tc>
-          <w:tcPr>
-            <w:tcW w:type="dxa" w:w="2929"/>
-          </w:tcPr>
-          <w:p>
-            <w:r>
-              <w:rPr>
-                <w:sz w:val="18"/>
-              </w:rPr>
-            </w:r>
-            <w:r>
-              <w:rPr>
-                <w:sz w:val="18"/>
-              </w:rPr>
-              <w:t>Upload → index → search flow</w:t>
+              <w:t>Complete</w:t>
+            </w:r>
+          </w:p>
+        </w:tc>
+        <w:tc>
+          <w:tcPr>
+            <w:tcW w:type="dxa" w:w="2929"/>
+          </w:tcPr>
+          <w:p>
+            <w:r>
+              <w:rPr>
+                <w:sz w:val="18"/>
+              </w:rPr>
+            </w:r>
+            <w:r>
+              <w:rPr>
+                <w:sz w:val="18"/>
+              </w:rPr>
+              <w:t>Upload -&gt; index -&gt; search flow</w:t>
             </w:r>
           </w:p>
         </w:tc>
@@ -31046,7 +31051,7 @@
               <w:rPr>
                 <w:sz w:val="18"/>
               </w:rPr>
-              <w:t>✓ Complete</w:t>
+              <w:t>Complete</w:t>
             </w:r>
           </w:p>
         </w:tc>
@@ -31102,7 +31107,7 @@
               <w:rPr>
                 <w:sz w:val="18"/>
               </w:rPr>
-              <w:t>✓ Complete</w:t>
+              <w:t>Complete</w:t>
             </w:r>
           </w:p>
         </w:tc>
@@ -31394,7 +31399,7 @@
               <w:rPr>
                 <w:sz w:val="18"/>
               </w:rPr>
-              <w:t>✓</w:t>
+              <w:t>Met</w:t>
             </w:r>
           </w:p>
         </w:tc>
@@ -31468,7 +31473,7 @@
               <w:rPr>
                 <w:sz w:val="18"/>
               </w:rPr>
-              <w:t>✓</w:t>
+              <w:t>Met</w:t>
             </w:r>
           </w:p>
         </w:tc>
@@ -31542,7 +31547,7 @@
               <w:rPr>
                 <w:sz w:val="18"/>
               </w:rPr>
-              <w:t>✓</w:t>
+              <w:t>Met</w:t>
             </w:r>
           </w:p>
         </w:tc>
@@ -31616,7 +31621,7 @@
               <w:rPr>
                 <w:sz w:val="18"/>
               </w:rPr>
-              <w:t>✓</w:t>
+              <w:t>Met</w:t>
             </w:r>
           </w:p>
         </w:tc>
@@ -31690,7 +31695,7 @@
               <w:rPr>
                 <w:sz w:val="18"/>
               </w:rPr>
-              <w:t>✓</w:t>
+              <w:t>Met</w:t>
             </w:r>
           </w:p>
         </w:tc>
@@ -31764,7 +31769,7 @@
               <w:rPr>
                 <w:sz w:val="18"/>
               </w:rPr>
-              <w:t>✓</w:t>
+              <w:t>Met</w:t>
             </w:r>
           </w:p>
         </w:tc>
@@ -32008,7 +32013,7 @@
               <w:rPr>
                 <w:sz w:val="18"/>
               </w:rPr>
-              <w:t>~85–90%</w:t>
+              <w:t>~85-90%</w:t>
             </w:r>
           </w:p>
         </w:tc>
@@ -32221,7 +32226,7 @@
     </w:p>
     <w:p>
       <w:r>
-        <w:t xml:space="preserve">The subscription flow was verified with both API calls and Playwright browser checks. A locked Lite user remains in Lite when requesting Full, the subscription modal opens, and the </w:t>
+        <w:t xml:space="preserve">API calls and Playwright browser checks verified the subscription flow. A locked Lite user remains in Lite when requesting Full, the subscription modal opens, and the </w:t>
       </w:r>
       <w:r>
         <w:rPr>
@@ -32232,7 +32237,7 @@
         <w:t>View plans</w:t>
       </w:r>
       <w:r>
-        <w:t xml:space="preserve"> action navigates to </w:t>
+        <w:t xml:space="preserve"> action routes to </w:t>
       </w:r>
       <w:r>
         <w:rPr>
@@ -32243,7 +32248,7 @@
         <w:t>/payment</w:t>
       </w:r>
       <w:r>
-        <w:t>. Selecting monthly, yearly, or forever performs a mock checkout through the Next.js BFF and Spring Boot before Firestore is updated. After checkout, Full mode is enabled immediately, while expired monthly/yearly plans are treated as Lite by backend entitlement reads and coach API forwarding.</w:t>
+        <w:t>. Selecting monthly, yearly, or forever performs a mock checkout through the Next.js BFF and Spring Boot before Firestore updates. After checkout, Full mode becomes available, while backend entitlement reads and coach API forwarding treat expired monthly/yearly plans as Lite.</w:t>
       </w:r>
     </w:p>
     <w:p>
@@ -32526,7 +32531,7 @@
               <w:rPr>
                 <w:sz w:val="18"/>
               </w:rPr>
-              <w:t>~80–85%</w:t>
+              <w:t>~80-85%</w:t>
             </w:r>
           </w:p>
         </w:tc>
@@ -32631,7 +32636,7 @@
         <w:t>Image-only PDFs</w:t>
       </w:r>
       <w:r>
-        <w:t>: Cannot process scanned documents (design decision — no OCR).</w:t>
+        <w:t>: Cannot process scanned documents (design decision - no OCR).</w:t>
       </w:r>
     </w:p>
     <w:p>
@@ -32716,7 +32721,7 @@
     </w:p>
     <w:p>
       <w:r>
-        <w:t>This thesis presented QAI, an AI-Assisted Quiz Platform that integrates intelligent tutoring, spaced repetition, and retrieval-augmented generation within a unified educational system. The primary achievements are:</w:t>
+        <w:t>This thesis presented QAI, an AI-Assisted Quiz Platform that combines intelligent tutoring, spaced repetition, and retrieval-augmented generation in one learning system. The project achieved the following:</w:t>
       </w:r>
     </w:p>
     <w:p>
@@ -32730,7 +32735,7 @@
         <w:t>Three-Service Microservices Architecture</w:t>
       </w:r>
       <w:r>
-        <w:t>: Successfully designed and implemented a production-grade system with Spring Boot (quiz management), Next.js (frontend + BFF), and FastAPI (AI Coach), demonstrating inter-service communication via REST, WebSocket, and webhooks.</w:t>
+        <w:t>: Designed and implemented a system with Spring Boot for quiz management, Next.js for the frontend and BFF, and FastAPI for the AI Coach. The services communicate through REST, WebSocket, and webhooks.</w:t>
       </w:r>
     </w:p>
     <w:p>
@@ -32744,7 +32749,7 @@
         <w:t>Agentic AI Study Coach</w:t>
       </w:r>
       <w:r>
-        <w:t>: Implemented a conversational AI coach that autonomously decides when to invoke tools — searching quiz history, querying uploaded materials, generating practice questions, or browsing the web — rather than relying on user-initiated commands.</w:t>
+        <w:t>: Implemented a conversational coach that can invoke tools for quiz history, uploaded materials, practice generation, and web search during a conversation.</w:t>
       </w:r>
     </w:p>
     <w:p>
@@ -32758,7 +32763,7 @@
         <w:t>Dual-Tier LLM Integration</w:t>
       </w:r>
       <w:r>
-        <w:t>: Achieved a practical dual-tier architecture where local inference (LM Studio) provides zero-cost, private operation, while cloud inference (DeepSeek) delivers higher quality when available.</w:t>
+        <w:t>: Built a dual-tier architecture where local inference through LM Studio supports low-cost private use, while DeepSeek provides cloud inference for Full mode.</w:t>
       </w:r>
     </w:p>
     <w:p>
@@ -32769,10 +32774,10 @@
         <w:rPr>
           <w:b/>
         </w:rPr>
-        <w:t>Complete RAG Pipeline</w:t>
-      </w:r>
-      <w:r>
-        <w:t>: Built an end-to-end pipeline from PDF text extraction through vector embedding (nomic-embed-text-v1.5) to cosine similarity search (Supabase pgvector), enabling personalized question generation from user materials.</w:t>
+        <w:t>RAG Pipeline</w:t>
+      </w:r>
+      <w:r>
+        <w:t>: Built a pipeline from PDF text extraction through vector embedding with nomic-embed-text-v1.5 to cosine similarity search in Supabase pgvector, enabling question generation from user materials.</w:t>
       </w:r>
     </w:p>
     <w:p>
@@ -32786,7 +32791,7 @@
         <w:t>SM-2 Spaced Repetition</w:t>
       </w:r>
       <w:r>
-        <w:t>: Implemented category-level spaced repetition scheduling, automatically triggered by quiz completion webhooks, with notification reminders for due reviews.</w:t>
+        <w:t>: Implemented category-level spaced repetition scheduling triggered by quiz completion webhooks, with notification reminders for due reviews.</w:t>
       </w:r>
     </w:p>
     <w:p>
@@ -32800,7 +32805,7 @@
         <w:t>Progress Analytics</w:t>
       </w:r>
       <w:r>
-        <w:t>: Delivered comprehensive learning metrics including mastery levels, learning velocity, study streaks, and weakness identification.</w:t>
+        <w:t>: Delivered learning metrics for mastery levels, learning velocity, study streaks, and weak categories.</w:t>
       </w:r>
     </w:p>
     <w:p>
@@ -32866,7 +32871,7 @@
         <w:t>Agentic AI in Education</w:t>
       </w:r>
       <w:r>
-        <w:t>: Demonstrated that bounded tool-use loops (3 rounds × 9 tools) provide meaningful educational value without the risks of unbounded agent execution.</w:t>
+        <w:t>: Showed how bounded tool-use loops, limited to 3 rounds and 9 tools, can support educational tasks without unbounded agent execution.</w:t>
       </w:r>
     </w:p>
     <w:p>
@@ -32880,7 +32885,7 @@
         <w:t>LiteOrchestrator Pattern</w:t>
       </w:r>
       <w:r>
-        <w:t>: Introduced a code-driven intent classification approach that enables "agentic-like" behavior on small local models (4B–9B parameters) incapable of reliable function calling.</w:t>
+        <w:t>: Introduced a code-driven intent classification approach that gives small local models (4B-9B parameters) agent-like workflows without requiring function calling.</w:t>
       </w:r>
     </w:p>
     <w:p>
@@ -32922,7 +32927,7 @@
         <w:t>Separated Adaptive Practice Journal</w:t>
       </w:r>
       <w:r>
-        <w:t>: Demonstrated how endless adaptive practice can coexist with formal quiz scoring by storing practice answers in a dedicated user-scoped Firestore subcollection.</w:t>
+        <w:t>: Stored endless-practice answers in a dedicated user-scoped Firestore subcollection, keeping them separate from formal quiz scoring.</w:t>
       </w:r>
     </w:p>
     <w:p>
@@ -33027,7 +33032,7 @@
               <w:rPr>
                 <w:sz w:val="18"/>
               </w:rPr>
-              <w:t>✓ Achieved</w:t>
+              <w:t>Yes Achieved</w:t>
             </w:r>
           </w:p>
         </w:tc>
@@ -33083,7 +33088,7 @@
               <w:rPr>
                 <w:sz w:val="18"/>
               </w:rPr>
-              <w:t>✓ Achieved</w:t>
+              <w:t>Yes Achieved</w:t>
             </w:r>
           </w:p>
         </w:tc>
@@ -33139,7 +33144,7 @@
               <w:rPr>
                 <w:sz w:val="18"/>
               </w:rPr>
-              <w:t>✓ Achieved</w:t>
+              <w:t>Yes Achieved</w:t>
             </w:r>
           </w:p>
         </w:tc>
@@ -33195,7 +33200,7 @@
               <w:rPr>
                 <w:sz w:val="18"/>
               </w:rPr>
-              <w:t>✓ Achieved</w:t>
+              <w:t>Yes Achieved</w:t>
             </w:r>
           </w:p>
         </w:tc>
@@ -33251,7 +33256,7 @@
               <w:rPr>
                 <w:sz w:val="18"/>
               </w:rPr>
-              <w:t>✓ Achieved</w:t>
+              <w:t>Yes Achieved</w:t>
             </w:r>
           </w:p>
         </w:tc>
@@ -33363,7 +33368,7 @@
               <w:rPr>
                 <w:sz w:val="18"/>
               </w:rPr>
-              <w:t>✓ Achieved</w:t>
+              <w:t>Yes Achieved</w:t>
             </w:r>
           </w:p>
         </w:tc>
@@ -33421,7 +33426,7 @@
         <w:t>Single-User Testing</w:t>
       </w:r>
       <w:r>
-        <w:t>: The system has not undergone formal user studies with multiple participants to validate pedagogical effectiveness.</w:t>
+        <w:t>: The project did not include a formal multi-participant user study to validate pedagogical effectiveness.</w:t>
       </w:r>
     </w:p>
     <w:p>
@@ -33463,7 +33468,7 @@
         <w:t>Limited Language Support</w:t>
       </w:r>
       <w:r>
-        <w:t>: The AI Coach operates primarily in English; multilingual support depends on the selected LLM's capabilities.</w:t>
+        <w:t>: The AI Coach operates in English; multilingual support depends on the selected LLM's capabilities.</w:t>
       </w:r>
     </w:p>
     <w:p>
@@ -33571,7 +33576,7 @@
         <w:t>Adaptive Difficulty</w:t>
       </w:r>
       <w:r>
-        <w:t>: Use learning analytics to automatically adjust question difficulty in generated quizzes.</w:t>
+        <w:t>: Use learning analytics to adjust question difficulty in generated quizzes.</w:t>
       </w:r>
     </w:p>
     <w:p>
@@ -33704,17 +33709,17 @@
     </w:p>
     <w:p>
       <w:r>
-        <w:t>QAI demonstrates that combining modern AI capabilities (LLMs, RAG, agentic tools) with proven educational science (spaced repetition, adaptive feedback) produces a system greater than the sum of its parts. The student benefits not just from quiz practice, but from intelligent guidance that adapts to their demonstrated strengths and weaknesses.</w:t>
-      </w:r>
-    </w:p>
-    <w:p>
-      <w:r>
-        <w:t>The microservices architecture ensures each component can evolve independently — new LLM providers can be added, alternative scheduling algorithms can be tested, and the frontend can be redesigned — without disrupting the integrated experience.</w:t>
-      </w:r>
-    </w:p>
-    <w:p>
-      <w:r>
-        <w:t>As LLM capabilities continue to advance rapidly, the bounded agentic approach adopted by QAI positions the system to incorporate stronger models seamlessly, potentially achieving tutoring quality approaching that of human instructors while maintaining the scalability and accessibility advantages of software.</w:t>
+        <w:t>QAI combines LLMs, RAG, and agentic tools with spaced repetition and adaptive feedback. Students receive quiz practice, targeted guidance, and review scheduling from the same learning record.</w:t>
+      </w:r>
+    </w:p>
+    <w:p>
+      <w:r>
+        <w:t>The microservices architecture lets each component evolve on its own. Developers can add LLM providers, test scheduling algorithms, or redesign the frontend without changing the whole system.</w:t>
+      </w:r>
+    </w:p>
+    <w:p>
+      <w:r>
+        <w:t>As LLMs improve, QAI can route stronger models through the same bounded agentic interface while preserving the scalability and accessibility advantages of software.</w:t>
       </w:r>
     </w:p>
     <w:p>
@@ -33743,7 +33748,7 @@
     </w:p>
     <w:p>
       <w:r>
-        <w:t>[1] H. Ebbinghaus, "Über das Gedächtnis: Untersuchungen zur experimentellen Psychologie" (Memory: A Contribution to Experimental Psychology), Leipzig: Duncker &amp; Humblot, 1885.</w:t>
+        <w:t>[1] H. Ebbinghaus, "Ueber das Gedaechtnis: Untersuchungen zur experimentellen Psychologie" (Memory: A Contribution to Experimental Psychology), Leipzig: Duncker &amp; Humblot, 1885.</w:t>
       </w:r>
     </w:p>
     <w:p>
@@ -33753,22 +33758,22 @@
     </w:p>
     <w:p>
       <w:r>
-        <w:t>[3] N. Cepeda, H. Pashler, E. Vul, J. Wixted, and D. Rohrer, "Distributed practice in verbal recall tasks: A review and quantitative synthesis," Psychological Bulletin, vol. 132, no. 3, pp. 354–380, 2006.</w:t>
-      </w:r>
-    </w:p>
-    <w:p>
-      <w:r>
-        <w:t>[4] J. Carbonell, "AI in CAI: An Artificial Intelligence Approach to Computer-Assisted Instruction," IEEE Transactions on Man-Machine Systems, vol. 11, no. 4, pp. 190–202, 1970.</w:t>
-      </w:r>
-    </w:p>
-    <w:p>
-      <w:r>
-        <w:t>[5] W. Clancey, "GUIDON," Journal of Computer-Based Instruction, vol. 10, no. 1, pp. 8–14, 1982.</w:t>
-      </w:r>
-    </w:p>
-    <w:p>
-      <w:r>
-        <w:t>[6] H. Nwana, "Intelligent tutoring systems: An overview," Artificial Intelligence Review, vol. 4, no. 4, pp. 251–277, 1990.</w:t>
+        <w:t>[3] N. Cepeda, H. Pashler, E. Vul, J. Wixted, and D. Rohrer, "Distributed practice in verbal recall tasks: A review and quantitative synthesis," Psychological Bulletin, vol. 132, no. 3, pp. 354-380, 2006.</w:t>
+      </w:r>
+    </w:p>
+    <w:p>
+      <w:r>
+        <w:t>[4] J. Carbonell, "AI in CAI: An Artificial Intelligence Approach to Computer-Assisted Instruction," IEEE Transactions on Man-Machine Systems, vol. 11, no. 4, pp. 190-202, 1970.</w:t>
+      </w:r>
+    </w:p>
+    <w:p>
+      <w:r>
+        <w:t>[5] W. Clancey, "GUIDON," Journal of Computer-Based Instruction, vol. 10, no. 1, pp. 8-14, 1982.</w:t>
+      </w:r>
+    </w:p>
+    <w:p>
+      <w:r>
+        <w:t>[6] H. Nwana, "Intelligent tutoring systems: An overview," Artificial Intelligence Review, vol. 4, no. 4, pp. 251-277, 1990.</w:t>
       </w:r>
     </w:p>
     <w:p>
@@ -33816,17 +33821,17 @@
     </w:p>
     <w:p>
       <w:r>
-        <w:t>[14] Firebase Documentation — Firestore. Available: https://firebase.google.com/docs/firestore</w:t>
-      </w:r>
-    </w:p>
-    <w:p>
-      <w:r>
-        <w:t>[15] Firebase Documentation — Authentication. Available: https://firebase.google.com/docs/auth</w:t>
-      </w:r>
-    </w:p>
-    <w:p>
-      <w:r>
-        <w:t>[16] Supabase Documentation — Vector Embeddings (pgvector). Available: https://supabase.com/docs/guides/ai/vector-columns</w:t>
+        <w:t>[14] Firebase Documentation - Firestore. Available: https://firebase.google.com/docs/firestore</w:t>
+      </w:r>
+    </w:p>
+    <w:p>
+      <w:r>
+        <w:t>[15] Firebase Documentation - Authentication. Available: https://firebase.google.com/docs/auth</w:t>
+      </w:r>
+    </w:p>
+    <w:p>
+      <w:r>
+        <w:t>[16] Supabase Documentation - Vector Embeddings (pgvector). Available: https://supabase.com/docs/guides/ai/vector-columns</w:t>
       </w:r>
     </w:p>
     <w:p>
@@ -33851,7 +33856,7 @@
     </w:p>
     <w:p>
       <w:r>
-        <w:t>[21] nomic-embed-text-v1.5 — Model Card. Available: https://huggingface.co/nomic-ai/nomic-embed-text-v1.5</w:t>
+        <w:t>[21] nomic-embed-text-v1.5 - Model Card. Available: https://huggingface.co/nomic-ai/nomic-embed-text-v1.5</w:t>
       </w:r>
     </w:p>
     <w:p>
@@ -33884,7 +33889,7 @@
     </w:p>
     <w:p>
       <w:r>
-        <w:t>[26] "OWASP Top 10 — 2021," OWASP Foundation. Available: https://owasp.org/Top10/</w:t>
+        <w:t>[26] "OWASP Top 10 - 2021," OWASP Foundation. Available: https://owasp.org/Top10/</w:t>
       </w:r>
     </w:p>
     <w:p>
@@ -34241,7 +34246,7 @@
         <w:pStyle w:val="Heading2"/>
       </w:pPr>
       <w:r>
-        <w:t>B.1 Spring Boot REST API — Complete Endpoint Reference</w:t>
+        <w:t>B.1 Spring Boot REST API - Complete Endpoint Reference</w:t>
       </w:r>
     </w:p>
     <w:p>
@@ -34451,7 +34456,7 @@
         <w:t>category</w:t>
       </w:r>
       <w:r>
-        <w:t xml:space="preserve"> — One of: SCIENCE, HISTORY, GEOGRAPHY, LITERATURE, TECHNOLOGY, SPORTS, ENTERTAINMENT, MATH, ART, SPACE, GENERAL_CULTURE</w:t>
+        <w:t xml:space="preserve"> - One of: SCIENCE, HISTORY, GEOGRAPHY, LITERATURE, TECHNOLOGY, SPORTS, ENTERTAINMENT, MATH, ART, SPACE, GENERAL_CULTURE</w:t>
       </w:r>
     </w:p>
     <w:p>
@@ -35192,6 +35197,54 @@
       </w:r>
     </w:p>
     <w:p>
+      <w:r>
+        <w:t>____________________________________________________________</w:t>
+      </w:r>
+    </w:p>
+    <w:p>
+      <w:pPr>
+        <w:pStyle w:val="Heading3"/>
+      </w:pPr>
+      <w:r>
+        <w:t>B.1.5 Notification Endpoints</w:t>
+      </w:r>
+    </w:p>
+    <w:p>
+      <w:pPr>
+        <w:pStyle w:val="Heading4"/>
+      </w:pPr>
+      <w:r>
+        <w:t>GET /notification/user/{userId}</w:t>
+      </w:r>
+    </w:p>
+    <w:p>
+      <w:r>
+        <w:t>Get all notifications for a user.</w:t>
+      </w:r>
+    </w:p>
+    <w:p>
+      <w:r>
+        <w:rPr>
+          <w:b/>
+        </w:rPr>
+        <w:t>Response</w:t>
+      </w:r>
+      <w:r>
+        <w:t xml:space="preserve"> </w:t>
+      </w:r>
+      <w:r>
+        <w:rPr>
+          <w:rFonts w:ascii="Consolas" w:hAnsi="Consolas"/>
+          <w:sz w:val="18"/>
+          <w:shd w:val="clear" w:fill="E8E8E8"/>
+        </w:rPr>
+        <w:t>200 OK</w:t>
+      </w:r>
+      <w:r>
+        <w:t>:</w:t>
+      </w:r>
+    </w:p>
+    <w:p>
       <w:pPr>
         <w:pStyle w:val="NoSpacing"/>
         <w:spacing w:before="40" w:after="40"/>
@@ -35204,74 +35257,242 @@
           <w:sz w:val="17"/>
           <w:shd w:val="clear" w:fill="F5F5F5"/>
         </w:rPr>
-        <w:br/>
-        <w:t>---</w:t>
-        <w:br/>
-        <w:br/>
-        <w:t>### B.1.5 Notification Endpoints</w:t>
-        <w:br/>
-        <w:br/>
-        <w:t>#### GET /notification/user/{userId}</w:t>
-        <w:br/>
-        <w:t>Get all notifications for a user.</w:t>
-        <w:br/>
-        <w:br/>
-        <w:t>**Response** `200 OK`:</w:t>
-      </w:r>
-    </w:p>
-    <w:p>
-      <w:r>
         <w:t>[</w:t>
-      </w:r>
-    </w:p>
-    <w:p>
-      <w:r>
+        <w:br/>
         <w:t xml:space="preserve">  {</w:t>
-      </w:r>
-    </w:p>
-    <w:p>
-      <w:r>
+        <w:br/>
         <w:t xml:space="preserve">    "id": "notif-001",</w:t>
-      </w:r>
-    </w:p>
-    <w:p>
-      <w:r>
+        <w:br/>
         <w:t xml:space="preserve">    "user_id": "user-uid",</w:t>
-      </w:r>
-    </w:p>
-    <w:p>
-      <w:r>
+        <w:br/>
         <w:t xml:space="preserve">    "type": "REVIEW_DUE",</w:t>
-      </w:r>
-    </w:p>
-    <w:p>
-      <w:r>
+        <w:br/>
         <w:t xml:space="preserve">    "title": "Review Due",</w:t>
-      </w:r>
-    </w:p>
-    <w:p>
-      <w:r>
+        <w:br/>
         <w:t xml:space="preserve">    "message": "Your Science review is due. Keep your streak going!",</w:t>
-      </w:r>
-    </w:p>
-    <w:p>
-      <w:r>
+        <w:br/>
         <w:t xml:space="preserve">    "read": false,</w:t>
-      </w:r>
-    </w:p>
-    <w:p>
-      <w:r>
+        <w:br/>
         <w:t xml:space="preserve">    "created_at": "2024-01-15T08:00:00Z"</w:t>
-      </w:r>
-    </w:p>
-    <w:p>
-      <w:r>
+        <w:br/>
         <w:t xml:space="preserve">  }</w:t>
-      </w:r>
-    </w:p>
-    <w:p>
-      <w:r>
+        <w:br/>
         <w:t>]</w:t>
+      </w:r>
+    </w:p>
+    <w:p>
+      <w:pPr>
+        <w:pStyle w:val="Heading4"/>
+      </w:pPr>
+      <w:r>
+        <w:t>GET /notification/user/{userId}/unread</w:t>
+      </w:r>
+    </w:p>
+    <w:p>
+      <w:r>
+        <w:t>Get unread notifications only.</w:t>
+      </w:r>
+    </w:p>
+    <w:p>
+      <w:pPr>
+        <w:pStyle w:val="Heading4"/>
+      </w:pPr>
+      <w:r>
+        <w:t>PATCH /notification/{id}/read</w:t>
+      </w:r>
+    </w:p>
+    <w:p>
+      <w:r>
+        <w:t>Mark notification as read.</w:t>
+      </w:r>
+    </w:p>
+    <w:p>
+      <w:r>
+        <w:rPr>
+          <w:b/>
+        </w:rPr>
+        <w:t>Response</w:t>
+      </w:r>
+      <w:r>
+        <w:t xml:space="preserve"> </w:t>
+      </w:r>
+      <w:r>
+        <w:rPr>
+          <w:rFonts w:ascii="Consolas" w:hAnsi="Consolas"/>
+          <w:sz w:val="18"/>
+          <w:shd w:val="clear" w:fill="E8E8E8"/>
+        </w:rPr>
+        <w:t>204 No Content</w:t>
+      </w:r>
+    </w:p>
+    <w:p>
+      <w:pPr>
+        <w:pStyle w:val="Heading4"/>
+      </w:pPr>
+      <w:r>
+        <w:t>PATCH /notification/user/{userId}/read-all</w:t>
+      </w:r>
+    </w:p>
+    <w:p>
+      <w:r>
+        <w:t>Mark all notifications as read for a user.</w:t>
+      </w:r>
+    </w:p>
+    <w:p>
+      <w:pPr>
+        <w:pStyle w:val="Heading4"/>
+      </w:pPr>
+      <w:r>
+        <w:t>DELETE /notification/{id}</w:t>
+      </w:r>
+    </w:p>
+    <w:p>
+      <w:r>
+        <w:t>Delete a notification.</w:t>
+      </w:r>
+    </w:p>
+    <w:p>
+      <w:r>
+        <w:rPr>
+          <w:b/>
+        </w:rPr>
+        <w:t>Response</w:t>
+      </w:r>
+      <w:r>
+        <w:t xml:space="preserve"> </w:t>
+      </w:r>
+      <w:r>
+        <w:rPr>
+          <w:rFonts w:ascii="Consolas" w:hAnsi="Consolas"/>
+          <w:sz w:val="18"/>
+          <w:shd w:val="clear" w:fill="E8E8E8"/>
+        </w:rPr>
+        <w:t>204 No Content</w:t>
+      </w:r>
+    </w:p>
+    <w:p>
+      <w:r>
+        <w:t>____________________________________________________________</w:t>
+      </w:r>
+    </w:p>
+    <w:p>
+      <w:pPr>
+        <w:pStyle w:val="Heading3"/>
+      </w:pPr>
+      <w:r>
+        <w:t>B.1.6 Subscription Endpoints</w:t>
+      </w:r>
+    </w:p>
+    <w:p>
+      <w:pPr>
+        <w:pStyle w:val="Heading4"/>
+      </w:pPr>
+      <w:r>
+        <w:t>GET /subscription/current</w:t>
+      </w:r>
+    </w:p>
+    <w:p>
+      <w:r>
+        <w:t>Return the authenticated user's subscription entitlement.</w:t>
+      </w:r>
+    </w:p>
+    <w:p>
+      <w:r>
+        <w:rPr>
+          <w:b/>
+        </w:rPr>
+        <w:t>Headers</w:t>
+      </w:r>
+      <w:r>
+        <w:t xml:space="preserve">: </w:t>
+      </w:r>
+      <w:r>
+        <w:rPr>
+          <w:rFonts w:ascii="Consolas" w:hAnsi="Consolas"/>
+          <w:sz w:val="18"/>
+          <w:shd w:val="clear" w:fill="E8E8E8"/>
+        </w:rPr>
+        <w:t>Authorization: Bearer &lt;Firebase ID token&gt;</w:t>
+      </w:r>
+    </w:p>
+    <w:p>
+      <w:r>
+        <w:t>Missing subscription documents return virtual legacy Full access and do not create a Firestore document.</w:t>
+      </w:r>
+    </w:p>
+    <w:p>
+      <w:pPr>
+        <w:pStyle w:val="Heading4"/>
+      </w:pPr>
+      <w:r>
+        <w:t>POST /subscription/signup</w:t>
+      </w:r>
+    </w:p>
+    <w:p>
+      <w:r>
+        <w:t>Create the Lite subscription document for a new account if it does not already exist.</w:t>
+      </w:r>
+    </w:p>
+    <w:p>
+      <w:r>
+        <w:rPr>
+          <w:b/>
+        </w:rPr>
+        <w:t>Headers</w:t>
+      </w:r>
+      <w:r>
+        <w:t xml:space="preserve">: </w:t>
+      </w:r>
+      <w:r>
+        <w:rPr>
+          <w:rFonts w:ascii="Consolas" w:hAnsi="Consolas"/>
+          <w:sz w:val="18"/>
+          <w:shd w:val="clear" w:fill="E8E8E8"/>
+        </w:rPr>
+        <w:t>Authorization: Bearer &lt;Firebase ID token&gt;</w:t>
+      </w:r>
+    </w:p>
+    <w:p>
+      <w:pPr>
+        <w:pStyle w:val="Heading4"/>
+      </w:pPr>
+      <w:r>
+        <w:t>POST /subscription/checkout</w:t>
+      </w:r>
+    </w:p>
+    <w:p>
+      <w:r>
+        <w:t>Apply a mock Full subscription plan.</w:t>
+      </w:r>
+    </w:p>
+    <w:p>
+      <w:r>
+        <w:rPr>
+          <w:b/>
+        </w:rPr>
+        <w:t>Headers</w:t>
+      </w:r>
+      <w:r>
+        <w:t xml:space="preserve">: </w:t>
+      </w:r>
+      <w:r>
+        <w:rPr>
+          <w:rFonts w:ascii="Consolas" w:hAnsi="Consolas"/>
+          <w:sz w:val="18"/>
+          <w:shd w:val="clear" w:fill="E8E8E8"/>
+        </w:rPr>
+        <w:t>Authorization: Bearer &lt;Firebase ID token&gt;</w:t>
+      </w:r>
+    </w:p>
+    <w:p>
+      <w:r>
+        <w:rPr>
+          <w:b/>
+        </w:rPr>
+        <w:t>Request</w:t>
+      </w:r>
+      <w:r>
+        <w:t>:</w:t>
       </w:r>
     </w:p>
     <w:p>
@@ -35287,75 +35508,140 @@
           <w:sz w:val="17"/>
           <w:shd w:val="clear" w:fill="F5F5F5"/>
         </w:rPr>
-        <w:br/>
-        <w:t>#### GET /notification/user/{userId}/unread</w:t>
-        <w:br/>
-        <w:t>Get unread notifications only.</w:t>
-        <w:br/>
-        <w:br/>
-        <w:t>#### PATCH /notification/{id}/read</w:t>
-        <w:br/>
-        <w:t>Mark notification as read.</w:t>
-        <w:br/>
-        <w:br/>
-        <w:t>**Response** `204 No Content`</w:t>
-        <w:br/>
-        <w:br/>
-        <w:t>#### PATCH /notification/user/{userId}/read-all</w:t>
-        <w:br/>
-        <w:t>Mark all notifications as read for a user.</w:t>
-        <w:br/>
-        <w:br/>
-        <w:t>#### DELETE /notification/{id}</w:t>
-        <w:br/>
-        <w:t>Delete a notification.</w:t>
-        <w:br/>
-        <w:br/>
-        <w:t>**Response** `204 No Content`</w:t>
-        <w:br/>
-        <w:br/>
-        <w:t>---</w:t>
-        <w:br/>
-        <w:br/>
-        <w:t>### B.1.6 Subscription Endpoints</w:t>
-        <w:br/>
-        <w:br/>
-        <w:t>#### GET /subscription/current</w:t>
-        <w:br/>
-        <w:br/>
-        <w:t>Return the authenticated user's subscription entitlement.</w:t>
-        <w:br/>
-        <w:br/>
-        <w:t>**Headers**: `Authorization: Bearer &lt;Firebase ID token&gt;`</w:t>
-        <w:br/>
-        <w:br/>
-        <w:t>Missing subscription documents return virtual legacy Full access and do not create a Firestore document.</w:t>
-        <w:br/>
-        <w:br/>
-        <w:t>#### POST /subscription/signup</w:t>
-        <w:br/>
-        <w:br/>
-        <w:t>Create the Lite subscription document for a new account if it does not already exist.</w:t>
-        <w:br/>
-        <w:br/>
-        <w:t>**Headers**: `Authorization: Bearer &lt;Firebase ID token&gt;`</w:t>
-        <w:br/>
-        <w:br/>
-        <w:t>#### POST /subscription/checkout</w:t>
-        <w:br/>
-        <w:br/>
-        <w:t>Apply a mock Full subscription plan.</w:t>
-        <w:br/>
-        <w:br/>
-        <w:t>**Headers**: `Authorization: Bearer &lt;Firebase ID token&gt;`</w:t>
-        <w:br/>
-        <w:br/>
-        <w:t>**Request**:</w:t>
-      </w:r>
-    </w:p>
-    <w:p>
-      <w:r>
         <w:t>{ "plan": "monthly" }</w:t>
+      </w:r>
+    </w:p>
+    <w:p>
+      <w:r>
+        <w:t xml:space="preserve">Allowed plans are </w:t>
+      </w:r>
+      <w:r>
+        <w:rPr>
+          <w:rFonts w:ascii="Consolas" w:hAnsi="Consolas"/>
+          <w:sz w:val="18"/>
+          <w:shd w:val="clear" w:fill="E8E8E8"/>
+        </w:rPr>
+        <w:t>monthly</w:t>
+      </w:r>
+      <w:r>
+        <w:t xml:space="preserve"> (</w:t>
+      </w:r>
+      <w:r>
+        <w:rPr>
+          <w:rFonts w:ascii="Consolas" w:hAnsi="Consolas"/>
+          <w:sz w:val="18"/>
+          <w:shd w:val="clear" w:fill="E8E8E8"/>
+        </w:rPr>
+        <w:t>$2</w:t>
+      </w:r>
+      <w:r>
+        <w:t xml:space="preserve">), </w:t>
+      </w:r>
+      <w:r>
+        <w:rPr>
+          <w:rFonts w:ascii="Consolas" w:hAnsi="Consolas"/>
+          <w:sz w:val="18"/>
+          <w:shd w:val="clear" w:fill="E8E8E8"/>
+        </w:rPr>
+        <w:t>yearly</w:t>
+      </w:r>
+      <w:r>
+        <w:t xml:space="preserve"> (</w:t>
+      </w:r>
+      <w:r>
+        <w:rPr>
+          <w:rFonts w:ascii="Consolas" w:hAnsi="Consolas"/>
+          <w:sz w:val="18"/>
+          <w:shd w:val="clear" w:fill="E8E8E8"/>
+        </w:rPr>
+        <w:t>$20</w:t>
+      </w:r>
+      <w:r>
+        <w:t xml:space="preserve">), and </w:t>
+      </w:r>
+      <w:r>
+        <w:rPr>
+          <w:rFonts w:ascii="Consolas" w:hAnsi="Consolas"/>
+          <w:sz w:val="18"/>
+          <w:shd w:val="clear" w:fill="E8E8E8"/>
+        </w:rPr>
+        <w:t>forever</w:t>
+      </w:r>
+      <w:r>
+        <w:t xml:space="preserve"> (</w:t>
+      </w:r>
+      <w:r>
+        <w:rPr>
+          <w:rFonts w:ascii="Consolas" w:hAnsi="Consolas"/>
+          <w:sz w:val="18"/>
+          <w:shd w:val="clear" w:fill="E8E8E8"/>
+        </w:rPr>
+        <w:t>$100</w:t>
+      </w:r>
+      <w:r>
+        <w:t>).</w:t>
+      </w:r>
+    </w:p>
+    <w:p>
+      <w:pPr>
+        <w:pStyle w:val="Heading3"/>
+      </w:pPr>
+      <w:r>
+        <w:t>B.1.7 Adaptive Practice Endpoints</w:t>
+      </w:r>
+    </w:p>
+    <w:p>
+      <w:pPr>
+        <w:pStyle w:val="Heading4"/>
+      </w:pPr>
+      <w:r>
+        <w:t>GET /adaptive-practice/session-state?category={category}</w:t>
+      </w:r>
+    </w:p>
+    <w:p>
+      <w:r>
+        <w:t>Return selected-category Adaptive Infinity state for the authenticated user.</w:t>
+      </w:r>
+    </w:p>
+    <w:p>
+      <w:r>
+        <w:rPr>
+          <w:b/>
+        </w:rPr>
+        <w:t>Headers</w:t>
+      </w:r>
+      <w:r>
+        <w:t xml:space="preserve">: </w:t>
+      </w:r>
+      <w:r>
+        <w:rPr>
+          <w:rFonts w:ascii="Consolas" w:hAnsi="Consolas"/>
+          <w:sz w:val="18"/>
+          <w:shd w:val="clear" w:fill="E8E8E8"/>
+        </w:rPr>
+        <w:t>Authorization: Bearer &lt;Firebase ID token&gt;</w:t>
+      </w:r>
+    </w:p>
+    <w:p>
+      <w:r>
+        <w:rPr>
+          <w:b/>
+        </w:rPr>
+        <w:t>Response</w:t>
+      </w:r>
+      <w:r>
+        <w:t xml:space="preserve"> </w:t>
+      </w:r>
+      <w:r>
+        <w:rPr>
+          <w:rFonts w:ascii="Consolas" w:hAnsi="Consolas"/>
+          <w:sz w:val="18"/>
+          <w:shd w:val="clear" w:fill="E8E8E8"/>
+        </w:rPr>
+        <w:t>200 OK</w:t>
+      </w:r>
+      <w:r>
+        <w:t>:</w:t>
       </w:r>
     </w:p>
     <w:p>
@@ -35371,53 +35657,60 @@
           <w:sz w:val="17"/>
           <w:shd w:val="clear" w:fill="F5F5F5"/>
         </w:rPr>
-        <w:br/>
-        <w:t>Allowed plans are `monthly` (`$2`), `yearly` (`$20`), and `forever` (`$100`).</w:t>
-        <w:br/>
-        <w:br/>
-        <w:t>### B.1.7 Adaptive Practice Endpoints</w:t>
-        <w:br/>
-        <w:br/>
-        <w:t>#### GET /adaptive-practice/session-state?category={category}</w:t>
-        <w:br/>
-        <w:br/>
-        <w:t>Return selected-category Adaptive Infinity state for the authenticated user.</w:t>
-        <w:br/>
-        <w:br/>
-        <w:t>**Headers**: `Authorization: Bearer &lt;Firebase ID token&gt;`</w:t>
-        <w:br/>
-        <w:br/>
-        <w:t>**Response** `200 OK`:</w:t>
-      </w:r>
-    </w:p>
-    <w:p>
-      <w:r>
         <w:t>{</w:t>
-      </w:r>
-    </w:p>
-    <w:p>
-      <w:r>
+        <w:br/>
         <w:t xml:space="preserve">  "answeredStaticQuestionIds": ["ak:abc123"],</w:t>
-      </w:r>
-    </w:p>
-    <w:p>
-      <w:r>
+        <w:br/>
         <w:t xml:space="preserve">  "hasStaticHistoryInCategory": true,</w:t>
-      </w:r>
-    </w:p>
-    <w:p>
-      <w:r>
+        <w:br/>
         <w:t xml:space="preserve">  "wrongQuestions": [],</w:t>
-      </w:r>
-    </w:p>
-    <w:p>
-      <w:r>
+        <w:br/>
         <w:t xml:space="preserve">  "recentAnswers": []</w:t>
-      </w:r>
-    </w:p>
-    <w:p>
-      <w:r>
+        <w:br/>
         <w:t>}</w:t>
+      </w:r>
+    </w:p>
+    <w:p>
+      <w:pPr>
+        <w:pStyle w:val="Heading4"/>
+      </w:pPr>
+      <w:r>
+        <w:t>POST /adaptive-practice/answer</w:t>
+      </w:r>
+    </w:p>
+    <w:p>
+      <w:r>
+        <w:t>Persist one Adaptive Infinity answer outside formal quiz history.</w:t>
+      </w:r>
+    </w:p>
+    <w:p>
+      <w:r>
+        <w:rPr>
+          <w:b/>
+        </w:rPr>
+        <w:t>Headers</w:t>
+      </w:r>
+      <w:r>
+        <w:t xml:space="preserve">: </w:t>
+      </w:r>
+      <w:r>
+        <w:rPr>
+          <w:rFonts w:ascii="Consolas" w:hAnsi="Consolas"/>
+          <w:sz w:val="18"/>
+          <w:shd w:val="clear" w:fill="E8E8E8"/>
+        </w:rPr>
+        <w:t>Authorization: Bearer &lt;Firebase ID token&gt;</w:t>
+      </w:r>
+    </w:p>
+    <w:p>
+      <w:r>
+        <w:rPr>
+          <w:b/>
+        </w:rPr>
+        <w:t>Request</w:t>
+      </w:r>
+      <w:r>
+        <w:t>:</w:t>
       </w:r>
     </w:p>
     <w:p>
@@ -35433,77 +35726,160 @@
           <w:sz w:val="17"/>
           <w:shd w:val="clear" w:fill="F5F5F5"/>
         </w:rPr>
-        <w:br/>
-        <w:t>#### POST /adaptive-practice/answer</w:t>
-        <w:br/>
-        <w:br/>
-        <w:t>Persist one Adaptive Infinity answer outside formal quiz history.</w:t>
-        <w:br/>
-        <w:br/>
-        <w:t>**Headers**: `Authorization: Bearer &lt;Firebase ID token&gt;`</w:t>
-        <w:br/>
-        <w:br/>
-        <w:t>**Request**:</w:t>
-      </w:r>
-    </w:p>
-    <w:p>
-      <w:r>
         <w:t>{</w:t>
-      </w:r>
-    </w:p>
-    <w:p>
-      <w:r>
+        <w:br/>
         <w:t xml:space="preserve">  "category": "Sports",</w:t>
-      </w:r>
-    </w:p>
-    <w:p>
-      <w:r>
+        <w:br/>
         <w:t xml:space="preserve">  "sourceQuestionId": "ak:abc123",</w:t>
-      </w:r>
-    </w:p>
-    <w:p>
-      <w:r>
+        <w:br/>
         <w:t xml:space="preserve">  "question": "How many players are on a soccer team?",</w:t>
-      </w:r>
-    </w:p>
-    <w:p>
-      <w:r>
+        <w:br/>
         <w:t xml:space="preserve">  "answers": ["9", "10", "11", "12"],</w:t>
-      </w:r>
-    </w:p>
-    <w:p>
-      <w:r>
+        <w:br/>
         <w:t xml:space="preserve">  "correctAnswer": "11",</w:t>
-      </w:r>
-    </w:p>
-    <w:p>
-      <w:r>
+        <w:br/>
         <w:t xml:space="preserve">  "selectedAnswer": "9",</w:t>
-      </w:r>
-    </w:p>
-    <w:p>
-      <w:r>
+        <w:br/>
         <w:t xml:space="preserve">  "correct": false,</w:t>
-      </w:r>
-    </w:p>
-    <w:p>
-      <w:r>
+        <w:br/>
         <w:t xml:space="preserve">  "source": "static_json",</w:t>
-      </w:r>
-    </w:p>
-    <w:p>
-      <w:r>
+        <w:br/>
         <w:t xml:space="preserve">  "repeated": false,</w:t>
-      </w:r>
-    </w:p>
-    <w:p>
-      <w:r>
+        <w:br/>
         <w:t xml:space="preserve">  "generatedFromQuestion": null</w:t>
-      </w:r>
-    </w:p>
-    <w:p>
-      <w:r>
+        <w:br/>
         <w:t>}</w:t>
+      </w:r>
+    </w:p>
+    <w:p>
+      <w:r>
+        <w:t>____________________________________________________________</w:t>
+      </w:r>
+    </w:p>
+    <w:p>
+      <w:pPr>
+        <w:pStyle w:val="Heading2"/>
+      </w:pPr>
+      <w:r>
+        <w:t>B.2 AI Coach REST API - Complete Reference</w:t>
+      </w:r>
+    </w:p>
+    <w:p>
+      <w:pPr>
+        <w:pStyle w:val="Heading3"/>
+      </w:pPr>
+      <w:r>
+        <w:t>B.2.1 POST /ingest</w:t>
+      </w:r>
+    </w:p>
+    <w:p>
+      <w:r>
+        <w:t>Upload and index a document for RAG search.</w:t>
+      </w:r>
+    </w:p>
+    <w:p>
+      <w:r>
+        <w:rPr>
+          <w:b/>
+        </w:rPr>
+        <w:t>Headers</w:t>
+      </w:r>
+      <w:r>
+        <w:t>:</w:t>
+      </w:r>
+    </w:p>
+    <w:p>
+      <w:pPr>
+        <w:pStyle w:val="ListBullet"/>
+      </w:pPr>
+      <w:r>
+        <w:rPr>
+          <w:rFonts w:ascii="Consolas" w:hAnsi="Consolas"/>
+          <w:sz w:val="18"/>
+          <w:shd w:val="clear" w:fill="E8E8E8"/>
+        </w:rPr>
+        <w:t>X-API-Key: &lt;api-key&gt;</w:t>
+      </w:r>
+      <w:r>
+        <w:t xml:space="preserve"> (required)</w:t>
+      </w:r>
+    </w:p>
+    <w:p>
+      <w:pPr>
+        <w:pStyle w:val="ListBullet"/>
+      </w:pPr>
+      <w:r>
+        <w:rPr>
+          <w:rFonts w:ascii="Consolas" w:hAnsi="Consolas"/>
+          <w:sz w:val="18"/>
+          <w:shd w:val="clear" w:fill="E8E8E8"/>
+        </w:rPr>
+        <w:t>Content-Type: multipart/form-data</w:t>
+      </w:r>
+    </w:p>
+    <w:p>
+      <w:r>
+        <w:rPr>
+          <w:b/>
+        </w:rPr>
+        <w:t>Form Fields</w:t>
+      </w:r>
+      <w:r>
+        <w:t>:</w:t>
+      </w:r>
+    </w:p>
+    <w:p>
+      <w:pPr>
+        <w:pStyle w:val="ListBullet"/>
+      </w:pPr>
+      <w:r>
+        <w:rPr>
+          <w:rFonts w:ascii="Consolas" w:hAnsi="Consolas"/>
+          <w:sz w:val="18"/>
+          <w:shd w:val="clear" w:fill="E8E8E8"/>
+        </w:rPr>
+        <w:t>file</w:t>
+      </w:r>
+      <w:r>
+        <w:t>: Binary file (PDF, TXT, or MD, max 10MB)</w:t>
+      </w:r>
+    </w:p>
+    <w:p>
+      <w:pPr>
+        <w:pStyle w:val="ListBullet"/>
+      </w:pPr>
+      <w:r>
+        <w:rPr>
+          <w:rFonts w:ascii="Consolas" w:hAnsi="Consolas"/>
+          <w:sz w:val="18"/>
+          <w:shd w:val="clear" w:fill="E8E8E8"/>
+        </w:rPr>
+        <w:t>kb_id</w:t>
+      </w:r>
+      <w:r>
+        <w:t>: Knowledge base identifier; in QAI this is the user UID</w:t>
+      </w:r>
+    </w:p>
+    <w:p>
+      <w:r>
+        <w:rPr>
+          <w:b/>
+        </w:rPr>
+        <w:t>Success Response</w:t>
+      </w:r>
+      <w:r>
+        <w:t xml:space="preserve"> </w:t>
+      </w:r>
+      <w:r>
+        <w:rPr>
+          <w:rFonts w:ascii="Consolas" w:hAnsi="Consolas"/>
+          <w:sz w:val="18"/>
+          <w:shd w:val="clear" w:fill="E8E8E8"/>
+        </w:rPr>
+        <w:t>200 OK</w:t>
+      </w:r>
+      <w:r>
+        <w:t>:</w:t>
       </w:r>
     </w:p>
     <w:p>
@@ -35519,59 +35895,42 @@
           <w:sz w:val="17"/>
           <w:shd w:val="clear" w:fill="F5F5F5"/>
         </w:rPr>
-        <w:br/>
-        <w:t>---</w:t>
-        <w:br/>
-        <w:br/>
-        <w:t>## B.2 AI Coach REST API — Complete Reference</w:t>
-        <w:br/>
-        <w:br/>
-        <w:t>### B.2.1 POST /ingest</w:t>
-        <w:br/>
-        <w:br/>
-        <w:t>Upload and index a document for RAG search.</w:t>
-        <w:br/>
-        <w:br/>
-        <w:t>**Headers**:</w:t>
-        <w:br/>
-        <w:t>- `X-API-Key: &lt;api-key&gt;` (required)</w:t>
-        <w:br/>
-        <w:t>- `Content-Type: multipart/form-data`</w:t>
-        <w:br/>
-        <w:br/>
-        <w:t>**Form Fields**:</w:t>
-        <w:br/>
-        <w:t>- `file`: Binary file (PDF, TXT, or MD, max 10MB)</w:t>
-        <w:br/>
-        <w:t>- `kb_id`: Knowledge base identifier (typically user UID)</w:t>
-        <w:br/>
-        <w:br/>
-        <w:t>**Success Response** `200 OK`:</w:t>
-      </w:r>
-    </w:p>
-    <w:p>
-      <w:r>
         <w:t>{</w:t>
-      </w:r>
-    </w:p>
-    <w:p>
-      <w:r>
+        <w:br/>
         <w:t xml:space="preserve">  "document_id": "550e8400-e29b-41d4-a716-446655440000",</w:t>
-      </w:r>
-    </w:p>
-    <w:p>
-      <w:r>
+        <w:br/>
         <w:t xml:space="preserve">  "chunks_stored": 24,</w:t>
-      </w:r>
-    </w:p>
-    <w:p>
-      <w:r>
+        <w:br/>
         <w:t xml:space="preserve">  "message": "Document indexed successfully"</w:t>
-      </w:r>
-    </w:p>
-    <w:p>
-      <w:r>
+        <w:br/>
         <w:t>}</w:t>
+      </w:r>
+    </w:p>
+    <w:p>
+      <w:r>
+        <w:rPr>
+          <w:b/>
+        </w:rPr>
+        <w:t>Error Responses</w:t>
+      </w:r>
+      <w:r>
+        <w:t>:</w:t>
+      </w:r>
+    </w:p>
+    <w:p>
+      <w:pPr>
+        <w:pStyle w:val="ListBullet"/>
+      </w:pPr>
+      <w:r>
+        <w:rPr>
+          <w:rFonts w:ascii="Consolas" w:hAnsi="Consolas"/>
+          <w:sz w:val="18"/>
+          <w:shd w:val="clear" w:fill="E8E8E8"/>
+        </w:rPr>
+        <w:t>400 Bad Request</w:t>
+      </w:r>
+      <w:r>
+        <w:t>: Image-only PDF or invalid file</w:t>
       </w:r>
     </w:p>
     <w:p>
@@ -35587,15 +35946,114 @@
           <w:sz w:val="17"/>
           <w:shd w:val="clear" w:fill="F5F5F5"/>
         </w:rPr>
-        <w:br/>
-        <w:t>**Error Responses**:</w:t>
-        <w:br/>
-        <w:t>- `400 Bad Request`: Image-only PDF or invalid file</w:t>
-      </w:r>
-    </w:p>
-    <w:p>
-      <w:r>
         <w:t xml:space="preserve">  {"detail": "PDF contains no extractable text (image-only). Please use a text-based PDF."}</w:t>
+      </w:r>
+    </w:p>
+    <w:p>
+      <w:pPr>
+        <w:pStyle w:val="ListBullet"/>
+      </w:pPr>
+      <w:r>
+        <w:rPr>
+          <w:rFonts w:ascii="Consolas" w:hAnsi="Consolas"/>
+          <w:sz w:val="18"/>
+          <w:shd w:val="clear" w:fill="E8E8E8"/>
+        </w:rPr>
+        <w:t>401 Unauthorized</w:t>
+      </w:r>
+      <w:r>
+        <w:t>: Missing or invalid API key</w:t>
+      </w:r>
+    </w:p>
+    <w:p>
+      <w:pPr>
+        <w:pStyle w:val="ListBullet"/>
+      </w:pPr>
+      <w:r>
+        <w:rPr>
+          <w:rFonts w:ascii="Consolas" w:hAnsi="Consolas"/>
+          <w:sz w:val="18"/>
+          <w:shd w:val="clear" w:fill="E8E8E8"/>
+        </w:rPr>
+        <w:t>413 Payload Too Large</w:t>
+      </w:r>
+      <w:r>
+        <w:t>: File exceeds size limit</w:t>
+      </w:r>
+    </w:p>
+    <w:p>
+      <w:pPr>
+        <w:pStyle w:val="ListBullet"/>
+      </w:pPr>
+      <w:r>
+        <w:rPr>
+          <w:rFonts w:ascii="Consolas" w:hAnsi="Consolas"/>
+          <w:sz w:val="18"/>
+          <w:shd w:val="clear" w:fill="E8E8E8"/>
+        </w:rPr>
+        <w:t>500 Internal Server Error</w:t>
+      </w:r>
+      <w:r>
+        <w:t>: Embedding or storage failure</w:t>
+      </w:r>
+    </w:p>
+    <w:p>
+      <w:r>
+        <w:t>____________________________________________________________</w:t>
+      </w:r>
+    </w:p>
+    <w:p>
+      <w:pPr>
+        <w:pStyle w:val="Heading3"/>
+      </w:pPr>
+      <w:r>
+        <w:t>B.2.2 DELETE /ingest/{document_id}</w:t>
+      </w:r>
+    </w:p>
+    <w:p>
+      <w:r>
+        <w:t>Remove all chunks associated with a document.</w:t>
+      </w:r>
+    </w:p>
+    <w:p>
+      <w:r>
+        <w:rPr>
+          <w:b/>
+        </w:rPr>
+        <w:t>Headers</w:t>
+      </w:r>
+      <w:r>
+        <w:t xml:space="preserve">: </w:t>
+      </w:r>
+      <w:r>
+        <w:rPr>
+          <w:rFonts w:ascii="Consolas" w:hAnsi="Consolas"/>
+          <w:sz w:val="18"/>
+          <w:shd w:val="clear" w:fill="E8E8E8"/>
+        </w:rPr>
+        <w:t>X-API-Key: &lt;api-key&gt;</w:t>
+      </w:r>
+    </w:p>
+    <w:p>
+      <w:r>
+        <w:rPr>
+          <w:b/>
+        </w:rPr>
+        <w:t>Response</w:t>
+      </w:r>
+      <w:r>
+        <w:t xml:space="preserve"> </w:t>
+      </w:r>
+      <w:r>
+        <w:rPr>
+          <w:rFonts w:ascii="Consolas" w:hAnsi="Consolas"/>
+          <w:sz w:val="18"/>
+          <w:shd w:val="clear" w:fill="E8E8E8"/>
+        </w:rPr>
+        <w:t>200 OK</w:t>
+      </w:r>
+      <w:r>
+        <w:t>:</w:t>
       </w:r>
     </w:p>
     <w:p>
@@ -35611,31 +36069,73 @@
           <w:sz w:val="17"/>
           <w:shd w:val="clear" w:fill="F5F5F5"/>
         </w:rPr>
-        <w:t>- `401 Unauthorized`: Missing or invalid API key</w:t>
-        <w:br/>
-        <w:t>- `413 Payload Too Large`: File exceeds size limit</w:t>
-        <w:br/>
-        <w:t>- `500 Internal Server Error`: Embedding or storage failure</w:t>
-        <w:br/>
-        <w:br/>
-        <w:t>---</w:t>
-        <w:br/>
-        <w:br/>
-        <w:t>### B.2.2 DELETE /ingest/{document_id}</w:t>
-        <w:br/>
-        <w:br/>
-        <w:t>Remove all chunks associated with a document.</w:t>
-        <w:br/>
-        <w:br/>
-        <w:t>**Headers**: `X-API-Key: &lt;api-key&gt;`</w:t>
-        <w:br/>
-        <w:br/>
-        <w:t>**Response** `200 OK`:</w:t>
-      </w:r>
-    </w:p>
-    <w:p>
-      <w:r>
         <w:t>{"message": "Document deleted", "chunks_removed": 24}</w:t>
+      </w:r>
+    </w:p>
+    <w:p>
+      <w:r>
+        <w:t>____________________________________________________________</w:t>
+      </w:r>
+    </w:p>
+    <w:p>
+      <w:pPr>
+        <w:pStyle w:val="Heading3"/>
+      </w:pPr>
+      <w:r>
+        <w:t>B.2.3 POST /generate/from-topics</w:t>
+      </w:r>
+    </w:p>
+    <w:p>
+      <w:r>
+        <w:t>Generate multiple-choice questions from a topic.</w:t>
+      </w:r>
+    </w:p>
+    <w:p>
+      <w:r>
+        <w:rPr>
+          <w:b/>
+        </w:rPr>
+        <w:t>Headers</w:t>
+      </w:r>
+      <w:r>
+        <w:t>:</w:t>
+      </w:r>
+    </w:p>
+    <w:p>
+      <w:pPr>
+        <w:pStyle w:val="ListBullet"/>
+      </w:pPr>
+      <w:r>
+        <w:rPr>
+          <w:rFonts w:ascii="Consolas" w:hAnsi="Consolas"/>
+          <w:sz w:val="18"/>
+          <w:shd w:val="clear" w:fill="E8E8E8"/>
+        </w:rPr>
+        <w:t>X-API-Key: &lt;api-key&gt;</w:t>
+      </w:r>
+    </w:p>
+    <w:p>
+      <w:pPr>
+        <w:pStyle w:val="ListBullet"/>
+      </w:pPr>
+      <w:r>
+        <w:rPr>
+          <w:rFonts w:ascii="Consolas" w:hAnsi="Consolas"/>
+          <w:sz w:val="18"/>
+          <w:shd w:val="clear" w:fill="E8E8E8"/>
+        </w:rPr>
+        <w:t>Content-Type: application/json</w:t>
+      </w:r>
+    </w:p>
+    <w:p>
+      <w:r>
+        <w:rPr>
+          <w:b/>
+        </w:rPr>
+        <w:t>Request</w:t>
+      </w:r>
+      <w:r>
+        <w:t>:</w:t>
       </w:r>
     </w:p>
     <w:p>
@@ -35651,59 +36151,68 @@
           <w:sz w:val="17"/>
           <w:shd w:val="clear" w:fill="F5F5F5"/>
         </w:rPr>
-        <w:br/>
-        <w:t>---</w:t>
-        <w:br/>
-        <w:br/>
-        <w:t>### B.2.3 POST /generate/from-topics</w:t>
-        <w:br/>
-        <w:br/>
-        <w:t>Generate multiple-choice questions from a topic.</w:t>
-        <w:br/>
-        <w:br/>
-        <w:t>**Headers**:</w:t>
-        <w:br/>
-        <w:t>- `X-API-Key: &lt;api-key&gt;`</w:t>
-        <w:br/>
-        <w:t>- `Content-Type: application/json`</w:t>
-        <w:br/>
-        <w:br/>
-        <w:t>**Request**:</w:t>
-      </w:r>
-    </w:p>
-    <w:p>
-      <w:r>
         <w:t>{</w:t>
-      </w:r>
-    </w:p>
-    <w:p>
-      <w:r>
+        <w:br/>
         <w:t xml:space="preserve">  "topics": ["photosynthesis", "cellular respiration"],</w:t>
-      </w:r>
-    </w:p>
-    <w:p>
-      <w:r>
+        <w:br/>
         <w:t xml:space="preserve">  "num_questions": 5,</w:t>
-      </w:r>
-    </w:p>
-    <w:p>
-      <w:r>
+        <w:br/>
         <w:t xml:space="preserve">  "difficulty": "medium",</w:t>
-      </w:r>
-    </w:p>
-    <w:p>
-      <w:r>
+        <w:br/>
         <w:t xml:space="preserve">  "document_name": "biology-chapter-3.pdf",</w:t>
-      </w:r>
-    </w:p>
-    <w:p>
-      <w:r>
+        <w:br/>
         <w:t xml:space="preserve">  "user_id": "user-uid"</w:t>
-      </w:r>
-    </w:p>
-    <w:p>
-      <w:r>
+        <w:br/>
         <w:t>}</w:t>
+      </w:r>
+    </w:p>
+    <w:p>
+      <w:r>
+        <w:t xml:space="preserve">Fields </w:t>
+      </w:r>
+      <w:r>
+        <w:rPr>
+          <w:rFonts w:ascii="Consolas" w:hAnsi="Consolas"/>
+          <w:sz w:val="18"/>
+          <w:shd w:val="clear" w:fill="E8E8E8"/>
+        </w:rPr>
+        <w:t>document_name</w:t>
+      </w:r>
+      <w:r>
+        <w:t xml:space="preserve"> and </w:t>
+      </w:r>
+      <w:r>
+        <w:rPr>
+          <w:rFonts w:ascii="Consolas" w:hAnsi="Consolas"/>
+          <w:sz w:val="18"/>
+          <w:shd w:val="clear" w:fill="E8E8E8"/>
+        </w:rPr>
+        <w:t>user_id</w:t>
+      </w:r>
+      <w:r>
+        <w:t xml:space="preserve"> are optional. When both are provided, the system performs RAG search against the user's indexed documents and includes retrieved context in the generation prompt.</w:t>
+      </w:r>
+    </w:p>
+    <w:p>
+      <w:r>
+        <w:rPr>
+          <w:b/>
+        </w:rPr>
+        <w:t>Response</w:t>
+      </w:r>
+      <w:r>
+        <w:t xml:space="preserve"> </w:t>
+      </w:r>
+      <w:r>
+        <w:rPr>
+          <w:rFonts w:ascii="Consolas" w:hAnsi="Consolas"/>
+          <w:sz w:val="18"/>
+          <w:shd w:val="clear" w:fill="E8E8E8"/>
+        </w:rPr>
+        <w:t>200 OK</w:t>
+      </w:r>
+      <w:r>
+        <w:t>:</w:t>
       </w:r>
     </w:p>
     <w:p>
@@ -35719,56 +36228,111 @@
           <w:sz w:val="17"/>
           <w:shd w:val="clear" w:fill="F5F5F5"/>
         </w:rPr>
-        <w:br/>
-        <w:t>Fields `document_name` and `user_id` are optional. When both are provided, the system performs RAG search against the user's indexed documents and includes retrieved context in the generation prompt.</w:t>
-        <w:br/>
-        <w:br/>
-        <w:t>**Response** `200 OK`:</w:t>
-      </w:r>
-    </w:p>
-    <w:p>
-      <w:r>
         <w:t>{</w:t>
-      </w:r>
-    </w:p>
-    <w:p>
-      <w:r>
+        <w:br/>
         <w:t xml:space="preserve">  "questions": [</w:t>
-      </w:r>
-    </w:p>
-    <w:p>
-      <w:r>
+        <w:br/>
         <w:t xml:space="preserve">    {</w:t>
-      </w:r>
-    </w:p>
-    <w:p>
-      <w:r>
+        <w:br/>
         <w:t xml:space="preserve">      "content": "Which molecule is the final electron acceptor in the electron transport chain?",</w:t>
-      </w:r>
-    </w:p>
-    <w:p>
-      <w:r>
+        <w:br/>
         <w:t xml:space="preserve">      "answers": ["Oxygen", "Carbon dioxide", "Water", "NADH"],</w:t>
-      </w:r>
-    </w:p>
-    <w:p>
-      <w:r>
+        <w:br/>
         <w:t xml:space="preserve">      "correct_answer": "Oxygen"</w:t>
-      </w:r>
-    </w:p>
-    <w:p>
-      <w:r>
+        <w:br/>
         <w:t xml:space="preserve">    }</w:t>
-      </w:r>
-    </w:p>
-    <w:p>
-      <w:r>
+        <w:br/>
         <w:t xml:space="preserve">  ]</w:t>
-      </w:r>
-    </w:p>
-    <w:p>
-      <w:r>
+        <w:br/>
         <w:t>}</w:t>
+      </w:r>
+    </w:p>
+    <w:p>
+      <w:r>
+        <w:t>____________________________________________________________</w:t>
+      </w:r>
+    </w:p>
+    <w:p>
+      <w:pPr>
+        <w:pStyle w:val="Heading3"/>
+      </w:pPr>
+      <w:r>
+        <w:t>B.2.4 POST /generate/adaptive-questions</w:t>
+      </w:r>
+    </w:p>
+    <w:p>
+      <w:r>
+        <w:t xml:space="preserve">Generate same-category Adaptive Infinity questions. Lite requests must use </w:t>
+      </w:r>
+      <w:r>
+        <w:rPr>
+          <w:rFonts w:ascii="Consolas" w:hAnsi="Consolas"/>
+          <w:sz w:val="18"/>
+          <w:shd w:val="clear" w:fill="E8E8E8"/>
+        </w:rPr>
+        <w:t>count: 5</w:t>
+      </w:r>
+      <w:r>
+        <w:t xml:space="preserve">; Full requests must use </w:t>
+      </w:r>
+      <w:r>
+        <w:rPr>
+          <w:rFonts w:ascii="Consolas" w:hAnsi="Consolas"/>
+          <w:sz w:val="18"/>
+          <w:shd w:val="clear" w:fill="E8E8E8"/>
+        </w:rPr>
+        <w:t>count: 10</w:t>
+      </w:r>
+      <w:r>
+        <w:t>.</w:t>
+      </w:r>
+    </w:p>
+    <w:p>
+      <w:r>
+        <w:rPr>
+          <w:b/>
+        </w:rPr>
+        <w:t>Headers</w:t>
+      </w:r>
+      <w:r>
+        <w:t>:</w:t>
+      </w:r>
+    </w:p>
+    <w:p>
+      <w:pPr>
+        <w:pStyle w:val="ListBullet"/>
+      </w:pPr>
+      <w:r>
+        <w:rPr>
+          <w:rFonts w:ascii="Consolas" w:hAnsi="Consolas"/>
+          <w:sz w:val="18"/>
+          <w:shd w:val="clear" w:fill="E8E8E8"/>
+        </w:rPr>
+        <w:t>X-API-Key: &lt;api-key&gt;</w:t>
+      </w:r>
+    </w:p>
+    <w:p>
+      <w:pPr>
+        <w:pStyle w:val="ListBullet"/>
+      </w:pPr>
+      <w:r>
+        <w:rPr>
+          <w:rFonts w:ascii="Consolas" w:hAnsi="Consolas"/>
+          <w:sz w:val="18"/>
+          <w:shd w:val="clear" w:fill="E8E8E8"/>
+        </w:rPr>
+        <w:t>Content-Type: application/json</w:t>
+      </w:r>
+    </w:p>
+    <w:p>
+      <w:r>
+        <w:rPr>
+          <w:b/>
+        </w:rPr>
+        <w:t>Request</w:t>
+      </w:r>
+      <w:r>
+        <w:t>:</w:t>
       </w:r>
     </w:p>
     <w:p>
@@ -35784,79 +36348,49 @@
           <w:sz w:val="17"/>
           <w:shd w:val="clear" w:fill="F5F5F5"/>
         </w:rPr>
-        <w:br/>
-        <w:t>---</w:t>
-        <w:br/>
-        <w:br/>
-        <w:t>### B.2.4 POST /generate/adaptive-questions</w:t>
-        <w:br/>
-        <w:br/>
-        <w:t>Generate same-category Adaptive Infinity questions. Lite requests must use `count: 5`; Full requests must use `count: 10`.</w:t>
-        <w:br/>
-        <w:br/>
-        <w:t>**Headers**:</w:t>
-        <w:br/>
-        <w:t>- `X-API-Key: &lt;api-key&gt;`</w:t>
-        <w:br/>
-        <w:t>- `Content-Type: application/json`</w:t>
-        <w:br/>
-        <w:br/>
-        <w:t>**Request**:</w:t>
-      </w:r>
-    </w:p>
-    <w:p>
-      <w:r>
         <w:t>{</w:t>
-      </w:r>
-    </w:p>
-    <w:p>
-      <w:r>
+        <w:br/>
         <w:t xml:space="preserve">  "user_id": "firebase-uid",</w:t>
-      </w:r>
-    </w:p>
-    <w:p>
-      <w:r>
+        <w:br/>
         <w:t xml:space="preserve">  "category": "Sports",</w:t>
-      </w:r>
-    </w:p>
-    <w:p>
-      <w:r>
+        <w:br/>
         <w:t xml:space="preserve">  "tier": "lite",</w:t>
-      </w:r>
-    </w:p>
-    <w:p>
-      <w:r>
+        <w:br/>
         <w:t xml:space="preserve">  "count": 5,</w:t>
-      </w:r>
-    </w:p>
-    <w:p>
-      <w:r>
+        <w:br/>
         <w:t xml:space="preserve">  "history": [],</w:t>
-      </w:r>
-    </w:p>
-    <w:p>
-      <w:r>
+        <w:br/>
         <w:t xml:space="preserve">  "wrong_questions": [],</w:t>
-      </w:r>
-    </w:p>
-    <w:p>
-      <w:r>
+        <w:br/>
         <w:t xml:space="preserve">  "recent_questions": [</w:t>
-      </w:r>
-    </w:p>
-    <w:p>
-      <w:r>
+        <w:br/>
         <w:t xml:space="preserve">    "How many players are on a soccer team?"</w:t>
-      </w:r>
-    </w:p>
-    <w:p>
-      <w:r>
+        <w:br/>
         <w:t xml:space="preserve">  ]</w:t>
-      </w:r>
-    </w:p>
-    <w:p>
-      <w:r>
+        <w:br/>
         <w:t>}</w:t>
+      </w:r>
+    </w:p>
+    <w:p>
+      <w:r>
+        <w:rPr>
+          <w:b/>
+        </w:rPr>
+        <w:t>Response</w:t>
+      </w:r>
+      <w:r>
+        <w:t xml:space="preserve"> </w:t>
+      </w:r>
+      <w:r>
+        <w:rPr>
+          <w:rFonts w:ascii="Consolas" w:hAnsi="Consolas"/>
+          <w:sz w:val="18"/>
+          <w:shd w:val="clear" w:fill="E8E8E8"/>
+        </w:rPr>
+        <w:t>200 OK</w:t>
+      </w:r>
+      <w:r>
+        <w:t>:</w:t>
       </w:r>
     </w:p>
     <w:p>
@@ -35872,73 +36406,238 @@
           <w:sz w:val="17"/>
           <w:shd w:val="clear" w:fill="F5F5F5"/>
         </w:rPr>
-        <w:br/>
-        <w:t>**Response** `200 OK`:</w:t>
-      </w:r>
-    </w:p>
-    <w:p>
-      <w:r>
         <w:t>{</w:t>
-      </w:r>
-    </w:p>
-    <w:p>
-      <w:r>
+        <w:br/>
         <w:t xml:space="preserve">  "questions": [</w:t>
-      </w:r>
-    </w:p>
-    <w:p>
-      <w:r>
+        <w:br/>
         <w:t xml:space="preserve">    {</w:t>
-      </w:r>
-    </w:p>
-    <w:p>
-      <w:r>
+        <w:br/>
         <w:t xml:space="preserve">      "question": "In basketball, how many points is a free throw worth?",</w:t>
-      </w:r>
-    </w:p>
-    <w:p>
-      <w:r>
+        <w:br/>
         <w:t xml:space="preserve">      "answers": ["1", "2", "3", "4"],</w:t>
-      </w:r>
-    </w:p>
-    <w:p>
-      <w:r>
+        <w:br/>
         <w:t xml:space="preserve">      "correctAnswer": "1",</w:t>
-      </w:r>
-    </w:p>
-    <w:p>
-      <w:r>
+        <w:br/>
         <w:t xml:space="preserve">      "topic": "sports",</w:t>
-      </w:r>
-    </w:p>
-    <w:p>
-      <w:r>
+        <w:br/>
         <w:t xml:space="preserve">      "source": "adaptive_ai",</w:t>
-      </w:r>
-    </w:p>
-    <w:p>
-      <w:r>
+        <w:br/>
         <w:t xml:space="preserve">      "generatedFromQuestion": null</w:t>
-      </w:r>
-    </w:p>
-    <w:p>
-      <w:r>
+        <w:br/>
         <w:t xml:space="preserve">    }</w:t>
-      </w:r>
-    </w:p>
-    <w:p>
-      <w:r>
+        <w:br/>
         <w:t xml:space="preserve">  ],</w:t>
-      </w:r>
-    </w:p>
-    <w:p>
-      <w:r>
+        <w:br/>
         <w:t xml:space="preserve">  "tier": "lite"</w:t>
-      </w:r>
-    </w:p>
-    <w:p>
-      <w:r>
+        <w:br/>
         <w:t>}</w:t>
+      </w:r>
+    </w:p>
+    <w:p>
+      <w:r>
+        <w:t xml:space="preserve">Errors: </w:t>
+      </w:r>
+      <w:r>
+        <w:rPr>
+          <w:rFonts w:ascii="Consolas" w:hAnsi="Consolas"/>
+          <w:sz w:val="18"/>
+          <w:shd w:val="clear" w:fill="E8E8E8"/>
+        </w:rPr>
+        <w:t>400</w:t>
+      </w:r>
+      <w:r>
+        <w:t xml:space="preserve"> for missing category/tier or a count that does not match the tier; </w:t>
+      </w:r>
+      <w:r>
+        <w:rPr>
+          <w:rFonts w:ascii="Consolas" w:hAnsi="Consolas"/>
+          <w:sz w:val="18"/>
+          <w:shd w:val="clear" w:fill="E8E8E8"/>
+        </w:rPr>
+        <w:t>503</w:t>
+      </w:r>
+      <w:r>
+        <w:t xml:space="preserve"> when the selected provider is unavailable; </w:t>
+      </w:r>
+      <w:r>
+        <w:rPr>
+          <w:rFonts w:ascii="Consolas" w:hAnsi="Consolas"/>
+          <w:sz w:val="18"/>
+          <w:shd w:val="clear" w:fill="E8E8E8"/>
+        </w:rPr>
+        <w:t>502</w:t>
+      </w:r>
+      <w:r>
+        <w:t xml:space="preserve"> after malformed or duplicate provider output fails retry.</w:t>
+      </w:r>
+    </w:p>
+    <w:p>
+      <w:r>
+        <w:t>____________________________________________________________</w:t>
+      </w:r>
+    </w:p>
+    <w:p>
+      <w:pPr>
+        <w:pStyle w:val="Heading3"/>
+      </w:pPr>
+      <w:r>
+        <w:t>B.2.5 POST /generate/from-file</w:t>
+      </w:r>
+    </w:p>
+    <w:p>
+      <w:r>
+        <w:t>Generate questions from an uploaded file without RAG indexing.</w:t>
+      </w:r>
+    </w:p>
+    <w:p>
+      <w:r>
+        <w:rPr>
+          <w:b/>
+        </w:rPr>
+        <w:t>Headers</w:t>
+      </w:r>
+      <w:r>
+        <w:t xml:space="preserve">: </w:t>
+      </w:r>
+      <w:r>
+        <w:rPr>
+          <w:rFonts w:ascii="Consolas" w:hAnsi="Consolas"/>
+          <w:sz w:val="18"/>
+          <w:shd w:val="clear" w:fill="E8E8E8"/>
+        </w:rPr>
+        <w:t>X-API-Key: &lt;api-key&gt;</w:t>
+      </w:r>
+      <w:r>
+        <w:t xml:space="preserve">  </w:t>
+      </w:r>
+    </w:p>
+    <w:p>
+      <w:r>
+        <w:rPr>
+          <w:b/>
+        </w:rPr>
+        <w:t>Content-Type</w:t>
+      </w:r>
+      <w:r>
+        <w:t xml:space="preserve">: </w:t>
+      </w:r>
+      <w:r>
+        <w:rPr>
+          <w:rFonts w:ascii="Consolas" w:hAnsi="Consolas"/>
+          <w:sz w:val="18"/>
+          <w:shd w:val="clear" w:fill="E8E8E8"/>
+        </w:rPr>
+        <w:t>multipart/form-data</w:t>
+      </w:r>
+    </w:p>
+    <w:p>
+      <w:r>
+        <w:rPr>
+          <w:b/>
+        </w:rPr>
+        <w:t>Form Fields</w:t>
+      </w:r>
+      <w:r>
+        <w:t>:</w:t>
+      </w:r>
+    </w:p>
+    <w:p>
+      <w:pPr>
+        <w:pStyle w:val="ListBullet"/>
+      </w:pPr>
+      <w:r>
+        <w:rPr>
+          <w:rFonts w:ascii="Consolas" w:hAnsi="Consolas"/>
+          <w:sz w:val="18"/>
+          <w:shd w:val="clear" w:fill="E8E8E8"/>
+        </w:rPr>
+        <w:t>file</w:t>
+      </w:r>
+      <w:r>
+        <w:t>: Binary file (PDF, TXT, MD)</w:t>
+      </w:r>
+    </w:p>
+    <w:p>
+      <w:pPr>
+        <w:pStyle w:val="ListBullet"/>
+      </w:pPr>
+      <w:r>
+        <w:rPr>
+          <w:rFonts w:ascii="Consolas" w:hAnsi="Consolas"/>
+          <w:sz w:val="18"/>
+          <w:shd w:val="clear" w:fill="E8E8E8"/>
+        </w:rPr>
+        <w:t>num_questions</w:t>
+      </w:r>
+      <w:r>
+        <w:t>: Number of questions (default: 5)</w:t>
+      </w:r>
+    </w:p>
+    <w:p>
+      <w:r>
+        <w:rPr>
+          <w:b/>
+        </w:rPr>
+        <w:t>Response</w:t>
+      </w:r>
+      <w:r>
+        <w:t xml:space="preserve">: Same format as </w:t>
+      </w:r>
+      <w:r>
+        <w:rPr>
+          <w:rFonts w:ascii="Consolas" w:hAnsi="Consolas"/>
+          <w:sz w:val="18"/>
+          <w:shd w:val="clear" w:fill="E8E8E8"/>
+        </w:rPr>
+        <w:t>/generate/from-topics</w:t>
+      </w:r>
+    </w:p>
+    <w:p>
+      <w:r>
+        <w:t>____________________________________________________________</w:t>
+      </w:r>
+    </w:p>
+    <w:p>
+      <w:pPr>
+        <w:pStyle w:val="Heading3"/>
+      </w:pPr>
+      <w:r>
+        <w:t>B.2.6 POST /webhook/quiz-completed</w:t>
+      </w:r>
+    </w:p>
+    <w:p>
+      <w:r>
+        <w:t>Receive quiz completion event from Spring Boot.</w:t>
+      </w:r>
+    </w:p>
+    <w:p>
+      <w:r>
+        <w:rPr>
+          <w:b/>
+        </w:rPr>
+        <w:t>Headers</w:t>
+      </w:r>
+      <w:r>
+        <w:t xml:space="preserve">: </w:t>
+      </w:r>
+      <w:r>
+        <w:rPr>
+          <w:rFonts w:ascii="Consolas" w:hAnsi="Consolas"/>
+          <w:sz w:val="18"/>
+          <w:shd w:val="clear" w:fill="E8E8E8"/>
+        </w:rPr>
+        <w:t>X-API-Key: &lt;api-key&gt;</w:t>
+      </w:r>
+    </w:p>
+    <w:p>
+      <w:r>
+        <w:rPr>
+          <w:b/>
+        </w:rPr>
+        <w:t>Request</w:t>
+      </w:r>
+      <w:r>
+        <w:t>:</w:t>
       </w:r>
     </w:p>
     <w:p>
@@ -35954,117 +36653,55 @@
           <w:sz w:val="17"/>
           <w:shd w:val="clear" w:fill="F5F5F5"/>
         </w:rPr>
-        <w:br/>
-        <w:t>Errors: `400` for missing category/tier or a count that does not match the tier; `503` when the selected provider is unavailable; `502` after malformed or duplicate provider output fails retry.</w:t>
-        <w:br/>
-        <w:br/>
-        <w:t>---</w:t>
-        <w:br/>
-        <w:br/>
-        <w:t>### B.2.5 POST /generate/from-file</w:t>
-        <w:br/>
-        <w:br/>
-        <w:t>Generate questions directly from an uploaded file (without RAG indexing).</w:t>
-        <w:br/>
-        <w:br/>
-        <w:t xml:space="preserve">**Headers**: `X-API-Key: &lt;api-key&gt;`  </w:t>
-        <w:br/>
-        <w:t>**Content-Type**: `multipart/form-data`</w:t>
-        <w:br/>
-        <w:br/>
-        <w:t>**Form Fields**:</w:t>
-        <w:br/>
-        <w:t>- `file`: Binary file (PDF, TXT, MD)</w:t>
-        <w:br/>
-        <w:t>- `num_questions`: Number of questions (default: 5)</w:t>
-        <w:br/>
-        <w:br/>
-        <w:t>**Response**: Same format as `/generate/from-topics`</w:t>
-        <w:br/>
-        <w:br/>
-        <w:t>---</w:t>
-        <w:br/>
-        <w:br/>
-        <w:t>### B.2.6 POST /webhook/quiz-completed</w:t>
-        <w:br/>
-        <w:br/>
-        <w:t>Receive quiz completion event from Spring Boot.</w:t>
-        <w:br/>
-        <w:br/>
-        <w:t>**Headers**: `X-API-Key: &lt;api-key&gt;`</w:t>
-        <w:br/>
-        <w:br/>
-        <w:t>**Request**:</w:t>
-      </w:r>
-    </w:p>
-    <w:p>
-      <w:r>
         <w:t>{</w:t>
-      </w:r>
-    </w:p>
-    <w:p>
-      <w:r>
+        <w:br/>
         <w:t xml:space="preserve">  "user_id": "user-uid",</w:t>
-      </w:r>
-    </w:p>
-    <w:p>
-      <w:r>
+        <w:br/>
         <w:t xml:space="preserve">  "quiz_id": "quiz-abc123",</w:t>
-      </w:r>
-    </w:p>
-    <w:p>
-      <w:r>
+        <w:br/>
         <w:t xml:space="preserve">  "score": "4/5",</w:t>
-      </w:r>
-    </w:p>
-    <w:p>
-      <w:r>
+        <w:br/>
         <w:t xml:space="preserve">  "category": "SCIENCE",</w:t>
-      </w:r>
-    </w:p>
-    <w:p>
-      <w:r>
+        <w:br/>
         <w:t xml:space="preserve">  "completed_at": "2024-01-15T10:30:00Z",</w:t>
-      </w:r>
-    </w:p>
-    <w:p>
-      <w:r>
+        <w:br/>
         <w:t xml:space="preserve">  "questions": [</w:t>
-      </w:r>
-    </w:p>
-    <w:p>
-      <w:r>
+        <w:br/>
         <w:t xml:space="preserve">    {"question_id": "q-001", "correct": true},</w:t>
-      </w:r>
-    </w:p>
-    <w:p>
-      <w:r>
+        <w:br/>
         <w:t xml:space="preserve">    {"question_id": "q-002", "correct": true},</w:t>
-      </w:r>
-    </w:p>
-    <w:p>
-      <w:r>
+        <w:br/>
         <w:t xml:space="preserve">    {"question_id": "q-003", "correct": false},</w:t>
-      </w:r>
-    </w:p>
-    <w:p>
-      <w:r>
+        <w:br/>
         <w:t xml:space="preserve">    {"question_id": "q-004", "correct": true},</w:t>
-      </w:r>
-    </w:p>
-    <w:p>
-      <w:r>
+        <w:br/>
         <w:t xml:space="preserve">    {"question_id": "q-005", "correct": true}</w:t>
-      </w:r>
-    </w:p>
-    <w:p>
-      <w:r>
+        <w:br/>
         <w:t xml:space="preserve">  ]</w:t>
-      </w:r>
-    </w:p>
-    <w:p>
-      <w:r>
+        <w:br/>
         <w:t>}</w:t>
+      </w:r>
+    </w:p>
+    <w:p>
+      <w:r>
+        <w:rPr>
+          <w:b/>
+        </w:rPr>
+        <w:t>Response</w:t>
+      </w:r>
+      <w:r>
+        <w:t xml:space="preserve"> </w:t>
+      </w:r>
+      <w:r>
+        <w:rPr>
+          <w:rFonts w:ascii="Consolas" w:hAnsi="Consolas"/>
+          <w:sz w:val="18"/>
+          <w:shd w:val="clear" w:fill="E8E8E8"/>
+        </w:rPr>
+        <w:t>200 OK</w:t>
+      </w:r>
+      <w:r>
+        <w:t>:</w:t>
       </w:r>
     </w:p>
     <w:p>
@@ -36080,33 +36717,801 @@
           <w:sz w:val="17"/>
           <w:shd w:val="clear" w:fill="F5F5F5"/>
         </w:rPr>
-        <w:br/>
-        <w:t>**Response** `200 OK`:</w:t>
-      </w:r>
-    </w:p>
-    <w:p>
-      <w:r>
         <w:t>{</w:t>
-      </w:r>
-    </w:p>
-    <w:p>
-      <w:r>
+        <w:br/>
         <w:t xml:space="preserve">  "status": "processed",</w:t>
-      </w:r>
-    </w:p>
-    <w:p>
-      <w:r>
+        <w:br/>
         <w:t xml:space="preserve">  "schedule_updated": true,</w:t>
-      </w:r>
-    </w:p>
-    <w:p>
-      <w:r>
+        <w:br/>
         <w:t xml:space="preserve">  "next_review": "2024-01-21T00:00:00Z"</w:t>
-      </w:r>
-    </w:p>
-    <w:p>
-      <w:r>
+        <w:br/>
         <w:t>}</w:t>
+      </w:r>
+    </w:p>
+    <w:p>
+      <w:r>
+        <w:t>____________________________________________________________</w:t>
+      </w:r>
+    </w:p>
+    <w:p>
+      <w:pPr>
+        <w:pStyle w:val="Heading2"/>
+      </w:pPr>
+      <w:r>
+        <w:t>B.3 WebSocket Protocol Reference</w:t>
+      </w:r>
+    </w:p>
+    <w:p>
+      <w:pPr>
+        <w:pStyle w:val="Heading3"/>
+      </w:pPr>
+      <w:r>
+        <w:t>B.3.1 Connection</w:t>
+      </w:r>
+    </w:p>
+    <w:p>
+      <w:r>
+        <w:rPr>
+          <w:b/>
+        </w:rPr>
+        <w:t>URL</w:t>
+      </w:r>
+      <w:r>
+        <w:t xml:space="preserve">: </w:t>
+      </w:r>
+      <w:r>
+        <w:rPr>
+          <w:rFonts w:ascii="Consolas" w:hAnsi="Consolas"/>
+          <w:sz w:val="18"/>
+          <w:shd w:val="clear" w:fill="E8E8E8"/>
+        </w:rPr>
+        <w:t>ws://&lt;host&gt;:8000/ws/coach</w:t>
+      </w:r>
+    </w:p>
+    <w:p>
+      <w:r>
+        <w:t xml:space="preserve">The WebSocket connection does not authenticate by itself. The client passes user identity in the </w:t>
+      </w:r>
+      <w:r>
+        <w:rPr>
+          <w:rFonts w:ascii="Consolas" w:hAnsi="Consolas"/>
+          <w:sz w:val="18"/>
+          <w:shd w:val="clear" w:fill="E8E8E8"/>
+        </w:rPr>
+        <w:t>session_start</w:t>
+      </w:r>
+      <w:r>
+        <w:t xml:space="preserve"> message.</w:t>
+      </w:r>
+    </w:p>
+    <w:p>
+      <w:pPr>
+        <w:pStyle w:val="Heading3"/>
+      </w:pPr>
+      <w:r>
+        <w:t>B.3.2 Client to Server Messages</w:t>
+      </w:r>
+    </w:p>
+    <w:tbl>
+      <w:tblPr>
+        <w:tblStyle w:val="TableGrid"/>
+        <w:tblW w:type="auto" w:w="0"/>
+        <w:tblLook w:firstColumn="1" w:firstRow="1" w:lastColumn="0" w:lastRow="0" w:noHBand="0" w:noVBand="1" w:val="04A0"/>
+      </w:tblPr>
+      <w:tblGrid>
+        <w:gridCol w:w="2929"/>
+        <w:gridCol w:w="2929"/>
+        <w:gridCol w:w="2929"/>
+      </w:tblGrid>
+      <w:tr>
+        <w:tc>
+          <w:tcPr>
+            <w:tcW w:type="dxa" w:w="2929"/>
+            <w:shd w:fill="D9E2F3" w:val="clear"/>
+          </w:tcPr>
+          <w:p>
+            <w:r/>
+            <w:r>
+              <w:rPr>
+                <w:b/>
+                <w:sz w:val="18"/>
+              </w:rPr>
+              <w:t>Type</w:t>
+            </w:r>
+          </w:p>
+        </w:tc>
+        <w:tc>
+          <w:tcPr>
+            <w:tcW w:type="dxa" w:w="2929"/>
+            <w:shd w:fill="D9E2F3" w:val="clear"/>
+          </w:tcPr>
+          <w:p>
+            <w:r/>
+            <w:r>
+              <w:rPr>
+                <w:b/>
+                <w:sz w:val="18"/>
+              </w:rPr>
+              <w:t>Fields</w:t>
+            </w:r>
+          </w:p>
+        </w:tc>
+        <w:tc>
+          <w:tcPr>
+            <w:tcW w:type="dxa" w:w="2929"/>
+            <w:shd w:fill="D9E2F3" w:val="clear"/>
+          </w:tcPr>
+          <w:p>
+            <w:r/>
+            <w:r>
+              <w:rPr>
+                <w:b/>
+                <w:sz w:val="18"/>
+              </w:rPr>
+              <w:t>Description</w:t>
+            </w:r>
+          </w:p>
+        </w:tc>
+      </w:tr>
+      <w:tr>
+        <w:tc>
+          <w:tcPr>
+            <w:tcW w:type="dxa" w:w="2929"/>
+          </w:tcPr>
+          <w:p>
+            <w:r>
+              <w:rPr>
+                <w:sz w:val="18"/>
+              </w:rPr>
+            </w:r>
+            <w:r>
+              <w:rPr>
+                <w:rFonts w:ascii="Consolas" w:hAnsi="Consolas"/>
+                <w:sz w:val="18"/>
+                <w:shd w:val="clear" w:fill="E8E8E8"/>
+              </w:rPr>
+              <w:t>session_start</w:t>
+            </w:r>
+          </w:p>
+        </w:tc>
+        <w:tc>
+          <w:tcPr>
+            <w:tcW w:type="dxa" w:w="2929"/>
+          </w:tcPr>
+          <w:p>
+            <w:r>
+              <w:rPr>
+                <w:sz w:val="18"/>
+              </w:rPr>
+            </w:r>
+            <w:r>
+              <w:rPr>
+                <w:sz w:val="18"/>
+              </w:rPr>
+              <w:t>tier, mode, user_id, kb_id, conversation_id</w:t>
+            </w:r>
+          </w:p>
+        </w:tc>
+        <w:tc>
+          <w:tcPr>
+            <w:tcW w:type="dxa" w:w="2929"/>
+          </w:tcPr>
+          <w:p>
+            <w:r>
+              <w:rPr>
+                <w:sz w:val="18"/>
+              </w:rPr>
+            </w:r>
+            <w:r>
+              <w:rPr>
+                <w:sz w:val="18"/>
+              </w:rPr>
+              <w:t>Initialize session</w:t>
+            </w:r>
+          </w:p>
+        </w:tc>
+      </w:tr>
+      <w:tr>
+        <w:tc>
+          <w:tcPr>
+            <w:tcW w:type="dxa" w:w="2929"/>
+          </w:tcPr>
+          <w:p>
+            <w:r>
+              <w:rPr>
+                <w:sz w:val="18"/>
+              </w:rPr>
+            </w:r>
+            <w:r>
+              <w:rPr>
+                <w:rFonts w:ascii="Consolas" w:hAnsi="Consolas"/>
+                <w:sz w:val="18"/>
+                <w:shd w:val="clear" w:fill="E8E8E8"/>
+              </w:rPr>
+              <w:t>user_message</w:t>
+            </w:r>
+          </w:p>
+        </w:tc>
+        <w:tc>
+          <w:tcPr>
+            <w:tcW w:type="dxa" w:w="2929"/>
+          </w:tcPr>
+          <w:p>
+            <w:r>
+              <w:rPr>
+                <w:sz w:val="18"/>
+              </w:rPr>
+            </w:r>
+            <w:r>
+              <w:rPr>
+                <w:sz w:val="18"/>
+              </w:rPr>
+              <w:t>content</w:t>
+            </w:r>
+          </w:p>
+        </w:tc>
+        <w:tc>
+          <w:tcPr>
+            <w:tcW w:type="dxa" w:w="2929"/>
+          </w:tcPr>
+          <w:p>
+            <w:r>
+              <w:rPr>
+                <w:sz w:val="18"/>
+              </w:rPr>
+            </w:r>
+            <w:r>
+              <w:rPr>
+                <w:sz w:val="18"/>
+              </w:rPr>
+              <w:t>Send chat message</w:t>
+            </w:r>
+          </w:p>
+        </w:tc>
+      </w:tr>
+      <w:tr>
+        <w:tc>
+          <w:tcPr>
+            <w:tcW w:type="dxa" w:w="2929"/>
+          </w:tcPr>
+          <w:p>
+            <w:r>
+              <w:rPr>
+                <w:sz w:val="18"/>
+              </w:rPr>
+            </w:r>
+            <w:r>
+              <w:rPr>
+                <w:rFonts w:ascii="Consolas" w:hAnsi="Consolas"/>
+                <w:sz w:val="18"/>
+                <w:shd w:val="clear" w:fill="E8E8E8"/>
+              </w:rPr>
+              <w:t>stop</w:t>
+            </w:r>
+          </w:p>
+        </w:tc>
+        <w:tc>
+          <w:tcPr>
+            <w:tcW w:type="dxa" w:w="2929"/>
+          </w:tcPr>
+          <w:p>
+            <w:r>
+              <w:rPr>
+                <w:sz w:val="18"/>
+              </w:rPr>
+            </w:r>
+            <w:r>
+              <w:rPr>
+                <w:sz w:val="18"/>
+              </w:rPr>
+              <w:t>-</w:t>
+            </w:r>
+          </w:p>
+        </w:tc>
+        <w:tc>
+          <w:tcPr>
+            <w:tcW w:type="dxa" w:w="2929"/>
+          </w:tcPr>
+          <w:p>
+            <w:r>
+              <w:rPr>
+                <w:sz w:val="18"/>
+              </w:rPr>
+            </w:r>
+            <w:r>
+              <w:rPr>
+                <w:sz w:val="18"/>
+              </w:rPr>
+              <w:t>Cancel current generation</w:t>
+            </w:r>
+          </w:p>
+        </w:tc>
+      </w:tr>
+      <w:tr>
+        <w:tc>
+          <w:tcPr>
+            <w:tcW w:type="dxa" w:w="2929"/>
+          </w:tcPr>
+          <w:p>
+            <w:r>
+              <w:rPr>
+                <w:sz w:val="18"/>
+              </w:rPr>
+            </w:r>
+            <w:r>
+              <w:rPr>
+                <w:rFonts w:ascii="Consolas" w:hAnsi="Consolas"/>
+                <w:sz w:val="18"/>
+                <w:shd w:val="clear" w:fill="E8E8E8"/>
+              </w:rPr>
+              <w:t>mode_switch</w:t>
+            </w:r>
+          </w:p>
+        </w:tc>
+        <w:tc>
+          <w:tcPr>
+            <w:tcW w:type="dxa" w:w="2929"/>
+          </w:tcPr>
+          <w:p>
+            <w:r>
+              <w:rPr>
+                <w:sz w:val="18"/>
+              </w:rPr>
+            </w:r>
+            <w:r>
+              <w:rPr>
+                <w:sz w:val="18"/>
+              </w:rPr>
+              <w:t>mode</w:t>
+            </w:r>
+          </w:p>
+        </w:tc>
+        <w:tc>
+          <w:tcPr>
+            <w:tcW w:type="dxa" w:w="2929"/>
+          </w:tcPr>
+          <w:p>
+            <w:r>
+              <w:rPr>
+                <w:sz w:val="18"/>
+              </w:rPr>
+            </w:r>
+            <w:r>
+              <w:rPr>
+                <w:sz w:val="18"/>
+              </w:rPr>
+              <w:t>Switch between chat/agentic</w:t>
+            </w:r>
+          </w:p>
+        </w:tc>
+      </w:tr>
+    </w:tbl>
+    <w:p/>
+    <w:p>
+      <w:pPr>
+        <w:pStyle w:val="Heading3"/>
+      </w:pPr>
+      <w:r>
+        <w:t>B.3.3 Server to Client Messages</w:t>
+      </w:r>
+    </w:p>
+    <w:tbl>
+      <w:tblPr>
+        <w:tblStyle w:val="TableGrid"/>
+        <w:tblW w:type="auto" w:w="0"/>
+        <w:tblLook w:firstColumn="1" w:firstRow="1" w:lastColumn="0" w:lastRow="0" w:noHBand="0" w:noVBand="1" w:val="04A0"/>
+      </w:tblPr>
+      <w:tblGrid>
+        <w:gridCol w:w="2929"/>
+        <w:gridCol w:w="2929"/>
+        <w:gridCol w:w="2929"/>
+      </w:tblGrid>
+      <w:tr>
+        <w:tc>
+          <w:tcPr>
+            <w:tcW w:type="dxa" w:w="2929"/>
+            <w:shd w:fill="D9E2F3" w:val="clear"/>
+          </w:tcPr>
+          <w:p>
+            <w:r/>
+            <w:r>
+              <w:rPr>
+                <w:b/>
+                <w:sz w:val="18"/>
+              </w:rPr>
+              <w:t>Type</w:t>
+            </w:r>
+          </w:p>
+        </w:tc>
+        <w:tc>
+          <w:tcPr>
+            <w:tcW w:type="dxa" w:w="2929"/>
+            <w:shd w:fill="D9E2F3" w:val="clear"/>
+          </w:tcPr>
+          <w:p>
+            <w:r/>
+            <w:r>
+              <w:rPr>
+                <w:b/>
+                <w:sz w:val="18"/>
+              </w:rPr>
+              <w:t>Fields</w:t>
+            </w:r>
+          </w:p>
+        </w:tc>
+        <w:tc>
+          <w:tcPr>
+            <w:tcW w:type="dxa" w:w="2929"/>
+            <w:shd w:fill="D9E2F3" w:val="clear"/>
+          </w:tcPr>
+          <w:p>
+            <w:r/>
+            <w:r>
+              <w:rPr>
+                <w:b/>
+                <w:sz w:val="18"/>
+              </w:rPr>
+              <w:t>Description</w:t>
+            </w:r>
+          </w:p>
+        </w:tc>
+      </w:tr>
+      <w:tr>
+        <w:tc>
+          <w:tcPr>
+            <w:tcW w:type="dxa" w:w="2929"/>
+          </w:tcPr>
+          <w:p>
+            <w:r>
+              <w:rPr>
+                <w:sz w:val="18"/>
+              </w:rPr>
+            </w:r>
+            <w:r>
+              <w:rPr>
+                <w:rFonts w:ascii="Consolas" w:hAnsi="Consolas"/>
+                <w:sz w:val="18"/>
+                <w:shd w:val="clear" w:fill="E8E8E8"/>
+              </w:rPr>
+              <w:t>session_ack</w:t>
+            </w:r>
+          </w:p>
+        </w:tc>
+        <w:tc>
+          <w:tcPr>
+            <w:tcW w:type="dxa" w:w="2929"/>
+          </w:tcPr>
+          <w:p>
+            <w:r>
+              <w:rPr>
+                <w:sz w:val="18"/>
+              </w:rPr>
+            </w:r>
+            <w:r>
+              <w:rPr>
+                <w:sz w:val="18"/>
+              </w:rPr>
+              <w:t>session_id, tier, mode, available_tools</w:t>
+            </w:r>
+          </w:p>
+        </w:tc>
+        <w:tc>
+          <w:tcPr>
+            <w:tcW w:type="dxa" w:w="2929"/>
+          </w:tcPr>
+          <w:p>
+            <w:r>
+              <w:rPr>
+                <w:sz w:val="18"/>
+              </w:rPr>
+            </w:r>
+            <w:r>
+              <w:rPr>
+                <w:sz w:val="18"/>
+              </w:rPr>
+              <w:t>Session confirmed</w:t>
+            </w:r>
+          </w:p>
+        </w:tc>
+      </w:tr>
+      <w:tr>
+        <w:tc>
+          <w:tcPr>
+            <w:tcW w:type="dxa" w:w="2929"/>
+          </w:tcPr>
+          <w:p>
+            <w:r>
+              <w:rPr>
+                <w:sz w:val="18"/>
+              </w:rPr>
+            </w:r>
+            <w:r>
+              <w:rPr>
+                <w:rFonts w:ascii="Consolas" w:hAnsi="Consolas"/>
+                <w:sz w:val="18"/>
+                <w:shd w:val="clear" w:fill="E8E8E8"/>
+              </w:rPr>
+              <w:t>content</w:t>
+            </w:r>
+          </w:p>
+        </w:tc>
+        <w:tc>
+          <w:tcPr>
+            <w:tcW w:type="dxa" w:w="2929"/>
+          </w:tcPr>
+          <w:p>
+            <w:r>
+              <w:rPr>
+                <w:sz w:val="18"/>
+              </w:rPr>
+            </w:r>
+            <w:r>
+              <w:rPr>
+                <w:sz w:val="18"/>
+              </w:rPr>
+              <w:t>content</w:t>
+            </w:r>
+          </w:p>
+        </w:tc>
+        <w:tc>
+          <w:tcPr>
+            <w:tcW w:type="dxa" w:w="2929"/>
+          </w:tcPr>
+          <w:p>
+            <w:r>
+              <w:rPr>
+                <w:sz w:val="18"/>
+              </w:rPr>
+            </w:r>
+            <w:r>
+              <w:rPr>
+                <w:sz w:val="18"/>
+              </w:rPr>
+              <w:t>Text chunk (one or more tokens)</w:t>
+            </w:r>
+          </w:p>
+        </w:tc>
+      </w:tr>
+      <w:tr>
+        <w:tc>
+          <w:tcPr>
+            <w:tcW w:type="dxa" w:w="2929"/>
+          </w:tcPr>
+          <w:p>
+            <w:r>
+              <w:rPr>
+                <w:sz w:val="18"/>
+              </w:rPr>
+            </w:r>
+            <w:r>
+              <w:rPr>
+                <w:rFonts w:ascii="Consolas" w:hAnsi="Consolas"/>
+                <w:sz w:val="18"/>
+                <w:shd w:val="clear" w:fill="E8E8E8"/>
+              </w:rPr>
+              <w:t>stage</w:t>
+            </w:r>
+          </w:p>
+        </w:tc>
+        <w:tc>
+          <w:tcPr>
+            <w:tcW w:type="dxa" w:w="2929"/>
+          </w:tcPr>
+          <w:p>
+            <w:r>
+              <w:rPr>
+                <w:sz w:val="18"/>
+              </w:rPr>
+            </w:r>
+            <w:r>
+              <w:rPr>
+                <w:sz w:val="18"/>
+              </w:rPr>
+              <w:t>stage, status</w:t>
+            </w:r>
+          </w:p>
+        </w:tc>
+        <w:tc>
+          <w:tcPr>
+            <w:tcW w:type="dxa" w:w="2929"/>
+          </w:tcPr>
+          <w:p>
+            <w:r>
+              <w:rPr>
+                <w:sz w:val="18"/>
+              </w:rPr>
+            </w:r>
+            <w:r>
+              <w:rPr>
+                <w:sz w:val="18"/>
+              </w:rPr>
+              <w:t>Processing stage (thinking start/end)</w:t>
+            </w:r>
+          </w:p>
+        </w:tc>
+      </w:tr>
+      <w:tr>
+        <w:tc>
+          <w:tcPr>
+            <w:tcW w:type="dxa" w:w="2929"/>
+          </w:tcPr>
+          <w:p>
+            <w:r>
+              <w:rPr>
+                <w:sz w:val="18"/>
+              </w:rPr>
+            </w:r>
+            <w:r>
+              <w:rPr>
+                <w:rFonts w:ascii="Consolas" w:hAnsi="Consolas"/>
+                <w:sz w:val="18"/>
+                <w:shd w:val="clear" w:fill="E8E8E8"/>
+              </w:rPr>
+              <w:t>tool</w:t>
+            </w:r>
+          </w:p>
+        </w:tc>
+        <w:tc>
+          <w:tcPr>
+            <w:tcW w:type="dxa" w:w="2929"/>
+          </w:tcPr>
+          <w:p>
+            <w:r>
+              <w:rPr>
+                <w:sz w:val="18"/>
+              </w:rPr>
+            </w:r>
+            <w:r>
+              <w:rPr>
+                <w:sz w:val="18"/>
+              </w:rPr>
+              <w:t>tool, status, arguments?, result?</w:t>
+            </w:r>
+          </w:p>
+        </w:tc>
+        <w:tc>
+          <w:tcPr>
+            <w:tcW w:type="dxa" w:w="2929"/>
+          </w:tcPr>
+          <w:p>
+            <w:r>
+              <w:rPr>
+                <w:sz w:val="18"/>
+              </w:rPr>
+            </w:r>
+            <w:r>
+              <w:rPr>
+                <w:sz w:val="18"/>
+              </w:rPr>
+              <w:t>Tool invocation lifecycle</w:t>
+            </w:r>
+          </w:p>
+        </w:tc>
+      </w:tr>
+      <w:tr>
+        <w:tc>
+          <w:tcPr>
+            <w:tcW w:type="dxa" w:w="2929"/>
+          </w:tcPr>
+          <w:p>
+            <w:r>
+              <w:rPr>
+                <w:sz w:val="18"/>
+              </w:rPr>
+            </w:r>
+            <w:r>
+              <w:rPr>
+                <w:rFonts w:ascii="Consolas" w:hAnsi="Consolas"/>
+                <w:sz w:val="18"/>
+                <w:shd w:val="clear" w:fill="E8E8E8"/>
+              </w:rPr>
+              <w:t>done</w:t>
+            </w:r>
+          </w:p>
+        </w:tc>
+        <w:tc>
+          <w:tcPr>
+            <w:tcW w:type="dxa" w:w="2929"/>
+          </w:tcPr>
+          <w:p>
+            <w:r>
+              <w:rPr>
+                <w:sz w:val="18"/>
+              </w:rPr>
+            </w:r>
+            <w:r>
+              <w:rPr>
+                <w:sz w:val="18"/>
+              </w:rPr>
+              <w:t>-</w:t>
+            </w:r>
+          </w:p>
+        </w:tc>
+        <w:tc>
+          <w:tcPr>
+            <w:tcW w:type="dxa" w:w="2929"/>
+          </w:tcPr>
+          <w:p>
+            <w:r>
+              <w:rPr>
+                <w:sz w:val="18"/>
+              </w:rPr>
+            </w:r>
+            <w:r>
+              <w:rPr>
+                <w:sz w:val="18"/>
+              </w:rPr>
+              <w:t>Generation complete</w:t>
+            </w:r>
+          </w:p>
+        </w:tc>
+      </w:tr>
+      <w:tr>
+        <w:tc>
+          <w:tcPr>
+            <w:tcW w:type="dxa" w:w="2929"/>
+          </w:tcPr>
+          <w:p>
+            <w:r>
+              <w:rPr>
+                <w:sz w:val="18"/>
+              </w:rPr>
+            </w:r>
+            <w:r>
+              <w:rPr>
+                <w:rFonts w:ascii="Consolas" w:hAnsi="Consolas"/>
+                <w:sz w:val="18"/>
+                <w:shd w:val="clear" w:fill="E8E8E8"/>
+              </w:rPr>
+              <w:t>error</w:t>
+            </w:r>
+          </w:p>
+        </w:tc>
+        <w:tc>
+          <w:tcPr>
+            <w:tcW w:type="dxa" w:w="2929"/>
+          </w:tcPr>
+          <w:p>
+            <w:r>
+              <w:rPr>
+                <w:sz w:val="18"/>
+              </w:rPr>
+            </w:r>
+            <w:r>
+              <w:rPr>
+                <w:sz w:val="18"/>
+              </w:rPr>
+              <w:t>code, message</w:t>
+            </w:r>
+          </w:p>
+        </w:tc>
+        <w:tc>
+          <w:tcPr>
+            <w:tcW w:type="dxa" w:w="2929"/>
+          </w:tcPr>
+          <w:p>
+            <w:r>
+              <w:rPr>
+                <w:sz w:val="18"/>
+              </w:rPr>
+            </w:r>
+            <w:r>
+              <w:rPr>
+                <w:sz w:val="18"/>
+              </w:rPr>
+              <w:t>Error occurred</w:t>
+            </w:r>
+          </w:p>
+        </w:tc>
+      </w:tr>
+    </w:tbl>
+    <w:p/>
+    <w:p>
+      <w:pPr>
+        <w:pStyle w:val="Heading3"/>
+      </w:pPr>
+      <w:r>
+        <w:t>B.3.4 Tool Event Lifecycle</w:t>
       </w:r>
     </w:p>
     <w:p>
@@ -36122,91 +37527,16 @@
           <w:sz w:val="17"/>
           <w:shd w:val="clear" w:fill="F5F5F5"/>
         </w:rPr>
-        <w:br/>
-        <w:t>---</w:t>
-        <w:br/>
-        <w:br/>
-        <w:t>## B.3 WebSocket Protocol Reference</w:t>
-        <w:br/>
-        <w:br/>
-        <w:t>### B.3.1 Connection</w:t>
-        <w:br/>
-        <w:br/>
-        <w:t>**URL**: `ws://&lt;host&gt;:8000/ws/coach`</w:t>
-        <w:br/>
-        <w:br/>
-        <w:t>No authentication on WebSocket itself — user identity is passed in `session_start` message.</w:t>
-        <w:br/>
-        <w:br/>
-        <w:t>### B.3.2 Client → Server Messages</w:t>
-        <w:br/>
-        <w:br/>
-        <w:t>| Type | Fields | Description |</w:t>
-        <w:br/>
-        <w:t>|------|--------|-------------|</w:t>
-        <w:br/>
-        <w:t>| `session_start` | tier, mode, user_id, kb_id, conversation_id | Initialize session |</w:t>
-        <w:br/>
-        <w:t>| `user_message` | content | Send chat message |</w:t>
-        <w:br/>
-        <w:t>| `stop` | — | Cancel current generation |</w:t>
-        <w:br/>
-        <w:t>| `mode_switch` | mode | Switch between chat/agentic |</w:t>
-        <w:br/>
-        <w:br/>
-        <w:t>### B.3.3 Server → Client Messages</w:t>
-        <w:br/>
-        <w:br/>
-        <w:t>| Type | Fields | Description |</w:t>
-        <w:br/>
-        <w:t>|------|--------|-------------|</w:t>
-        <w:br/>
-        <w:t>| `session_ack` | session_id, tier, mode, available_tools | Session confirmed |</w:t>
-        <w:br/>
-        <w:t>| `content` | content | Text chunk (one or more tokens) |</w:t>
-        <w:br/>
-        <w:t>| `stage` | stage, status | Processing stage (thinking start/end) |</w:t>
-        <w:br/>
-        <w:t>| `tool` | tool, status, arguments?, result? | Tool invocation lifecycle |</w:t>
-        <w:br/>
-        <w:t>| `done` | — | Generation complete |</w:t>
-        <w:br/>
-        <w:t>| `error` | code, message | Error occurred |</w:t>
-        <w:br/>
-        <w:br/>
-        <w:t>### B.3.4 Tool Event Lifecycle</w:t>
-        <w:br/>
-      </w:r>
-    </w:p>
-    <w:p>
-      <w:r>
-        <w:t>tool(name, "calling", arguments)  → Tool execution begins</w:t>
-      </w:r>
-    </w:p>
-    <w:p>
-      <w:r>
-        <w:t>tool(name, "result", result)      → Tool completed successfully</w:t>
-      </w:r>
-    </w:p>
-    <w:p>
-      <w:r>
-        <w:t>tool(name, "error", error_msg)    → Tool failed</w:t>
-      </w:r>
-    </w:p>
-    <w:p>
-      <w:r>
-        <w:br w:type="page"/>
-      </w:r>
-    </w:p>
-    <w:p>
-      <w:pPr>
-        <w:pStyle w:val="Heading1"/>
-      </w:pPr>
-      <w:r>
-        <w:rPr>
-          <w:sz w:val="36"/>
-        </w:rPr>
-        <w:t>Appendix C: Database Schema</w:t>
+        <w:t>tool(name, "calling", arguments)  -&gt; Tool execution begins</w:t>
+        <w:br/>
+        <w:t>tool(name, "result", result)      -&gt; Tool completed successfully</w:t>
+        <w:br/>
+        <w:t>tool(name, "error", error_msg)    -&gt; Tool failed</w:t>
+      </w:r>
+    </w:p>
+    <w:p>
+      <w:r>
+        <w:t>____________________________________________________________</w:t>
       </w:r>
     </w:p>
     <w:p>
@@ -36214,376 +37544,7 @@
         <w:pStyle w:val="Heading2"/>
       </w:pPr>
       <w:r>
-        <w:t>C.1 Firestore Collections (Spring Boot Domain)</w:t>
-      </w:r>
-    </w:p>
-    <w:p>
-      <w:pPr>
-        <w:pStyle w:val="Heading3"/>
-      </w:pPr>
-      <w:r>
-        <w:t>C.1.1 Collection: `quiz`</w:t>
-      </w:r>
-    </w:p>
-    <w:p>
-      <w:pPr>
-        <w:pStyle w:val="NoSpacing"/>
-        <w:spacing w:before="40" w:after="40"/>
-        <w:ind w:left="567"/>
-      </w:pPr>
-      <w:r>
-        <w:rPr>
-          <w:rFonts w:ascii="Consolas" w:hAnsi="Consolas"/>
-          <w:color w:val="1E1E1E"/>
-          <w:sz w:val="17"/>
-          <w:shd w:val="clear" w:fill="F5F5F5"/>
-        </w:rPr>
-        <w:t>quiz/</w:t>
-        <w:br/>
-        <w:t>└── {quiz_id}/</w:t>
-        <w:br/>
-        <w:t xml:space="preserve">    ├── id: string (auto-generated)</w:t>
-        <w:br/>
-        <w:t xml:space="preserve">    ├── host_id: string (user UID who created the quiz)</w:t>
-        <w:br/>
-        <w:t xml:space="preserve">    ├── title: string</w:t>
-        <w:br/>
-        <w:t xml:space="preserve">    ├── description: string</w:t>
-        <w:br/>
-        <w:t xml:space="preserve">    ├── status: string ("ACTIVE" | "INACTIVE")</w:t>
-        <w:br/>
-        <w:t xml:space="preserve">    ├── categories: array&lt;string&gt; (e.g., ["science"])</w:t>
-        <w:br/>
-        <w:t xml:space="preserve">    ├── start_time: timestamp | null</w:t>
-        <w:br/>
-        <w:t xml:space="preserve">    ├── end_time: timestamp | null</w:t>
-        <w:br/>
-        <w:t xml:space="preserve">    └── availability: string | null</w:t>
-      </w:r>
-    </w:p>
-    <w:p>
-      <w:pPr>
-        <w:pStyle w:val="Heading3"/>
-      </w:pPr>
-      <w:r>
-        <w:t>C.1.2 Collection: `question`</w:t>
-      </w:r>
-    </w:p>
-    <w:p>
-      <w:pPr>
-        <w:pStyle w:val="NoSpacing"/>
-        <w:spacing w:before="40" w:after="40"/>
-        <w:ind w:left="567"/>
-      </w:pPr>
-      <w:r>
-        <w:rPr>
-          <w:rFonts w:ascii="Consolas" w:hAnsi="Consolas"/>
-          <w:color w:val="1E1E1E"/>
-          <w:sz w:val="17"/>
-          <w:shd w:val="clear" w:fill="F5F5F5"/>
-        </w:rPr>
-        <w:t>question/</w:t>
-        <w:br/>
-        <w:t>└── {question_id}/</w:t>
-        <w:br/>
-        <w:t xml:space="preserve">    ├── id: string (auto-generated)</w:t>
-        <w:br/>
-        <w:t xml:space="preserve">    ├── quiz_id: string (reference to parent quiz)</w:t>
-        <w:br/>
-        <w:t xml:space="preserve">    ├── content: string (question text)</w:t>
-        <w:br/>
-        <w:t xml:space="preserve">    ├── answers: array&lt;string&gt; (exactly 4 options)</w:t>
-        <w:br/>
-        <w:t xml:space="preserve">    └── correct_answer: string (plaintext, one of the answers)</w:t>
-      </w:r>
-    </w:p>
-    <w:p>
-      <w:pPr>
-        <w:pStyle w:val="Heading3"/>
-      </w:pPr>
-      <w:r>
-        <w:t>C.1.3 Collection: `take_quiz`</w:t>
-      </w:r>
-    </w:p>
-    <w:p>
-      <w:pPr>
-        <w:pStyle w:val="NoSpacing"/>
-        <w:spacing w:before="40" w:after="40"/>
-        <w:ind w:left="567"/>
-      </w:pPr>
-      <w:r>
-        <w:rPr>
-          <w:rFonts w:ascii="Consolas" w:hAnsi="Consolas"/>
-          <w:color w:val="1E1E1E"/>
-          <w:sz w:val="17"/>
-          <w:shd w:val="clear" w:fill="F5F5F5"/>
-        </w:rPr>
-        <w:t>take_quiz/</w:t>
-        <w:br/>
-        <w:t>└── {take_quiz_id}/</w:t>
-        <w:br/>
-        <w:t xml:space="preserve">    ├── id: string (auto-generated)</w:t>
-        <w:br/>
-        <w:t xml:space="preserve">    ├── quiz_id: string (reference to quiz taken)</w:t>
-        <w:br/>
-        <w:t xml:space="preserve">    ├── player_id: string (user UID who took the quiz)</w:t>
-        <w:br/>
-        <w:t xml:space="preserve">    ├── player_name: string (display name)</w:t>
-        <w:br/>
-        <w:t xml:space="preserve">    ├── score: string (format: "correct/total", e.g., "4/5")</w:t>
-        <w:br/>
-        <w:t xml:space="preserve">    ├── start_time: timestamp</w:t>
-        <w:br/>
-        <w:t xml:space="preserve">    └── end_time: timestamp</w:t>
-      </w:r>
-    </w:p>
-    <w:p>
-      <w:pPr>
-        <w:pStyle w:val="Heading3"/>
-      </w:pPr>
-      <w:r>
-        <w:t>C.1.4 Collection: `take_question`</w:t>
-      </w:r>
-    </w:p>
-    <w:p>
-      <w:pPr>
-        <w:pStyle w:val="NoSpacing"/>
-        <w:spacing w:before="40" w:after="40"/>
-        <w:ind w:left="567"/>
-      </w:pPr>
-      <w:r>
-        <w:rPr>
-          <w:rFonts w:ascii="Consolas" w:hAnsi="Consolas"/>
-          <w:color w:val="1E1E1E"/>
-          <w:sz w:val="17"/>
-          <w:shd w:val="clear" w:fill="F5F5F5"/>
-        </w:rPr>
-        <w:t>take_question/</w:t>
-        <w:br/>
-        <w:t>└── {take_question_id}/</w:t>
-        <w:br/>
-        <w:t xml:space="preserve">    ├── id: string (auto-generated)</w:t>
-        <w:br/>
-        <w:t xml:space="preserve">    ├── take_id: string (reference to parent attempt)</w:t>
-        <w:br/>
-        <w:t xml:space="preserve">    ├── question_id: string (reference to original question)</w:t>
-        <w:br/>
-        <w:t xml:space="preserve">    ├── answer: string (user's chosen answer)</w:t>
-        <w:br/>
-        <w:t xml:space="preserve">    └── check_answer: string ("1"|"2" for correct, "-1" for incorrect)</w:t>
-      </w:r>
-    </w:p>
-    <w:p>
-      <w:pPr>
-        <w:pStyle w:val="Heading3"/>
-      </w:pPr>
-      <w:r>
-        <w:t>C.1.5 Collection: `review_schedule`</w:t>
-      </w:r>
-    </w:p>
-    <w:p>
-      <w:pPr>
-        <w:pStyle w:val="NoSpacing"/>
-        <w:spacing w:before="40" w:after="40"/>
-        <w:ind w:left="567"/>
-      </w:pPr>
-      <w:r>
-        <w:rPr>
-          <w:rFonts w:ascii="Consolas" w:hAnsi="Consolas"/>
-          <w:color w:val="1E1E1E"/>
-          <w:sz w:val="17"/>
-          <w:shd w:val="clear" w:fill="F5F5F5"/>
-        </w:rPr>
-        <w:t>review_schedule/</w:t>
-        <w:br/>
-        <w:t>└── {schedule_id}/</w:t>
-        <w:br/>
-        <w:t xml:space="preserve">    ├── id: string (auto-generated)</w:t>
-        <w:br/>
-        <w:t xml:space="preserve">    ├── user_id: string (user UID)</w:t>
-        <w:br/>
-        <w:t xml:space="preserve">    ├── category: string (e.g., "SCIENCE")</w:t>
-        <w:br/>
-        <w:t xml:space="preserve">    ├── easiness: number (SM-2 easiness factor, ≥1.3)</w:t>
-        <w:br/>
-        <w:t xml:space="preserve">    ├── interval_days: number (days until next review)</w:t>
-        <w:br/>
-        <w:t xml:space="preserve">    ├── repetitions: number (consecutive successful reviews)</w:t>
-        <w:br/>
-        <w:t xml:space="preserve">    ├── next_review: timestamp (when review is due)</w:t>
-        <w:br/>
-        <w:t xml:space="preserve">    ├── last_reviewed: timestamp (last review date)</w:t>
-        <w:br/>
-        <w:t xml:space="preserve">    ├── last_score: string (score from last review, e.g., "4/5")</w:t>
-        <w:br/>
-        <w:t xml:space="preserve">    └── updated_at: timestamp</w:t>
-      </w:r>
-    </w:p>
-    <w:p>
-      <w:r>
-        <w:rPr>
-          <w:b/>
-        </w:rPr>
-        <w:t>Composite Key</w:t>
-      </w:r>
-      <w:r>
-        <w:t>: (user_id, category) — enforced by upsert logic in service layer.</w:t>
-      </w:r>
-    </w:p>
-    <w:p>
-      <w:pPr>
-        <w:pStyle w:val="Heading3"/>
-      </w:pPr>
-      <w:r>
-        <w:t>C.1.6 Collection: `notifications`</w:t>
-      </w:r>
-    </w:p>
-    <w:p>
-      <w:pPr>
-        <w:pStyle w:val="NoSpacing"/>
-        <w:spacing w:before="40" w:after="40"/>
-        <w:ind w:left="567"/>
-      </w:pPr>
-      <w:r>
-        <w:rPr>
-          <w:rFonts w:ascii="Consolas" w:hAnsi="Consolas"/>
-          <w:color w:val="1E1E1E"/>
-          <w:sz w:val="17"/>
-          <w:shd w:val="clear" w:fill="F5F5F5"/>
-        </w:rPr>
-        <w:t>notifications/</w:t>
-        <w:br/>
-        <w:t>└── {notification_id}/</w:t>
-        <w:br/>
-        <w:t xml:space="preserve">    ├── id: string (auto-generated)</w:t>
-        <w:br/>
-        <w:t xml:space="preserve">    ├── user_id: string (recipient user UID)</w:t>
-        <w:br/>
-        <w:t xml:space="preserve">    ├── type: string ("REVIEW_DUE" | "MILESTONE" | "WELCOME")</w:t>
-        <w:br/>
-        <w:t xml:space="preserve">    ├── title: string</w:t>
-        <w:br/>
-        <w:t xml:space="preserve">    ├── message: string</w:t>
-        <w:br/>
-        <w:t xml:space="preserve">    ├── read: boolean (default: false)</w:t>
-        <w:br/>
-        <w:t xml:space="preserve">    ├── metadata: map (additional context)</w:t>
-        <w:br/>
-        <w:t xml:space="preserve">    │   ├── category: string (for REVIEW_DUE)</w:t>
-        <w:br/>
-        <w:t xml:space="preserve">    │   ├── quiz_id: string (for quiz-related)</w:t>
-        <w:br/>
-        <w:t xml:space="preserve">    │   └── achievement: string (for MILESTONE)</w:t>
-        <w:br/>
-        <w:t xml:space="preserve">    └── created_at: timestamp</w:t>
-      </w:r>
-    </w:p>
-    <w:p>
-      <w:pPr>
-        <w:pStyle w:val="Heading3"/>
-      </w:pPr>
-      <w:r>
-        <w:t>C.1.7 Collection: `users`</w:t>
-      </w:r>
-    </w:p>
-    <w:p>
-      <w:pPr>
-        <w:pStyle w:val="NoSpacing"/>
-        <w:spacing w:before="40" w:after="40"/>
-        <w:ind w:left="567"/>
-      </w:pPr>
-      <w:r>
-        <w:rPr>
-          <w:rFonts w:ascii="Consolas" w:hAnsi="Consolas"/>
-          <w:color w:val="1E1E1E"/>
-          <w:sz w:val="17"/>
-          <w:shd w:val="clear" w:fill="F5F5F5"/>
-        </w:rPr>
-        <w:t>users/</w:t>
-        <w:br/>
-        <w:t>└── {user_id}/</w:t>
-        <w:br/>
-        <w:t xml:space="preserve">    ├── id: string (Firebase Auth UID)</w:t>
-        <w:br/>
-        <w:t xml:space="preserve">    ├── name: string</w:t>
-        <w:br/>
-        <w:t xml:space="preserve">    ├── email: string</w:t>
-        <w:br/>
-        <w:t xml:space="preserve">    ├── password: string (hashed, for email/password auth)</w:t>
-        <w:br/>
-        <w:t xml:space="preserve">    ├── bio: string</w:t>
-        <w:br/>
-        <w:t xml:space="preserve">    ├── role: string ("USER" | "ADMIN")</w:t>
-        <w:br/>
-        <w:t xml:space="preserve">    ├── createdAt: timestamp</w:t>
-        <w:br/>
-        <w:t xml:space="preserve">    └── updatedAt: timestamp</w:t>
-      </w:r>
-    </w:p>
-    <w:p>
-      <w:pPr>
-        <w:pStyle w:val="Heading3"/>
-      </w:pPr>
-      <w:r>
-        <w:t>C.1.8 Subcollection: `users/{uid}/documents` (Frontend-managed)</w:t>
-      </w:r>
-    </w:p>
-    <w:p>
-      <w:pPr>
-        <w:pStyle w:val="NoSpacing"/>
-        <w:spacing w:before="40" w:after="40"/>
-        <w:ind w:left="567"/>
-      </w:pPr>
-      <w:r>
-        <w:rPr>
-          <w:rFonts w:ascii="Consolas" w:hAnsi="Consolas"/>
-          <w:color w:val="1E1E1E"/>
-          <w:sz w:val="17"/>
-          <w:shd w:val="clear" w:fill="F5F5F5"/>
-        </w:rPr>
-        <w:t>users/</w:t>
-        <w:br/>
-        <w:t>└── {user_id}/</w:t>
-        <w:br/>
-        <w:t xml:space="preserve">    └── documents/</w:t>
-        <w:br/>
-        <w:t xml:space="preserve">        └── {document_id}/</w:t>
-        <w:br/>
-        <w:t xml:space="preserve">            ├── id: string (crypto.randomUUID())</w:t>
-        <w:br/>
-        <w:t xml:space="preserve">            ├── name: string (original filename)</w:t>
-        <w:br/>
-        <w:t xml:space="preserve">            ├── status: string ("processing" | "indexed" | "failed")</w:t>
-        <w:br/>
-        <w:t xml:space="preserve">            ├── ragStatus: string ("pending" | "indexed" | "failed")</w:t>
-        <w:br/>
-        <w:t xml:space="preserve">            ├── ragError: string (error message if RAG failed)</w:t>
-        <w:br/>
-        <w:t xml:space="preserve">            ├── ragDocumentId: string (UUID in Supabase for deletion)</w:t>
-        <w:br/>
-        <w:t xml:space="preserve">            ├── uploadedAt: timestamp (Firestore server timestamp)</w:t>
-        <w:br/>
-        <w:t xml:space="preserve">            ├── questions: array (optional, generated questions)</w:t>
-        <w:br/>
-        <w:t xml:space="preserve">            └── ragChunks: number (count of stored embeddings)</w:t>
-      </w:r>
-    </w:p>
-    <w:p>
-      <w:r>
-        <w:t>____________________________________________________________</w:t>
-      </w:r>
-    </w:p>
-    <w:p>
-      <w:pPr>
-        <w:pStyle w:val="Heading3"/>
-      </w:pPr>
-      <w:r>
-        <w:t>C.1.9 Document: `users/{uid}/subscription/current`</w:t>
-      </w:r>
-    </w:p>
-    <w:p>
-      <w:r>
-        <w:t>Spring Boot manages this nested document through Firebase Admin. The frontend never writes subscription entitlement directly.</w:t>
+        <w:t>B.4 Next.js BFF API Routes</w:t>
       </w:r>
     </w:p>
     <w:tbl>
@@ -36611,7 +37572,7 @@
                 <w:b/>
                 <w:sz w:val="18"/>
               </w:rPr>
-              <w:t>Field</w:t>
+              <w:t>Route</w:t>
             </w:r>
           </w:p>
         </w:tc>
@@ -36627,7 +37588,7 @@
                 <w:b/>
                 <w:sz w:val="18"/>
               </w:rPr>
-              <w:t>Type</w:t>
+              <w:t>Method</w:t>
             </w:r>
           </w:p>
         </w:tc>
@@ -36643,7 +37604,7 @@
                 <w:b/>
                 <w:sz w:val="18"/>
               </w:rPr>
-              <w:t>Required</w:t>
+              <w:t>Upstream</w:t>
             </w:r>
           </w:p>
         </w:tc>
@@ -36659,7 +37620,7 @@
                 <w:b/>
                 <w:sz w:val="18"/>
               </w:rPr>
-              <w:t>Description</w:t>
+              <w:t>Purpose</w:t>
             </w:r>
           </w:p>
         </w:tc>
@@ -36681,7 +37642,7 @@
                 <w:sz w:val="18"/>
                 <w:shd w:val="clear" w:fill="E8E8E8"/>
               </w:rPr>
-              <w:t>plan</w:t>
+              <w:t>/api/subscription/current</w:t>
             </w:r>
           </w:p>
         </w:tc>
@@ -36699,7 +37660,7 @@
               <w:rPr>
                 <w:sz w:val="18"/>
               </w:rPr>
-              <w:t>string</w:t>
+              <w:t>GET</w:t>
             </w:r>
           </w:p>
         </w:tc>
@@ -36717,7 +37678,15 @@
               <w:rPr>
                 <w:sz w:val="18"/>
               </w:rPr>
-              <w:t>Yes</w:t>
+              <w:t xml:space="preserve">Spring </w:t>
+            </w:r>
+            <w:r>
+              <w:rPr>
+                <w:rFonts w:ascii="Consolas" w:hAnsi="Consolas"/>
+                <w:sz w:val="18"/>
+                <w:shd w:val="clear" w:fill="E8E8E8"/>
+              </w:rPr>
+              <w:t>/subscription/current</w:t>
             </w:r>
           </w:p>
         </w:tc>
@@ -36733,53 +37702,9 @@
             </w:r>
             <w:r>
               <w:rPr>
-                <w:rFonts w:ascii="Consolas" w:hAnsi="Consolas"/>
-                <w:sz w:val="18"/>
-                <w:shd w:val="clear" w:fill="E8E8E8"/>
-              </w:rPr>
-              <w:t>lite</w:t>
-            </w:r>
-            <w:r>
-              <w:rPr>
-                <w:sz w:val="18"/>
-              </w:rPr>
-              <w:t xml:space="preserve">, </w:t>
-            </w:r>
-            <w:r>
-              <w:rPr>
-                <w:rFonts w:ascii="Consolas" w:hAnsi="Consolas"/>
-                <w:sz w:val="18"/>
-                <w:shd w:val="clear" w:fill="E8E8E8"/>
-              </w:rPr>
-              <w:t>monthly</w:t>
-            </w:r>
-            <w:r>
-              <w:rPr>
-                <w:sz w:val="18"/>
-              </w:rPr>
-              <w:t xml:space="preserve">, </w:t>
-            </w:r>
-            <w:r>
-              <w:rPr>
-                <w:rFonts w:ascii="Consolas" w:hAnsi="Consolas"/>
-                <w:sz w:val="18"/>
-                <w:shd w:val="clear" w:fill="E8E8E8"/>
-              </w:rPr>
-              <w:t>yearly</w:t>
-            </w:r>
-            <w:r>
-              <w:rPr>
-                <w:sz w:val="18"/>
-              </w:rPr>
-              <w:t xml:space="preserve">, or </w:t>
-            </w:r>
-            <w:r>
-              <w:rPr>
-                <w:rFonts w:ascii="Consolas" w:hAnsi="Consolas"/>
-                <w:sz w:val="18"/>
-                <w:shd w:val="clear" w:fill="E8E8E8"/>
-              </w:rPr>
-              <w:t>forever</w:t>
+                <w:sz w:val="18"/>
+              </w:rPr>
+              <w:t>Resolve Lite/Full entitlement</w:t>
             </w:r>
           </w:p>
         </w:tc>
@@ -36801,7 +37726,7 @@
                 <w:sz w:val="18"/>
                 <w:shd w:val="clear" w:fill="E8E8E8"/>
               </w:rPr>
-              <w:t>fullAccess</w:t>
+              <w:t>/api/subscription/signup</w:t>
             </w:r>
           </w:p>
         </w:tc>
@@ -36819,7 +37744,7 @@
               <w:rPr>
                 <w:sz w:val="18"/>
               </w:rPr>
-              <w:t>boolean</w:t>
+              <w:t>POST</w:t>
             </w:r>
           </w:p>
         </w:tc>
@@ -36837,7 +37762,15 @@
               <w:rPr>
                 <w:sz w:val="18"/>
               </w:rPr>
-              <w:t>Yes</w:t>
+              <w:t xml:space="preserve">Spring </w:t>
+            </w:r>
+            <w:r>
+              <w:rPr>
+                <w:rFonts w:ascii="Consolas" w:hAnsi="Consolas"/>
+                <w:sz w:val="18"/>
+                <w:shd w:val="clear" w:fill="E8E8E8"/>
+              </w:rPr>
+              <w:t>/subscription/signup</w:t>
             </w:r>
           </w:p>
         </w:tc>
@@ -36855,7 +37788,7 @@
               <w:rPr>
                 <w:sz w:val="18"/>
               </w:rPr>
-              <w:t>Enables Full AI mode when true</w:t>
+              <w:t>Create Lite subscription for new accounts</w:t>
             </w:r>
           </w:p>
         </w:tc>
@@ -36877,7 +37810,7 @@
                 <w:sz w:val="18"/>
                 <w:shd w:val="clear" w:fill="E8E8E8"/>
               </w:rPr>
-              <w:t>subscriptionStatus</w:t>
+              <w:t>/api/subscription/checkout</w:t>
             </w:r>
           </w:p>
         </w:tc>
@@ -36895,7 +37828,7 @@
               <w:rPr>
                 <w:sz w:val="18"/>
               </w:rPr>
-              <w:t>string</w:t>
+              <w:t>POST</w:t>
             </w:r>
           </w:p>
         </w:tc>
@@ -36913,7 +37846,15 @@
               <w:rPr>
                 <w:sz w:val="18"/>
               </w:rPr>
-              <w:t>Yes</w:t>
+              <w:t xml:space="preserve">Spring </w:t>
+            </w:r>
+            <w:r>
+              <w:rPr>
+                <w:rFonts w:ascii="Consolas" w:hAnsi="Consolas"/>
+                <w:sz w:val="18"/>
+                <w:shd w:val="clear" w:fill="E8E8E8"/>
+              </w:rPr>
+              <w:t>/subscription/checkout</w:t>
             </w:r>
           </w:p>
         </w:tc>
@@ -36929,39 +37870,9 @@
             </w:r>
             <w:r>
               <w:rPr>
-                <w:rFonts w:ascii="Consolas" w:hAnsi="Consolas"/>
-                <w:sz w:val="18"/>
-                <w:shd w:val="clear" w:fill="E8E8E8"/>
-              </w:rPr>
-              <w:t>none</w:t>
-            </w:r>
-            <w:r>
-              <w:rPr>
-                <w:sz w:val="18"/>
-              </w:rPr>
-              <w:t xml:space="preserve">, </w:t>
-            </w:r>
-            <w:r>
-              <w:rPr>
-                <w:rFonts w:ascii="Consolas" w:hAnsi="Consolas"/>
-                <w:sz w:val="18"/>
-                <w:shd w:val="clear" w:fill="E8E8E8"/>
-              </w:rPr>
-              <w:t>active</w:t>
-            </w:r>
-            <w:r>
-              <w:rPr>
-                <w:sz w:val="18"/>
-              </w:rPr>
-              <w:t xml:space="preserve">, or </w:t>
-            </w:r>
-            <w:r>
-              <w:rPr>
-                <w:rFonts w:ascii="Consolas" w:hAnsi="Consolas"/>
-                <w:sz w:val="18"/>
-                <w:shd w:val="clear" w:fill="E8E8E8"/>
-              </w:rPr>
-              <w:t>expired</w:t>
+                <w:sz w:val="18"/>
+              </w:rPr>
+              <w:t>Apply mock Full plan</w:t>
             </w:r>
           </w:p>
         </w:tc>
@@ -36983,7 +37894,7 @@
                 <w:sz w:val="18"/>
                 <w:shd w:val="clear" w:fill="E8E8E8"/>
               </w:rPr>
-              <w:t>source</w:t>
+              <w:t>/api/adaptive-practice/session-state</w:t>
             </w:r>
           </w:p>
         </w:tc>
@@ -37001,7 +37912,7 @@
               <w:rPr>
                 <w:sz w:val="18"/>
               </w:rPr>
-              <w:t>string</w:t>
+              <w:t>GET</w:t>
             </w:r>
           </w:p>
         </w:tc>
@@ -37019,7 +37930,15 @@
               <w:rPr>
                 <w:sz w:val="18"/>
               </w:rPr>
-              <w:t>Yes</w:t>
+              <w:t xml:space="preserve">Spring </w:t>
+            </w:r>
+            <w:r>
+              <w:rPr>
+                <w:rFonts w:ascii="Consolas" w:hAnsi="Consolas"/>
+                <w:sz w:val="18"/>
+                <w:shd w:val="clear" w:fill="E8E8E8"/>
+              </w:rPr>
+              <w:t>/adaptive-practice/session-state</w:t>
             </w:r>
           </w:p>
         </w:tc>
@@ -37035,25 +37954,9 @@
             </w:r>
             <w:r>
               <w:rPr>
-                <w:rFonts w:ascii="Consolas" w:hAnsi="Consolas"/>
-                <w:sz w:val="18"/>
-                <w:shd w:val="clear" w:fill="E8E8E8"/>
-              </w:rPr>
-              <w:t>signup</w:t>
-            </w:r>
-            <w:r>
-              <w:rPr>
-                <w:sz w:val="18"/>
-              </w:rPr>
-              <w:t xml:space="preserve"> or </w:t>
-            </w:r>
-            <w:r>
-              <w:rPr>
-                <w:rFonts w:ascii="Consolas" w:hAnsi="Consolas"/>
-                <w:sz w:val="18"/>
-                <w:shd w:val="clear" w:fill="E8E8E8"/>
-              </w:rPr>
-              <w:t>mock_payment</w:t>
+                <w:sz w:val="18"/>
+              </w:rPr>
+              <w:t>Read selected-category Adaptive Infinity state</w:t>
             </w:r>
           </w:p>
         </w:tc>
@@ -37075,7 +37978,7 @@
                 <w:sz w:val="18"/>
                 <w:shd w:val="clear" w:fill="E8E8E8"/>
               </w:rPr>
-              <w:t>priceUsd</w:t>
+              <w:t>/api/adaptive-practice/answer</w:t>
             </w:r>
           </w:p>
         </w:tc>
@@ -37093,7 +37996,7 @@
               <w:rPr>
                 <w:sz w:val="18"/>
               </w:rPr>
-              <w:t>number</w:t>
+              <w:t>POST</w:t>
             </w:r>
           </w:p>
         </w:tc>
@@ -37111,7 +38014,15 @@
               <w:rPr>
                 <w:sz w:val="18"/>
               </w:rPr>
-              <w:t>No</w:t>
+              <w:t xml:space="preserve">Spring </w:t>
+            </w:r>
+            <w:r>
+              <w:rPr>
+                <w:rFonts w:ascii="Consolas" w:hAnsi="Consolas"/>
+                <w:sz w:val="18"/>
+                <w:shd w:val="clear" w:fill="E8E8E8"/>
+              </w:rPr>
+              <w:t>/adaptive-practice/answer</w:t>
             </w:r>
           </w:p>
         </w:tc>
@@ -37129,7 +38040,7 @@
               <w:rPr>
                 <w:sz w:val="18"/>
               </w:rPr>
-              <w:t>Mock checkout price: 2, 20, or 100</w:t>
+              <w:t>Persist adaptive answer journal record</w:t>
             </w:r>
           </w:p>
         </w:tc>
@@ -37151,7 +38062,7 @@
                 <w:sz w:val="18"/>
                 <w:shd w:val="clear" w:fill="E8E8E8"/>
               </w:rPr>
-              <w:t>startedAt</w:t>
+              <w:t>/api/coach/adaptive-questions</w:t>
             </w:r>
           </w:p>
         </w:tc>
@@ -37169,7 +38080,7 @@
               <w:rPr>
                 <w:sz w:val="18"/>
               </w:rPr>
-              <w:t>timestamp</w:t>
+              <w:t>POST</w:t>
             </w:r>
           </w:p>
         </w:tc>
@@ -37187,7 +38098,15 @@
               <w:rPr>
                 <w:sz w:val="18"/>
               </w:rPr>
-              <w:t>No</w:t>
+              <w:t xml:space="preserve">AI Coach </w:t>
+            </w:r>
+            <w:r>
+              <w:rPr>
+                <w:rFonts w:ascii="Consolas" w:hAnsi="Consolas"/>
+                <w:sz w:val="18"/>
+                <w:shd w:val="clear" w:fill="E8E8E8"/>
+              </w:rPr>
+              <w:t>/generate/adaptive-questions</w:t>
             </w:r>
           </w:p>
         </w:tc>
@@ -37205,235 +38124,7 @@
               <w:rPr>
                 <w:sz w:val="18"/>
               </w:rPr>
-              <w:t>Paid plan start time</w:t>
-            </w:r>
-          </w:p>
-        </w:tc>
-      </w:tr>
-      <w:tr>
-        <w:tc>
-          <w:tcPr>
-            <w:tcW w:type="dxa" w:w="2197"/>
-          </w:tcPr>
-          <w:p>
-            <w:r>
-              <w:rPr>
-                <w:sz w:val="18"/>
-              </w:rPr>
-            </w:r>
-            <w:r>
-              <w:rPr>
-                <w:rFonts w:ascii="Consolas" w:hAnsi="Consolas"/>
-                <w:sz w:val="18"/>
-                <w:shd w:val="clear" w:fill="E8E8E8"/>
-              </w:rPr>
-              <w:t>expiresAt</w:t>
-            </w:r>
-          </w:p>
-        </w:tc>
-        <w:tc>
-          <w:tcPr>
-            <w:tcW w:type="dxa" w:w="2197"/>
-          </w:tcPr>
-          <w:p>
-            <w:r>
-              <w:rPr>
-                <w:sz w:val="18"/>
-              </w:rPr>
-            </w:r>
-            <w:r>
-              <w:rPr>
-                <w:sz w:val="18"/>
-              </w:rPr>
-              <w:t>timestamp</w:t>
-            </w:r>
-          </w:p>
-        </w:tc>
-        <w:tc>
-          <w:tcPr>
-            <w:tcW w:type="dxa" w:w="2197"/>
-          </w:tcPr>
-          <w:p>
-            <w:r>
-              <w:rPr>
-                <w:sz w:val="18"/>
-              </w:rPr>
-            </w:r>
-            <w:r>
-              <w:rPr>
-                <w:sz w:val="18"/>
-              </w:rPr>
-              <w:t>No</w:t>
-            </w:r>
-          </w:p>
-        </w:tc>
-        <w:tc>
-          <w:tcPr>
-            <w:tcW w:type="dxa" w:w="2197"/>
-          </w:tcPr>
-          <w:p>
-            <w:r>
-              <w:rPr>
-                <w:sz w:val="18"/>
-              </w:rPr>
-            </w:r>
-            <w:r>
-              <w:rPr>
-                <w:sz w:val="18"/>
-              </w:rPr>
-              <w:t>Monthly/yearly expiry; omitted for forever</w:t>
-            </w:r>
-          </w:p>
-        </w:tc>
-      </w:tr>
-      <w:tr>
-        <w:tc>
-          <w:tcPr>
-            <w:tcW w:type="dxa" w:w="2197"/>
-          </w:tcPr>
-          <w:p>
-            <w:r>
-              <w:rPr>
-                <w:sz w:val="18"/>
-              </w:rPr>
-            </w:r>
-            <w:r>
-              <w:rPr>
-                <w:rFonts w:ascii="Consolas" w:hAnsi="Consolas"/>
-                <w:sz w:val="18"/>
-                <w:shd w:val="clear" w:fill="E8E8E8"/>
-              </w:rPr>
-              <w:t>createdAt</w:t>
-            </w:r>
-          </w:p>
-        </w:tc>
-        <w:tc>
-          <w:tcPr>
-            <w:tcW w:type="dxa" w:w="2197"/>
-          </w:tcPr>
-          <w:p>
-            <w:r>
-              <w:rPr>
-                <w:sz w:val="18"/>
-              </w:rPr>
-            </w:r>
-            <w:r>
-              <w:rPr>
-                <w:sz w:val="18"/>
-              </w:rPr>
-              <w:t>timestamp</w:t>
-            </w:r>
-          </w:p>
-        </w:tc>
-        <w:tc>
-          <w:tcPr>
-            <w:tcW w:type="dxa" w:w="2197"/>
-          </w:tcPr>
-          <w:p>
-            <w:r>
-              <w:rPr>
-                <w:sz w:val="18"/>
-              </w:rPr>
-            </w:r>
-            <w:r>
-              <w:rPr>
-                <w:sz w:val="18"/>
-              </w:rPr>
-              <w:t>Yes</w:t>
-            </w:r>
-          </w:p>
-        </w:tc>
-        <w:tc>
-          <w:tcPr>
-            <w:tcW w:type="dxa" w:w="2197"/>
-          </w:tcPr>
-          <w:p>
-            <w:r>
-              <w:rPr>
-                <w:sz w:val="18"/>
-              </w:rPr>
-            </w:r>
-            <w:r>
-              <w:rPr>
-                <w:sz w:val="18"/>
-              </w:rPr>
-              <w:t>Initial record creation</w:t>
-            </w:r>
-          </w:p>
-        </w:tc>
-      </w:tr>
-      <w:tr>
-        <w:tc>
-          <w:tcPr>
-            <w:tcW w:type="dxa" w:w="2197"/>
-          </w:tcPr>
-          <w:p>
-            <w:r>
-              <w:rPr>
-                <w:sz w:val="18"/>
-              </w:rPr>
-            </w:r>
-            <w:r>
-              <w:rPr>
-                <w:rFonts w:ascii="Consolas" w:hAnsi="Consolas"/>
-                <w:sz w:val="18"/>
-                <w:shd w:val="clear" w:fill="E8E8E8"/>
-              </w:rPr>
-              <w:t>updatedAt</w:t>
-            </w:r>
-          </w:p>
-        </w:tc>
-        <w:tc>
-          <w:tcPr>
-            <w:tcW w:type="dxa" w:w="2197"/>
-          </w:tcPr>
-          <w:p>
-            <w:r>
-              <w:rPr>
-                <w:sz w:val="18"/>
-              </w:rPr>
-            </w:r>
-            <w:r>
-              <w:rPr>
-                <w:sz w:val="18"/>
-              </w:rPr>
-              <w:t>timestamp</w:t>
-            </w:r>
-          </w:p>
-        </w:tc>
-        <w:tc>
-          <w:tcPr>
-            <w:tcW w:type="dxa" w:w="2197"/>
-          </w:tcPr>
-          <w:p>
-            <w:r>
-              <w:rPr>
-                <w:sz w:val="18"/>
-              </w:rPr>
-            </w:r>
-            <w:r>
-              <w:rPr>
-                <w:sz w:val="18"/>
-              </w:rPr>
-              <w:t>Yes</w:t>
-            </w:r>
-          </w:p>
-        </w:tc>
-        <w:tc>
-          <w:tcPr>
-            <w:tcW w:type="dxa" w:w="2197"/>
-          </w:tcPr>
-          <w:p>
-            <w:r>
-              <w:rPr>
-                <w:sz w:val="18"/>
-              </w:rPr>
-            </w:r>
-            <w:r>
-              <w:rPr>
-                <w:sz w:val="18"/>
-              </w:rPr>
-              <w:t>Last update</w:t>
+              <w:t>Resolve tier and request Lite 5 or Full 10 AI questions</w:t>
             </w:r>
           </w:p>
         </w:tc>
@@ -37442,7 +38133,415 @@
     <w:p/>
     <w:p>
       <w:r>
-        <w:t>Missing subscription documents are interpreted by the application as legacy Full access.</w:t>
+        <w:t xml:space="preserve">All routes require the Firebase session token. The subscription and adaptive-practice routes forward the bearer token to Spring Boot. The adaptive AI route injects </w:t>
+      </w:r>
+      <w:r>
+        <w:rPr>
+          <w:rFonts w:ascii="Consolas" w:hAnsi="Consolas"/>
+          <w:sz w:val="18"/>
+          <w:shd w:val="clear" w:fill="E8E8E8"/>
+        </w:rPr>
+        <w:t>X-API-Key</w:t>
+      </w:r>
+      <w:r>
+        <w:t xml:space="preserve">, trims context to 5 items for Lite or 20 items for Full, and forwards </w:t>
+      </w:r>
+      <w:r>
+        <w:rPr>
+          <w:rFonts w:ascii="Consolas" w:hAnsi="Consolas"/>
+          <w:sz w:val="18"/>
+          <w:shd w:val="clear" w:fill="E8E8E8"/>
+        </w:rPr>
+        <w:t>tier:"lite"</w:t>
+      </w:r>
+      <w:r>
+        <w:t xml:space="preserve"> or </w:t>
+      </w:r>
+      <w:r>
+        <w:rPr>
+          <w:rFonts w:ascii="Consolas" w:hAnsi="Consolas"/>
+          <w:sz w:val="18"/>
+          <w:shd w:val="clear" w:fill="E8E8E8"/>
+        </w:rPr>
+        <w:t>tier:"full"</w:t>
+      </w:r>
+      <w:r>
+        <w:t xml:space="preserve"> based on subscription state.</w:t>
+      </w:r>
+    </w:p>
+    <w:p>
+      <w:r>
+        <w:br w:type="page"/>
+      </w:r>
+    </w:p>
+    <w:p>
+      <w:pPr>
+        <w:pStyle w:val="Heading1"/>
+      </w:pPr>
+      <w:r>
+        <w:rPr>
+          <w:sz w:val="36"/>
+        </w:rPr>
+        <w:t>Appendix C: Database Schema</w:t>
+      </w:r>
+    </w:p>
+    <w:p>
+      <w:pPr>
+        <w:pStyle w:val="Heading2"/>
+      </w:pPr>
+      <w:r>
+        <w:t>C.1 Firestore Collections (Spring Boot Domain)</w:t>
+      </w:r>
+    </w:p>
+    <w:p>
+      <w:pPr>
+        <w:pStyle w:val="Heading3"/>
+      </w:pPr>
+      <w:r>
+        <w:t>C.1.1 Collection: `quiz`</w:t>
+      </w:r>
+    </w:p>
+    <w:p>
+      <w:pPr>
+        <w:pStyle w:val="NoSpacing"/>
+        <w:spacing w:before="40" w:after="40"/>
+        <w:ind w:left="567"/>
+      </w:pPr>
+      <w:r>
+        <w:rPr>
+          <w:rFonts w:ascii="Consolas" w:hAnsi="Consolas"/>
+          <w:color w:val="1E1E1E"/>
+          <w:sz w:val="17"/>
+          <w:shd w:val="clear" w:fill="F5F5F5"/>
+        </w:rPr>
+        <w:t>quiz/</w:t>
+        <w:br/>
+        <w:t>└── {quiz_id}/</w:t>
+        <w:br/>
+        <w:t xml:space="preserve">    ├── id: string (auto-generated)</w:t>
+        <w:br/>
+        <w:t xml:space="preserve">    ├── host_id: string (user UID who created the quiz)</w:t>
+        <w:br/>
+        <w:t xml:space="preserve">    ├── title: string</w:t>
+        <w:br/>
+        <w:t xml:space="preserve">    ├── description: string</w:t>
+        <w:br/>
+        <w:t xml:space="preserve">    ├── status: string ("ACTIVE" | "INACTIVE")</w:t>
+        <w:br/>
+        <w:t xml:space="preserve">    ├── categories: array&lt;string&gt; (e.g., ["science"])</w:t>
+        <w:br/>
+        <w:t xml:space="preserve">    ├── start_time: timestamp | null</w:t>
+        <w:br/>
+        <w:t xml:space="preserve">    ├── end_time: timestamp | null</w:t>
+        <w:br/>
+        <w:t xml:space="preserve">    └── availability: string | null</w:t>
+      </w:r>
+    </w:p>
+    <w:p>
+      <w:pPr>
+        <w:pStyle w:val="Heading3"/>
+      </w:pPr>
+      <w:r>
+        <w:t>C.1.2 Collection: `question`</w:t>
+      </w:r>
+    </w:p>
+    <w:p>
+      <w:pPr>
+        <w:pStyle w:val="NoSpacing"/>
+        <w:spacing w:before="40" w:after="40"/>
+        <w:ind w:left="567"/>
+      </w:pPr>
+      <w:r>
+        <w:rPr>
+          <w:rFonts w:ascii="Consolas" w:hAnsi="Consolas"/>
+          <w:color w:val="1E1E1E"/>
+          <w:sz w:val="17"/>
+          <w:shd w:val="clear" w:fill="F5F5F5"/>
+        </w:rPr>
+        <w:t>question/</w:t>
+        <w:br/>
+        <w:t>└── {question_id}/</w:t>
+        <w:br/>
+        <w:t xml:space="preserve">    ├── id: string (auto-generated)</w:t>
+        <w:br/>
+        <w:t xml:space="preserve">    ├── quiz_id: string (reference to parent quiz)</w:t>
+        <w:br/>
+        <w:t xml:space="preserve">    ├── content: string (question text)</w:t>
+        <w:br/>
+        <w:t xml:space="preserve">    ├── answers: array&lt;string&gt; (exactly 4 options)</w:t>
+        <w:br/>
+        <w:t xml:space="preserve">    └── correct_answer: string (plaintext, one of the answers)</w:t>
+      </w:r>
+    </w:p>
+    <w:p>
+      <w:pPr>
+        <w:pStyle w:val="Heading3"/>
+      </w:pPr>
+      <w:r>
+        <w:t>C.1.3 Collection: `take_quiz`</w:t>
+      </w:r>
+    </w:p>
+    <w:p>
+      <w:pPr>
+        <w:pStyle w:val="NoSpacing"/>
+        <w:spacing w:before="40" w:after="40"/>
+        <w:ind w:left="567"/>
+      </w:pPr>
+      <w:r>
+        <w:rPr>
+          <w:rFonts w:ascii="Consolas" w:hAnsi="Consolas"/>
+          <w:color w:val="1E1E1E"/>
+          <w:sz w:val="17"/>
+          <w:shd w:val="clear" w:fill="F5F5F5"/>
+        </w:rPr>
+        <w:t>take_quiz/</w:t>
+        <w:br/>
+        <w:t>└── {take_quiz_id}/</w:t>
+        <w:br/>
+        <w:t xml:space="preserve">    ├── id: string (auto-generated)</w:t>
+        <w:br/>
+        <w:t xml:space="preserve">    ├── quiz_id: string (reference to quiz taken)</w:t>
+        <w:br/>
+        <w:t xml:space="preserve">    ├── player_id: string (user UID who took the quiz)</w:t>
+        <w:br/>
+        <w:t xml:space="preserve">    ├── player_name: string (display name)</w:t>
+        <w:br/>
+        <w:t xml:space="preserve">    ├── score: string (format: "correct/total", e.g., "4/5")</w:t>
+        <w:br/>
+        <w:t xml:space="preserve">    ├── start_time: timestamp</w:t>
+        <w:br/>
+        <w:t xml:space="preserve">    └── end_time: timestamp</w:t>
+      </w:r>
+    </w:p>
+    <w:p>
+      <w:pPr>
+        <w:pStyle w:val="Heading3"/>
+      </w:pPr>
+      <w:r>
+        <w:t>C.1.4 Collection: `take_question`</w:t>
+      </w:r>
+    </w:p>
+    <w:p>
+      <w:pPr>
+        <w:pStyle w:val="NoSpacing"/>
+        <w:spacing w:before="40" w:after="40"/>
+        <w:ind w:left="567"/>
+      </w:pPr>
+      <w:r>
+        <w:rPr>
+          <w:rFonts w:ascii="Consolas" w:hAnsi="Consolas"/>
+          <w:color w:val="1E1E1E"/>
+          <w:sz w:val="17"/>
+          <w:shd w:val="clear" w:fill="F5F5F5"/>
+        </w:rPr>
+        <w:t>take_question/</w:t>
+        <w:br/>
+        <w:t>└── {take_question_id}/</w:t>
+        <w:br/>
+        <w:t xml:space="preserve">    ├── id: string (auto-generated)</w:t>
+        <w:br/>
+        <w:t xml:space="preserve">    ├── take_id: string (reference to parent attempt)</w:t>
+        <w:br/>
+        <w:t xml:space="preserve">    ├── question_id: string (reference to original question)</w:t>
+        <w:br/>
+        <w:t xml:space="preserve">    ├── answer: string (user's chosen answer)</w:t>
+        <w:br/>
+        <w:t xml:space="preserve">    └── check_answer: string ("1"|"2" for correct, "-1" for incorrect)</w:t>
+      </w:r>
+    </w:p>
+    <w:p>
+      <w:pPr>
+        <w:pStyle w:val="Heading3"/>
+      </w:pPr>
+      <w:r>
+        <w:t>C.1.5 Collection: `review_schedule`</w:t>
+      </w:r>
+    </w:p>
+    <w:p>
+      <w:pPr>
+        <w:pStyle w:val="NoSpacing"/>
+        <w:spacing w:before="40" w:after="40"/>
+        <w:ind w:left="567"/>
+      </w:pPr>
+      <w:r>
+        <w:rPr>
+          <w:rFonts w:ascii="Consolas" w:hAnsi="Consolas"/>
+          <w:color w:val="1E1E1E"/>
+          <w:sz w:val="17"/>
+          <w:shd w:val="clear" w:fill="F5F5F5"/>
+        </w:rPr>
+        <w:t>review_schedule/</w:t>
+        <w:br/>
+        <w:t>└── {schedule_id}/</w:t>
+        <w:br/>
+        <w:t xml:space="preserve">    ├── id: string (auto-generated)</w:t>
+        <w:br/>
+        <w:t xml:space="preserve">    ├── user_id: string (user UID)</w:t>
+        <w:br/>
+        <w:t xml:space="preserve">    ├── category: string (e.g., "SCIENCE")</w:t>
+        <w:br/>
+        <w:t xml:space="preserve">    ├── easiness: number (SM-2 easiness factor, &gt;=1.3)</w:t>
+        <w:br/>
+        <w:t xml:space="preserve">    ├── interval_days: number (days until next review)</w:t>
+        <w:br/>
+        <w:t xml:space="preserve">    ├── repetitions: number (consecutive successful reviews)</w:t>
+        <w:br/>
+        <w:t xml:space="preserve">    ├── next_review: timestamp (when review is due)</w:t>
+        <w:br/>
+        <w:t xml:space="preserve">    ├── last_reviewed: timestamp (last review date)</w:t>
+        <w:br/>
+        <w:t xml:space="preserve">    ├── last_score: string (score from last review, e.g., "4/5")</w:t>
+        <w:br/>
+        <w:t xml:space="preserve">    └── updated_at: timestamp</w:t>
+      </w:r>
+    </w:p>
+    <w:p>
+      <w:r>
+        <w:rPr>
+          <w:b/>
+        </w:rPr>
+        <w:t>Composite Key</w:t>
+      </w:r>
+      <w:r>
+        <w:t>: (user_id, category) - enforced by upsert logic in service layer.</w:t>
+      </w:r>
+    </w:p>
+    <w:p>
+      <w:pPr>
+        <w:pStyle w:val="Heading3"/>
+      </w:pPr>
+      <w:r>
+        <w:t>C.1.6 Collection: `notifications`</w:t>
+      </w:r>
+    </w:p>
+    <w:p>
+      <w:pPr>
+        <w:pStyle w:val="NoSpacing"/>
+        <w:spacing w:before="40" w:after="40"/>
+        <w:ind w:left="567"/>
+      </w:pPr>
+      <w:r>
+        <w:rPr>
+          <w:rFonts w:ascii="Consolas" w:hAnsi="Consolas"/>
+          <w:color w:val="1E1E1E"/>
+          <w:sz w:val="17"/>
+          <w:shd w:val="clear" w:fill="F5F5F5"/>
+        </w:rPr>
+        <w:t>notifications/</w:t>
+        <w:br/>
+        <w:t>└── {notification_id}/</w:t>
+        <w:br/>
+        <w:t xml:space="preserve">    ├── id: string (auto-generated)</w:t>
+        <w:br/>
+        <w:t xml:space="preserve">    ├── user_id: string (recipient user UID)</w:t>
+        <w:br/>
+        <w:t xml:space="preserve">    ├── type: string ("REVIEW_DUE" | "MILESTONE" | "WELCOME")</w:t>
+        <w:br/>
+        <w:t xml:space="preserve">    ├── title: string</w:t>
+        <w:br/>
+        <w:t xml:space="preserve">    ├── message: string</w:t>
+        <w:br/>
+        <w:t xml:space="preserve">    ├── read: boolean (default: false)</w:t>
+        <w:br/>
+        <w:t xml:space="preserve">    ├── metadata: map (additional context)</w:t>
+        <w:br/>
+        <w:t xml:space="preserve">    │   ├── category: string (for REVIEW_DUE)</w:t>
+        <w:br/>
+        <w:t xml:space="preserve">    │   ├── quiz_id: string (for quiz-related)</w:t>
+        <w:br/>
+        <w:t xml:space="preserve">    │   └── achievement: string (for MILESTONE)</w:t>
+        <w:br/>
+        <w:t xml:space="preserve">    └── created_at: timestamp</w:t>
+      </w:r>
+    </w:p>
+    <w:p>
+      <w:pPr>
+        <w:pStyle w:val="Heading3"/>
+      </w:pPr>
+      <w:r>
+        <w:t>C.1.7 Collection: `users`</w:t>
+      </w:r>
+    </w:p>
+    <w:p>
+      <w:pPr>
+        <w:pStyle w:val="NoSpacing"/>
+        <w:spacing w:before="40" w:after="40"/>
+        <w:ind w:left="567"/>
+      </w:pPr>
+      <w:r>
+        <w:rPr>
+          <w:rFonts w:ascii="Consolas" w:hAnsi="Consolas"/>
+          <w:color w:val="1E1E1E"/>
+          <w:sz w:val="17"/>
+          <w:shd w:val="clear" w:fill="F5F5F5"/>
+        </w:rPr>
+        <w:t>users/</w:t>
+        <w:br/>
+        <w:t>└── {user_id}/</w:t>
+        <w:br/>
+        <w:t xml:space="preserve">    ├── id: string (Firebase Auth UID)</w:t>
+        <w:br/>
+        <w:t xml:space="preserve">    ├── name: string</w:t>
+        <w:br/>
+        <w:t xml:space="preserve">    ├── email: string</w:t>
+        <w:br/>
+        <w:t xml:space="preserve">    ├── password: string (hashed, for email/password auth)</w:t>
+        <w:br/>
+        <w:t xml:space="preserve">    ├── bio: string</w:t>
+        <w:br/>
+        <w:t xml:space="preserve">    ├── role: string ("USER" | "ADMIN")</w:t>
+        <w:br/>
+        <w:t xml:space="preserve">    ├── createdAt: timestamp</w:t>
+        <w:br/>
+        <w:t xml:space="preserve">    └── updatedAt: timestamp</w:t>
+      </w:r>
+    </w:p>
+    <w:p>
+      <w:pPr>
+        <w:pStyle w:val="Heading3"/>
+      </w:pPr>
+      <w:r>
+        <w:t>C.1.8 Subcollection: `users/{uid}/documents` (Frontend-managed)</w:t>
+      </w:r>
+    </w:p>
+    <w:p>
+      <w:pPr>
+        <w:pStyle w:val="NoSpacing"/>
+        <w:spacing w:before="40" w:after="40"/>
+        <w:ind w:left="567"/>
+      </w:pPr>
+      <w:r>
+        <w:rPr>
+          <w:rFonts w:ascii="Consolas" w:hAnsi="Consolas"/>
+          <w:color w:val="1E1E1E"/>
+          <w:sz w:val="17"/>
+          <w:shd w:val="clear" w:fill="F5F5F5"/>
+        </w:rPr>
+        <w:t>users/</w:t>
+        <w:br/>
+        <w:t>└── {user_id}/</w:t>
+        <w:br/>
+        <w:t xml:space="preserve">    └── documents/</w:t>
+        <w:br/>
+        <w:t xml:space="preserve">        └── {document_id}/</w:t>
+        <w:br/>
+        <w:t xml:space="preserve">            ├── id: string (crypto.randomUUID())</w:t>
+        <w:br/>
+        <w:t xml:space="preserve">            ├── name: string (original filename)</w:t>
+        <w:br/>
+        <w:t xml:space="preserve">            ├── status: string ("processing" | "indexed" | "failed")</w:t>
+        <w:br/>
+        <w:t xml:space="preserve">            ├── ragStatus: string ("pending" | "indexed" | "failed")</w:t>
+        <w:br/>
+        <w:t xml:space="preserve">            ├── ragError: string (error message if RAG failed)</w:t>
+        <w:br/>
+        <w:t xml:space="preserve">            ├── ragDocumentId: string (UUID in Supabase for deletion)</w:t>
+        <w:br/>
+        <w:t xml:space="preserve">            ├── uploadedAt: timestamp (Firestore server timestamp)</w:t>
+        <w:br/>
+        <w:t xml:space="preserve">            ├── questions: array (optional, generated questions)</w:t>
+        <w:br/>
+        <w:t xml:space="preserve">            └── ragChunks: number (count of stored embeddings)</w:t>
       </w:r>
     </w:p>
     <w:p>
@@ -37455,12 +38554,12 @@
         <w:pStyle w:val="Heading3"/>
       </w:pPr>
       <w:r>
-        <w:t>C.1.10 Collection: `users/{uid}/adaptive_practice_answers`</w:t>
-      </w:r>
-    </w:p>
-    <w:p>
-      <w:r>
-        <w:t>Spring Boot manages this nested collection through Firebase Admin. Adaptive Infinity writes are separate from formal quiz attempts, review schedules, notifications, and profile score history.</w:t>
+        <w:t>C.1.9 Document: `users/{uid}/subscription/current`</w:t>
+      </w:r>
+    </w:p>
+    <w:p>
+      <w:r>
+        <w:t>Spring Boot manages this nested document through Firebase Admin. The frontend does not write subscription entitlement.</w:t>
       </w:r>
     </w:p>
     <w:tbl>
@@ -37558,7 +38657,7 @@
                 <w:sz w:val="18"/>
                 <w:shd w:val="clear" w:fill="E8E8E8"/>
               </w:rPr>
-              <w:t>category</w:t>
+              <w:t>plan</w:t>
             </w:r>
           </w:p>
         </w:tc>
@@ -37610,9 +38709,53 @@
             </w:r>
             <w:r>
               <w:rPr>
-                <w:sz w:val="18"/>
-              </w:rPr>
-              <w:t>Lowercase selected category</w:t>
+                <w:rFonts w:ascii="Consolas" w:hAnsi="Consolas"/>
+                <w:sz w:val="18"/>
+                <w:shd w:val="clear" w:fill="E8E8E8"/>
+              </w:rPr>
+              <w:t>lite</w:t>
+            </w:r>
+            <w:r>
+              <w:rPr>
+                <w:sz w:val="18"/>
+              </w:rPr>
+              <w:t xml:space="preserve">, </w:t>
+            </w:r>
+            <w:r>
+              <w:rPr>
+                <w:rFonts w:ascii="Consolas" w:hAnsi="Consolas"/>
+                <w:sz w:val="18"/>
+                <w:shd w:val="clear" w:fill="E8E8E8"/>
+              </w:rPr>
+              <w:t>monthly</w:t>
+            </w:r>
+            <w:r>
+              <w:rPr>
+                <w:sz w:val="18"/>
+              </w:rPr>
+              <w:t xml:space="preserve">, </w:t>
+            </w:r>
+            <w:r>
+              <w:rPr>
+                <w:rFonts w:ascii="Consolas" w:hAnsi="Consolas"/>
+                <w:sz w:val="18"/>
+                <w:shd w:val="clear" w:fill="E8E8E8"/>
+              </w:rPr>
+              <w:t>yearly</w:t>
+            </w:r>
+            <w:r>
+              <w:rPr>
+                <w:sz w:val="18"/>
+              </w:rPr>
+              <w:t xml:space="preserve">, or </w:t>
+            </w:r>
+            <w:r>
+              <w:rPr>
+                <w:rFonts w:ascii="Consolas" w:hAnsi="Consolas"/>
+                <w:sz w:val="18"/>
+                <w:shd w:val="clear" w:fill="E8E8E8"/>
+              </w:rPr>
+              <w:t>forever</w:t>
             </w:r>
           </w:p>
         </w:tc>
@@ -37634,7 +38777,7 @@
                 <w:sz w:val="18"/>
                 <w:shd w:val="clear" w:fill="E8E8E8"/>
               </w:rPr>
-              <w:t>sourceQuestionId</w:t>
+              <w:t>fullAccess</w:t>
             </w:r>
           </w:p>
         </w:tc>
@@ -37652,7 +38795,7 @@
               <w:rPr>
                 <w:sz w:val="18"/>
               </w:rPr>
-              <w:t>string</w:t>
+              <w:t>boolean</w:t>
             </w:r>
           </w:p>
         </w:tc>
@@ -37670,7 +38813,7 @@
               <w:rPr>
                 <w:sz w:val="18"/>
               </w:rPr>
-              <w:t>No</w:t>
+              <w:t>Yes</w:t>
             </w:r>
           </w:p>
         </w:tc>
@@ -37688,21 +38831,7 @@
               <w:rPr>
                 <w:sz w:val="18"/>
               </w:rPr>
-              <w:t xml:space="preserve">Deterministic static ID for </w:t>
-            </w:r>
-            <w:r>
-              <w:rPr>
-                <w:rFonts w:ascii="Consolas" w:hAnsi="Consolas"/>
-                <w:sz w:val="18"/>
-                <w:shd w:val="clear" w:fill="E8E8E8"/>
-              </w:rPr>
-              <w:t>questions.json</w:t>
-            </w:r>
-            <w:r>
-              <w:rPr>
-                <w:sz w:val="18"/>
-              </w:rPr>
-              <w:t xml:space="preserve"> questions</w:t>
+              <w:t>Enables Full AI mode when true</w:t>
             </w:r>
           </w:p>
         </w:tc>
@@ -37724,7 +38853,7 @@
                 <w:sz w:val="18"/>
                 <w:shd w:val="clear" w:fill="E8E8E8"/>
               </w:rPr>
-              <w:t>question</w:t>
+              <w:t>subscriptionStatus</w:t>
             </w:r>
           </w:p>
         </w:tc>
@@ -37776,9 +38905,39 @@
             </w:r>
             <w:r>
               <w:rPr>
-                <w:sz w:val="18"/>
-              </w:rPr>
-              <w:t>Question text</w:t>
+                <w:rFonts w:ascii="Consolas" w:hAnsi="Consolas"/>
+                <w:sz w:val="18"/>
+                <w:shd w:val="clear" w:fill="E8E8E8"/>
+              </w:rPr>
+              <w:t>none</w:t>
+            </w:r>
+            <w:r>
+              <w:rPr>
+                <w:sz w:val="18"/>
+              </w:rPr>
+              <w:t xml:space="preserve">, </w:t>
+            </w:r>
+            <w:r>
+              <w:rPr>
+                <w:rFonts w:ascii="Consolas" w:hAnsi="Consolas"/>
+                <w:sz w:val="18"/>
+                <w:shd w:val="clear" w:fill="E8E8E8"/>
+              </w:rPr>
+              <w:t>active</w:t>
+            </w:r>
+            <w:r>
+              <w:rPr>
+                <w:sz w:val="18"/>
+              </w:rPr>
+              <w:t xml:space="preserve">, or </w:t>
+            </w:r>
+            <w:r>
+              <w:rPr>
+                <w:rFonts w:ascii="Consolas" w:hAnsi="Consolas"/>
+                <w:sz w:val="18"/>
+                <w:shd w:val="clear" w:fill="E8E8E8"/>
+              </w:rPr>
+              <w:t>expired</w:t>
             </w:r>
           </w:p>
         </w:tc>
@@ -37800,7 +38959,7 @@
                 <w:sz w:val="18"/>
                 <w:shd w:val="clear" w:fill="E8E8E8"/>
               </w:rPr>
-              <w:t>answers</w:t>
+              <w:t>source</w:t>
             </w:r>
           </w:p>
         </w:tc>
@@ -37818,7 +38977,7 @@
               <w:rPr>
                 <w:sz w:val="18"/>
               </w:rPr>
-              <w:t>array&lt;string&gt;</w:t>
+              <w:t>string</w:t>
             </w:r>
           </w:p>
         </w:tc>
@@ -37852,9 +39011,25 @@
             </w:r>
             <w:r>
               <w:rPr>
-                <w:sz w:val="18"/>
-              </w:rPr>
-              <w:t>Four answer options</w:t>
+                <w:rFonts w:ascii="Consolas" w:hAnsi="Consolas"/>
+                <w:sz w:val="18"/>
+                <w:shd w:val="clear" w:fill="E8E8E8"/>
+              </w:rPr>
+              <w:t>signup</w:t>
+            </w:r>
+            <w:r>
+              <w:rPr>
+                <w:sz w:val="18"/>
+              </w:rPr>
+              <w:t xml:space="preserve"> or </w:t>
+            </w:r>
+            <w:r>
+              <w:rPr>
+                <w:rFonts w:ascii="Consolas" w:hAnsi="Consolas"/>
+                <w:sz w:val="18"/>
+                <w:shd w:val="clear" w:fill="E8E8E8"/>
+              </w:rPr>
+              <w:t>mock_payment</w:t>
             </w:r>
           </w:p>
         </w:tc>
@@ -37876,7 +39051,7 @@
                 <w:sz w:val="18"/>
                 <w:shd w:val="clear" w:fill="E8E8E8"/>
               </w:rPr>
-              <w:t>correctAnswer</w:t>
+              <w:t>priceUsd</w:t>
             </w:r>
           </w:p>
         </w:tc>
@@ -37894,7 +39069,7 @@
               <w:rPr>
                 <w:sz w:val="18"/>
               </w:rPr>
-              <w:t>string</w:t>
+              <w:t>number</w:t>
             </w:r>
           </w:p>
         </w:tc>
@@ -37912,7 +39087,7 @@
               <w:rPr>
                 <w:sz w:val="18"/>
               </w:rPr>
-              <w:t>Yes</w:t>
+              <w:t>No</w:t>
             </w:r>
           </w:p>
         </w:tc>
@@ -37930,7 +39105,7 @@
               <w:rPr>
                 <w:sz w:val="18"/>
               </w:rPr>
-              <w:t>Correct answer text</w:t>
+              <w:t>Mock checkout price: 2, 20, or 100</w:t>
             </w:r>
           </w:p>
         </w:tc>
@@ -37952,7 +39127,7 @@
                 <w:sz w:val="18"/>
                 <w:shd w:val="clear" w:fill="E8E8E8"/>
               </w:rPr>
-              <w:t>selectedAnswer</w:t>
+              <w:t>startedAt</w:t>
             </w:r>
           </w:p>
         </w:tc>
@@ -37970,7 +39145,7 @@
               <w:rPr>
                 <w:sz w:val="18"/>
               </w:rPr>
-              <w:t>string</w:t>
+              <w:t>timestamp</w:t>
             </w:r>
           </w:p>
         </w:tc>
@@ -37988,7 +39163,7 @@
               <w:rPr>
                 <w:sz w:val="18"/>
               </w:rPr>
-              <w:t>Yes</w:t>
+              <w:t>No</w:t>
             </w:r>
           </w:p>
         </w:tc>
@@ -38006,7 +39181,7 @@
               <w:rPr>
                 <w:sz w:val="18"/>
               </w:rPr>
-              <w:t>User-selected answer</w:t>
+              <w:t>Paid plan start time</w:t>
             </w:r>
           </w:p>
         </w:tc>
@@ -38028,7 +39203,7 @@
                 <w:sz w:val="18"/>
                 <w:shd w:val="clear" w:fill="E8E8E8"/>
               </w:rPr>
-              <w:t>correct</w:t>
+              <w:t>expiresAt</w:t>
             </w:r>
           </w:p>
         </w:tc>
@@ -38046,7 +39221,7 @@
               <w:rPr>
                 <w:sz w:val="18"/>
               </w:rPr>
-              <w:t>boolean</w:t>
+              <w:t>timestamp</w:t>
             </w:r>
           </w:p>
         </w:tc>
@@ -38064,7 +39239,7 @@
               <w:rPr>
                 <w:sz w:val="18"/>
               </w:rPr>
-              <w:t>Yes</w:t>
+              <w:t>No</w:t>
             </w:r>
           </w:p>
         </w:tc>
@@ -38082,7 +39257,7 @@
               <w:rPr>
                 <w:sz w:val="18"/>
               </w:rPr>
-              <w:t>Whether the answer was correct</w:t>
+              <w:t>Monthly/yearly expiry; omitted for forever</w:t>
             </w:r>
           </w:p>
         </w:tc>
@@ -38104,7 +39279,7 @@
                 <w:sz w:val="18"/>
                 <w:shd w:val="clear" w:fill="E8E8E8"/>
               </w:rPr>
-              <w:t>source</w:t>
+              <w:t>createdAt</w:t>
             </w:r>
           </w:p>
         </w:tc>
@@ -38122,7 +39297,7 @@
               <w:rPr>
                 <w:sz w:val="18"/>
               </w:rPr>
-              <w:t>string</w:t>
+              <w:t>timestamp</w:t>
             </w:r>
           </w:p>
         </w:tc>
@@ -38156,267 +39331,9 @@
             </w:r>
             <w:r>
               <w:rPr>
-                <w:rFonts w:ascii="Consolas" w:hAnsi="Consolas"/>
-                <w:sz w:val="18"/>
-                <w:shd w:val="clear" w:fill="E8E8E8"/>
-              </w:rPr>
-              <w:t>static_json</w:t>
-            </w:r>
-            <w:r>
-              <w:rPr>
-                <w:sz w:val="18"/>
-              </w:rPr>
-              <w:t xml:space="preserve">, </w:t>
-            </w:r>
-            <w:r>
-              <w:rPr>
-                <w:rFonts w:ascii="Consolas" w:hAnsi="Consolas"/>
-                <w:sz w:val="18"/>
-                <w:shd w:val="clear" w:fill="E8E8E8"/>
-              </w:rPr>
-              <w:t>adaptive_ai</w:t>
-            </w:r>
-            <w:r>
-              <w:rPr>
-                <w:sz w:val="18"/>
-              </w:rPr>
-              <w:t xml:space="preserve">, or </w:t>
-            </w:r>
-            <w:r>
-              <w:rPr>
-                <w:rFonts w:ascii="Consolas" w:hAnsi="Consolas"/>
-                <w:sz w:val="18"/>
-                <w:shd w:val="clear" w:fill="E8E8E8"/>
-              </w:rPr>
-              <w:t>repeat</w:t>
-            </w:r>
-          </w:p>
-        </w:tc>
-      </w:tr>
-      <w:tr>
-        <w:tc>
-          <w:tcPr>
-            <w:tcW w:type="dxa" w:w="2197"/>
-          </w:tcPr>
-          <w:p>
-            <w:r>
-              <w:rPr>
-                <w:sz w:val="18"/>
-              </w:rPr>
-            </w:r>
-            <w:r>
-              <w:rPr>
-                <w:rFonts w:ascii="Consolas" w:hAnsi="Consolas"/>
-                <w:sz w:val="18"/>
-                <w:shd w:val="clear" w:fill="E8E8E8"/>
-              </w:rPr>
-              <w:t>repeated</w:t>
-            </w:r>
-          </w:p>
-        </w:tc>
-        <w:tc>
-          <w:tcPr>
-            <w:tcW w:type="dxa" w:w="2197"/>
-          </w:tcPr>
-          <w:p>
-            <w:r>
-              <w:rPr>
-                <w:sz w:val="18"/>
-              </w:rPr>
-            </w:r>
-            <w:r>
-              <w:rPr>
-                <w:sz w:val="18"/>
-              </w:rPr>
-              <w:t>boolean</w:t>
-            </w:r>
-          </w:p>
-        </w:tc>
-        <w:tc>
-          <w:tcPr>
-            <w:tcW w:type="dxa" w:w="2197"/>
-          </w:tcPr>
-          <w:p>
-            <w:r>
-              <w:rPr>
-                <w:sz w:val="18"/>
-              </w:rPr>
-            </w:r>
-            <w:r>
-              <w:rPr>
-                <w:sz w:val="18"/>
-              </w:rPr>
-              <w:t>Yes</w:t>
-            </w:r>
-          </w:p>
-        </w:tc>
-        <w:tc>
-          <w:tcPr>
-            <w:tcW w:type="dxa" w:w="2197"/>
-          </w:tcPr>
-          <w:p>
-            <w:r>
-              <w:rPr>
-                <w:sz w:val="18"/>
-              </w:rPr>
-            </w:r>
-            <w:r>
-              <w:rPr>
-                <w:sz w:val="18"/>
-              </w:rPr>
-              <w:t>Whether the answer was a repeat attempt</w:t>
-            </w:r>
-          </w:p>
-        </w:tc>
-      </w:tr>
-      <w:tr>
-        <w:tc>
-          <w:tcPr>
-            <w:tcW w:type="dxa" w:w="2197"/>
-          </w:tcPr>
-          <w:p>
-            <w:r>
-              <w:rPr>
-                <w:sz w:val="18"/>
-              </w:rPr>
-            </w:r>
-            <w:r>
-              <w:rPr>
-                <w:rFonts w:ascii="Consolas" w:hAnsi="Consolas"/>
-                <w:sz w:val="18"/>
-                <w:shd w:val="clear" w:fill="E8E8E8"/>
-              </w:rPr>
-              <w:t>generatedFromQuestion</w:t>
-            </w:r>
-          </w:p>
-        </w:tc>
-        <w:tc>
-          <w:tcPr>
-            <w:tcW w:type="dxa" w:w="2197"/>
-          </w:tcPr>
-          <w:p>
-            <w:r>
-              <w:rPr>
-                <w:sz w:val="18"/>
-              </w:rPr>
-            </w:r>
-            <w:r>
-              <w:rPr>
-                <w:sz w:val="18"/>
-              </w:rPr>
-              <w:t>string</w:t>
-            </w:r>
-          </w:p>
-        </w:tc>
-        <w:tc>
-          <w:tcPr>
-            <w:tcW w:type="dxa" w:w="2197"/>
-          </w:tcPr>
-          <w:p>
-            <w:r>
-              <w:rPr>
-                <w:sz w:val="18"/>
-              </w:rPr>
-            </w:r>
-            <w:r>
-              <w:rPr>
-                <w:sz w:val="18"/>
-              </w:rPr>
-              <w:t>No</w:t>
-            </w:r>
-          </w:p>
-        </w:tc>
-        <w:tc>
-          <w:tcPr>
-            <w:tcW w:type="dxa" w:w="2197"/>
-          </w:tcPr>
-          <w:p>
-            <w:r>
-              <w:rPr>
-                <w:sz w:val="18"/>
-              </w:rPr>
-            </w:r>
-            <w:r>
-              <w:rPr>
-                <w:sz w:val="18"/>
-              </w:rPr>
-              <w:t>Source question used by AI generation</w:t>
-            </w:r>
-          </w:p>
-        </w:tc>
-      </w:tr>
-      <w:tr>
-        <w:tc>
-          <w:tcPr>
-            <w:tcW w:type="dxa" w:w="2197"/>
-          </w:tcPr>
-          <w:p>
-            <w:r>
-              <w:rPr>
-                <w:sz w:val="18"/>
-              </w:rPr>
-            </w:r>
-            <w:r>
-              <w:rPr>
-                <w:rFonts w:ascii="Consolas" w:hAnsi="Consolas"/>
-                <w:sz w:val="18"/>
-                <w:shd w:val="clear" w:fill="E8E8E8"/>
-              </w:rPr>
-              <w:t>createdAt</w:t>
-            </w:r>
-          </w:p>
-        </w:tc>
-        <w:tc>
-          <w:tcPr>
-            <w:tcW w:type="dxa" w:w="2197"/>
-          </w:tcPr>
-          <w:p>
-            <w:r>
-              <w:rPr>
-                <w:sz w:val="18"/>
-              </w:rPr>
-            </w:r>
-            <w:r>
-              <w:rPr>
-                <w:sz w:val="18"/>
-              </w:rPr>
-              <w:t>timestamp</w:t>
-            </w:r>
-          </w:p>
-        </w:tc>
-        <w:tc>
-          <w:tcPr>
-            <w:tcW w:type="dxa" w:w="2197"/>
-          </w:tcPr>
-          <w:p>
-            <w:r>
-              <w:rPr>
-                <w:sz w:val="18"/>
-              </w:rPr>
-            </w:r>
-            <w:r>
-              <w:rPr>
-                <w:sz w:val="18"/>
-              </w:rPr>
-              <w:t>Yes</w:t>
-            </w:r>
-          </w:p>
-        </w:tc>
-        <w:tc>
-          <w:tcPr>
-            <w:tcW w:type="dxa" w:w="2197"/>
-          </w:tcPr>
-          <w:p>
-            <w:r>
-              <w:rPr>
-                <w:sz w:val="18"/>
-              </w:rPr>
-            </w:r>
-            <w:r>
-              <w:rPr>
-                <w:sz w:val="18"/>
-              </w:rPr>
-              <w:t>Record creation</w:t>
+                <w:sz w:val="18"/>
+              </w:rPr>
+              <w:t>Initial record creation</w:t>
             </w:r>
           </w:p>
         </w:tc>
@@ -38501,7 +39418,7 @@
     <w:p/>
     <w:p>
       <w:r>
-        <w:t>Session state queries filter by user UID and selected category, then return answered static IDs, wrong questions, and recent answers.</w:t>
+        <w:t>Missing subscription documents are interpreted by the application as legacy Full access.</w:t>
       </w:r>
     </w:p>
     <w:p>
@@ -38511,617 +39428,15 @@
     </w:p>
     <w:p>
       <w:pPr>
-        <w:pStyle w:val="Heading2"/>
-      </w:pPr>
-      <w:r>
-        <w:t>C.2 Supabase Tables (RAG Vector Storage)</w:t>
-      </w:r>
-    </w:p>
-    <w:p>
-      <w:pPr>
         <w:pStyle w:val="Heading3"/>
       </w:pPr>
       <w:r>
-        <w:t>C.2.1 Table: `documents`</w:t>
-      </w:r>
-    </w:p>
-    <w:p>
-      <w:pPr>
-        <w:pStyle w:val="NoSpacing"/>
-        <w:spacing w:before="40" w:after="40"/>
-        <w:ind w:left="567"/>
-      </w:pPr>
-      <w:r>
-        <w:rPr>
-          <w:rFonts w:ascii="Consolas" w:hAnsi="Consolas"/>
-          <w:color w:val="1E1E1E"/>
-          <w:sz w:val="17"/>
-          <w:shd w:val="clear" w:fill="F5F5F5"/>
-        </w:rPr>
-        <w:t>CREATE TABLE documents (</w:t>
-        <w:br/>
-        <w:t xml:space="preserve">    id          UUID DEFAULT gen_random_uuid() PRIMARY KEY,</w:t>
-        <w:br/>
-        <w:t xml:space="preserve">    content     TEXT NOT NULL,</w:t>
-        <w:br/>
-        <w:t xml:space="preserve">    metadata    JSONB DEFAULT '{}'::jsonb,</w:t>
-        <w:br/>
-        <w:t xml:space="preserve">    embedding   VECTOR(768) NOT NULL,</w:t>
-        <w:br/>
-        <w:t xml:space="preserve">    kb_id       TEXT NOT NULL</w:t>
-        <w:br/>
-        <w:t>);</w:t>
-        <w:br/>
-        <w:br/>
-        <w:t>-- Index for approximate nearest-neighbor search</w:t>
-        <w:br/>
-        <w:t xml:space="preserve">CREATE INDEX ON documents </w:t>
-        <w:br/>
-        <w:t>USING ivfflat (embedding vector_cosine_ops)</w:t>
-        <w:br/>
-        <w:t>WITH (lists = 100);</w:t>
-        <w:br/>
-        <w:br/>
-        <w:t>-- Index for kb_id filtering</w:t>
-        <w:br/>
-        <w:t>CREATE INDEX idx_documents_kb_id ON documents(kb_id);</w:t>
-      </w:r>
-    </w:p>
-    <w:p>
-      <w:r>
-        <w:rPr>
-          <w:b/>
-        </w:rPr>
-        <w:t>Column Details</w:t>
-      </w:r>
-      <w:r>
-        <w:t>:</w:t>
-      </w:r>
-    </w:p>
-    <w:tbl>
-      <w:tblPr>
-        <w:tblStyle w:val="TableGrid"/>
-        <w:tblW w:type="auto" w:w="0"/>
-        <w:tblLook w:firstColumn="1" w:firstRow="1" w:lastColumn="0" w:lastRow="0" w:noHBand="0" w:noVBand="1" w:val="04A0"/>
-      </w:tblPr>
-      <w:tblGrid>
-        <w:gridCol w:w="2929"/>
-        <w:gridCol w:w="2929"/>
-        <w:gridCol w:w="2929"/>
-      </w:tblGrid>
-      <w:tr>
-        <w:tc>
-          <w:tcPr>
-            <w:tcW w:type="dxa" w:w="2929"/>
-            <w:shd w:fill="D9E2F3" w:val="clear"/>
-          </w:tcPr>
-          <w:p>
-            <w:r/>
-            <w:r>
-              <w:rPr>
-                <w:b/>
-                <w:sz w:val="18"/>
-              </w:rPr>
-              <w:t>Column</w:t>
-            </w:r>
-          </w:p>
-        </w:tc>
-        <w:tc>
-          <w:tcPr>
-            <w:tcW w:type="dxa" w:w="2929"/>
-            <w:shd w:fill="D9E2F3" w:val="clear"/>
-          </w:tcPr>
-          <w:p>
-            <w:r/>
-            <w:r>
-              <w:rPr>
-                <w:b/>
-                <w:sz w:val="18"/>
-              </w:rPr>
-              <w:t>Type</w:t>
-            </w:r>
-          </w:p>
-        </w:tc>
-        <w:tc>
-          <w:tcPr>
-            <w:tcW w:type="dxa" w:w="2929"/>
-            <w:shd w:fill="D9E2F3" w:val="clear"/>
-          </w:tcPr>
-          <w:p>
-            <w:r/>
-            <w:r>
-              <w:rPr>
-                <w:b/>
-                <w:sz w:val="18"/>
-              </w:rPr>
-              <w:t>Description</w:t>
-            </w:r>
-          </w:p>
-        </w:tc>
-      </w:tr>
-      <w:tr>
-        <w:tc>
-          <w:tcPr>
-            <w:tcW w:type="dxa" w:w="2929"/>
-          </w:tcPr>
-          <w:p>
-            <w:r>
-              <w:rPr>
-                <w:sz w:val="18"/>
-              </w:rPr>
-            </w:r>
-            <w:r>
-              <w:rPr>
-                <w:sz w:val="18"/>
-              </w:rPr>
-              <w:t>id</w:t>
-            </w:r>
-          </w:p>
-        </w:tc>
-        <w:tc>
-          <w:tcPr>
-            <w:tcW w:type="dxa" w:w="2929"/>
-          </w:tcPr>
-          <w:p>
-            <w:r>
-              <w:rPr>
-                <w:sz w:val="18"/>
-              </w:rPr>
-            </w:r>
-            <w:r>
-              <w:rPr>
-                <w:sz w:val="18"/>
-              </w:rPr>
-              <w:t>UUID</w:t>
-            </w:r>
-          </w:p>
-        </w:tc>
-        <w:tc>
-          <w:tcPr>
-            <w:tcW w:type="dxa" w:w="2929"/>
-          </w:tcPr>
-          <w:p>
-            <w:r>
-              <w:rPr>
-                <w:sz w:val="18"/>
-              </w:rPr>
-            </w:r>
-            <w:r>
-              <w:rPr>
-                <w:sz w:val="18"/>
-              </w:rPr>
-              <w:t>Auto-generated primary key</w:t>
-            </w:r>
-          </w:p>
-        </w:tc>
-      </w:tr>
-      <w:tr>
-        <w:tc>
-          <w:tcPr>
-            <w:tcW w:type="dxa" w:w="2929"/>
-          </w:tcPr>
-          <w:p>
-            <w:r>
-              <w:rPr>
-                <w:sz w:val="18"/>
-              </w:rPr>
-            </w:r>
-            <w:r>
-              <w:rPr>
-                <w:sz w:val="18"/>
-              </w:rPr>
-              <w:t>content</w:t>
-            </w:r>
-          </w:p>
-        </w:tc>
-        <w:tc>
-          <w:tcPr>
-            <w:tcW w:type="dxa" w:w="2929"/>
-          </w:tcPr>
-          <w:p>
-            <w:r>
-              <w:rPr>
-                <w:sz w:val="18"/>
-              </w:rPr>
-            </w:r>
-            <w:r>
-              <w:rPr>
-                <w:sz w:val="18"/>
-              </w:rPr>
-              <w:t>TEXT</w:t>
-            </w:r>
-          </w:p>
-        </w:tc>
-        <w:tc>
-          <w:tcPr>
-            <w:tcW w:type="dxa" w:w="2929"/>
-          </w:tcPr>
-          <w:p>
-            <w:r>
-              <w:rPr>
-                <w:sz w:val="18"/>
-              </w:rPr>
-            </w:r>
-            <w:r>
-              <w:rPr>
-                <w:sz w:val="18"/>
-              </w:rPr>
-              <w:t>Chunk text (≤500 characters)</w:t>
-            </w:r>
-          </w:p>
-        </w:tc>
-      </w:tr>
-      <w:tr>
-        <w:tc>
-          <w:tcPr>
-            <w:tcW w:type="dxa" w:w="2929"/>
-          </w:tcPr>
-          <w:p>
-            <w:r>
-              <w:rPr>
-                <w:sz w:val="18"/>
-              </w:rPr>
-            </w:r>
-            <w:r>
-              <w:rPr>
-                <w:sz w:val="18"/>
-              </w:rPr>
-              <w:t>metadata</w:t>
-            </w:r>
-          </w:p>
-        </w:tc>
-        <w:tc>
-          <w:tcPr>
-            <w:tcW w:type="dxa" w:w="2929"/>
-          </w:tcPr>
-          <w:p>
-            <w:r>
-              <w:rPr>
-                <w:sz w:val="18"/>
-              </w:rPr>
-            </w:r>
-            <w:r>
-              <w:rPr>
-                <w:sz w:val="18"/>
-              </w:rPr>
-              <w:t>JSONB</w:t>
-            </w:r>
-          </w:p>
-        </w:tc>
-        <w:tc>
-          <w:tcPr>
-            <w:tcW w:type="dxa" w:w="2929"/>
-          </w:tcPr>
-          <w:p>
-            <w:r>
-              <w:rPr>
-                <w:sz w:val="18"/>
-              </w:rPr>
-            </w:r>
-            <w:r>
-              <w:rPr>
-                <w:rFonts w:ascii="Consolas" w:hAnsi="Consolas"/>
-                <w:sz w:val="18"/>
-                <w:shd w:val="clear" w:fill="E8E8E8"/>
-              </w:rPr>
-              <w:t>{"document_id": "...", "chunk_index": 0, "filename": "..."}</w:t>
-            </w:r>
-          </w:p>
-        </w:tc>
-      </w:tr>
-      <w:tr>
-        <w:tc>
-          <w:tcPr>
-            <w:tcW w:type="dxa" w:w="2929"/>
-          </w:tcPr>
-          <w:p>
-            <w:r>
-              <w:rPr>
-                <w:sz w:val="18"/>
-              </w:rPr>
-            </w:r>
-            <w:r>
-              <w:rPr>
-                <w:sz w:val="18"/>
-              </w:rPr>
-              <w:t>embedding</w:t>
-            </w:r>
-          </w:p>
-        </w:tc>
-        <w:tc>
-          <w:tcPr>
-            <w:tcW w:type="dxa" w:w="2929"/>
-          </w:tcPr>
-          <w:p>
-            <w:r>
-              <w:rPr>
-                <w:sz w:val="18"/>
-              </w:rPr>
-            </w:r>
-            <w:r>
-              <w:rPr>
-                <w:sz w:val="18"/>
-              </w:rPr>
-              <w:t>VECTOR(768)</w:t>
-            </w:r>
-          </w:p>
-        </w:tc>
-        <w:tc>
-          <w:tcPr>
-            <w:tcW w:type="dxa" w:w="2929"/>
-          </w:tcPr>
-          <w:p>
-            <w:r>
-              <w:rPr>
-                <w:sz w:val="18"/>
-              </w:rPr>
-            </w:r>
-            <w:r>
-              <w:rPr>
-                <w:sz w:val="18"/>
-              </w:rPr>
-              <w:t>nomic-embed-text-v1.5 embedding</w:t>
-            </w:r>
-          </w:p>
-        </w:tc>
-      </w:tr>
-      <w:tr>
-        <w:tc>
-          <w:tcPr>
-            <w:tcW w:type="dxa" w:w="2929"/>
-          </w:tcPr>
-          <w:p>
-            <w:r>
-              <w:rPr>
-                <w:sz w:val="18"/>
-              </w:rPr>
-            </w:r>
-            <w:r>
-              <w:rPr>
-                <w:sz w:val="18"/>
-              </w:rPr>
-              <w:t>kb_id</w:t>
-            </w:r>
-          </w:p>
-        </w:tc>
-        <w:tc>
-          <w:tcPr>
-            <w:tcW w:type="dxa" w:w="2929"/>
-          </w:tcPr>
-          <w:p>
-            <w:r>
-              <w:rPr>
-                <w:sz w:val="18"/>
-              </w:rPr>
-            </w:r>
-            <w:r>
-              <w:rPr>
-                <w:sz w:val="18"/>
-              </w:rPr>
-              <w:t>TEXT</w:t>
-            </w:r>
-          </w:p>
-        </w:tc>
-        <w:tc>
-          <w:tcPr>
-            <w:tcW w:type="dxa" w:w="2929"/>
-          </w:tcPr>
-          <w:p>
-            <w:r>
-              <w:rPr>
-                <w:sz w:val="18"/>
-              </w:rPr>
-            </w:r>
-            <w:r>
-              <w:rPr>
-                <w:sz w:val="18"/>
-              </w:rPr>
-              <w:t>Knowledge base ID (= user UID for isolation)</w:t>
-            </w:r>
-          </w:p>
-        </w:tc>
-      </w:tr>
-    </w:tbl>
-    <w:p/>
-    <w:p>
-      <w:pPr>
-        <w:pStyle w:val="Heading3"/>
-      </w:pPr>
-      <w:r>
-        <w:t>C.2.2 RPC Function: `match_documents`</w:t>
-      </w:r>
-    </w:p>
-    <w:p>
-      <w:pPr>
-        <w:pStyle w:val="NoSpacing"/>
-        <w:spacing w:before="40" w:after="40"/>
-        <w:ind w:left="567"/>
-      </w:pPr>
-      <w:r>
-        <w:rPr>
-          <w:rFonts w:ascii="Consolas" w:hAnsi="Consolas"/>
-          <w:color w:val="1E1E1E"/>
-          <w:sz w:val="17"/>
-          <w:shd w:val="clear" w:fill="F5F5F5"/>
-        </w:rPr>
-        <w:t>CREATE OR REPLACE FUNCTION match_documents(</w:t>
-        <w:br/>
-        <w:t xml:space="preserve">    query_embedding VECTOR(768),</w:t>
-        <w:br/>
-        <w:t xml:space="preserve">    match_count INT DEFAULT 5,</w:t>
-        <w:br/>
-        <w:t xml:space="preserve">    filter_kb_id TEXT DEFAULT NULL</w:t>
-        <w:br/>
-        <w:t>)</w:t>
-        <w:br/>
-        <w:t>RETURNS TABLE (</w:t>
-        <w:br/>
-        <w:t xml:space="preserve">    id UUID,</w:t>
-        <w:br/>
-        <w:t xml:space="preserve">    content TEXT,</w:t>
-        <w:br/>
-        <w:t xml:space="preserve">    metadata JSONB,</w:t>
-        <w:br/>
-        <w:t xml:space="preserve">    similarity FLOAT</w:t>
-        <w:br/>
-        <w:t>)</w:t>
-        <w:br/>
-        <w:t>LANGUAGE plpgsql</w:t>
-        <w:br/>
-        <w:t>AS $$</w:t>
-        <w:br/>
-        <w:t>BEGIN</w:t>
-        <w:br/>
-        <w:t xml:space="preserve">    RETURN QUERY</w:t>
-        <w:br/>
-        <w:t xml:space="preserve">    SELECT</w:t>
-        <w:br/>
-        <w:t xml:space="preserve">        d.id,</w:t>
-        <w:br/>
-        <w:t xml:space="preserve">        d.content,</w:t>
-        <w:br/>
-        <w:t xml:space="preserve">        d.metadata,</w:t>
-        <w:br/>
-        <w:t xml:space="preserve">        1 - (d.embedding &lt;=&gt; query_embedding) AS similarity</w:t>
-        <w:br/>
-        <w:t xml:space="preserve">    FROM documents d</w:t>
-        <w:br/>
-        <w:t xml:space="preserve">    WHERE (filter_kb_id IS NULL OR d.kb_id = filter_kb_id)</w:t>
-        <w:br/>
-        <w:t xml:space="preserve">    ORDER BY d.embedding &lt;=&gt; query_embedding</w:t>
-        <w:br/>
-        <w:t xml:space="preserve">    LIMIT match_count;</w:t>
-        <w:br/>
-        <w:t>END;</w:t>
-        <w:br/>
-        <w:t>$$;</w:t>
-      </w:r>
-    </w:p>
-    <w:p>
-      <w:r>
-        <w:t>The function uses cosine distance (</w:t>
-      </w:r>
-      <w:r>
-        <w:rPr>
-          <w:rFonts w:ascii="Consolas" w:hAnsi="Consolas"/>
-          <w:sz w:val="18"/>
-          <w:shd w:val="clear" w:fill="E8E8E8"/>
-        </w:rPr>
-        <w:t>&lt;=&gt;</w:t>
-      </w:r>
-      <w:r>
-        <w:t xml:space="preserve"> operator) for similarity ranking and supports optional kb_id filtering for user-scoped searches.</w:t>
-      </w:r>
-    </w:p>
-    <w:p>
-      <w:r>
-        <w:t>____________________________________________________________</w:t>
-      </w:r>
-    </w:p>
-    <w:p>
-      <w:pPr>
-        <w:pStyle w:val="Heading2"/>
-      </w:pPr>
-      <w:r>
-        <w:t>C.3 Entity Relationship Summary</w:t>
-      </w:r>
-    </w:p>
-    <w:p>
-      <w:pPr>
-        <w:pStyle w:val="NoSpacing"/>
-        <w:spacing w:before="40" w:after="40"/>
-        <w:ind w:left="567"/>
-      </w:pPr>
-      <w:r>
-        <w:rPr>
-          <w:rFonts w:ascii="Consolas" w:hAnsi="Consolas"/>
-          <w:color w:val="1E1E1E"/>
-          <w:sz w:val="17"/>
-          <w:shd w:val="clear" w:fill="F5F5F5"/>
-        </w:rPr>
-        <w:t>┌──────────┐          ┌───────────────┐</w:t>
-        <w:br/>
-        <w:t>│  users   │──1:N────►│     quiz      │  (host_id → users.id)</w:t>
-        <w:br/>
-        <w:t>└──────────┘          └───────┬───────┘</w:t>
-        <w:br/>
-        <w:t xml:space="preserve">     │                        │</w:t>
-        <w:br/>
-        <w:t xml:space="preserve">     │                        │ 1:N</w:t>
-        <w:br/>
-        <w:t xml:space="preserve">     │                        ▼</w:t>
-        <w:br/>
-        <w:t xml:space="preserve">     │                ┌───────────────┐</w:t>
-        <w:br/>
-        <w:t xml:space="preserve">     │                │   question    │  (quiz_id → quiz.id)</w:t>
-        <w:br/>
-        <w:t xml:space="preserve">     │                └───────────────┘</w:t>
-        <w:br/>
-        <w:t xml:space="preserve">     │</w:t>
-        <w:br/>
-        <w:t xml:space="preserve">     │ 1:N            ┌───────────────┐</w:t>
-        <w:br/>
-        <w:t xml:space="preserve">     ├───────────────►│   take_quiz   │  (player_id → users.id)</w:t>
-        <w:br/>
-        <w:t xml:space="preserve">     │                └───────┬───────┘</w:t>
-        <w:br/>
-        <w:t xml:space="preserve">     │                        │</w:t>
-        <w:br/>
-        <w:t xml:space="preserve">     │                        │ 1:N</w:t>
-        <w:br/>
-        <w:t xml:space="preserve">     │                        ▼</w:t>
-        <w:br/>
-        <w:t xml:space="preserve">     │                ┌───────────────┐</w:t>
-        <w:br/>
-        <w:t xml:space="preserve">     │                │ take_question │  (take_id → take_quiz.id)</w:t>
-        <w:br/>
-        <w:t xml:space="preserve">     │                └───────────────┘</w:t>
-        <w:br/>
-        <w:t xml:space="preserve">     │</w:t>
-        <w:br/>
-        <w:t xml:space="preserve">     │ 1:N            ┌───────────────┐</w:t>
-        <w:br/>
-        <w:t xml:space="preserve">     ├───────────────►│review_schedule│  (user_id → users.id)</w:t>
-        <w:br/>
-        <w:t xml:space="preserve">     │                └───────────────┘</w:t>
-        <w:br/>
-        <w:t xml:space="preserve">     │</w:t>
-        <w:br/>
-        <w:t xml:space="preserve">     │ 1:N            ┌───────────────┐</w:t>
-        <w:br/>
-        <w:t xml:space="preserve">     ├───────────────►│ notification  │  (user_id → users.id)</w:t>
-        <w:br/>
-        <w:t xml:space="preserve">     │                └───────────────┘</w:t>
-        <w:br/>
-        <w:t xml:space="preserve">     │</w:t>
-        <w:br/>
-        <w:t xml:space="preserve">     │ subcollection  ┌───────────────┐         ┌──────────────┐</w:t>
-        <w:br/>
-        <w:t xml:space="preserve">     └───────────────►│  documents    │────────►│  Supabase    │</w:t>
-        <w:br/>
-        <w:t xml:space="preserve">                      │  (metadata)   │ ragDocId │  documents   │</w:t>
-        <w:br/>
-        <w:t xml:space="preserve">                      └───────────────┘         │  (vectors)   │</w:t>
-        <w:br/>
-        <w:t xml:space="preserve">                                                └──────────────┘</w:t>
-      </w:r>
-    </w:p>
-    <w:p>
-      <w:r>
-        <w:t>Note: Firestore is NoSQL and does not enforce foreign keys. Referential integrity is maintained by application logic.</w:t>
-      </w:r>
-    </w:p>
-    <w:p>
-      <w:r>
-        <w:t>____________________________________________________________</w:t>
-      </w:r>
-    </w:p>
-    <w:p>
-      <w:pPr>
-        <w:pStyle w:val="Heading2"/>
-      </w:pPr>
-      <w:r>
-        <w:t>C.4 Data Volume Estimates</w:t>
+        <w:t>C.1.10 Collection: `users/{uid}/adaptive_practice_answers`</w:t>
+      </w:r>
+    </w:p>
+    <w:p>
+      <w:r>
+        <w:t>Spring Boot manages this nested collection through Firebase Admin. Adaptive Infinity writes are separate from formal quiz attempts, review schedules, notifications, and profile score history.</w:t>
       </w:r>
     </w:p>
     <w:tbl>
@@ -39149,7 +39464,7 @@
                 <w:b/>
                 <w:sz w:val="18"/>
               </w:rPr>
-              <w:t>Collection</w:t>
+              <w:t>Field</w:t>
             </w:r>
           </w:p>
         </w:tc>
@@ -39165,7 +39480,7 @@
                 <w:b/>
                 <w:sz w:val="18"/>
               </w:rPr>
-              <w:t>Documents per User</w:t>
+              <w:t>Type</w:t>
             </w:r>
           </w:p>
         </w:tc>
@@ -39181,7 +39496,7 @@
                 <w:b/>
                 <w:sz w:val="18"/>
               </w:rPr>
-              <w:t>Document Size</w:t>
+              <w:t>Required</w:t>
             </w:r>
           </w:p>
         </w:tc>
@@ -39197,7 +39512,7 @@
                 <w:b/>
                 <w:sz w:val="18"/>
               </w:rPr>
-              <w:t>Growth Rate</w:t>
+              <w:t>Description</w:t>
             </w:r>
           </w:p>
         </w:tc>
@@ -39215,9 +39530,11 @@
             </w:r>
             <w:r>
               <w:rPr>
-                <w:sz w:val="18"/>
-              </w:rPr>
-              <w:t>quiz</w:t>
+                <w:rFonts w:ascii="Consolas" w:hAnsi="Consolas"/>
+                <w:sz w:val="18"/>
+                <w:shd w:val="clear" w:fill="E8E8E8"/>
+              </w:rPr>
+              <w:t>category</w:t>
             </w:r>
           </w:p>
         </w:tc>
@@ -39235,7 +39552,7 @@
               <w:rPr>
                 <w:sz w:val="18"/>
               </w:rPr>
-              <w:t>10–50</w:t>
+              <w:t>string</w:t>
             </w:r>
           </w:p>
         </w:tc>
@@ -39253,7 +39570,7 @@
               <w:rPr>
                 <w:sz w:val="18"/>
               </w:rPr>
-              <w:t>~500 bytes</w:t>
+              <w:t>Yes</w:t>
             </w:r>
           </w:p>
         </w:tc>
@@ -39271,7 +39588,7 @@
               <w:rPr>
                 <w:sz w:val="18"/>
               </w:rPr>
-              <w:t>2–5/week</w:t>
+              <w:t>Lowercase selected category</w:t>
             </w:r>
           </w:p>
         </w:tc>
@@ -39289,9 +39606,11 @@
             </w:r>
             <w:r>
               <w:rPr>
-                <w:sz w:val="18"/>
-              </w:rPr>
-              <w:t>question</w:t>
+                <w:rFonts w:ascii="Consolas" w:hAnsi="Consolas"/>
+                <w:sz w:val="18"/>
+                <w:shd w:val="clear" w:fill="E8E8E8"/>
+              </w:rPr>
+              <w:t>sourceQuestionId</w:t>
             </w:r>
           </w:p>
         </w:tc>
@@ -39309,7 +39628,7 @@
               <w:rPr>
                 <w:sz w:val="18"/>
               </w:rPr>
-              <w:t>50–250</w:t>
+              <w:t>string</w:t>
             </w:r>
           </w:p>
         </w:tc>
@@ -39327,7 +39646,7 @@
               <w:rPr>
                 <w:sz w:val="18"/>
               </w:rPr>
-              <w:t>~300 bytes</w:t>
+              <w:t>No</w:t>
             </w:r>
           </w:p>
         </w:tc>
@@ -39345,7 +39664,21 @@
               <w:rPr>
                 <w:sz w:val="18"/>
               </w:rPr>
-              <w:t>10–25/week</w:t>
+              <w:t xml:space="preserve">Deterministic static ID for </w:t>
+            </w:r>
+            <w:r>
+              <w:rPr>
+                <w:rFonts w:ascii="Consolas" w:hAnsi="Consolas"/>
+                <w:sz w:val="18"/>
+                <w:shd w:val="clear" w:fill="E8E8E8"/>
+              </w:rPr>
+              <w:t>questions.json</w:t>
+            </w:r>
+            <w:r>
+              <w:rPr>
+                <w:sz w:val="18"/>
+              </w:rPr>
+              <w:t xml:space="preserve"> questions</w:t>
             </w:r>
           </w:p>
         </w:tc>
@@ -39363,9 +39696,11 @@
             </w:r>
             <w:r>
               <w:rPr>
-                <w:sz w:val="18"/>
-              </w:rPr>
-              <w:t>take_quiz</w:t>
+                <w:rFonts w:ascii="Consolas" w:hAnsi="Consolas"/>
+                <w:sz w:val="18"/>
+                <w:shd w:val="clear" w:fill="E8E8E8"/>
+              </w:rPr>
+              <w:t>question</w:t>
             </w:r>
           </w:p>
         </w:tc>
@@ -39383,7 +39718,7 @@
               <w:rPr>
                 <w:sz w:val="18"/>
               </w:rPr>
-              <w:t>50–500</w:t>
+              <w:t>string</w:t>
             </w:r>
           </w:p>
         </w:tc>
@@ -39401,7 +39736,7 @@
               <w:rPr>
                 <w:sz w:val="18"/>
               </w:rPr>
-              <w:t>~200 bytes</w:t>
+              <w:t>Yes</w:t>
             </w:r>
           </w:p>
         </w:tc>
@@ -39419,7 +39754,7 @@
               <w:rPr>
                 <w:sz w:val="18"/>
               </w:rPr>
-              <w:t>5–20/week</w:t>
+              <w:t>Question text</w:t>
             </w:r>
           </w:p>
         </w:tc>
@@ -39437,9 +39772,11 @@
             </w:r>
             <w:r>
               <w:rPr>
-                <w:sz w:val="18"/>
-              </w:rPr>
-              <w:t>take_question</w:t>
+                <w:rFonts w:ascii="Consolas" w:hAnsi="Consolas"/>
+                <w:sz w:val="18"/>
+                <w:shd w:val="clear" w:fill="E8E8E8"/>
+              </w:rPr>
+              <w:t>answers</w:t>
             </w:r>
           </w:p>
         </w:tc>
@@ -39457,7 +39794,7 @@
               <w:rPr>
                 <w:sz w:val="18"/>
               </w:rPr>
-              <w:t>250–2500</w:t>
+              <w:t>array&lt;string&gt;</w:t>
             </w:r>
           </w:p>
         </w:tc>
@@ -39475,7 +39812,7 @@
               <w:rPr>
                 <w:sz w:val="18"/>
               </w:rPr>
-              <w:t>~150 bytes</w:t>
+              <w:t>Yes</w:t>
             </w:r>
           </w:p>
         </w:tc>
@@ -39493,7 +39830,7 @@
               <w:rPr>
                 <w:sz w:val="18"/>
               </w:rPr>
-              <w:t>25–100/week</w:t>
+              <w:t>Four answer options</w:t>
             </w:r>
           </w:p>
         </w:tc>
@@ -39511,9 +39848,11 @@
             </w:r>
             <w:r>
               <w:rPr>
-                <w:sz w:val="18"/>
-              </w:rPr>
-              <w:t>review_schedule</w:t>
+                <w:rFonts w:ascii="Consolas" w:hAnsi="Consolas"/>
+                <w:sz w:val="18"/>
+                <w:shd w:val="clear" w:fill="E8E8E8"/>
+              </w:rPr>
+              <w:t>correctAnswer</w:t>
             </w:r>
           </w:p>
         </w:tc>
@@ -39531,7 +39870,7 @@
               <w:rPr>
                 <w:sz w:val="18"/>
               </w:rPr>
-              <w:t>5–15</w:t>
+              <w:t>string</w:t>
             </w:r>
           </w:p>
         </w:tc>
@@ -39549,7 +39888,7 @@
               <w:rPr>
                 <w:sz w:val="18"/>
               </w:rPr>
-              <w:t>~200 bytes</w:t>
+              <w:t>Yes</w:t>
             </w:r>
           </w:p>
         </w:tc>
@@ -39567,7 +39906,7 @@
               <w:rPr>
                 <w:sz w:val="18"/>
               </w:rPr>
-              <w:t>Stable (one per category)</w:t>
+              <w:t>Correct answer text</w:t>
             </w:r>
           </w:p>
         </w:tc>
@@ -39585,9 +39924,11 @@
             </w:r>
             <w:r>
               <w:rPr>
-                <w:sz w:val="18"/>
-              </w:rPr>
-              <w:t>notification</w:t>
+                <w:rFonts w:ascii="Consolas" w:hAnsi="Consolas"/>
+                <w:sz w:val="18"/>
+                <w:shd w:val="clear" w:fill="E8E8E8"/>
+              </w:rPr>
+              <w:t>selectedAnswer</w:t>
             </w:r>
           </w:p>
         </w:tc>
@@ -39605,7 +39946,7 @@
               <w:rPr>
                 <w:sz w:val="18"/>
               </w:rPr>
-              <w:t>20–100</w:t>
+              <w:t>string</w:t>
             </w:r>
           </w:p>
         </w:tc>
@@ -39623,7 +39964,7 @@
               <w:rPr>
                 <w:sz w:val="18"/>
               </w:rPr>
-              <w:t>~300 bytes</w:t>
+              <w:t>Yes</w:t>
             </w:r>
           </w:p>
         </w:tc>
@@ -39641,7 +39982,7 @@
               <w:rPr>
                 <w:sz w:val="18"/>
               </w:rPr>
-              <w:t>3–10/week</w:t>
+              <w:t>User-selected answer</w:t>
             </w:r>
           </w:p>
         </w:tc>
@@ -39659,9 +40000,11 @@
             </w:r>
             <w:r>
               <w:rPr>
-                <w:sz w:val="18"/>
-              </w:rPr>
-              <w:t>documents (Firestore)</w:t>
+                <w:rFonts w:ascii="Consolas" w:hAnsi="Consolas"/>
+                <w:sz w:val="18"/>
+                <w:shd w:val="clear" w:fill="E8E8E8"/>
+              </w:rPr>
+              <w:t>correct</w:t>
             </w:r>
           </w:p>
         </w:tc>
@@ -39679,7 +40022,7 @@
               <w:rPr>
                 <w:sz w:val="18"/>
               </w:rPr>
-              <w:t>5–20</w:t>
+              <w:t>boolean</w:t>
             </w:r>
           </w:p>
         </w:tc>
@@ -39697,7 +40040,7 @@
               <w:rPr>
                 <w:sz w:val="18"/>
               </w:rPr>
-              <w:t>~400 bytes</w:t>
+              <w:t>Yes</w:t>
             </w:r>
           </w:p>
         </w:tc>
@@ -39715,7 +40058,7 @@
               <w:rPr>
                 <w:sz w:val="18"/>
               </w:rPr>
-              <w:t>1–3/week</w:t>
+              <w:t>Whether the answer was correct</w:t>
             </w:r>
           </w:p>
         </w:tc>
@@ -39733,9 +40076,11 @@
             </w:r>
             <w:r>
               <w:rPr>
-                <w:sz w:val="18"/>
-              </w:rPr>
-              <w:t>adaptive_practice_answers</w:t>
+                <w:rFonts w:ascii="Consolas" w:hAnsi="Consolas"/>
+                <w:sz w:val="18"/>
+                <w:shd w:val="clear" w:fill="E8E8E8"/>
+              </w:rPr>
+              <w:t>source</w:t>
             </w:r>
           </w:p>
         </w:tc>
@@ -39753,7 +40098,7 @@
               <w:rPr>
                 <w:sz w:val="18"/>
               </w:rPr>
-              <w:t>100–2000</w:t>
+              <w:t>string</w:t>
             </w:r>
           </w:p>
         </w:tc>
@@ -39771,7 +40116,7 @@
               <w:rPr>
                 <w:sz w:val="18"/>
               </w:rPr>
-              <w:t>~600 bytes</w:t>
+              <w:t>Yes</w:t>
             </w:r>
           </w:p>
         </w:tc>
@@ -39787,9 +40132,39 @@
             </w:r>
             <w:r>
               <w:rPr>
-                <w:sz w:val="18"/>
-              </w:rPr>
-              <w:t>Depends on Infinity Quiz usage</w:t>
+                <w:rFonts w:ascii="Consolas" w:hAnsi="Consolas"/>
+                <w:sz w:val="18"/>
+                <w:shd w:val="clear" w:fill="E8E8E8"/>
+              </w:rPr>
+              <w:t>static_json</w:t>
+            </w:r>
+            <w:r>
+              <w:rPr>
+                <w:sz w:val="18"/>
+              </w:rPr>
+              <w:t xml:space="preserve">, </w:t>
+            </w:r>
+            <w:r>
+              <w:rPr>
+                <w:rFonts w:ascii="Consolas" w:hAnsi="Consolas"/>
+                <w:sz w:val="18"/>
+                <w:shd w:val="clear" w:fill="E8E8E8"/>
+              </w:rPr>
+              <w:t>adaptive_ai</w:t>
+            </w:r>
+            <w:r>
+              <w:rPr>
+                <w:sz w:val="18"/>
+              </w:rPr>
+              <w:t xml:space="preserve">, or </w:t>
+            </w:r>
+            <w:r>
+              <w:rPr>
+                <w:rFonts w:ascii="Consolas" w:hAnsi="Consolas"/>
+                <w:sz w:val="18"/>
+                <w:shd w:val="clear" w:fill="E8E8E8"/>
+              </w:rPr>
+              <w:t>repeat</w:t>
             </w:r>
           </w:p>
         </w:tc>
@@ -39807,6 +40182,1607 @@
             </w:r>
             <w:r>
               <w:rPr>
+                <w:rFonts w:ascii="Consolas" w:hAnsi="Consolas"/>
+                <w:sz w:val="18"/>
+                <w:shd w:val="clear" w:fill="E8E8E8"/>
+              </w:rPr>
+              <w:t>repeated</w:t>
+            </w:r>
+          </w:p>
+        </w:tc>
+        <w:tc>
+          <w:tcPr>
+            <w:tcW w:type="dxa" w:w="2197"/>
+          </w:tcPr>
+          <w:p>
+            <w:r>
+              <w:rPr>
+                <w:sz w:val="18"/>
+              </w:rPr>
+            </w:r>
+            <w:r>
+              <w:rPr>
+                <w:sz w:val="18"/>
+              </w:rPr>
+              <w:t>boolean</w:t>
+            </w:r>
+          </w:p>
+        </w:tc>
+        <w:tc>
+          <w:tcPr>
+            <w:tcW w:type="dxa" w:w="2197"/>
+          </w:tcPr>
+          <w:p>
+            <w:r>
+              <w:rPr>
+                <w:sz w:val="18"/>
+              </w:rPr>
+            </w:r>
+            <w:r>
+              <w:rPr>
+                <w:sz w:val="18"/>
+              </w:rPr>
+              <w:t>Yes</w:t>
+            </w:r>
+          </w:p>
+        </w:tc>
+        <w:tc>
+          <w:tcPr>
+            <w:tcW w:type="dxa" w:w="2197"/>
+          </w:tcPr>
+          <w:p>
+            <w:r>
+              <w:rPr>
+                <w:sz w:val="18"/>
+              </w:rPr>
+            </w:r>
+            <w:r>
+              <w:rPr>
+                <w:sz w:val="18"/>
+              </w:rPr>
+              <w:t>Whether the answer was a repeat attempt</w:t>
+            </w:r>
+          </w:p>
+        </w:tc>
+      </w:tr>
+      <w:tr>
+        <w:tc>
+          <w:tcPr>
+            <w:tcW w:type="dxa" w:w="2197"/>
+          </w:tcPr>
+          <w:p>
+            <w:r>
+              <w:rPr>
+                <w:sz w:val="18"/>
+              </w:rPr>
+            </w:r>
+            <w:r>
+              <w:rPr>
+                <w:rFonts w:ascii="Consolas" w:hAnsi="Consolas"/>
+                <w:sz w:val="18"/>
+                <w:shd w:val="clear" w:fill="E8E8E8"/>
+              </w:rPr>
+              <w:t>generatedFromQuestion</w:t>
+            </w:r>
+          </w:p>
+        </w:tc>
+        <w:tc>
+          <w:tcPr>
+            <w:tcW w:type="dxa" w:w="2197"/>
+          </w:tcPr>
+          <w:p>
+            <w:r>
+              <w:rPr>
+                <w:sz w:val="18"/>
+              </w:rPr>
+            </w:r>
+            <w:r>
+              <w:rPr>
+                <w:sz w:val="18"/>
+              </w:rPr>
+              <w:t>string</w:t>
+            </w:r>
+          </w:p>
+        </w:tc>
+        <w:tc>
+          <w:tcPr>
+            <w:tcW w:type="dxa" w:w="2197"/>
+          </w:tcPr>
+          <w:p>
+            <w:r>
+              <w:rPr>
+                <w:sz w:val="18"/>
+              </w:rPr>
+            </w:r>
+            <w:r>
+              <w:rPr>
+                <w:sz w:val="18"/>
+              </w:rPr>
+              <w:t>No</w:t>
+            </w:r>
+          </w:p>
+        </w:tc>
+        <w:tc>
+          <w:tcPr>
+            <w:tcW w:type="dxa" w:w="2197"/>
+          </w:tcPr>
+          <w:p>
+            <w:r>
+              <w:rPr>
+                <w:sz w:val="18"/>
+              </w:rPr>
+            </w:r>
+            <w:r>
+              <w:rPr>
+                <w:sz w:val="18"/>
+              </w:rPr>
+              <w:t>Source question used by AI generation</w:t>
+            </w:r>
+          </w:p>
+        </w:tc>
+      </w:tr>
+      <w:tr>
+        <w:tc>
+          <w:tcPr>
+            <w:tcW w:type="dxa" w:w="2197"/>
+          </w:tcPr>
+          <w:p>
+            <w:r>
+              <w:rPr>
+                <w:sz w:val="18"/>
+              </w:rPr>
+            </w:r>
+            <w:r>
+              <w:rPr>
+                <w:rFonts w:ascii="Consolas" w:hAnsi="Consolas"/>
+                <w:sz w:val="18"/>
+                <w:shd w:val="clear" w:fill="E8E8E8"/>
+              </w:rPr>
+              <w:t>createdAt</w:t>
+            </w:r>
+          </w:p>
+        </w:tc>
+        <w:tc>
+          <w:tcPr>
+            <w:tcW w:type="dxa" w:w="2197"/>
+          </w:tcPr>
+          <w:p>
+            <w:r>
+              <w:rPr>
+                <w:sz w:val="18"/>
+              </w:rPr>
+            </w:r>
+            <w:r>
+              <w:rPr>
+                <w:sz w:val="18"/>
+              </w:rPr>
+              <w:t>timestamp</w:t>
+            </w:r>
+          </w:p>
+        </w:tc>
+        <w:tc>
+          <w:tcPr>
+            <w:tcW w:type="dxa" w:w="2197"/>
+          </w:tcPr>
+          <w:p>
+            <w:r>
+              <w:rPr>
+                <w:sz w:val="18"/>
+              </w:rPr>
+            </w:r>
+            <w:r>
+              <w:rPr>
+                <w:sz w:val="18"/>
+              </w:rPr>
+              <w:t>Yes</w:t>
+            </w:r>
+          </w:p>
+        </w:tc>
+        <w:tc>
+          <w:tcPr>
+            <w:tcW w:type="dxa" w:w="2197"/>
+          </w:tcPr>
+          <w:p>
+            <w:r>
+              <w:rPr>
+                <w:sz w:val="18"/>
+              </w:rPr>
+            </w:r>
+            <w:r>
+              <w:rPr>
+                <w:sz w:val="18"/>
+              </w:rPr>
+              <w:t>Record creation</w:t>
+            </w:r>
+          </w:p>
+        </w:tc>
+      </w:tr>
+      <w:tr>
+        <w:tc>
+          <w:tcPr>
+            <w:tcW w:type="dxa" w:w="2197"/>
+          </w:tcPr>
+          <w:p>
+            <w:r>
+              <w:rPr>
+                <w:sz w:val="18"/>
+              </w:rPr>
+            </w:r>
+            <w:r>
+              <w:rPr>
+                <w:rFonts w:ascii="Consolas" w:hAnsi="Consolas"/>
+                <w:sz w:val="18"/>
+                <w:shd w:val="clear" w:fill="E8E8E8"/>
+              </w:rPr>
+              <w:t>updatedAt</w:t>
+            </w:r>
+          </w:p>
+        </w:tc>
+        <w:tc>
+          <w:tcPr>
+            <w:tcW w:type="dxa" w:w="2197"/>
+          </w:tcPr>
+          <w:p>
+            <w:r>
+              <w:rPr>
+                <w:sz w:val="18"/>
+              </w:rPr>
+            </w:r>
+            <w:r>
+              <w:rPr>
+                <w:sz w:val="18"/>
+              </w:rPr>
+              <w:t>timestamp</w:t>
+            </w:r>
+          </w:p>
+        </w:tc>
+        <w:tc>
+          <w:tcPr>
+            <w:tcW w:type="dxa" w:w="2197"/>
+          </w:tcPr>
+          <w:p>
+            <w:r>
+              <w:rPr>
+                <w:sz w:val="18"/>
+              </w:rPr>
+            </w:r>
+            <w:r>
+              <w:rPr>
+                <w:sz w:val="18"/>
+              </w:rPr>
+              <w:t>Yes</w:t>
+            </w:r>
+          </w:p>
+        </w:tc>
+        <w:tc>
+          <w:tcPr>
+            <w:tcW w:type="dxa" w:w="2197"/>
+          </w:tcPr>
+          <w:p>
+            <w:r>
+              <w:rPr>
+                <w:sz w:val="18"/>
+              </w:rPr>
+            </w:r>
+            <w:r>
+              <w:rPr>
+                <w:sz w:val="18"/>
+              </w:rPr>
+              <w:t>Last update</w:t>
+            </w:r>
+          </w:p>
+        </w:tc>
+      </w:tr>
+    </w:tbl>
+    <w:p/>
+    <w:p>
+      <w:r>
+        <w:t>Session state queries filter by user UID and selected category, then return answered static IDs, wrong questions, and recent answers.</w:t>
+      </w:r>
+    </w:p>
+    <w:p>
+      <w:r>
+        <w:t>____________________________________________________________</w:t>
+      </w:r>
+    </w:p>
+    <w:p>
+      <w:pPr>
+        <w:pStyle w:val="Heading2"/>
+      </w:pPr>
+      <w:r>
+        <w:t>C.2 Supabase Tables (RAG Vector Storage)</w:t>
+      </w:r>
+    </w:p>
+    <w:p>
+      <w:pPr>
+        <w:pStyle w:val="Heading3"/>
+      </w:pPr>
+      <w:r>
+        <w:t>C.2.1 Table: `documents`</w:t>
+      </w:r>
+    </w:p>
+    <w:p>
+      <w:pPr>
+        <w:pStyle w:val="NoSpacing"/>
+        <w:spacing w:before="40" w:after="40"/>
+        <w:ind w:left="567"/>
+      </w:pPr>
+      <w:r>
+        <w:rPr>
+          <w:rFonts w:ascii="Consolas" w:hAnsi="Consolas"/>
+          <w:color w:val="1E1E1E"/>
+          <w:sz w:val="17"/>
+          <w:shd w:val="clear" w:fill="F5F5F5"/>
+        </w:rPr>
+        <w:t>CREATE TABLE documents (</w:t>
+        <w:br/>
+        <w:t xml:space="preserve">    id          UUID DEFAULT gen_random_uuid() PRIMARY KEY,</w:t>
+        <w:br/>
+        <w:t xml:space="preserve">    content     TEXT NOT NULL,</w:t>
+        <w:br/>
+        <w:t xml:space="preserve">    metadata    JSONB DEFAULT '{}'::jsonb,</w:t>
+        <w:br/>
+        <w:t xml:space="preserve">    embedding   VECTOR(768) NOT NULL,</w:t>
+        <w:br/>
+        <w:t xml:space="preserve">    kb_id       TEXT NOT NULL</w:t>
+        <w:br/>
+        <w:t>);</w:t>
+        <w:br/>
+        <w:br/>
+        <w:t>-- Index for approximate nearest-neighbor search</w:t>
+        <w:br/>
+        <w:t xml:space="preserve">CREATE INDEX ON documents </w:t>
+        <w:br/>
+        <w:t>USING ivfflat (embedding vector_cosine_ops)</w:t>
+        <w:br/>
+        <w:t>WITH (lists = 100);</w:t>
+        <w:br/>
+        <w:br/>
+        <w:t>-- Index for kb_id filtering</w:t>
+        <w:br/>
+        <w:t>CREATE INDEX idx_documents_kb_id ON documents(kb_id);</w:t>
+      </w:r>
+    </w:p>
+    <w:p>
+      <w:r>
+        <w:rPr>
+          <w:b/>
+        </w:rPr>
+        <w:t>Column Details</w:t>
+      </w:r>
+      <w:r>
+        <w:t>:</w:t>
+      </w:r>
+    </w:p>
+    <w:tbl>
+      <w:tblPr>
+        <w:tblStyle w:val="TableGrid"/>
+        <w:tblW w:type="auto" w:w="0"/>
+        <w:tblLook w:firstColumn="1" w:firstRow="1" w:lastColumn="0" w:lastRow="0" w:noHBand="0" w:noVBand="1" w:val="04A0"/>
+      </w:tblPr>
+      <w:tblGrid>
+        <w:gridCol w:w="2929"/>
+        <w:gridCol w:w="2929"/>
+        <w:gridCol w:w="2929"/>
+      </w:tblGrid>
+      <w:tr>
+        <w:tc>
+          <w:tcPr>
+            <w:tcW w:type="dxa" w:w="2929"/>
+            <w:shd w:fill="D9E2F3" w:val="clear"/>
+          </w:tcPr>
+          <w:p>
+            <w:r/>
+            <w:r>
+              <w:rPr>
+                <w:b/>
+                <w:sz w:val="18"/>
+              </w:rPr>
+              <w:t>Column</w:t>
+            </w:r>
+          </w:p>
+        </w:tc>
+        <w:tc>
+          <w:tcPr>
+            <w:tcW w:type="dxa" w:w="2929"/>
+            <w:shd w:fill="D9E2F3" w:val="clear"/>
+          </w:tcPr>
+          <w:p>
+            <w:r/>
+            <w:r>
+              <w:rPr>
+                <w:b/>
+                <w:sz w:val="18"/>
+              </w:rPr>
+              <w:t>Type</w:t>
+            </w:r>
+          </w:p>
+        </w:tc>
+        <w:tc>
+          <w:tcPr>
+            <w:tcW w:type="dxa" w:w="2929"/>
+            <w:shd w:fill="D9E2F3" w:val="clear"/>
+          </w:tcPr>
+          <w:p>
+            <w:r/>
+            <w:r>
+              <w:rPr>
+                <w:b/>
+                <w:sz w:val="18"/>
+              </w:rPr>
+              <w:t>Description</w:t>
+            </w:r>
+          </w:p>
+        </w:tc>
+      </w:tr>
+      <w:tr>
+        <w:tc>
+          <w:tcPr>
+            <w:tcW w:type="dxa" w:w="2929"/>
+          </w:tcPr>
+          <w:p>
+            <w:r>
+              <w:rPr>
+                <w:sz w:val="18"/>
+              </w:rPr>
+            </w:r>
+            <w:r>
+              <w:rPr>
+                <w:sz w:val="18"/>
+              </w:rPr>
+              <w:t>id</w:t>
+            </w:r>
+          </w:p>
+        </w:tc>
+        <w:tc>
+          <w:tcPr>
+            <w:tcW w:type="dxa" w:w="2929"/>
+          </w:tcPr>
+          <w:p>
+            <w:r>
+              <w:rPr>
+                <w:sz w:val="18"/>
+              </w:rPr>
+            </w:r>
+            <w:r>
+              <w:rPr>
+                <w:sz w:val="18"/>
+              </w:rPr>
+              <w:t>UUID</w:t>
+            </w:r>
+          </w:p>
+        </w:tc>
+        <w:tc>
+          <w:tcPr>
+            <w:tcW w:type="dxa" w:w="2929"/>
+          </w:tcPr>
+          <w:p>
+            <w:r>
+              <w:rPr>
+                <w:sz w:val="18"/>
+              </w:rPr>
+            </w:r>
+            <w:r>
+              <w:rPr>
+                <w:sz w:val="18"/>
+              </w:rPr>
+              <w:t>Auto-generated primary key</w:t>
+            </w:r>
+          </w:p>
+        </w:tc>
+      </w:tr>
+      <w:tr>
+        <w:tc>
+          <w:tcPr>
+            <w:tcW w:type="dxa" w:w="2929"/>
+          </w:tcPr>
+          <w:p>
+            <w:r>
+              <w:rPr>
+                <w:sz w:val="18"/>
+              </w:rPr>
+            </w:r>
+            <w:r>
+              <w:rPr>
+                <w:sz w:val="18"/>
+              </w:rPr>
+              <w:t>content</w:t>
+            </w:r>
+          </w:p>
+        </w:tc>
+        <w:tc>
+          <w:tcPr>
+            <w:tcW w:type="dxa" w:w="2929"/>
+          </w:tcPr>
+          <w:p>
+            <w:r>
+              <w:rPr>
+                <w:sz w:val="18"/>
+              </w:rPr>
+            </w:r>
+            <w:r>
+              <w:rPr>
+                <w:sz w:val="18"/>
+              </w:rPr>
+              <w:t>TEXT</w:t>
+            </w:r>
+          </w:p>
+        </w:tc>
+        <w:tc>
+          <w:tcPr>
+            <w:tcW w:type="dxa" w:w="2929"/>
+          </w:tcPr>
+          <w:p>
+            <w:r>
+              <w:rPr>
+                <w:sz w:val="18"/>
+              </w:rPr>
+            </w:r>
+            <w:r>
+              <w:rPr>
+                <w:sz w:val="18"/>
+              </w:rPr>
+              <w:t>Chunk text (&lt;=500 characters)</w:t>
+            </w:r>
+          </w:p>
+        </w:tc>
+      </w:tr>
+      <w:tr>
+        <w:tc>
+          <w:tcPr>
+            <w:tcW w:type="dxa" w:w="2929"/>
+          </w:tcPr>
+          <w:p>
+            <w:r>
+              <w:rPr>
+                <w:sz w:val="18"/>
+              </w:rPr>
+            </w:r>
+            <w:r>
+              <w:rPr>
+                <w:sz w:val="18"/>
+              </w:rPr>
+              <w:t>metadata</w:t>
+            </w:r>
+          </w:p>
+        </w:tc>
+        <w:tc>
+          <w:tcPr>
+            <w:tcW w:type="dxa" w:w="2929"/>
+          </w:tcPr>
+          <w:p>
+            <w:r>
+              <w:rPr>
+                <w:sz w:val="18"/>
+              </w:rPr>
+            </w:r>
+            <w:r>
+              <w:rPr>
+                <w:sz w:val="18"/>
+              </w:rPr>
+              <w:t>JSONB</w:t>
+            </w:r>
+          </w:p>
+        </w:tc>
+        <w:tc>
+          <w:tcPr>
+            <w:tcW w:type="dxa" w:w="2929"/>
+          </w:tcPr>
+          <w:p>
+            <w:r>
+              <w:rPr>
+                <w:sz w:val="18"/>
+              </w:rPr>
+            </w:r>
+            <w:r>
+              <w:rPr>
+                <w:rFonts w:ascii="Consolas" w:hAnsi="Consolas"/>
+                <w:sz w:val="18"/>
+                <w:shd w:val="clear" w:fill="E8E8E8"/>
+              </w:rPr>
+              <w:t>{"document_id": "...", "chunk_index": 0, "filename": "..."}</w:t>
+            </w:r>
+          </w:p>
+        </w:tc>
+      </w:tr>
+      <w:tr>
+        <w:tc>
+          <w:tcPr>
+            <w:tcW w:type="dxa" w:w="2929"/>
+          </w:tcPr>
+          <w:p>
+            <w:r>
+              <w:rPr>
+                <w:sz w:val="18"/>
+              </w:rPr>
+            </w:r>
+            <w:r>
+              <w:rPr>
+                <w:sz w:val="18"/>
+              </w:rPr>
+              <w:t>embedding</w:t>
+            </w:r>
+          </w:p>
+        </w:tc>
+        <w:tc>
+          <w:tcPr>
+            <w:tcW w:type="dxa" w:w="2929"/>
+          </w:tcPr>
+          <w:p>
+            <w:r>
+              <w:rPr>
+                <w:sz w:val="18"/>
+              </w:rPr>
+            </w:r>
+            <w:r>
+              <w:rPr>
+                <w:sz w:val="18"/>
+              </w:rPr>
+              <w:t>VECTOR(768)</w:t>
+            </w:r>
+          </w:p>
+        </w:tc>
+        <w:tc>
+          <w:tcPr>
+            <w:tcW w:type="dxa" w:w="2929"/>
+          </w:tcPr>
+          <w:p>
+            <w:r>
+              <w:rPr>
+                <w:sz w:val="18"/>
+              </w:rPr>
+            </w:r>
+            <w:r>
+              <w:rPr>
+                <w:sz w:val="18"/>
+              </w:rPr>
+              <w:t>nomic-embed-text-v1.5 embedding</w:t>
+            </w:r>
+          </w:p>
+        </w:tc>
+      </w:tr>
+      <w:tr>
+        <w:tc>
+          <w:tcPr>
+            <w:tcW w:type="dxa" w:w="2929"/>
+          </w:tcPr>
+          <w:p>
+            <w:r>
+              <w:rPr>
+                <w:sz w:val="18"/>
+              </w:rPr>
+            </w:r>
+            <w:r>
+              <w:rPr>
+                <w:sz w:val="18"/>
+              </w:rPr>
+              <w:t>kb_id</w:t>
+            </w:r>
+          </w:p>
+        </w:tc>
+        <w:tc>
+          <w:tcPr>
+            <w:tcW w:type="dxa" w:w="2929"/>
+          </w:tcPr>
+          <w:p>
+            <w:r>
+              <w:rPr>
+                <w:sz w:val="18"/>
+              </w:rPr>
+            </w:r>
+            <w:r>
+              <w:rPr>
+                <w:sz w:val="18"/>
+              </w:rPr>
+              <w:t>TEXT</w:t>
+            </w:r>
+          </w:p>
+        </w:tc>
+        <w:tc>
+          <w:tcPr>
+            <w:tcW w:type="dxa" w:w="2929"/>
+          </w:tcPr>
+          <w:p>
+            <w:r>
+              <w:rPr>
+                <w:sz w:val="18"/>
+              </w:rPr>
+            </w:r>
+            <w:r>
+              <w:rPr>
+                <w:sz w:val="18"/>
+              </w:rPr>
+              <w:t>Knowledge base ID (= user UID for isolation)</w:t>
+            </w:r>
+          </w:p>
+        </w:tc>
+      </w:tr>
+    </w:tbl>
+    <w:p/>
+    <w:p>
+      <w:pPr>
+        <w:pStyle w:val="Heading3"/>
+      </w:pPr>
+      <w:r>
+        <w:t>C.2.2 RPC Function: `match_documents`</w:t>
+      </w:r>
+    </w:p>
+    <w:p>
+      <w:pPr>
+        <w:pStyle w:val="NoSpacing"/>
+        <w:spacing w:before="40" w:after="40"/>
+        <w:ind w:left="567"/>
+      </w:pPr>
+      <w:r>
+        <w:rPr>
+          <w:rFonts w:ascii="Consolas" w:hAnsi="Consolas"/>
+          <w:color w:val="1E1E1E"/>
+          <w:sz w:val="17"/>
+          <w:shd w:val="clear" w:fill="F5F5F5"/>
+        </w:rPr>
+        <w:t>CREATE OR REPLACE FUNCTION match_documents(</w:t>
+        <w:br/>
+        <w:t xml:space="preserve">    query_embedding VECTOR(768),</w:t>
+        <w:br/>
+        <w:t xml:space="preserve">    match_count INT DEFAULT 5,</w:t>
+        <w:br/>
+        <w:t xml:space="preserve">    filter_kb_id TEXT DEFAULT NULL</w:t>
+        <w:br/>
+        <w:t>)</w:t>
+        <w:br/>
+        <w:t>RETURNS TABLE (</w:t>
+        <w:br/>
+        <w:t xml:space="preserve">    id UUID,</w:t>
+        <w:br/>
+        <w:t xml:space="preserve">    content TEXT,</w:t>
+        <w:br/>
+        <w:t xml:space="preserve">    metadata JSONB,</w:t>
+        <w:br/>
+        <w:t xml:space="preserve">    similarity FLOAT</w:t>
+        <w:br/>
+        <w:t>)</w:t>
+        <w:br/>
+        <w:t>LANGUAGE plpgsql</w:t>
+        <w:br/>
+        <w:t>AS $$</w:t>
+        <w:br/>
+        <w:t>BEGIN</w:t>
+        <w:br/>
+        <w:t xml:space="preserve">    RETURN QUERY</w:t>
+        <w:br/>
+        <w:t xml:space="preserve">    SELECT</w:t>
+        <w:br/>
+        <w:t xml:space="preserve">        d.id,</w:t>
+        <w:br/>
+        <w:t xml:space="preserve">        d.content,</w:t>
+        <w:br/>
+        <w:t xml:space="preserve">        d.metadata,</w:t>
+        <w:br/>
+        <w:t xml:space="preserve">        1 - (d.embedding &lt;=&gt; query_embedding) AS similarity</w:t>
+        <w:br/>
+        <w:t xml:space="preserve">    FROM documents d</w:t>
+        <w:br/>
+        <w:t xml:space="preserve">    WHERE (filter_kb_id IS NULL OR d.kb_id = filter_kb_id)</w:t>
+        <w:br/>
+        <w:t xml:space="preserve">    ORDER BY d.embedding &lt;=&gt; query_embedding</w:t>
+        <w:br/>
+        <w:t xml:space="preserve">    LIMIT match_count;</w:t>
+        <w:br/>
+        <w:t>END;</w:t>
+        <w:br/>
+        <w:t>$$;</w:t>
+      </w:r>
+    </w:p>
+    <w:p>
+      <w:r>
+        <w:t>The function uses cosine distance (</w:t>
+      </w:r>
+      <w:r>
+        <w:rPr>
+          <w:rFonts w:ascii="Consolas" w:hAnsi="Consolas"/>
+          <w:sz w:val="18"/>
+          <w:shd w:val="clear" w:fill="E8E8E8"/>
+        </w:rPr>
+        <w:t>&lt;=&gt;</w:t>
+      </w:r>
+      <w:r>
+        <w:t xml:space="preserve"> operator) for similarity ranking and supports optional kb_id filtering for user-scoped searches.</w:t>
+      </w:r>
+    </w:p>
+    <w:p>
+      <w:r>
+        <w:t>____________________________________________________________</w:t>
+      </w:r>
+    </w:p>
+    <w:p>
+      <w:pPr>
+        <w:pStyle w:val="Heading2"/>
+      </w:pPr>
+      <w:r>
+        <w:t>C.3 Entity Relationship Summary</w:t>
+      </w:r>
+    </w:p>
+    <w:p>
+      <w:pPr>
+        <w:pStyle w:val="NoSpacing"/>
+        <w:spacing w:before="40" w:after="40"/>
+        <w:ind w:left="567"/>
+      </w:pPr>
+      <w:r>
+        <w:rPr>
+          <w:rFonts w:ascii="Consolas" w:hAnsi="Consolas"/>
+          <w:color w:val="1E1E1E"/>
+          <w:sz w:val="17"/>
+          <w:shd w:val="clear" w:fill="F5F5F5"/>
+        </w:rPr>
+        <w:t>┌──────────┐          ┌───────────────┐</w:t>
+        <w:br/>
+        <w:t>│  users   │──1:N────►│     quiz      │  (host_id -&gt; users.id)</w:t>
+        <w:br/>
+        <w:t>└──────────┘          └───────┬───────┘</w:t>
+        <w:br/>
+        <w:t xml:space="preserve">     │                        │</w:t>
+        <w:br/>
+        <w:t xml:space="preserve">     │                        │ 1:N</w:t>
+        <w:br/>
+        <w:t xml:space="preserve">     │                        ▼</w:t>
+        <w:br/>
+        <w:t xml:space="preserve">     │                ┌───────────────┐</w:t>
+        <w:br/>
+        <w:t xml:space="preserve">     │                │   question    │  (quiz_id -&gt; quiz.id)</w:t>
+        <w:br/>
+        <w:t xml:space="preserve">     │                └───────────────┘</w:t>
+        <w:br/>
+        <w:t xml:space="preserve">     │</w:t>
+        <w:br/>
+        <w:t xml:space="preserve">     │ 1:N            ┌───────────────┐</w:t>
+        <w:br/>
+        <w:t xml:space="preserve">     ├───────────────►│   take_quiz   │  (player_id -&gt; users.id)</w:t>
+        <w:br/>
+        <w:t xml:space="preserve">     │                └───────┬───────┘</w:t>
+        <w:br/>
+        <w:t xml:space="preserve">     │                        │</w:t>
+        <w:br/>
+        <w:t xml:space="preserve">     │                        │ 1:N</w:t>
+        <w:br/>
+        <w:t xml:space="preserve">     │                        ▼</w:t>
+        <w:br/>
+        <w:t xml:space="preserve">     │                ┌───────────────┐</w:t>
+        <w:br/>
+        <w:t xml:space="preserve">     │                │ take_question │  (take_id -&gt; take_quiz.id)</w:t>
+        <w:br/>
+        <w:t xml:space="preserve">     │                └───────────────┘</w:t>
+        <w:br/>
+        <w:t xml:space="preserve">     │</w:t>
+        <w:br/>
+        <w:t xml:space="preserve">     │ 1:N            ┌───────────────┐</w:t>
+        <w:br/>
+        <w:t xml:space="preserve">     ├───────────────►│review_schedule│  (user_id -&gt; users.id)</w:t>
+        <w:br/>
+        <w:t xml:space="preserve">     │                └───────────────┘</w:t>
+        <w:br/>
+        <w:t xml:space="preserve">     │</w:t>
+        <w:br/>
+        <w:t xml:space="preserve">     │ 1:N            ┌───────────────┐</w:t>
+        <w:br/>
+        <w:t xml:space="preserve">     ├───────────────►│ notification  │  (user_id -&gt; users.id)</w:t>
+        <w:br/>
+        <w:t xml:space="preserve">     │                └───────────────┘</w:t>
+        <w:br/>
+        <w:t xml:space="preserve">     │</w:t>
+        <w:br/>
+        <w:t xml:space="preserve">     │ subcollection  ┌───────────────┐         ┌──────────────┐</w:t>
+        <w:br/>
+        <w:t xml:space="preserve">     └───────────────►│  documents    │────────►│  Supabase    │</w:t>
+        <w:br/>
+        <w:t xml:space="preserve">                      │  (metadata)   │ ragDocId │  documents   │</w:t>
+        <w:br/>
+        <w:t xml:space="preserve">                      └───────────────┘         │  (vectors)   │</w:t>
+        <w:br/>
+        <w:t xml:space="preserve">                                                └──────────────┘</w:t>
+      </w:r>
+    </w:p>
+    <w:p>
+      <w:r>
+        <w:t>Note: Firestore is NoSQL and does not enforce foreign keys. Referential integrity is maintained by application logic.</w:t>
+      </w:r>
+    </w:p>
+    <w:p>
+      <w:r>
+        <w:t>____________________________________________________________</w:t>
+      </w:r>
+    </w:p>
+    <w:p>
+      <w:pPr>
+        <w:pStyle w:val="Heading2"/>
+      </w:pPr>
+      <w:r>
+        <w:t>C.4 Data Volume Estimates</w:t>
+      </w:r>
+    </w:p>
+    <w:tbl>
+      <w:tblPr>
+        <w:tblStyle w:val="TableGrid"/>
+        <w:tblW w:type="auto" w:w="0"/>
+        <w:tblLook w:firstColumn="1" w:firstRow="1" w:lastColumn="0" w:lastRow="0" w:noHBand="0" w:noVBand="1" w:val="04A0"/>
+      </w:tblPr>
+      <w:tblGrid>
+        <w:gridCol w:w="2197"/>
+        <w:gridCol w:w="2197"/>
+        <w:gridCol w:w="2197"/>
+        <w:gridCol w:w="2197"/>
+      </w:tblGrid>
+      <w:tr>
+        <w:tc>
+          <w:tcPr>
+            <w:tcW w:type="dxa" w:w="2197"/>
+            <w:shd w:fill="D9E2F3" w:val="clear"/>
+          </w:tcPr>
+          <w:p>
+            <w:r/>
+            <w:r>
+              <w:rPr>
+                <w:b/>
+                <w:sz w:val="18"/>
+              </w:rPr>
+              <w:t>Collection</w:t>
+            </w:r>
+          </w:p>
+        </w:tc>
+        <w:tc>
+          <w:tcPr>
+            <w:tcW w:type="dxa" w:w="2197"/>
+            <w:shd w:fill="D9E2F3" w:val="clear"/>
+          </w:tcPr>
+          <w:p>
+            <w:r/>
+            <w:r>
+              <w:rPr>
+                <w:b/>
+                <w:sz w:val="18"/>
+              </w:rPr>
+              <w:t>Documents per User</w:t>
+            </w:r>
+          </w:p>
+        </w:tc>
+        <w:tc>
+          <w:tcPr>
+            <w:tcW w:type="dxa" w:w="2197"/>
+            <w:shd w:fill="D9E2F3" w:val="clear"/>
+          </w:tcPr>
+          <w:p>
+            <w:r/>
+            <w:r>
+              <w:rPr>
+                <w:b/>
+                <w:sz w:val="18"/>
+              </w:rPr>
+              <w:t>Document Size</w:t>
+            </w:r>
+          </w:p>
+        </w:tc>
+        <w:tc>
+          <w:tcPr>
+            <w:tcW w:type="dxa" w:w="2197"/>
+            <w:shd w:fill="D9E2F3" w:val="clear"/>
+          </w:tcPr>
+          <w:p>
+            <w:r/>
+            <w:r>
+              <w:rPr>
+                <w:b/>
+                <w:sz w:val="18"/>
+              </w:rPr>
+              <w:t>Growth Rate</w:t>
+            </w:r>
+          </w:p>
+        </w:tc>
+      </w:tr>
+      <w:tr>
+        <w:tc>
+          <w:tcPr>
+            <w:tcW w:type="dxa" w:w="2197"/>
+          </w:tcPr>
+          <w:p>
+            <w:r>
+              <w:rPr>
+                <w:sz w:val="18"/>
+              </w:rPr>
+            </w:r>
+            <w:r>
+              <w:rPr>
+                <w:sz w:val="18"/>
+              </w:rPr>
+              <w:t>quiz</w:t>
+            </w:r>
+          </w:p>
+        </w:tc>
+        <w:tc>
+          <w:tcPr>
+            <w:tcW w:type="dxa" w:w="2197"/>
+          </w:tcPr>
+          <w:p>
+            <w:r>
+              <w:rPr>
+                <w:sz w:val="18"/>
+              </w:rPr>
+            </w:r>
+            <w:r>
+              <w:rPr>
+                <w:sz w:val="18"/>
+              </w:rPr>
+              <w:t>10-50</w:t>
+            </w:r>
+          </w:p>
+        </w:tc>
+        <w:tc>
+          <w:tcPr>
+            <w:tcW w:type="dxa" w:w="2197"/>
+          </w:tcPr>
+          <w:p>
+            <w:r>
+              <w:rPr>
+                <w:sz w:val="18"/>
+              </w:rPr>
+            </w:r>
+            <w:r>
+              <w:rPr>
+                <w:sz w:val="18"/>
+              </w:rPr>
+              <w:t>~500 bytes</w:t>
+            </w:r>
+          </w:p>
+        </w:tc>
+        <w:tc>
+          <w:tcPr>
+            <w:tcW w:type="dxa" w:w="2197"/>
+          </w:tcPr>
+          <w:p>
+            <w:r>
+              <w:rPr>
+                <w:sz w:val="18"/>
+              </w:rPr>
+            </w:r>
+            <w:r>
+              <w:rPr>
+                <w:sz w:val="18"/>
+              </w:rPr>
+              <w:t>2-5/week</w:t>
+            </w:r>
+          </w:p>
+        </w:tc>
+      </w:tr>
+      <w:tr>
+        <w:tc>
+          <w:tcPr>
+            <w:tcW w:type="dxa" w:w="2197"/>
+          </w:tcPr>
+          <w:p>
+            <w:r>
+              <w:rPr>
+                <w:sz w:val="18"/>
+              </w:rPr>
+            </w:r>
+            <w:r>
+              <w:rPr>
+                <w:sz w:val="18"/>
+              </w:rPr>
+              <w:t>question</w:t>
+            </w:r>
+          </w:p>
+        </w:tc>
+        <w:tc>
+          <w:tcPr>
+            <w:tcW w:type="dxa" w:w="2197"/>
+          </w:tcPr>
+          <w:p>
+            <w:r>
+              <w:rPr>
+                <w:sz w:val="18"/>
+              </w:rPr>
+            </w:r>
+            <w:r>
+              <w:rPr>
+                <w:sz w:val="18"/>
+              </w:rPr>
+              <w:t>50-250</w:t>
+            </w:r>
+          </w:p>
+        </w:tc>
+        <w:tc>
+          <w:tcPr>
+            <w:tcW w:type="dxa" w:w="2197"/>
+          </w:tcPr>
+          <w:p>
+            <w:r>
+              <w:rPr>
+                <w:sz w:val="18"/>
+              </w:rPr>
+            </w:r>
+            <w:r>
+              <w:rPr>
+                <w:sz w:val="18"/>
+              </w:rPr>
+              <w:t>~300 bytes</w:t>
+            </w:r>
+          </w:p>
+        </w:tc>
+        <w:tc>
+          <w:tcPr>
+            <w:tcW w:type="dxa" w:w="2197"/>
+          </w:tcPr>
+          <w:p>
+            <w:r>
+              <w:rPr>
+                <w:sz w:val="18"/>
+              </w:rPr>
+            </w:r>
+            <w:r>
+              <w:rPr>
+                <w:sz w:val="18"/>
+              </w:rPr>
+              <w:t>10-25/week</w:t>
+            </w:r>
+          </w:p>
+        </w:tc>
+      </w:tr>
+      <w:tr>
+        <w:tc>
+          <w:tcPr>
+            <w:tcW w:type="dxa" w:w="2197"/>
+          </w:tcPr>
+          <w:p>
+            <w:r>
+              <w:rPr>
+                <w:sz w:val="18"/>
+              </w:rPr>
+            </w:r>
+            <w:r>
+              <w:rPr>
+                <w:sz w:val="18"/>
+              </w:rPr>
+              <w:t>take_quiz</w:t>
+            </w:r>
+          </w:p>
+        </w:tc>
+        <w:tc>
+          <w:tcPr>
+            <w:tcW w:type="dxa" w:w="2197"/>
+          </w:tcPr>
+          <w:p>
+            <w:r>
+              <w:rPr>
+                <w:sz w:val="18"/>
+              </w:rPr>
+            </w:r>
+            <w:r>
+              <w:rPr>
+                <w:sz w:val="18"/>
+              </w:rPr>
+              <w:t>50-500</w:t>
+            </w:r>
+          </w:p>
+        </w:tc>
+        <w:tc>
+          <w:tcPr>
+            <w:tcW w:type="dxa" w:w="2197"/>
+          </w:tcPr>
+          <w:p>
+            <w:r>
+              <w:rPr>
+                <w:sz w:val="18"/>
+              </w:rPr>
+            </w:r>
+            <w:r>
+              <w:rPr>
+                <w:sz w:val="18"/>
+              </w:rPr>
+              <w:t>~200 bytes</w:t>
+            </w:r>
+          </w:p>
+        </w:tc>
+        <w:tc>
+          <w:tcPr>
+            <w:tcW w:type="dxa" w:w="2197"/>
+          </w:tcPr>
+          <w:p>
+            <w:r>
+              <w:rPr>
+                <w:sz w:val="18"/>
+              </w:rPr>
+            </w:r>
+            <w:r>
+              <w:rPr>
+                <w:sz w:val="18"/>
+              </w:rPr>
+              <w:t>5-20/week</w:t>
+            </w:r>
+          </w:p>
+        </w:tc>
+      </w:tr>
+      <w:tr>
+        <w:tc>
+          <w:tcPr>
+            <w:tcW w:type="dxa" w:w="2197"/>
+          </w:tcPr>
+          <w:p>
+            <w:r>
+              <w:rPr>
+                <w:sz w:val="18"/>
+              </w:rPr>
+            </w:r>
+            <w:r>
+              <w:rPr>
+                <w:sz w:val="18"/>
+              </w:rPr>
+              <w:t>take_question</w:t>
+            </w:r>
+          </w:p>
+        </w:tc>
+        <w:tc>
+          <w:tcPr>
+            <w:tcW w:type="dxa" w:w="2197"/>
+          </w:tcPr>
+          <w:p>
+            <w:r>
+              <w:rPr>
+                <w:sz w:val="18"/>
+              </w:rPr>
+            </w:r>
+            <w:r>
+              <w:rPr>
+                <w:sz w:val="18"/>
+              </w:rPr>
+              <w:t>250-2500</w:t>
+            </w:r>
+          </w:p>
+        </w:tc>
+        <w:tc>
+          <w:tcPr>
+            <w:tcW w:type="dxa" w:w="2197"/>
+          </w:tcPr>
+          <w:p>
+            <w:r>
+              <w:rPr>
+                <w:sz w:val="18"/>
+              </w:rPr>
+            </w:r>
+            <w:r>
+              <w:rPr>
+                <w:sz w:val="18"/>
+              </w:rPr>
+              <w:t>~150 bytes</w:t>
+            </w:r>
+          </w:p>
+        </w:tc>
+        <w:tc>
+          <w:tcPr>
+            <w:tcW w:type="dxa" w:w="2197"/>
+          </w:tcPr>
+          <w:p>
+            <w:r>
+              <w:rPr>
+                <w:sz w:val="18"/>
+              </w:rPr>
+            </w:r>
+            <w:r>
+              <w:rPr>
+                <w:sz w:val="18"/>
+              </w:rPr>
+              <w:t>25-100/week</w:t>
+            </w:r>
+          </w:p>
+        </w:tc>
+      </w:tr>
+      <w:tr>
+        <w:tc>
+          <w:tcPr>
+            <w:tcW w:type="dxa" w:w="2197"/>
+          </w:tcPr>
+          <w:p>
+            <w:r>
+              <w:rPr>
+                <w:sz w:val="18"/>
+              </w:rPr>
+            </w:r>
+            <w:r>
+              <w:rPr>
+                <w:sz w:val="18"/>
+              </w:rPr>
+              <w:t>review_schedule</w:t>
+            </w:r>
+          </w:p>
+        </w:tc>
+        <w:tc>
+          <w:tcPr>
+            <w:tcW w:type="dxa" w:w="2197"/>
+          </w:tcPr>
+          <w:p>
+            <w:r>
+              <w:rPr>
+                <w:sz w:val="18"/>
+              </w:rPr>
+            </w:r>
+            <w:r>
+              <w:rPr>
+                <w:sz w:val="18"/>
+              </w:rPr>
+              <w:t>5-15</w:t>
+            </w:r>
+          </w:p>
+        </w:tc>
+        <w:tc>
+          <w:tcPr>
+            <w:tcW w:type="dxa" w:w="2197"/>
+          </w:tcPr>
+          <w:p>
+            <w:r>
+              <w:rPr>
+                <w:sz w:val="18"/>
+              </w:rPr>
+            </w:r>
+            <w:r>
+              <w:rPr>
+                <w:sz w:val="18"/>
+              </w:rPr>
+              <w:t>~200 bytes</w:t>
+            </w:r>
+          </w:p>
+        </w:tc>
+        <w:tc>
+          <w:tcPr>
+            <w:tcW w:type="dxa" w:w="2197"/>
+          </w:tcPr>
+          <w:p>
+            <w:r>
+              <w:rPr>
+                <w:sz w:val="18"/>
+              </w:rPr>
+            </w:r>
+            <w:r>
+              <w:rPr>
+                <w:sz w:val="18"/>
+              </w:rPr>
+              <w:t>Stable (one per category)</w:t>
+            </w:r>
+          </w:p>
+        </w:tc>
+      </w:tr>
+      <w:tr>
+        <w:tc>
+          <w:tcPr>
+            <w:tcW w:type="dxa" w:w="2197"/>
+          </w:tcPr>
+          <w:p>
+            <w:r>
+              <w:rPr>
+                <w:sz w:val="18"/>
+              </w:rPr>
+            </w:r>
+            <w:r>
+              <w:rPr>
+                <w:sz w:val="18"/>
+              </w:rPr>
+              <w:t>notification</w:t>
+            </w:r>
+          </w:p>
+        </w:tc>
+        <w:tc>
+          <w:tcPr>
+            <w:tcW w:type="dxa" w:w="2197"/>
+          </w:tcPr>
+          <w:p>
+            <w:r>
+              <w:rPr>
+                <w:sz w:val="18"/>
+              </w:rPr>
+            </w:r>
+            <w:r>
+              <w:rPr>
+                <w:sz w:val="18"/>
+              </w:rPr>
+              <w:t>20-100</w:t>
+            </w:r>
+          </w:p>
+        </w:tc>
+        <w:tc>
+          <w:tcPr>
+            <w:tcW w:type="dxa" w:w="2197"/>
+          </w:tcPr>
+          <w:p>
+            <w:r>
+              <w:rPr>
+                <w:sz w:val="18"/>
+              </w:rPr>
+            </w:r>
+            <w:r>
+              <w:rPr>
+                <w:sz w:val="18"/>
+              </w:rPr>
+              <w:t>~300 bytes</w:t>
+            </w:r>
+          </w:p>
+        </w:tc>
+        <w:tc>
+          <w:tcPr>
+            <w:tcW w:type="dxa" w:w="2197"/>
+          </w:tcPr>
+          <w:p>
+            <w:r>
+              <w:rPr>
+                <w:sz w:val="18"/>
+              </w:rPr>
+            </w:r>
+            <w:r>
+              <w:rPr>
+                <w:sz w:val="18"/>
+              </w:rPr>
+              <w:t>3-10/week</w:t>
+            </w:r>
+          </w:p>
+        </w:tc>
+      </w:tr>
+      <w:tr>
+        <w:tc>
+          <w:tcPr>
+            <w:tcW w:type="dxa" w:w="2197"/>
+          </w:tcPr>
+          <w:p>
+            <w:r>
+              <w:rPr>
+                <w:sz w:val="18"/>
+              </w:rPr>
+            </w:r>
+            <w:r>
+              <w:rPr>
+                <w:sz w:val="18"/>
+              </w:rPr>
+              <w:t>documents (Firestore)</w:t>
+            </w:r>
+          </w:p>
+        </w:tc>
+        <w:tc>
+          <w:tcPr>
+            <w:tcW w:type="dxa" w:w="2197"/>
+          </w:tcPr>
+          <w:p>
+            <w:r>
+              <w:rPr>
+                <w:sz w:val="18"/>
+              </w:rPr>
+            </w:r>
+            <w:r>
+              <w:rPr>
+                <w:sz w:val="18"/>
+              </w:rPr>
+              <w:t>5-20</w:t>
+            </w:r>
+          </w:p>
+        </w:tc>
+        <w:tc>
+          <w:tcPr>
+            <w:tcW w:type="dxa" w:w="2197"/>
+          </w:tcPr>
+          <w:p>
+            <w:r>
+              <w:rPr>
+                <w:sz w:val="18"/>
+              </w:rPr>
+            </w:r>
+            <w:r>
+              <w:rPr>
+                <w:sz w:val="18"/>
+              </w:rPr>
+              <w:t>~400 bytes</w:t>
+            </w:r>
+          </w:p>
+        </w:tc>
+        <w:tc>
+          <w:tcPr>
+            <w:tcW w:type="dxa" w:w="2197"/>
+          </w:tcPr>
+          <w:p>
+            <w:r>
+              <w:rPr>
+                <w:sz w:val="18"/>
+              </w:rPr>
+            </w:r>
+            <w:r>
+              <w:rPr>
+                <w:sz w:val="18"/>
+              </w:rPr>
+              <w:t>1-3/week</w:t>
+            </w:r>
+          </w:p>
+        </w:tc>
+      </w:tr>
+      <w:tr>
+        <w:tc>
+          <w:tcPr>
+            <w:tcW w:type="dxa" w:w="2197"/>
+          </w:tcPr>
+          <w:p>
+            <w:r>
+              <w:rPr>
+                <w:sz w:val="18"/>
+              </w:rPr>
+            </w:r>
+            <w:r>
+              <w:rPr>
+                <w:sz w:val="18"/>
+              </w:rPr>
+              <w:t>adaptive_practice_answers</w:t>
+            </w:r>
+          </w:p>
+        </w:tc>
+        <w:tc>
+          <w:tcPr>
+            <w:tcW w:type="dxa" w:w="2197"/>
+          </w:tcPr>
+          <w:p>
+            <w:r>
+              <w:rPr>
+                <w:sz w:val="18"/>
+              </w:rPr>
+            </w:r>
+            <w:r>
+              <w:rPr>
+                <w:sz w:val="18"/>
+              </w:rPr>
+              <w:t>100-2000</w:t>
+            </w:r>
+          </w:p>
+        </w:tc>
+        <w:tc>
+          <w:tcPr>
+            <w:tcW w:type="dxa" w:w="2197"/>
+          </w:tcPr>
+          <w:p>
+            <w:r>
+              <w:rPr>
+                <w:sz w:val="18"/>
+              </w:rPr>
+            </w:r>
+            <w:r>
+              <w:rPr>
+                <w:sz w:val="18"/>
+              </w:rPr>
+              <w:t>~600 bytes</w:t>
+            </w:r>
+          </w:p>
+        </w:tc>
+        <w:tc>
+          <w:tcPr>
+            <w:tcW w:type="dxa" w:w="2197"/>
+          </w:tcPr>
+          <w:p>
+            <w:r>
+              <w:rPr>
+                <w:sz w:val="18"/>
+              </w:rPr>
+            </w:r>
+            <w:r>
+              <w:rPr>
+                <w:sz w:val="18"/>
+              </w:rPr>
+              <w:t>Depends on Infinity Quiz usage</w:t>
+            </w:r>
+          </w:p>
+        </w:tc>
+      </w:tr>
+      <w:tr>
+        <w:tc>
+          <w:tcPr>
+            <w:tcW w:type="dxa" w:w="2197"/>
+          </w:tcPr>
+          <w:p>
+            <w:r>
+              <w:rPr>
+                <w:sz w:val="18"/>
+              </w:rPr>
+            </w:r>
+            <w:r>
+              <w:rPr>
                 <w:sz w:val="18"/>
               </w:rPr>
               <w:t>documents (Supabase)</w:t>
@@ -39827,7 +41803,7 @@
               <w:rPr>
                 <w:sz w:val="18"/>
               </w:rPr>
-              <w:t>100–2000 chunks</w:t>
+              <w:t>100-2000 chunks</w:t>
             </w:r>
           </w:p>
         </w:tc>
@@ -39845,7 +41821,7 @@
               <w:rPr>
                 <w:sz w:val="18"/>
               </w:rPr>
-              <w:t>~4KB (content + 768×4 embedding)</w:t>
+              <w:t>~4KB (content + 768x4 embedding)</w:t>
             </w:r>
           </w:p>
         </w:tc>
